--- a/docs/diagrammes-classes-filesharing.docx
+++ b/docs/diagrammes-classes-filesharing.docx
@@ -1,6 +1,6 @@
 
 <file path=word/document.xml><?xml version="1.0" encoding="utf-8"?>
-<w:document xmlns:wpc="http://schemas.microsoft.com/office/word/2010/wordprocessingCanvas" xmlns:mc="http://schemas.openxmlformats.org/markup-compatibility/2006" xmlns:o="urn:schemas-microsoft-com:office:office" xmlns:r="http://schemas.openxmlformats.org/officeDocument/2006/relationships" xmlns:m="http://schemas.openxmlformats.org/officeDocument/2006/math" xmlns:v="urn:schemas-microsoft-com:vml" xmlns:wp14="http://schemas.microsoft.com/office/word/2010/wordprocessingDrawing" xmlns:wp="http://schemas.openxmlformats.org/drawingml/2006/wordprocessingDrawing" xmlns:w10="urn:schemas-microsoft-com:office:word" xmlns:w="http://schemas.openxmlformats.org/wordprocessingml/2006/main" xmlns:w14="http://schemas.microsoft.com/office/word/2010/wordml" xmlns:w15="http://schemas.microsoft.com/office/word/2012/wordml" xmlns:wpg="http://schemas.microsoft.com/office/word/2010/wordprocessingGroup" xmlns:wpi="http://schemas.microsoft.com/office/word/2010/wordprocessingInk" xmlns:wne="http://schemas.microsoft.com/office/word/2006/wordml" xmlns:wps="http://schemas.microsoft.com/office/word/2010/wordprocessingShape" xmlns:cx="http://schemas.microsoft.com/office/drawing/2014/chartex" xmlns:cx1="http://schemas.microsoft.com/office/drawing/2015/9/8/chartex" xmlns:cx2="http://schemas.microsoft.com/office/drawing/2015/10/21/chartex" xmlns:cx3="http://schemas.microsoft.com/office/drawing/2016/5/9/chartex" xmlns:cx4="http://schemas.microsoft.com/office/drawing/2016/5/10/chartex" xmlns:cx5="http://schemas.microsoft.com/office/drawing/2016/5/11/chartex" xmlns:cx6="http://schemas.microsoft.com/office/drawing/2016/5/12/chartex" xmlns:cx7="http://schemas.microsoft.com/office/drawing/2016/5/13/chartex" xmlns:cx8="http://schemas.microsoft.com/office/drawing/2016/5/14/chartex" xmlns:aink="http://schemas.microsoft.com/office/drawing/2016/ink" xmlns:am3d="http://schemas.microsoft.com/office/drawing/2017/model3d" xmlns:w16cex="http://schemas.microsoft.com/office/word/2018/wordml/cex" xmlns:w16cid="http://schemas.microsoft.com/office/word/2016/wordml/cid" xmlns:w16="http://schemas.microsoft.com/office/word/2018/wordml" xmlns:w16sdtdh="http://schemas.microsoft.com/office/word/2020/wordml/sdtdatahash" xmlns:w16se="http://schemas.microsoft.com/office/word/2015/wordml/symex" mc:Ignorable="w14 w15 wp14">
+<w:document xmlns:wpc="http://schemas.microsoft.com/office/word/2010/wordprocessingCanvas" xmlns:cx="http://schemas.microsoft.com/office/drawing/2014/chartex" xmlns:cx1="http://schemas.microsoft.com/office/drawing/2015/9/8/chartex" xmlns:cx2="http://schemas.microsoft.com/office/drawing/2015/10/21/chartex" xmlns:cx3="http://schemas.microsoft.com/office/drawing/2016/5/9/chartex" xmlns:cx4="http://schemas.microsoft.com/office/drawing/2016/5/10/chartex" xmlns:cx5="http://schemas.microsoft.com/office/drawing/2016/5/11/chartex" xmlns:cx6="http://schemas.microsoft.com/office/drawing/2016/5/12/chartex" xmlns:cx7="http://schemas.microsoft.com/office/drawing/2016/5/13/chartex" xmlns:cx8="http://schemas.microsoft.com/office/drawing/2016/5/14/chartex" xmlns:mc="http://schemas.openxmlformats.org/markup-compatibility/2006" xmlns:aink="http://schemas.microsoft.com/office/drawing/2016/ink" xmlns:am3d="http://schemas.microsoft.com/office/drawing/2017/model3d" xmlns:o="urn:schemas-microsoft-com:office:office" xmlns:oel="http://schemas.microsoft.com/office/2019/extlst" xmlns:r="http://schemas.openxmlformats.org/officeDocument/2006/relationships" xmlns:m="http://schemas.openxmlformats.org/officeDocument/2006/math" xmlns:v="urn:schemas-microsoft-com:vml" xmlns:wp14="http://schemas.microsoft.com/office/word/2010/wordprocessingDrawing" xmlns:wp="http://schemas.openxmlformats.org/drawingml/2006/wordprocessingDrawing" xmlns:w10="urn:schemas-microsoft-com:office:word" xmlns:w="http://schemas.openxmlformats.org/wordprocessingml/2006/main" xmlns:w14="http://schemas.microsoft.com/office/word/2010/wordml" xmlns:w15="http://schemas.microsoft.com/office/word/2012/wordml" xmlns:w16cex="http://schemas.microsoft.com/office/word/2018/wordml/cex" xmlns:w16cid="http://schemas.microsoft.com/office/word/2016/wordml/cid" xmlns:w16="http://schemas.microsoft.com/office/word/2018/wordml" xmlns:w16du="http://schemas.microsoft.com/office/word/2023/wordml/word16du" xmlns:w16sdtdh="http://schemas.microsoft.com/office/word/2020/wordml/sdtdatahash" xmlns:w16sdtfl="http://schemas.microsoft.com/office/word/2024/wordml/sdtformatlock" xmlns:w16se="http://schemas.microsoft.com/office/word/2015/wordml/symex" xmlns:wpg="http://schemas.microsoft.com/office/word/2010/wordprocessingGroup" xmlns:wpi="http://schemas.microsoft.com/office/word/2010/wordprocessingInk" xmlns:wne="http://schemas.microsoft.com/office/word/2006/wordml" xmlns:wps="http://schemas.microsoft.com/office/word/2010/wordprocessingShape" mc:Ignorable="w14 w15 w16se w16cid w16 w16cex w16sdtdh w16sdtfl w16du wp14">
   <w:body>
     <w:p>
       <w:pPr>
@@ -29,14 +29,13 @@
       </w:pPr>
       <w:r>
         <w:rPr>
-          <w:rFonts w:ascii="Arial" w:cs="Arial" w:eastAsia="Arial" w:hAnsi="Arial"/>
           <w:b/>
           <w:bCs/>
           <w:color w:val="1B4F72"/>
           <w:sz w:val="56"/>
           <w:szCs w:val="56"/>
         </w:rPr>
-        <w:t xml:space="preserve">FileShared</w:t>
+        <w:t>FileShared</w:t>
       </w:r>
     </w:p>
     <w:p>
@@ -46,12 +45,11 @@
       </w:pPr>
       <w:r>
         <w:rPr>
-          <w:rFonts w:ascii="Arial" w:cs="Arial" w:eastAsia="Arial" w:hAnsi="Arial"/>
           <w:color w:val="2E86C1"/>
           <w:sz w:val="36"/>
           <w:szCs w:val="36"/>
         </w:rPr>
-        <w:t xml:space="preserve">Diagrammes de Classes UML</w:t>
+        <w:t>Diagrammes de Classes UML</w:t>
       </w:r>
     </w:p>
     <w:p>
@@ -61,14 +59,13 @@
       </w:pPr>
       <w:r>
         <w:rPr>
-          <w:rFonts w:ascii="Arial" w:cs="Arial" w:eastAsia="Arial" w:hAnsi="Arial"/>
           <w:i/>
           <w:iCs/>
           <w:color w:val="2C3E50"/>
           <w:sz w:val="24"/>
           <w:szCs w:val="24"/>
         </w:rPr>
-        <w:t xml:space="preserve">Bounded Context : filesharing</w:t>
+        <w:t>Bounded Context : filesharing</w:t>
       </w:r>
     </w:p>
     <w:p>
@@ -82,12 +79,11 @@
       </w:pPr>
       <w:r>
         <w:rPr>
-          <w:rFonts w:ascii="Arial" w:cs="Arial" w:eastAsia="Arial" w:hAnsi="Arial"/>
           <w:color w:val="7F8C8D"/>
           <w:sz w:val="22"/>
           <w:szCs w:val="22"/>
         </w:rPr>
-        <w:t xml:space="preserve">Architecture Hexagonale - Domaine Pur</w:t>
+        <w:t>Architecture Hexagonale - Domaine Pur</w:t>
       </w:r>
     </w:p>
     <w:p>
@@ -126,12 +122,15 @@
       </w:pPr>
       <w:r>
         <w:rPr>
-          <w:rFonts w:ascii="Arial" w:cs="Arial" w:eastAsia="Arial" w:hAnsi="Arial"/>
           <w:color w:val="999999"/>
-          <w:sz w:val="20"/>
-          <w:szCs w:val="20"/>
         </w:rPr>
-        <w:t xml:space="preserve">Bomunto - Mars 2026</w:t>
+        <w:t>Terence NZIDJOUO</w:t>
+      </w:r>
+      <w:r>
+        <w:rPr>
+          <w:color w:val="999999"/>
+        </w:rPr>
+        <w:t xml:space="preserve"> - Mars 2026</w:t>
       </w:r>
     </w:p>
     <w:p>
@@ -142,18 +141,10 @@
     <w:p>
       <w:pPr>
         <w:pStyle w:val="Heading1"/>
-        <w:spacing w:after="200" w:before="400"/>
-      </w:pPr>
-      <w:r>
-        <w:rPr>
-          <w:rFonts w:ascii="Arial" w:cs="Arial" w:eastAsia="Arial" w:hAnsi="Arial"/>
-          <w:b/>
-          <w:bCs/>
-          <w:color w:val="1B4F72"/>
-          <w:sz w:val="32"/>
-          <w:szCs w:val="32"/>
-        </w:rPr>
-        <w:t xml:space="preserve">1. Entites du Domaine</w:t>
+      </w:pPr>
+      <w:r>
+        <w:lastRenderedPageBreak/>
+        <w:t>1. Entites du Domaine</w:t>
       </w:r>
     </w:p>
     <w:p>
@@ -161,12 +152,7 @@
         <w:spacing w:after="100"/>
       </w:pPr>
       <w:r>
-        <w:rPr>
-          <w:rFonts w:ascii="Arial" w:cs="Arial" w:eastAsia="Arial" w:hAnsi="Arial"/>
-          <w:sz w:val="20"/>
-          <w:szCs w:val="20"/>
-        </w:rPr>
-        <w:t xml:space="preserve">Les entites sont des objets metier avec une identite unique. Elles heritent toutes de EntityAbstract pour les champs d'audit (createdAt, updatedAt).</w:t>
+        <w:t>Les entites sont des objets metier avec une identite unique. Elles heritent toutes de EntityAbstract pour les champs d'audit (createdAt, updatedAt).</w:t>
       </w:r>
     </w:p>
     <w:p>
@@ -177,46 +163,48 @@
     <w:p>
       <w:pPr>
         <w:pStyle w:val="Heading3"/>
-        <w:spacing w:after="100" w:before="200"/>
-      </w:pPr>
-      <w:r>
-        <w:rPr>
-          <w:rFonts w:ascii="Arial" w:cs="Arial" w:eastAsia="Arial" w:hAnsi="Arial"/>
-          <w:b/>
-          <w:bCs/>
-          <w:color w:val="2C3E50"/>
-          <w:sz w:val="22"/>
-          <w:szCs w:val="22"/>
-        </w:rPr>
-        <w:t xml:space="preserve">1.1 EntityAbstract (classe abstraite partagee)</w:t>
+      </w:pPr>
+      <w:r>
+        <w:t>1.1 EntityAbstract (classe abstraite partagee)</w:t>
       </w:r>
     </w:p>
     <w:tbl>
       <w:tblPr>
-        <w:tblW w:type="auto" w:w="100"/>
+        <w:tblW w:w="100" w:type="auto"/>
         <w:tblBorders>
-          <w:top w:val="single" w:color="auto" w:sz="4"/>
-          <w:left w:val="single" w:color="auto" w:sz="4"/>
-          <w:bottom w:val="single" w:color="auto" w:sz="4"/>
-          <w:right w:val="single" w:color="auto" w:sz="4"/>
-          <w:insideH w:val="single" w:color="auto" w:sz="4"/>
-          <w:insideV w:val="single" w:color="auto" w:sz="4"/>
+          <w:top w:val="single" w:sz="4" w:space="0" w:color="auto"/>
+          <w:left w:val="single" w:sz="4" w:space="0" w:color="auto"/>
+          <w:bottom w:val="single" w:sz="4" w:space="0" w:color="auto"/>
+          <w:right w:val="single" w:sz="4" w:space="0" w:color="auto"/>
+          <w:insideH w:val="single" w:sz="4" w:space="0" w:color="auto"/>
+          <w:insideV w:val="single" w:sz="4" w:space="0" w:color="auto"/>
         </w:tblBorders>
+        <w:tblCellMar>
+          <w:left w:w="10" w:type="dxa"/>
+          <w:right w:w="10" w:type="dxa"/>
+        </w:tblCellMar>
+        <w:tblLook w:val="04A0" w:firstRow="1" w:lastRow="0" w:firstColumn="1" w:lastColumn="0" w:noHBand="0" w:noVBand="1"/>
       </w:tblPr>
       <w:tblGrid>
-        <w:gridCol w:w="9360"/>
+        <w:gridCol w:w="9024"/>
       </w:tblGrid>
       <w:tr>
+        <w:tblPrEx>
+          <w:tblCellMar>
+            <w:top w:w="0" w:type="dxa"/>
+            <w:bottom w:w="0" w:type="dxa"/>
+          </w:tblCellMar>
+        </w:tblPrEx>
         <w:tc>
           <w:tcPr>
-            <w:tcW w:type="dxa" w:w="9360"/>
+            <w:tcW w:w="9360" w:type="dxa"/>
             <w:tcBorders>
-              <w:top w:val="single" w:color="BDC3C7" w:sz="1"/>
-              <w:left w:val="single" w:color="BDC3C7" w:sz="1"/>
-              <w:bottom w:val="single" w:color="BDC3C7" w:sz="1"/>
-              <w:right w:val="single" w:color="BDC3C7" w:sz="1"/>
+              <w:top w:val="single" w:sz="1" w:space="0" w:color="BDC3C7"/>
+              <w:left w:val="single" w:sz="1" w:space="0" w:color="BDC3C7"/>
+              <w:bottom w:val="single" w:sz="1" w:space="0" w:color="BDC3C7"/>
+              <w:right w:val="single" w:sz="1" w:space="0" w:color="BDC3C7"/>
             </w:tcBorders>
-            <w:shd w:fill="2C3E50" w:val="clear"/>
+            <w:shd w:val="clear" w:color="auto" w:fill="2C3E50"/>
           </w:tcPr>
           <w:p>
             <w:pPr>
@@ -224,14 +212,14 @@
             </w:pPr>
             <w:r>
               <w:rPr>
-                <w:rFonts w:ascii="Courier New" w:cs="Courier New" w:eastAsia="Courier New" w:hAnsi="Courier New"/>
+                <w:rFonts w:ascii="Courier New" w:eastAsia="Courier New" w:hAnsi="Courier New" w:cs="Courier New"/>
                 <w:i/>
                 <w:iCs/>
                 <w:color w:val="FFFFFF"/>
                 <w:sz w:val="16"/>
                 <w:szCs w:val="16"/>
               </w:rPr>
-              <w:t xml:space="preserve">&lt;&lt;abstract&gt;&gt;</w:t>
+              <w:t>&lt;&lt;abstract&gt;&gt;</w:t>
             </w:r>
           </w:p>
           <w:p>
@@ -240,29 +228,35 @@
             </w:pPr>
             <w:r>
               <w:rPr>
-                <w:rFonts w:ascii="Courier New" w:cs="Courier New" w:eastAsia="Courier New" w:hAnsi="Courier New"/>
+                <w:rFonts w:ascii="Courier New" w:eastAsia="Courier New" w:hAnsi="Courier New" w:cs="Courier New"/>
                 <w:b/>
                 <w:bCs/>
                 <w:color w:val="FFFFFF"/>
                 <w:sz w:val="22"/>
                 <w:szCs w:val="22"/>
               </w:rPr>
-              <w:t xml:space="preserve">EntityAbstract</w:t>
+              <w:t>EntityAbstract</w:t>
             </w:r>
           </w:p>
         </w:tc>
       </w:tr>
       <w:tr>
+        <w:tblPrEx>
+          <w:tblCellMar>
+            <w:top w:w="0" w:type="dxa"/>
+            <w:bottom w:w="0" w:type="dxa"/>
+          </w:tblCellMar>
+        </w:tblPrEx>
         <w:tc>
           <w:tcPr>
-            <w:tcW w:type="dxa" w:w="9360"/>
+            <w:tcW w:w="9360" w:type="dxa"/>
             <w:tcBorders>
-              <w:top w:val="single" w:color="BDC3C7" w:sz="1"/>
-              <w:left w:val="single" w:color="BDC3C7" w:sz="1"/>
-              <w:bottom w:val="single" w:color="BDC3C7" w:sz="1"/>
-              <w:right w:val="single" w:color="BDC3C7" w:sz="1"/>
+              <w:top w:val="single" w:sz="1" w:space="0" w:color="BDC3C7"/>
+              <w:left w:val="single" w:sz="1" w:space="0" w:color="BDC3C7"/>
+              <w:bottom w:val="single" w:sz="1" w:space="0" w:color="BDC3C7"/>
+              <w:right w:val="single" w:sz="1" w:space="0" w:color="BDC3C7"/>
             </w:tcBorders>
-            <w:shd w:fill="FFFFFF" w:val="clear"/>
+            <w:shd w:val="clear" w:color="auto" w:fill="FFFFFF"/>
           </w:tcPr>
           <w:p>
             <w:pPr>
@@ -270,41 +264,47 @@
             </w:pPr>
             <w:r>
               <w:rPr>
-                <w:rFonts w:ascii="Courier New" w:cs="Courier New" w:eastAsia="Courier New" w:hAnsi="Courier New"/>
-                <w:color w:val="2C3E50"/>
-                <w:sz w:val="17"/>
-                <w:szCs w:val="17"/>
-              </w:rPr>
-              <w:t xml:space="preserve">- createdAt : Instant</w:t>
-            </w:r>
-          </w:p>
-          <w:p>
-            <w:pPr>
-              <w:spacing w:after="40"/>
-            </w:pPr>
-            <w:r>
-              <w:rPr>
-                <w:rFonts w:ascii="Courier New" w:cs="Courier New" w:eastAsia="Courier New" w:hAnsi="Courier New"/>
-                <w:color w:val="2C3E50"/>
-                <w:sz w:val="17"/>
-                <w:szCs w:val="17"/>
-              </w:rPr>
-              <w:t xml:space="preserve">- updatedAt : Instant</w:t>
+                <w:rFonts w:ascii="Courier New" w:eastAsia="Courier New" w:hAnsi="Courier New" w:cs="Courier New"/>
+                <w:color w:val="2C3E50"/>
+                <w:sz w:val="17"/>
+                <w:szCs w:val="17"/>
+              </w:rPr>
+              <w:t>- createdAt : Instant</w:t>
+            </w:r>
+          </w:p>
+          <w:p>
+            <w:pPr>
+              <w:spacing w:after="40"/>
+            </w:pPr>
+            <w:r>
+              <w:rPr>
+                <w:rFonts w:ascii="Courier New" w:eastAsia="Courier New" w:hAnsi="Courier New" w:cs="Courier New"/>
+                <w:color w:val="2C3E50"/>
+                <w:sz w:val="17"/>
+                <w:szCs w:val="17"/>
+              </w:rPr>
+              <w:t>- updatedAt : Instant</w:t>
             </w:r>
           </w:p>
         </w:tc>
       </w:tr>
       <w:tr>
+        <w:tblPrEx>
+          <w:tblCellMar>
+            <w:top w:w="0" w:type="dxa"/>
+            <w:bottom w:w="0" w:type="dxa"/>
+          </w:tblCellMar>
+        </w:tblPrEx>
         <w:tc>
           <w:tcPr>
-            <w:tcW w:type="dxa" w:w="9360"/>
+            <w:tcW w:w="9360" w:type="dxa"/>
             <w:tcBorders>
-              <w:top w:val="single" w:color="BDC3C7" w:sz="1"/>
-              <w:left w:val="single" w:color="BDC3C7" w:sz="1"/>
-              <w:bottom w:val="single" w:color="BDC3C7" w:sz="1"/>
-              <w:right w:val="single" w:color="BDC3C7" w:sz="1"/>
+              <w:top w:val="single" w:sz="1" w:space="0" w:color="BDC3C7"/>
+              <w:left w:val="single" w:sz="1" w:space="0" w:color="BDC3C7"/>
+              <w:bottom w:val="single" w:sz="1" w:space="0" w:color="BDC3C7"/>
+              <w:right w:val="single" w:sz="1" w:space="0" w:color="BDC3C7"/>
             </w:tcBorders>
-            <w:shd w:fill="FFFFFF" w:val="clear"/>
+            <w:shd w:val="clear" w:color="auto" w:fill="FFFFFF"/>
           </w:tcPr>
           <w:p>
             <w:pPr>
@@ -312,26 +312,26 @@
             </w:pPr>
             <w:r>
               <w:rPr>
-                <w:rFonts w:ascii="Courier New" w:cs="Courier New" w:eastAsia="Courier New" w:hAnsi="Courier New"/>
-                <w:color w:val="2C3E50"/>
-                <w:sz w:val="17"/>
-                <w:szCs w:val="17"/>
-              </w:rPr>
-              <w:t xml:space="preserve">+ getCreatedAt() : Instant</w:t>
-            </w:r>
-          </w:p>
-          <w:p>
-            <w:pPr>
-              <w:spacing w:after="40"/>
-            </w:pPr>
-            <w:r>
-              <w:rPr>
-                <w:rFonts w:ascii="Courier New" w:cs="Courier New" w:eastAsia="Courier New" w:hAnsi="Courier New"/>
-                <w:color w:val="2C3E50"/>
-                <w:sz w:val="17"/>
-                <w:szCs w:val="17"/>
-              </w:rPr>
-              <w:t xml:space="preserve">+ getUpdatedAt() : Instant</w:t>
+                <w:rFonts w:ascii="Courier New" w:eastAsia="Courier New" w:hAnsi="Courier New" w:cs="Courier New"/>
+                <w:color w:val="2C3E50"/>
+                <w:sz w:val="17"/>
+                <w:szCs w:val="17"/>
+              </w:rPr>
+              <w:t>+ getCreatedAt() : Instant</w:t>
+            </w:r>
+          </w:p>
+          <w:p>
+            <w:pPr>
+              <w:spacing w:after="40"/>
+            </w:pPr>
+            <w:r>
+              <w:rPr>
+                <w:rFonts w:ascii="Courier New" w:eastAsia="Courier New" w:hAnsi="Courier New" w:cs="Courier New"/>
+                <w:color w:val="2C3E50"/>
+                <w:sz w:val="17"/>
+                <w:szCs w:val="17"/>
+              </w:rPr>
+              <w:t>+ getUpdatedAt() : Instant</w:t>
             </w:r>
           </w:p>
         </w:tc>
@@ -345,18 +345,9 @@
     <w:p>
       <w:pPr>
         <w:pStyle w:val="Heading3"/>
-        <w:spacing w:after="100" w:before="200"/>
-      </w:pPr>
-      <w:r>
-        <w:rPr>
-          <w:rFonts w:ascii="Arial" w:cs="Arial" w:eastAsia="Arial" w:hAnsi="Arial"/>
-          <w:b/>
-          <w:bCs/>
-          <w:color w:val="2C3E50"/>
-          <w:sz w:val="22"/>
-          <w:szCs w:val="22"/>
-        </w:rPr>
-        <w:t xml:space="preserve">1.2 Fichier</w:t>
+      </w:pPr>
+      <w:r>
+        <w:t>1.2 Fichier</w:t>
       </w:r>
     </w:p>
     <w:p>
@@ -364,40 +355,46 @@
         <w:spacing w:after="100"/>
       </w:pPr>
       <w:r>
-        <w:rPr>
-          <w:rFonts w:ascii="Arial" w:cs="Arial" w:eastAsia="Arial" w:hAnsi="Arial"/>
-          <w:sz w:val="20"/>
-          <w:szCs w:val="20"/>
-        </w:rPr>
-        <w:t xml:space="preserve">Entite principale du bounded context. Represente un fichier uploade par un utilisateur.</w:t>
+        <w:t>Entite principale du bounded context. Represente un fichier uploade par un utilisateur.</w:t>
       </w:r>
     </w:p>
     <w:tbl>
       <w:tblPr>
-        <w:tblW w:type="auto" w:w="100"/>
+        <w:tblW w:w="100" w:type="auto"/>
         <w:tblBorders>
-          <w:top w:val="single" w:color="auto" w:sz="4"/>
-          <w:left w:val="single" w:color="auto" w:sz="4"/>
-          <w:bottom w:val="single" w:color="auto" w:sz="4"/>
-          <w:right w:val="single" w:color="auto" w:sz="4"/>
-          <w:insideH w:val="single" w:color="auto" w:sz="4"/>
-          <w:insideV w:val="single" w:color="auto" w:sz="4"/>
+          <w:top w:val="single" w:sz="4" w:space="0" w:color="auto"/>
+          <w:left w:val="single" w:sz="4" w:space="0" w:color="auto"/>
+          <w:bottom w:val="single" w:sz="4" w:space="0" w:color="auto"/>
+          <w:right w:val="single" w:sz="4" w:space="0" w:color="auto"/>
+          <w:insideH w:val="single" w:sz="4" w:space="0" w:color="auto"/>
+          <w:insideV w:val="single" w:sz="4" w:space="0" w:color="auto"/>
         </w:tblBorders>
+        <w:tblCellMar>
+          <w:left w:w="10" w:type="dxa"/>
+          <w:right w:w="10" w:type="dxa"/>
+        </w:tblCellMar>
+        <w:tblLook w:val="04A0" w:firstRow="1" w:lastRow="0" w:firstColumn="1" w:lastColumn="0" w:noHBand="0" w:noVBand="1"/>
       </w:tblPr>
       <w:tblGrid>
-        <w:gridCol w:w="9360"/>
+        <w:gridCol w:w="9024"/>
       </w:tblGrid>
       <w:tr>
+        <w:tblPrEx>
+          <w:tblCellMar>
+            <w:top w:w="0" w:type="dxa"/>
+            <w:bottom w:w="0" w:type="dxa"/>
+          </w:tblCellMar>
+        </w:tblPrEx>
         <w:tc>
           <w:tcPr>
-            <w:tcW w:type="dxa" w:w="9360"/>
+            <w:tcW w:w="9360" w:type="dxa"/>
             <w:tcBorders>
-              <w:top w:val="single" w:color="BDC3C7" w:sz="1"/>
-              <w:left w:val="single" w:color="BDC3C7" w:sz="1"/>
-              <w:bottom w:val="single" w:color="BDC3C7" w:sz="1"/>
-              <w:right w:val="single" w:color="BDC3C7" w:sz="1"/>
+              <w:top w:val="single" w:sz="1" w:space="0" w:color="BDC3C7"/>
+              <w:left w:val="single" w:sz="1" w:space="0" w:color="BDC3C7"/>
+              <w:bottom w:val="single" w:sz="1" w:space="0" w:color="BDC3C7"/>
+              <w:right w:val="single" w:sz="1" w:space="0" w:color="BDC3C7"/>
             </w:tcBorders>
-            <w:shd w:fill="1B4F72" w:val="clear"/>
+            <w:shd w:val="clear" w:color="auto" w:fill="1B4F72"/>
           </w:tcPr>
           <w:p>
             <w:pPr>
@@ -405,29 +402,35 @@
             </w:pPr>
             <w:r>
               <w:rPr>
-                <w:rFonts w:ascii="Courier New" w:cs="Courier New" w:eastAsia="Courier New" w:hAnsi="Courier New"/>
+                <w:rFonts w:ascii="Courier New" w:eastAsia="Courier New" w:hAnsi="Courier New" w:cs="Courier New"/>
                 <w:b/>
                 <w:bCs/>
                 <w:color w:val="FFFFFF"/>
                 <w:sz w:val="22"/>
                 <w:szCs w:val="22"/>
               </w:rPr>
-              <w:t xml:space="preserve">Fichier extends EntityAbstract</w:t>
+              <w:t>Fichier extends EntityAbstract</w:t>
             </w:r>
           </w:p>
         </w:tc>
       </w:tr>
       <w:tr>
+        <w:tblPrEx>
+          <w:tblCellMar>
+            <w:top w:w="0" w:type="dxa"/>
+            <w:bottom w:w="0" w:type="dxa"/>
+          </w:tblCellMar>
+        </w:tblPrEx>
         <w:tc>
           <w:tcPr>
-            <w:tcW w:type="dxa" w:w="9360"/>
+            <w:tcW w:w="9360" w:type="dxa"/>
             <w:tcBorders>
-              <w:top w:val="single" w:color="BDC3C7" w:sz="1"/>
-              <w:left w:val="single" w:color="BDC3C7" w:sz="1"/>
-              <w:bottom w:val="single" w:color="BDC3C7" w:sz="1"/>
-              <w:right w:val="single" w:color="BDC3C7" w:sz="1"/>
+              <w:top w:val="single" w:sz="1" w:space="0" w:color="BDC3C7"/>
+              <w:left w:val="single" w:sz="1" w:space="0" w:color="BDC3C7"/>
+              <w:bottom w:val="single" w:sz="1" w:space="0" w:color="BDC3C7"/>
+              <w:right w:val="single" w:sz="1" w:space="0" w:color="BDC3C7"/>
             </w:tcBorders>
-            <w:shd w:fill="FFFFFF" w:val="clear"/>
+            <w:shd w:val="clear" w:color="auto" w:fill="FFFFFF"/>
           </w:tcPr>
           <w:p>
             <w:pPr>
@@ -435,125 +438,131 @@
             </w:pPr>
             <w:r>
               <w:rPr>
-                <w:rFonts w:ascii="Courier New" w:cs="Courier New" w:eastAsia="Courier New" w:hAnsi="Courier New"/>
-                <w:color w:val="2C3E50"/>
-                <w:sz w:val="17"/>
-                <w:szCs w:val="17"/>
-              </w:rPr>
-              <w:t xml:space="preserve">- id : UUID</w:t>
-            </w:r>
-          </w:p>
-          <w:p>
-            <w:pPr>
-              <w:spacing w:after="40"/>
-            </w:pPr>
-            <w:r>
-              <w:rPr>
-                <w:rFonts w:ascii="Courier New" w:cs="Courier New" w:eastAsia="Courier New" w:hAnsi="Courier New"/>
-                <w:color w:val="2C3E50"/>
-                <w:sz w:val="17"/>
-                <w:szCs w:val="17"/>
-              </w:rPr>
-              <w:t xml:space="preserve">- nom : String</w:t>
-            </w:r>
-          </w:p>
-          <w:p>
-            <w:pPr>
-              <w:spacing w:after="40"/>
-            </w:pPr>
-            <w:r>
-              <w:rPr>
-                <w:rFonts w:ascii="Courier New" w:cs="Courier New" w:eastAsia="Courier New" w:hAnsi="Courier New"/>
-                <w:color w:val="2C3E50"/>
-                <w:sz w:val="17"/>
-                <w:szCs w:val="17"/>
-              </w:rPr>
-              <w:t xml:space="preserve">- nomOriginal : String</w:t>
-            </w:r>
-          </w:p>
-          <w:p>
-            <w:pPr>
-              <w:spacing w:after="40"/>
-            </w:pPr>
-            <w:r>
-              <w:rPr>
-                <w:rFonts w:ascii="Courier New" w:cs="Courier New" w:eastAsia="Courier New" w:hAnsi="Courier New"/>
-                <w:color w:val="2C3E50"/>
-                <w:sz w:val="17"/>
-                <w:szCs w:val="17"/>
-              </w:rPr>
-              <w:t xml:space="preserve">- taille : long</w:t>
-            </w:r>
-          </w:p>
-          <w:p>
-            <w:pPr>
-              <w:spacing w:after="40"/>
-            </w:pPr>
-            <w:r>
-              <w:rPr>
-                <w:rFonts w:ascii="Courier New" w:cs="Courier New" w:eastAsia="Courier New" w:hAnsi="Courier New"/>
-                <w:color w:val="2C3E50"/>
-                <w:sz w:val="17"/>
-                <w:szCs w:val="17"/>
-              </w:rPr>
-              <w:t xml:space="preserve">- typeMime : String</w:t>
-            </w:r>
-          </w:p>
-          <w:p>
-            <w:pPr>
-              <w:spacing w:after="40"/>
-            </w:pPr>
-            <w:r>
-              <w:rPr>
-                <w:rFonts w:ascii="Courier New" w:cs="Courier New" w:eastAsia="Courier New" w:hAnsi="Courier New"/>
-                <w:color w:val="2C3E50"/>
-                <w:sz w:val="17"/>
-                <w:szCs w:val="17"/>
-              </w:rPr>
-              <w:t xml:space="preserve">- cheminStockage : String</w:t>
-            </w:r>
-          </w:p>
-          <w:p>
-            <w:pPr>
-              <w:spacing w:after="40"/>
-            </w:pPr>
-            <w:r>
-              <w:rPr>
-                <w:rFonts w:ascii="Courier New" w:cs="Courier New" w:eastAsia="Courier New" w:hAnsi="Courier New"/>
-                <w:color w:val="2C3E50"/>
-                <w:sz w:val="17"/>
-                <w:szCs w:val="17"/>
-              </w:rPr>
-              <w:t xml:space="preserve">- proprietaireId : UUID</w:t>
-            </w:r>
-          </w:p>
-          <w:p>
-            <w:pPr>
-              <w:spacing w:after="40"/>
-            </w:pPr>
-            <w:r>
-              <w:rPr>
-                <w:rFonts w:ascii="Courier New" w:cs="Courier New" w:eastAsia="Courier New" w:hAnsi="Courier New"/>
-                <w:color w:val="2C3E50"/>
-                <w:sz w:val="17"/>
-                <w:szCs w:val="17"/>
-              </w:rPr>
-              <w:t xml:space="preserve">- statut : StatutFichier</w:t>
+                <w:rFonts w:ascii="Courier New" w:eastAsia="Courier New" w:hAnsi="Courier New" w:cs="Courier New"/>
+                <w:color w:val="2C3E50"/>
+                <w:sz w:val="17"/>
+                <w:szCs w:val="17"/>
+              </w:rPr>
+              <w:t>- id : UUID</w:t>
+            </w:r>
+          </w:p>
+          <w:p>
+            <w:pPr>
+              <w:spacing w:after="40"/>
+            </w:pPr>
+            <w:r>
+              <w:rPr>
+                <w:rFonts w:ascii="Courier New" w:eastAsia="Courier New" w:hAnsi="Courier New" w:cs="Courier New"/>
+                <w:color w:val="2C3E50"/>
+                <w:sz w:val="17"/>
+                <w:szCs w:val="17"/>
+              </w:rPr>
+              <w:t>- nom : String</w:t>
+            </w:r>
+          </w:p>
+          <w:p>
+            <w:pPr>
+              <w:spacing w:after="40"/>
+            </w:pPr>
+            <w:r>
+              <w:rPr>
+                <w:rFonts w:ascii="Courier New" w:eastAsia="Courier New" w:hAnsi="Courier New" w:cs="Courier New"/>
+                <w:color w:val="2C3E50"/>
+                <w:sz w:val="17"/>
+                <w:szCs w:val="17"/>
+              </w:rPr>
+              <w:t>- nomOriginal : String</w:t>
+            </w:r>
+          </w:p>
+          <w:p>
+            <w:pPr>
+              <w:spacing w:after="40"/>
+            </w:pPr>
+            <w:r>
+              <w:rPr>
+                <w:rFonts w:ascii="Courier New" w:eastAsia="Courier New" w:hAnsi="Courier New" w:cs="Courier New"/>
+                <w:color w:val="2C3E50"/>
+                <w:sz w:val="17"/>
+                <w:szCs w:val="17"/>
+              </w:rPr>
+              <w:t>- taille : long</w:t>
+            </w:r>
+          </w:p>
+          <w:p>
+            <w:pPr>
+              <w:spacing w:after="40"/>
+            </w:pPr>
+            <w:r>
+              <w:rPr>
+                <w:rFonts w:ascii="Courier New" w:eastAsia="Courier New" w:hAnsi="Courier New" w:cs="Courier New"/>
+                <w:color w:val="2C3E50"/>
+                <w:sz w:val="17"/>
+                <w:szCs w:val="17"/>
+              </w:rPr>
+              <w:t>- typeMime : String</w:t>
+            </w:r>
+          </w:p>
+          <w:p>
+            <w:pPr>
+              <w:spacing w:after="40"/>
+            </w:pPr>
+            <w:r>
+              <w:rPr>
+                <w:rFonts w:ascii="Courier New" w:eastAsia="Courier New" w:hAnsi="Courier New" w:cs="Courier New"/>
+                <w:color w:val="2C3E50"/>
+                <w:sz w:val="17"/>
+                <w:szCs w:val="17"/>
+              </w:rPr>
+              <w:t>- cheminStockage : String</w:t>
+            </w:r>
+          </w:p>
+          <w:p>
+            <w:pPr>
+              <w:spacing w:after="40"/>
+            </w:pPr>
+            <w:r>
+              <w:rPr>
+                <w:rFonts w:ascii="Courier New" w:eastAsia="Courier New" w:hAnsi="Courier New" w:cs="Courier New"/>
+                <w:color w:val="2C3E50"/>
+                <w:sz w:val="17"/>
+                <w:szCs w:val="17"/>
+              </w:rPr>
+              <w:t>- proprietaireId : UUID</w:t>
+            </w:r>
+          </w:p>
+          <w:p>
+            <w:pPr>
+              <w:spacing w:after="40"/>
+            </w:pPr>
+            <w:r>
+              <w:rPr>
+                <w:rFonts w:ascii="Courier New" w:eastAsia="Courier New" w:hAnsi="Courier New" w:cs="Courier New"/>
+                <w:color w:val="2C3E50"/>
+                <w:sz w:val="17"/>
+                <w:szCs w:val="17"/>
+              </w:rPr>
+              <w:t>- statut : StatutFichier</w:t>
             </w:r>
           </w:p>
         </w:tc>
       </w:tr>
       <w:tr>
+        <w:tblPrEx>
+          <w:tblCellMar>
+            <w:top w:w="0" w:type="dxa"/>
+            <w:bottom w:w="0" w:type="dxa"/>
+          </w:tblCellMar>
+        </w:tblPrEx>
         <w:tc>
           <w:tcPr>
-            <w:tcW w:type="dxa" w:w="9360"/>
+            <w:tcW w:w="9360" w:type="dxa"/>
             <w:tcBorders>
-              <w:top w:val="single" w:color="BDC3C7" w:sz="1"/>
-              <w:left w:val="single" w:color="BDC3C7" w:sz="1"/>
-              <w:bottom w:val="single" w:color="BDC3C7" w:sz="1"/>
-              <w:right w:val="single" w:color="BDC3C7" w:sz="1"/>
+              <w:top w:val="single" w:sz="1" w:space="0" w:color="BDC3C7"/>
+              <w:left w:val="single" w:sz="1" w:space="0" w:color="BDC3C7"/>
+              <w:bottom w:val="single" w:sz="1" w:space="0" w:color="BDC3C7"/>
+              <w:right w:val="single" w:sz="1" w:space="0" w:color="BDC3C7"/>
             </w:tcBorders>
-            <w:shd w:fill="FFFFFF" w:val="clear"/>
+            <w:shd w:val="clear" w:color="auto" w:fill="FFFFFF"/>
           </w:tcPr>
           <w:p>
             <w:pPr>
@@ -561,26 +570,26 @@
             </w:pPr>
             <w:r>
               <w:rPr>
-                <w:rFonts w:ascii="Courier New" w:cs="Courier New" w:eastAsia="Courier New" w:hAnsi="Courier New"/>
-                <w:color w:val="2C3E50"/>
-                <w:sz w:val="17"/>
-                <w:szCs w:val="17"/>
-              </w:rPr>
-              <w:t xml:space="preserve">+ estActif() : boolean</w:t>
-            </w:r>
-          </w:p>
-          <w:p>
-            <w:pPr>
-              <w:spacing w:after="40"/>
-            </w:pPr>
-            <w:r>
-              <w:rPr>
-                <w:rFonts w:ascii="Courier New" w:cs="Courier New" w:eastAsia="Courier New" w:hAnsi="Courier New"/>
-                <w:color w:val="2C3E50"/>
-                <w:sz w:val="17"/>
-                <w:szCs w:val="17"/>
-              </w:rPr>
-              <w:t xml:space="preserve">+ estSupprime() : boolean</w:t>
+                <w:rFonts w:ascii="Courier New" w:eastAsia="Courier New" w:hAnsi="Courier New" w:cs="Courier New"/>
+                <w:color w:val="2C3E50"/>
+                <w:sz w:val="17"/>
+                <w:szCs w:val="17"/>
+              </w:rPr>
+              <w:t>+ estActif() : boolean</w:t>
+            </w:r>
+          </w:p>
+          <w:p>
+            <w:pPr>
+              <w:spacing w:after="40"/>
+            </w:pPr>
+            <w:r>
+              <w:rPr>
+                <w:rFonts w:ascii="Courier New" w:eastAsia="Courier New" w:hAnsi="Courier New" w:cs="Courier New"/>
+                <w:color w:val="2C3E50"/>
+                <w:sz w:val="17"/>
+                <w:szCs w:val="17"/>
+              </w:rPr>
+              <w:t>+ estSupprime() : boolean</w:t>
             </w:r>
           </w:p>
         </w:tc>
@@ -594,18 +603,9 @@
     <w:p>
       <w:pPr>
         <w:pStyle w:val="Heading3"/>
-        <w:spacing w:after="100" w:before="200"/>
-      </w:pPr>
-      <w:r>
-        <w:rPr>
-          <w:rFonts w:ascii="Arial" w:cs="Arial" w:eastAsia="Arial" w:hAnsi="Arial"/>
-          <w:b/>
-          <w:bCs/>
-          <w:color w:val="2C3E50"/>
-          <w:sz w:val="22"/>
-          <w:szCs w:val="22"/>
-        </w:rPr>
-        <w:t xml:space="preserve">1.3 LienPartage</w:t>
+      </w:pPr>
+      <w:r>
+        <w:t>1.3 LienPartage</w:t>
       </w:r>
     </w:p>
     <w:p>
@@ -613,40 +613,46 @@
         <w:spacing w:after="100"/>
       </w:pPr>
       <w:r>
-        <w:rPr>
-          <w:rFonts w:ascii="Arial" w:cs="Arial" w:eastAsia="Arial" w:hAnsi="Arial"/>
-          <w:sz w:val="20"/>
-          <w:szCs w:val="20"/>
-        </w:rPr>
-        <w:t xml:space="preserve">Represente un lien public de partage avec un token unique, une permission et une date d'expiration optionnelle.</w:t>
+        <w:t>Represente un lien public de partage avec un token unique, une permission et une date d'expiration optionnelle.</w:t>
       </w:r>
     </w:p>
     <w:tbl>
       <w:tblPr>
-        <w:tblW w:type="auto" w:w="100"/>
+        <w:tblW w:w="100" w:type="auto"/>
         <w:tblBorders>
-          <w:top w:val="single" w:color="auto" w:sz="4"/>
-          <w:left w:val="single" w:color="auto" w:sz="4"/>
-          <w:bottom w:val="single" w:color="auto" w:sz="4"/>
-          <w:right w:val="single" w:color="auto" w:sz="4"/>
-          <w:insideH w:val="single" w:color="auto" w:sz="4"/>
-          <w:insideV w:val="single" w:color="auto" w:sz="4"/>
+          <w:top w:val="single" w:sz="4" w:space="0" w:color="auto"/>
+          <w:left w:val="single" w:sz="4" w:space="0" w:color="auto"/>
+          <w:bottom w:val="single" w:sz="4" w:space="0" w:color="auto"/>
+          <w:right w:val="single" w:sz="4" w:space="0" w:color="auto"/>
+          <w:insideH w:val="single" w:sz="4" w:space="0" w:color="auto"/>
+          <w:insideV w:val="single" w:sz="4" w:space="0" w:color="auto"/>
         </w:tblBorders>
+        <w:tblCellMar>
+          <w:left w:w="10" w:type="dxa"/>
+          <w:right w:w="10" w:type="dxa"/>
+        </w:tblCellMar>
+        <w:tblLook w:val="04A0" w:firstRow="1" w:lastRow="0" w:firstColumn="1" w:lastColumn="0" w:noHBand="0" w:noVBand="1"/>
       </w:tblPr>
       <w:tblGrid>
-        <w:gridCol w:w="9360"/>
+        <w:gridCol w:w="9024"/>
       </w:tblGrid>
       <w:tr>
+        <w:tblPrEx>
+          <w:tblCellMar>
+            <w:top w:w="0" w:type="dxa"/>
+            <w:bottom w:w="0" w:type="dxa"/>
+          </w:tblCellMar>
+        </w:tblPrEx>
         <w:tc>
           <w:tcPr>
-            <w:tcW w:type="dxa" w:w="9360"/>
+            <w:tcW w:w="9360" w:type="dxa"/>
             <w:tcBorders>
-              <w:top w:val="single" w:color="BDC3C7" w:sz="1"/>
-              <w:left w:val="single" w:color="BDC3C7" w:sz="1"/>
-              <w:bottom w:val="single" w:color="BDC3C7" w:sz="1"/>
-              <w:right w:val="single" w:color="BDC3C7" w:sz="1"/>
+              <w:top w:val="single" w:sz="1" w:space="0" w:color="BDC3C7"/>
+              <w:left w:val="single" w:sz="1" w:space="0" w:color="BDC3C7"/>
+              <w:bottom w:val="single" w:sz="1" w:space="0" w:color="BDC3C7"/>
+              <w:right w:val="single" w:sz="1" w:space="0" w:color="BDC3C7"/>
             </w:tcBorders>
-            <w:shd w:fill="1B4F72" w:val="clear"/>
+            <w:shd w:val="clear" w:color="auto" w:fill="1B4F72"/>
           </w:tcPr>
           <w:p>
             <w:pPr>
@@ -654,29 +660,35 @@
             </w:pPr>
             <w:r>
               <w:rPr>
-                <w:rFonts w:ascii="Courier New" w:cs="Courier New" w:eastAsia="Courier New" w:hAnsi="Courier New"/>
+                <w:rFonts w:ascii="Courier New" w:eastAsia="Courier New" w:hAnsi="Courier New" w:cs="Courier New"/>
                 <w:b/>
                 <w:bCs/>
                 <w:color w:val="FFFFFF"/>
                 <w:sz w:val="22"/>
                 <w:szCs w:val="22"/>
               </w:rPr>
-              <w:t xml:space="preserve">LienPartage extends EntityAbstract</w:t>
+              <w:t>LienPartage extends EntityAbstract</w:t>
             </w:r>
           </w:p>
         </w:tc>
       </w:tr>
       <w:tr>
+        <w:tblPrEx>
+          <w:tblCellMar>
+            <w:top w:w="0" w:type="dxa"/>
+            <w:bottom w:w="0" w:type="dxa"/>
+          </w:tblCellMar>
+        </w:tblPrEx>
         <w:tc>
           <w:tcPr>
-            <w:tcW w:type="dxa" w:w="9360"/>
+            <w:tcW w:w="9360" w:type="dxa"/>
             <w:tcBorders>
-              <w:top w:val="single" w:color="BDC3C7" w:sz="1"/>
-              <w:left w:val="single" w:color="BDC3C7" w:sz="1"/>
-              <w:bottom w:val="single" w:color="BDC3C7" w:sz="1"/>
-              <w:right w:val="single" w:color="BDC3C7" w:sz="1"/>
+              <w:top w:val="single" w:sz="1" w:space="0" w:color="BDC3C7"/>
+              <w:left w:val="single" w:sz="1" w:space="0" w:color="BDC3C7"/>
+              <w:bottom w:val="single" w:sz="1" w:space="0" w:color="BDC3C7"/>
+              <w:right w:val="single" w:sz="1" w:space="0" w:color="BDC3C7"/>
             </w:tcBorders>
-            <w:shd w:fill="FFFFFF" w:val="clear"/>
+            <w:shd w:val="clear" w:color="auto" w:fill="FFFFFF"/>
           </w:tcPr>
           <w:p>
             <w:pPr>
@@ -684,111 +696,117 @@
             </w:pPr>
             <w:r>
               <w:rPr>
-                <w:rFonts w:ascii="Courier New" w:cs="Courier New" w:eastAsia="Courier New" w:hAnsi="Courier New"/>
-                <w:color w:val="2C3E50"/>
-                <w:sz w:val="17"/>
-                <w:szCs w:val="17"/>
-              </w:rPr>
-              <w:t xml:space="preserve">- id : UUID</w:t>
-            </w:r>
-          </w:p>
-          <w:p>
-            <w:pPr>
-              <w:spacing w:after="40"/>
-            </w:pPr>
-            <w:r>
-              <w:rPr>
-                <w:rFonts w:ascii="Courier New" w:cs="Courier New" w:eastAsia="Courier New" w:hAnsi="Courier New"/>
-                <w:color w:val="2C3E50"/>
-                <w:sz w:val="17"/>
-                <w:szCs w:val="17"/>
-              </w:rPr>
-              <w:t xml:space="preserve">- fichierId : UUID</w:t>
-            </w:r>
-          </w:p>
-          <w:p>
-            <w:pPr>
-              <w:spacing w:after="40"/>
-            </w:pPr>
-            <w:r>
-              <w:rPr>
-                <w:rFonts w:ascii="Courier New" w:cs="Courier New" w:eastAsia="Courier New" w:hAnsi="Courier New"/>
-                <w:color w:val="2C3E50"/>
-                <w:sz w:val="17"/>
-                <w:szCs w:val="17"/>
-              </w:rPr>
-              <w:t xml:space="preserve">- token : String</w:t>
-            </w:r>
-          </w:p>
-          <w:p>
-            <w:pPr>
-              <w:spacing w:after="40"/>
-            </w:pPr>
-            <w:r>
-              <w:rPr>
-                <w:rFonts w:ascii="Courier New" w:cs="Courier New" w:eastAsia="Courier New" w:hAnsi="Courier New"/>
-                <w:color w:val="2C3E50"/>
-                <w:sz w:val="17"/>
-                <w:szCs w:val="17"/>
-              </w:rPr>
-              <w:t xml:space="preserve">- permission : Permission</w:t>
-            </w:r>
-          </w:p>
-          <w:p>
-            <w:pPr>
-              <w:spacing w:after="40"/>
-            </w:pPr>
-            <w:r>
-              <w:rPr>
-                <w:rFonts w:ascii="Courier New" w:cs="Courier New" w:eastAsia="Courier New" w:hAnsi="Courier New"/>
-                <w:color w:val="2C3E50"/>
-                <w:sz w:val="17"/>
-                <w:szCs w:val="17"/>
-              </w:rPr>
-              <w:t xml:space="preserve">- expiration : Instant</w:t>
-            </w:r>
-          </w:p>
-          <w:p>
-            <w:pPr>
-              <w:spacing w:after="40"/>
-            </w:pPr>
-            <w:r>
-              <w:rPr>
-                <w:rFonts w:ascii="Courier New" w:cs="Courier New" w:eastAsia="Courier New" w:hAnsi="Courier New"/>
-                <w:color w:val="2C3E50"/>
-                <w:sz w:val="17"/>
-                <w:szCs w:val="17"/>
-              </w:rPr>
-              <w:t xml:space="preserve">- actif : boolean</w:t>
-            </w:r>
-          </w:p>
-          <w:p>
-            <w:pPr>
-              <w:spacing w:after="40"/>
-            </w:pPr>
-            <w:r>
-              <w:rPr>
-                <w:rFonts w:ascii="Courier New" w:cs="Courier New" w:eastAsia="Courier New" w:hAnsi="Courier New"/>
-                <w:color w:val="2C3E50"/>
-                <w:sz w:val="17"/>
-                <w:szCs w:val="17"/>
-              </w:rPr>
-              <w:t xml:space="preserve">- createurId : UUID</w:t>
+                <w:rFonts w:ascii="Courier New" w:eastAsia="Courier New" w:hAnsi="Courier New" w:cs="Courier New"/>
+                <w:color w:val="2C3E50"/>
+                <w:sz w:val="17"/>
+                <w:szCs w:val="17"/>
+              </w:rPr>
+              <w:t>- id : UUID</w:t>
+            </w:r>
+          </w:p>
+          <w:p>
+            <w:pPr>
+              <w:spacing w:after="40"/>
+            </w:pPr>
+            <w:r>
+              <w:rPr>
+                <w:rFonts w:ascii="Courier New" w:eastAsia="Courier New" w:hAnsi="Courier New" w:cs="Courier New"/>
+                <w:color w:val="2C3E50"/>
+                <w:sz w:val="17"/>
+                <w:szCs w:val="17"/>
+              </w:rPr>
+              <w:t>- fichierId : UUID</w:t>
+            </w:r>
+          </w:p>
+          <w:p>
+            <w:pPr>
+              <w:spacing w:after="40"/>
+            </w:pPr>
+            <w:r>
+              <w:rPr>
+                <w:rFonts w:ascii="Courier New" w:eastAsia="Courier New" w:hAnsi="Courier New" w:cs="Courier New"/>
+                <w:color w:val="2C3E50"/>
+                <w:sz w:val="17"/>
+                <w:szCs w:val="17"/>
+              </w:rPr>
+              <w:t>- token : String</w:t>
+            </w:r>
+          </w:p>
+          <w:p>
+            <w:pPr>
+              <w:spacing w:after="40"/>
+            </w:pPr>
+            <w:r>
+              <w:rPr>
+                <w:rFonts w:ascii="Courier New" w:eastAsia="Courier New" w:hAnsi="Courier New" w:cs="Courier New"/>
+                <w:color w:val="2C3E50"/>
+                <w:sz w:val="17"/>
+                <w:szCs w:val="17"/>
+              </w:rPr>
+              <w:t>- permission : Permission</w:t>
+            </w:r>
+          </w:p>
+          <w:p>
+            <w:pPr>
+              <w:spacing w:after="40"/>
+            </w:pPr>
+            <w:r>
+              <w:rPr>
+                <w:rFonts w:ascii="Courier New" w:eastAsia="Courier New" w:hAnsi="Courier New" w:cs="Courier New"/>
+                <w:color w:val="2C3E50"/>
+                <w:sz w:val="17"/>
+                <w:szCs w:val="17"/>
+              </w:rPr>
+              <w:t>- expiration : Instant</w:t>
+            </w:r>
+          </w:p>
+          <w:p>
+            <w:pPr>
+              <w:spacing w:after="40"/>
+            </w:pPr>
+            <w:r>
+              <w:rPr>
+                <w:rFonts w:ascii="Courier New" w:eastAsia="Courier New" w:hAnsi="Courier New" w:cs="Courier New"/>
+                <w:color w:val="2C3E50"/>
+                <w:sz w:val="17"/>
+                <w:szCs w:val="17"/>
+              </w:rPr>
+              <w:t>- actif : boolean</w:t>
+            </w:r>
+          </w:p>
+          <w:p>
+            <w:pPr>
+              <w:spacing w:after="40"/>
+            </w:pPr>
+            <w:r>
+              <w:rPr>
+                <w:rFonts w:ascii="Courier New" w:eastAsia="Courier New" w:hAnsi="Courier New" w:cs="Courier New"/>
+                <w:color w:val="2C3E50"/>
+                <w:sz w:val="17"/>
+                <w:szCs w:val="17"/>
+              </w:rPr>
+              <w:t>- createurId : UUID</w:t>
             </w:r>
           </w:p>
         </w:tc>
       </w:tr>
       <w:tr>
+        <w:tblPrEx>
+          <w:tblCellMar>
+            <w:top w:w="0" w:type="dxa"/>
+            <w:bottom w:w="0" w:type="dxa"/>
+          </w:tblCellMar>
+        </w:tblPrEx>
         <w:tc>
           <w:tcPr>
-            <w:tcW w:type="dxa" w:w="9360"/>
+            <w:tcW w:w="9360" w:type="dxa"/>
             <w:tcBorders>
-              <w:top w:val="single" w:color="BDC3C7" w:sz="1"/>
-              <w:left w:val="single" w:color="BDC3C7" w:sz="1"/>
-              <w:bottom w:val="single" w:color="BDC3C7" w:sz="1"/>
-              <w:right w:val="single" w:color="BDC3C7" w:sz="1"/>
+              <w:top w:val="single" w:sz="1" w:space="0" w:color="BDC3C7"/>
+              <w:left w:val="single" w:sz="1" w:space="0" w:color="BDC3C7"/>
+              <w:bottom w:val="single" w:sz="1" w:space="0" w:color="BDC3C7"/>
+              <w:right w:val="single" w:sz="1" w:space="0" w:color="BDC3C7"/>
             </w:tcBorders>
-            <w:shd w:fill="FFFFFF" w:val="clear"/>
+            <w:shd w:val="clear" w:color="auto" w:fill="FFFFFF"/>
           </w:tcPr>
           <w:p>
             <w:pPr>
@@ -796,40 +814,40 @@
             </w:pPr>
             <w:r>
               <w:rPr>
-                <w:rFonts w:ascii="Courier New" w:cs="Courier New" w:eastAsia="Courier New" w:hAnsi="Courier New"/>
-                <w:color w:val="2C3E50"/>
-                <w:sz w:val="17"/>
-                <w:szCs w:val="17"/>
-              </w:rPr>
-              <w:t xml:space="preserve">+ estExpire() : boolean</w:t>
-            </w:r>
-          </w:p>
-          <w:p>
-            <w:pPr>
-              <w:spacing w:after="40"/>
-            </w:pPr>
-            <w:r>
-              <w:rPr>
-                <w:rFonts w:ascii="Courier New" w:cs="Courier New" w:eastAsia="Courier New" w:hAnsi="Courier New"/>
-                <w:color w:val="2C3E50"/>
-                <w:sz w:val="17"/>
-                <w:szCs w:val="17"/>
-              </w:rPr>
-              <w:t xml:space="preserve">+ estValide() : boolean</w:t>
-            </w:r>
-          </w:p>
-          <w:p>
-            <w:pPr>
-              <w:spacing w:after="40"/>
-            </w:pPr>
-            <w:r>
-              <w:rPr>
-                <w:rFonts w:ascii="Courier New" w:cs="Courier New" w:eastAsia="Courier New" w:hAnsi="Courier New"/>
-                <w:color w:val="2C3E50"/>
-                <w:sz w:val="17"/>
-                <w:szCs w:val="17"/>
-              </w:rPr>
-              <w:t xml:space="preserve">+ desactiver() : void</w:t>
+                <w:rFonts w:ascii="Courier New" w:eastAsia="Courier New" w:hAnsi="Courier New" w:cs="Courier New"/>
+                <w:color w:val="2C3E50"/>
+                <w:sz w:val="17"/>
+                <w:szCs w:val="17"/>
+              </w:rPr>
+              <w:t>+ estExpire() : boolean</w:t>
+            </w:r>
+          </w:p>
+          <w:p>
+            <w:pPr>
+              <w:spacing w:after="40"/>
+            </w:pPr>
+            <w:r>
+              <w:rPr>
+                <w:rFonts w:ascii="Courier New" w:eastAsia="Courier New" w:hAnsi="Courier New" w:cs="Courier New"/>
+                <w:color w:val="2C3E50"/>
+                <w:sz w:val="17"/>
+                <w:szCs w:val="17"/>
+              </w:rPr>
+              <w:t>+ estValide() : boolean</w:t>
+            </w:r>
+          </w:p>
+          <w:p>
+            <w:pPr>
+              <w:spacing w:after="40"/>
+            </w:pPr>
+            <w:r>
+              <w:rPr>
+                <w:rFonts w:ascii="Courier New" w:eastAsia="Courier New" w:hAnsi="Courier New" w:cs="Courier New"/>
+                <w:color w:val="2C3E50"/>
+                <w:sz w:val="17"/>
+                <w:szCs w:val="17"/>
+              </w:rPr>
+              <w:t>+ desactiver() : void</w:t>
             </w:r>
           </w:p>
         </w:tc>
@@ -843,18 +861,9 @@
     <w:p>
       <w:pPr>
         <w:pStyle w:val="Heading3"/>
-        <w:spacing w:after="100" w:before="200"/>
-      </w:pPr>
-      <w:r>
-        <w:rPr>
-          <w:rFonts w:ascii="Arial" w:cs="Arial" w:eastAsia="Arial" w:hAnsi="Arial"/>
-          <w:b/>
-          <w:bCs/>
-          <w:color w:val="2C3E50"/>
-          <w:sz w:val="22"/>
-          <w:szCs w:val="22"/>
-        </w:rPr>
-        <w:t xml:space="preserve">1.4 PartageUtilisateur</w:t>
+      </w:pPr>
+      <w:r>
+        <w:t>1.4 PartageUtilisateur</w:t>
       </w:r>
     </w:p>
     <w:p>
@@ -862,40 +871,46 @@
         <w:spacing w:after="100"/>
       </w:pPr>
       <w:r>
-        <w:rPr>
-          <w:rFonts w:ascii="Arial" w:cs="Arial" w:eastAsia="Arial" w:hAnsi="Arial"/>
-          <w:sz w:val="20"/>
-          <w:szCs w:val="20"/>
-        </w:rPr>
-        <w:t xml:space="preserve">Partage d'un fichier avec un utilisateur specifique (partage prive).</w:t>
+        <w:t>Partage d'un fichier avec un utilisateur specifique (partage prive).</w:t>
       </w:r>
     </w:p>
     <w:tbl>
       <w:tblPr>
-        <w:tblW w:type="auto" w:w="100"/>
+        <w:tblW w:w="100" w:type="auto"/>
         <w:tblBorders>
-          <w:top w:val="single" w:color="auto" w:sz="4"/>
-          <w:left w:val="single" w:color="auto" w:sz="4"/>
-          <w:bottom w:val="single" w:color="auto" w:sz="4"/>
-          <w:right w:val="single" w:color="auto" w:sz="4"/>
-          <w:insideH w:val="single" w:color="auto" w:sz="4"/>
-          <w:insideV w:val="single" w:color="auto" w:sz="4"/>
+          <w:top w:val="single" w:sz="4" w:space="0" w:color="auto"/>
+          <w:left w:val="single" w:sz="4" w:space="0" w:color="auto"/>
+          <w:bottom w:val="single" w:sz="4" w:space="0" w:color="auto"/>
+          <w:right w:val="single" w:sz="4" w:space="0" w:color="auto"/>
+          <w:insideH w:val="single" w:sz="4" w:space="0" w:color="auto"/>
+          <w:insideV w:val="single" w:sz="4" w:space="0" w:color="auto"/>
         </w:tblBorders>
+        <w:tblCellMar>
+          <w:left w:w="10" w:type="dxa"/>
+          <w:right w:w="10" w:type="dxa"/>
+        </w:tblCellMar>
+        <w:tblLook w:val="04A0" w:firstRow="1" w:lastRow="0" w:firstColumn="1" w:lastColumn="0" w:noHBand="0" w:noVBand="1"/>
       </w:tblPr>
       <w:tblGrid>
-        <w:gridCol w:w="9360"/>
+        <w:gridCol w:w="9024"/>
       </w:tblGrid>
       <w:tr>
+        <w:tblPrEx>
+          <w:tblCellMar>
+            <w:top w:w="0" w:type="dxa"/>
+            <w:bottom w:w="0" w:type="dxa"/>
+          </w:tblCellMar>
+        </w:tblPrEx>
         <w:tc>
           <w:tcPr>
-            <w:tcW w:type="dxa" w:w="9360"/>
+            <w:tcW w:w="9360" w:type="dxa"/>
             <w:tcBorders>
-              <w:top w:val="single" w:color="BDC3C7" w:sz="1"/>
-              <w:left w:val="single" w:color="BDC3C7" w:sz="1"/>
-              <w:bottom w:val="single" w:color="BDC3C7" w:sz="1"/>
-              <w:right w:val="single" w:color="BDC3C7" w:sz="1"/>
+              <w:top w:val="single" w:sz="1" w:space="0" w:color="BDC3C7"/>
+              <w:left w:val="single" w:sz="1" w:space="0" w:color="BDC3C7"/>
+              <w:bottom w:val="single" w:sz="1" w:space="0" w:color="BDC3C7"/>
+              <w:right w:val="single" w:sz="1" w:space="0" w:color="BDC3C7"/>
             </w:tcBorders>
-            <w:shd w:fill="1B4F72" w:val="clear"/>
+            <w:shd w:val="clear" w:color="auto" w:fill="1B4F72"/>
           </w:tcPr>
           <w:p>
             <w:pPr>
@@ -903,29 +918,35 @@
             </w:pPr>
             <w:r>
               <w:rPr>
-                <w:rFonts w:ascii="Courier New" w:cs="Courier New" w:eastAsia="Courier New" w:hAnsi="Courier New"/>
+                <w:rFonts w:ascii="Courier New" w:eastAsia="Courier New" w:hAnsi="Courier New" w:cs="Courier New"/>
                 <w:b/>
                 <w:bCs/>
                 <w:color w:val="FFFFFF"/>
                 <w:sz w:val="22"/>
                 <w:szCs w:val="22"/>
               </w:rPr>
-              <w:t xml:space="preserve">PartageUtilisateur extends EntityAbstract</w:t>
+              <w:t>PartageUtilisateur extends EntityAbstract</w:t>
             </w:r>
           </w:p>
         </w:tc>
       </w:tr>
       <w:tr>
+        <w:tblPrEx>
+          <w:tblCellMar>
+            <w:top w:w="0" w:type="dxa"/>
+            <w:bottom w:w="0" w:type="dxa"/>
+          </w:tblCellMar>
+        </w:tblPrEx>
         <w:tc>
           <w:tcPr>
-            <w:tcW w:type="dxa" w:w="9360"/>
+            <w:tcW w:w="9360" w:type="dxa"/>
             <w:tcBorders>
-              <w:top w:val="single" w:color="BDC3C7" w:sz="1"/>
-              <w:left w:val="single" w:color="BDC3C7" w:sz="1"/>
-              <w:bottom w:val="single" w:color="BDC3C7" w:sz="1"/>
-              <w:right w:val="single" w:color="BDC3C7" w:sz="1"/>
+              <w:top w:val="single" w:sz="1" w:space="0" w:color="BDC3C7"/>
+              <w:left w:val="single" w:sz="1" w:space="0" w:color="BDC3C7"/>
+              <w:bottom w:val="single" w:sz="1" w:space="0" w:color="BDC3C7"/>
+              <w:right w:val="single" w:sz="1" w:space="0" w:color="BDC3C7"/>
             </w:tcBorders>
-            <w:shd w:fill="FFFFFF" w:val="clear"/>
+            <w:shd w:val="clear" w:color="auto" w:fill="FFFFFF"/>
           </w:tcPr>
           <w:p>
             <w:pPr>
@@ -933,54 +954,54 @@
             </w:pPr>
             <w:r>
               <w:rPr>
-                <w:rFonts w:ascii="Courier New" w:cs="Courier New" w:eastAsia="Courier New" w:hAnsi="Courier New"/>
-                <w:color w:val="2C3E50"/>
-                <w:sz w:val="17"/>
-                <w:szCs w:val="17"/>
-              </w:rPr>
-              <w:t xml:space="preserve">- id : UUID</w:t>
-            </w:r>
-          </w:p>
-          <w:p>
-            <w:pPr>
-              <w:spacing w:after="40"/>
-            </w:pPr>
-            <w:r>
-              <w:rPr>
-                <w:rFonts w:ascii="Courier New" w:cs="Courier New" w:eastAsia="Courier New" w:hAnsi="Courier New"/>
-                <w:color w:val="2C3E50"/>
-                <w:sz w:val="17"/>
-                <w:szCs w:val="17"/>
-              </w:rPr>
-              <w:t xml:space="preserve">- fichierId : UUID</w:t>
-            </w:r>
-          </w:p>
-          <w:p>
-            <w:pPr>
-              <w:spacing w:after="40"/>
-            </w:pPr>
-            <w:r>
-              <w:rPr>
-                <w:rFonts w:ascii="Courier New" w:cs="Courier New" w:eastAsia="Courier New" w:hAnsi="Courier New"/>
-                <w:color w:val="2C3E50"/>
-                <w:sz w:val="17"/>
-                <w:szCs w:val="17"/>
-              </w:rPr>
-              <w:t xml:space="preserve">- destinataireId : UUID</w:t>
-            </w:r>
-          </w:p>
-          <w:p>
-            <w:pPr>
-              <w:spacing w:after="40"/>
-            </w:pPr>
-            <w:r>
-              <w:rPr>
-                <w:rFonts w:ascii="Courier New" w:cs="Courier New" w:eastAsia="Courier New" w:hAnsi="Courier New"/>
-                <w:color w:val="2C3E50"/>
-                <w:sz w:val="17"/>
-                <w:szCs w:val="17"/>
-              </w:rPr>
-              <w:t xml:space="preserve">- permission : Permission</w:t>
+                <w:rFonts w:ascii="Courier New" w:eastAsia="Courier New" w:hAnsi="Courier New" w:cs="Courier New"/>
+                <w:color w:val="2C3E50"/>
+                <w:sz w:val="17"/>
+                <w:szCs w:val="17"/>
+              </w:rPr>
+              <w:t>- id : UUID</w:t>
+            </w:r>
+          </w:p>
+          <w:p>
+            <w:pPr>
+              <w:spacing w:after="40"/>
+            </w:pPr>
+            <w:r>
+              <w:rPr>
+                <w:rFonts w:ascii="Courier New" w:eastAsia="Courier New" w:hAnsi="Courier New" w:cs="Courier New"/>
+                <w:color w:val="2C3E50"/>
+                <w:sz w:val="17"/>
+                <w:szCs w:val="17"/>
+              </w:rPr>
+              <w:t>- fichierId : UUID</w:t>
+            </w:r>
+          </w:p>
+          <w:p>
+            <w:pPr>
+              <w:spacing w:after="40"/>
+            </w:pPr>
+            <w:r>
+              <w:rPr>
+                <w:rFonts w:ascii="Courier New" w:eastAsia="Courier New" w:hAnsi="Courier New" w:cs="Courier New"/>
+                <w:color w:val="2C3E50"/>
+                <w:sz w:val="17"/>
+                <w:szCs w:val="17"/>
+              </w:rPr>
+              <w:t>- destinataireId : UUID</w:t>
+            </w:r>
+          </w:p>
+          <w:p>
+            <w:pPr>
+              <w:spacing w:after="40"/>
+            </w:pPr>
+            <w:r>
+              <w:rPr>
+                <w:rFonts w:ascii="Courier New" w:eastAsia="Courier New" w:hAnsi="Courier New" w:cs="Courier New"/>
+                <w:color w:val="2C3E50"/>
+                <w:sz w:val="17"/>
+                <w:szCs w:val="17"/>
+              </w:rPr>
+              <w:t>- permission : Permission</w:t>
             </w:r>
           </w:p>
         </w:tc>
@@ -999,18 +1020,10 @@
     <w:p>
       <w:pPr>
         <w:pStyle w:val="Heading1"/>
-        <w:spacing w:after="200" w:before="400"/>
-      </w:pPr>
-      <w:r>
-        <w:rPr>
-          <w:rFonts w:ascii="Arial" w:cs="Arial" w:eastAsia="Arial" w:hAnsi="Arial"/>
-          <w:b/>
-          <w:bCs/>
-          <w:color w:val="1B4F72"/>
-          <w:sz w:val="32"/>
-          <w:szCs w:val="32"/>
-        </w:rPr>
-        <w:t xml:space="preserve">2. Enumerations</w:t>
+      </w:pPr>
+      <w:r>
+        <w:lastRenderedPageBreak/>
+        <w:t>2. Enumerations</w:t>
       </w:r>
     </w:p>
     <w:p>
@@ -1018,12 +1031,7 @@
         <w:spacing w:after="100"/>
       </w:pPr>
       <w:r>
-        <w:rPr>
-          <w:rFonts w:ascii="Arial" w:cs="Arial" w:eastAsia="Arial" w:hAnsi="Arial"/>
-          <w:sz w:val="20"/>
-          <w:szCs w:val="20"/>
-        </w:rPr>
-        <w:t xml:space="preserve">Les enums definissent les valeurs possibles pour les statuts et permissions.</w:t>
+        <w:t>Les enums definissent les valeurs possibles pour les statuts et permissions.</w:t>
       </w:r>
     </w:p>
     <w:p>
@@ -1033,58 +1041,73 @@
     </w:p>
     <w:tbl>
       <w:tblPr>
-        <w:tblW w:type="auto" w:w="100"/>
+        <w:tblW w:w="100" w:type="auto"/>
         <w:tblBorders>
-          <w:top w:val="single" w:color="auto" w:sz="4"/>
-          <w:left w:val="single" w:color="auto" w:sz="4"/>
-          <w:bottom w:val="single" w:color="auto" w:sz="4"/>
-          <w:right w:val="single" w:color="auto" w:sz="4"/>
-          <w:insideH w:val="single" w:color="auto" w:sz="4"/>
-          <w:insideV w:val="single" w:color="auto" w:sz="4"/>
+          <w:top w:val="single" w:sz="4" w:space="0" w:color="auto"/>
+          <w:left w:val="single" w:sz="4" w:space="0" w:color="auto"/>
+          <w:bottom w:val="single" w:sz="4" w:space="0" w:color="auto"/>
+          <w:right w:val="single" w:sz="4" w:space="0" w:color="auto"/>
+          <w:insideH w:val="single" w:sz="4" w:space="0" w:color="auto"/>
+          <w:insideV w:val="single" w:sz="4" w:space="0" w:color="auto"/>
         </w:tblBorders>
+        <w:tblCellMar>
+          <w:left w:w="10" w:type="dxa"/>
+          <w:right w:w="10" w:type="dxa"/>
+        </w:tblCellMar>
+        <w:tblLook w:val="04A0" w:firstRow="1" w:lastRow="0" w:firstColumn="1" w:lastColumn="0" w:noHBand="0" w:noVBand="1"/>
       </w:tblPr>
       <w:tblGrid>
-        <w:gridCol w:w="4580"/>
-        <w:gridCol w:w="4580"/>
+        <w:gridCol w:w="4511"/>
+        <w:gridCol w:w="4505"/>
       </w:tblGrid>
       <w:tr>
+        <w:tblPrEx>
+          <w:tblCellMar>
+            <w:top w:w="0" w:type="dxa"/>
+            <w:bottom w:w="0" w:type="dxa"/>
+          </w:tblCellMar>
+        </w:tblPrEx>
         <w:tc>
           <w:tcPr>
-            <w:tcW w:type="dxa" w:w="4580"/>
-            <w:tcBorders>
-              <w:top w:val="none" w:sz="0"/>
-              <w:left w:val="none" w:sz="0"/>
-              <w:bottom w:val="none" w:sz="0"/>
-              <w:right w:val="none" w:sz="0"/>
-            </w:tcBorders>
-            <w:vAlign w:val="top"/>
+            <w:tcW w:w="4580" w:type="dxa"/>
           </w:tcPr>
           <w:tbl>
             <w:tblPr>
-              <w:tblW w:type="auto" w:w="100"/>
+              <w:tblW w:w="100" w:type="auto"/>
               <w:tblBorders>
-                <w:top w:val="single" w:color="auto" w:sz="4"/>
-                <w:left w:val="single" w:color="auto" w:sz="4"/>
-                <w:bottom w:val="single" w:color="auto" w:sz="4"/>
-                <w:right w:val="single" w:color="auto" w:sz="4"/>
-                <w:insideH w:val="single" w:color="auto" w:sz="4"/>
-                <w:insideV w:val="single" w:color="auto" w:sz="4"/>
+                <w:top w:val="single" w:sz="4" w:space="0" w:color="auto"/>
+                <w:left w:val="single" w:sz="4" w:space="0" w:color="auto"/>
+                <w:bottom w:val="single" w:sz="4" w:space="0" w:color="auto"/>
+                <w:right w:val="single" w:sz="4" w:space="0" w:color="auto"/>
+                <w:insideH w:val="single" w:sz="4" w:space="0" w:color="auto"/>
+                <w:insideV w:val="single" w:sz="4" w:space="0" w:color="auto"/>
               </w:tblBorders>
+              <w:tblCellMar>
+                <w:left w:w="10" w:type="dxa"/>
+                <w:right w:w="10" w:type="dxa"/>
+              </w:tblCellMar>
+              <w:tblLook w:val="04A0" w:firstRow="1" w:lastRow="0" w:firstColumn="1" w:lastColumn="0" w:noHBand="0" w:noVBand="1"/>
             </w:tblPr>
             <w:tblGrid>
-              <w:gridCol w:w="9360"/>
+              <w:gridCol w:w="4489"/>
             </w:tblGrid>
             <w:tr>
+              <w:tblPrEx>
+                <w:tblCellMar>
+                  <w:top w:w="0" w:type="dxa"/>
+                  <w:bottom w:w="0" w:type="dxa"/>
+                </w:tblCellMar>
+              </w:tblPrEx>
               <w:tc>
                 <w:tcPr>
-                  <w:tcW w:type="dxa" w:w="9360"/>
+                  <w:tcW w:w="9360" w:type="dxa"/>
                   <w:tcBorders>
-                    <w:top w:val="single" w:color="BDC3C7" w:sz="1"/>
-                    <w:left w:val="single" w:color="BDC3C7" w:sz="1"/>
-                    <w:bottom w:val="single" w:color="BDC3C7" w:sz="1"/>
-                    <w:right w:val="single" w:color="BDC3C7" w:sz="1"/>
+                    <w:top w:val="single" w:sz="1" w:space="0" w:color="BDC3C7"/>
+                    <w:left w:val="single" w:sz="1" w:space="0" w:color="BDC3C7"/>
+                    <w:bottom w:val="single" w:sz="1" w:space="0" w:color="BDC3C7"/>
+                    <w:right w:val="single" w:sz="1" w:space="0" w:color="BDC3C7"/>
                   </w:tcBorders>
-                  <w:shd w:fill="8E44AD" w:val="clear"/>
+                  <w:shd w:val="clear" w:color="auto" w:fill="8E44AD"/>
                 </w:tcPr>
                 <w:p>
                   <w:pPr>
@@ -1092,14 +1115,14 @@
                   </w:pPr>
                   <w:r>
                     <w:rPr>
-                      <w:rFonts w:ascii="Courier New" w:cs="Courier New" w:eastAsia="Courier New" w:hAnsi="Courier New"/>
+                      <w:rFonts w:ascii="Courier New" w:eastAsia="Courier New" w:hAnsi="Courier New" w:cs="Courier New"/>
                       <w:i/>
                       <w:iCs/>
                       <w:color w:val="FFFFFF"/>
                       <w:sz w:val="16"/>
                       <w:szCs w:val="16"/>
                     </w:rPr>
-                    <w:t xml:space="preserve">&lt;&lt;enum&gt;&gt;</w:t>
+                    <w:t>&lt;&lt;enum&gt;&gt;</w:t>
                   </w:r>
                 </w:p>
                 <w:p>
@@ -1108,29 +1131,35 @@
                   </w:pPr>
                   <w:r>
                     <w:rPr>
-                      <w:rFonts w:ascii="Courier New" w:cs="Courier New" w:eastAsia="Courier New" w:hAnsi="Courier New"/>
+                      <w:rFonts w:ascii="Courier New" w:eastAsia="Courier New" w:hAnsi="Courier New" w:cs="Courier New"/>
                       <w:b/>
                       <w:bCs/>
                       <w:color w:val="FFFFFF"/>
                       <w:sz w:val="22"/>
                       <w:szCs w:val="22"/>
                     </w:rPr>
-                    <w:t xml:space="preserve">StatutFichier</w:t>
+                    <w:t>StatutFichier</w:t>
                   </w:r>
                 </w:p>
               </w:tc>
             </w:tr>
             <w:tr>
+              <w:tblPrEx>
+                <w:tblCellMar>
+                  <w:top w:w="0" w:type="dxa"/>
+                  <w:bottom w:w="0" w:type="dxa"/>
+                </w:tblCellMar>
+              </w:tblPrEx>
               <w:tc>
                 <w:tcPr>
-                  <w:tcW w:type="dxa" w:w="9360"/>
+                  <w:tcW w:w="9360" w:type="dxa"/>
                   <w:tcBorders>
-                    <w:top w:val="single" w:color="BDC3C7" w:sz="1"/>
-                    <w:left w:val="single" w:color="BDC3C7" w:sz="1"/>
-                    <w:bottom w:val="single" w:color="BDC3C7" w:sz="1"/>
-                    <w:right w:val="single" w:color="BDC3C7" w:sz="1"/>
+                    <w:top w:val="single" w:sz="1" w:space="0" w:color="BDC3C7"/>
+                    <w:left w:val="single" w:sz="1" w:space="0" w:color="BDC3C7"/>
+                    <w:bottom w:val="single" w:sz="1" w:space="0" w:color="BDC3C7"/>
+                    <w:right w:val="single" w:sz="1" w:space="0" w:color="BDC3C7"/>
                   </w:tcBorders>
-                  <w:shd w:fill="FFFFFF" w:val="clear"/>
+                  <w:shd w:val="clear" w:color="auto" w:fill="FFFFFF"/>
                 </w:tcPr>
                 <w:p>
                   <w:pPr>
@@ -1138,12 +1167,12 @@
                   </w:pPr>
                   <w:r>
                     <w:rPr>
-                      <w:rFonts w:ascii="Courier New" w:cs="Courier New" w:eastAsia="Courier New" w:hAnsi="Courier New"/>
+                      <w:rFonts w:ascii="Courier New" w:eastAsia="Courier New" w:hAnsi="Courier New" w:cs="Courier New"/>
                       <w:color w:val="2C3E50"/>
                       <w:sz w:val="17"/>
                       <w:szCs w:val="17"/>
                     </w:rPr>
-                    <w:t xml:space="preserve">ACTIF</w:t>
+                    <w:t>ACTIF</w:t>
                   </w:r>
                 </w:p>
                 <w:p>
@@ -1152,12 +1181,12 @@
                   </w:pPr>
                   <w:r>
                     <w:rPr>
-                      <w:rFonts w:ascii="Courier New" w:cs="Courier New" w:eastAsia="Courier New" w:hAnsi="Courier New"/>
+                      <w:rFonts w:ascii="Courier New" w:eastAsia="Courier New" w:hAnsi="Courier New" w:cs="Courier New"/>
                       <w:color w:val="2C3E50"/>
                       <w:sz w:val="17"/>
                       <w:szCs w:val="17"/>
                     </w:rPr>
-                    <w:t xml:space="preserve">SUPPRIME</w:t>
+                    <w:t>SUPPRIME</w:t>
                   </w:r>
                 </w:p>
               </w:tc>
@@ -1167,41 +1196,45 @@
         </w:tc>
         <w:tc>
           <w:tcPr>
-            <w:tcW w:type="dxa" w:w="4580"/>
-            <w:tcBorders>
-              <w:top w:val="none" w:sz="0"/>
-              <w:left w:val="none" w:sz="0"/>
-              <w:bottom w:val="none" w:sz="0"/>
-              <w:right w:val="none" w:sz="0"/>
-            </w:tcBorders>
-            <w:vAlign w:val="top"/>
+            <w:tcW w:w="4580" w:type="dxa"/>
           </w:tcPr>
           <w:tbl>
             <w:tblPr>
-              <w:tblW w:type="auto" w:w="100"/>
+              <w:tblW w:w="100" w:type="auto"/>
               <w:tblBorders>
-                <w:top w:val="single" w:color="auto" w:sz="4"/>
-                <w:left w:val="single" w:color="auto" w:sz="4"/>
-                <w:bottom w:val="single" w:color="auto" w:sz="4"/>
-                <w:right w:val="single" w:color="auto" w:sz="4"/>
-                <w:insideH w:val="single" w:color="auto" w:sz="4"/>
-                <w:insideV w:val="single" w:color="auto" w:sz="4"/>
+                <w:top w:val="single" w:sz="4" w:space="0" w:color="auto"/>
+                <w:left w:val="single" w:sz="4" w:space="0" w:color="auto"/>
+                <w:bottom w:val="single" w:sz="4" w:space="0" w:color="auto"/>
+                <w:right w:val="single" w:sz="4" w:space="0" w:color="auto"/>
+                <w:insideH w:val="single" w:sz="4" w:space="0" w:color="auto"/>
+                <w:insideV w:val="single" w:sz="4" w:space="0" w:color="auto"/>
               </w:tblBorders>
+              <w:tblCellMar>
+                <w:left w:w="10" w:type="dxa"/>
+                <w:right w:w="10" w:type="dxa"/>
+              </w:tblCellMar>
+              <w:tblLook w:val="04A0" w:firstRow="1" w:lastRow="0" w:firstColumn="1" w:lastColumn="0" w:noHBand="0" w:noVBand="1"/>
             </w:tblPr>
             <w:tblGrid>
-              <w:gridCol w:w="9360"/>
+              <w:gridCol w:w="4483"/>
             </w:tblGrid>
             <w:tr>
+              <w:tblPrEx>
+                <w:tblCellMar>
+                  <w:top w:w="0" w:type="dxa"/>
+                  <w:bottom w:w="0" w:type="dxa"/>
+                </w:tblCellMar>
+              </w:tblPrEx>
               <w:tc>
                 <w:tcPr>
-                  <w:tcW w:type="dxa" w:w="9360"/>
+                  <w:tcW w:w="9360" w:type="dxa"/>
                   <w:tcBorders>
-                    <w:top w:val="single" w:color="BDC3C7" w:sz="1"/>
-                    <w:left w:val="single" w:color="BDC3C7" w:sz="1"/>
-                    <w:bottom w:val="single" w:color="BDC3C7" w:sz="1"/>
-                    <w:right w:val="single" w:color="BDC3C7" w:sz="1"/>
+                    <w:top w:val="single" w:sz="1" w:space="0" w:color="BDC3C7"/>
+                    <w:left w:val="single" w:sz="1" w:space="0" w:color="BDC3C7"/>
+                    <w:bottom w:val="single" w:sz="1" w:space="0" w:color="BDC3C7"/>
+                    <w:right w:val="single" w:sz="1" w:space="0" w:color="BDC3C7"/>
                   </w:tcBorders>
-                  <w:shd w:fill="8E44AD" w:val="clear"/>
+                  <w:shd w:val="clear" w:color="auto" w:fill="8E44AD"/>
                 </w:tcPr>
                 <w:p>
                   <w:pPr>
@@ -1209,14 +1242,14 @@
                   </w:pPr>
                   <w:r>
                     <w:rPr>
-                      <w:rFonts w:ascii="Courier New" w:cs="Courier New" w:eastAsia="Courier New" w:hAnsi="Courier New"/>
+                      <w:rFonts w:ascii="Courier New" w:eastAsia="Courier New" w:hAnsi="Courier New" w:cs="Courier New"/>
                       <w:i/>
                       <w:iCs/>
                       <w:color w:val="FFFFFF"/>
                       <w:sz w:val="16"/>
                       <w:szCs w:val="16"/>
                     </w:rPr>
-                    <w:t xml:space="preserve">&lt;&lt;enum&gt;&gt;</w:t>
+                    <w:t>&lt;&lt;enum&gt;&gt;</w:t>
                   </w:r>
                 </w:p>
                 <w:p>
@@ -1225,29 +1258,35 @@
                   </w:pPr>
                   <w:r>
                     <w:rPr>
-                      <w:rFonts w:ascii="Courier New" w:cs="Courier New" w:eastAsia="Courier New" w:hAnsi="Courier New"/>
+                      <w:rFonts w:ascii="Courier New" w:eastAsia="Courier New" w:hAnsi="Courier New" w:cs="Courier New"/>
                       <w:b/>
                       <w:bCs/>
                       <w:color w:val="FFFFFF"/>
                       <w:sz w:val="22"/>
                       <w:szCs w:val="22"/>
                     </w:rPr>
-                    <w:t xml:space="preserve">Permission</w:t>
+                    <w:t>Permission</w:t>
                   </w:r>
                 </w:p>
               </w:tc>
             </w:tr>
             <w:tr>
+              <w:tblPrEx>
+                <w:tblCellMar>
+                  <w:top w:w="0" w:type="dxa"/>
+                  <w:bottom w:w="0" w:type="dxa"/>
+                </w:tblCellMar>
+              </w:tblPrEx>
               <w:tc>
                 <w:tcPr>
-                  <w:tcW w:type="dxa" w:w="9360"/>
+                  <w:tcW w:w="9360" w:type="dxa"/>
                   <w:tcBorders>
-                    <w:top w:val="single" w:color="BDC3C7" w:sz="1"/>
-                    <w:left w:val="single" w:color="BDC3C7" w:sz="1"/>
-                    <w:bottom w:val="single" w:color="BDC3C7" w:sz="1"/>
-                    <w:right w:val="single" w:color="BDC3C7" w:sz="1"/>
+                    <w:top w:val="single" w:sz="1" w:space="0" w:color="BDC3C7"/>
+                    <w:left w:val="single" w:sz="1" w:space="0" w:color="BDC3C7"/>
+                    <w:bottom w:val="single" w:sz="1" w:space="0" w:color="BDC3C7"/>
+                    <w:right w:val="single" w:sz="1" w:space="0" w:color="BDC3C7"/>
                   </w:tcBorders>
-                  <w:shd w:fill="FFFFFF" w:val="clear"/>
+                  <w:shd w:val="clear" w:color="auto" w:fill="FFFFFF"/>
                 </w:tcPr>
                 <w:p>
                   <w:pPr>
@@ -1255,12 +1294,12 @@
                   </w:pPr>
                   <w:r>
                     <w:rPr>
-                      <w:rFonts w:ascii="Courier New" w:cs="Courier New" w:eastAsia="Courier New" w:hAnsi="Courier New"/>
+                      <w:rFonts w:ascii="Courier New" w:eastAsia="Courier New" w:hAnsi="Courier New" w:cs="Courier New"/>
                       <w:color w:val="2C3E50"/>
                       <w:sz w:val="17"/>
                       <w:szCs w:val="17"/>
                     </w:rPr>
-                    <w:t xml:space="preserve">LECTURE</w:t>
+                    <w:t>LECTURE</w:t>
                   </w:r>
                 </w:p>
                 <w:p>
@@ -1269,12 +1308,12 @@
                   </w:pPr>
                   <w:r>
                     <w:rPr>
-                      <w:rFonts w:ascii="Courier New" w:cs="Courier New" w:eastAsia="Courier New" w:hAnsi="Courier New"/>
+                      <w:rFonts w:ascii="Courier New" w:eastAsia="Courier New" w:hAnsi="Courier New" w:cs="Courier New"/>
                       <w:color w:val="2C3E50"/>
                       <w:sz w:val="17"/>
                       <w:szCs w:val="17"/>
                     </w:rPr>
-                    <w:t xml:space="preserve">TELECHARGEMENT</w:t>
+                    <w:t>TELECHARGEMENT</w:t>
                   </w:r>
                 </w:p>
               </w:tc>
@@ -1292,33 +1331,24 @@
     <w:p>
       <w:pPr>
         <w:pStyle w:val="Heading1"/>
-        <w:spacing w:after="200" w:before="400"/>
+      </w:pPr>
+      <w:r>
+        <w:t>3. Relations entre Entites</w:t>
+      </w:r>
+    </w:p>
+    <w:p>
+      <w:pPr>
+        <w:spacing w:after="100"/>
+      </w:pPr>
+    </w:p>
+    <w:p>
+      <w:pPr>
+        <w:spacing w:before="80" w:after="80"/>
+        <w:jc w:val="center"/>
       </w:pPr>
       <w:r>
         <w:rPr>
-          <w:rFonts w:ascii="Arial" w:cs="Arial" w:eastAsia="Arial" w:hAnsi="Arial"/>
-          <w:b/>
-          <w:bCs/>
-          <w:color w:val="1B4F72"/>
-          <w:sz w:val="32"/>
-          <w:szCs w:val="32"/>
-        </w:rPr>
-        <w:t xml:space="preserve">3. Relations entre Entites</w:t>
-      </w:r>
-    </w:p>
-    <w:p>
-      <w:pPr>
-        <w:spacing w:after="100"/>
-      </w:pPr>
-    </w:p>
-    <w:p>
-      <w:pPr>
-        <w:spacing w:after="80" w:before="80"/>
-        <w:jc w:val="center"/>
-      </w:pPr>
-      <w:r>
-        <w:rPr>
-          <w:rFonts w:ascii="Courier New" w:cs="Courier New" w:eastAsia="Courier New" w:hAnsi="Courier New"/>
+          <w:rFonts w:ascii="Courier New" w:eastAsia="Courier New" w:hAnsi="Courier New" w:cs="Courier New"/>
           <w:b/>
           <w:bCs/>
           <w:color w:val="2C3E50"/>
@@ -1329,16 +1359,16 @@
       </w:r>
       <w:r>
         <w:rPr>
-          <w:rFonts w:ascii="Courier New" w:cs="Courier New" w:eastAsia="Courier New" w:hAnsi="Courier New"/>
+          <w:rFonts w:ascii="Courier New" w:eastAsia="Courier New" w:hAnsi="Courier New" w:cs="Courier New"/>
           <w:color w:val="2E86C1"/>
           <w:sz w:val="18"/>
           <w:szCs w:val="18"/>
         </w:rPr>
-        <w:t xml:space="preserve">───▷</w:t>
+        <w:t>───▷</w:t>
       </w:r>
       <w:r>
         <w:rPr>
-          <w:rFonts w:ascii="Courier New" w:cs="Courier New" w:eastAsia="Courier New" w:hAnsi="Courier New"/>
+          <w:rFonts w:ascii="Courier New" w:eastAsia="Courier New" w:hAnsi="Courier New" w:cs="Courier New"/>
           <w:b/>
           <w:bCs/>
           <w:color w:val="2C3E50"/>
@@ -1349,7 +1379,6 @@
       </w:r>
       <w:r>
         <w:rPr>
-          <w:rFonts w:ascii="Arial" w:cs="Arial" w:eastAsia="Arial" w:hAnsi="Arial"/>
           <w:i/>
           <w:iCs/>
           <w:color w:val="7F8C8D"/>
@@ -1361,12 +1390,12 @@
     </w:p>
     <w:p>
       <w:pPr>
-        <w:spacing w:after="80" w:before="80"/>
+        <w:spacing w:before="80" w:after="80"/>
         <w:jc w:val="center"/>
       </w:pPr>
       <w:r>
         <w:rPr>
-          <w:rFonts w:ascii="Courier New" w:cs="Courier New" w:eastAsia="Courier New" w:hAnsi="Courier New"/>
+          <w:rFonts w:ascii="Courier New" w:eastAsia="Courier New" w:hAnsi="Courier New" w:cs="Courier New"/>
           <w:b/>
           <w:bCs/>
           <w:color w:val="2C3E50"/>
@@ -1377,16 +1406,16 @@
       </w:r>
       <w:r>
         <w:rPr>
-          <w:rFonts w:ascii="Courier New" w:cs="Courier New" w:eastAsia="Courier New" w:hAnsi="Courier New"/>
+          <w:rFonts w:ascii="Courier New" w:eastAsia="Courier New" w:hAnsi="Courier New" w:cs="Courier New"/>
           <w:color w:val="2E86C1"/>
           <w:sz w:val="18"/>
           <w:szCs w:val="18"/>
         </w:rPr>
-        <w:t xml:space="preserve">───▷</w:t>
+        <w:t>───▷</w:t>
       </w:r>
       <w:r>
         <w:rPr>
-          <w:rFonts w:ascii="Courier New" w:cs="Courier New" w:eastAsia="Courier New" w:hAnsi="Courier New"/>
+          <w:rFonts w:ascii="Courier New" w:eastAsia="Courier New" w:hAnsi="Courier New" w:cs="Courier New"/>
           <w:b/>
           <w:bCs/>
           <w:color w:val="2C3E50"/>
@@ -1397,7 +1426,6 @@
       </w:r>
       <w:r>
         <w:rPr>
-          <w:rFonts w:ascii="Arial" w:cs="Arial" w:eastAsia="Arial" w:hAnsi="Arial"/>
           <w:i/>
           <w:iCs/>
           <w:color w:val="7F8C8D"/>
@@ -1409,12 +1437,12 @@
     </w:p>
     <w:p>
       <w:pPr>
-        <w:spacing w:after="80" w:before="80"/>
+        <w:spacing w:before="80" w:after="80"/>
         <w:jc w:val="center"/>
       </w:pPr>
       <w:r>
         <w:rPr>
-          <w:rFonts w:ascii="Courier New" w:cs="Courier New" w:eastAsia="Courier New" w:hAnsi="Courier New"/>
+          <w:rFonts w:ascii="Courier New" w:eastAsia="Courier New" w:hAnsi="Courier New" w:cs="Courier New"/>
           <w:b/>
           <w:bCs/>
           <w:color w:val="2C3E50"/>
@@ -1425,16 +1453,16 @@
       </w:r>
       <w:r>
         <w:rPr>
-          <w:rFonts w:ascii="Courier New" w:cs="Courier New" w:eastAsia="Courier New" w:hAnsi="Courier New"/>
+          <w:rFonts w:ascii="Courier New" w:eastAsia="Courier New" w:hAnsi="Courier New" w:cs="Courier New"/>
           <w:color w:val="2E86C1"/>
           <w:sz w:val="18"/>
           <w:szCs w:val="18"/>
         </w:rPr>
-        <w:t xml:space="preserve">───▷</w:t>
+        <w:t>───▷</w:t>
       </w:r>
       <w:r>
         <w:rPr>
-          <w:rFonts w:ascii="Courier New" w:cs="Courier New" w:eastAsia="Courier New" w:hAnsi="Courier New"/>
+          <w:rFonts w:ascii="Courier New" w:eastAsia="Courier New" w:hAnsi="Courier New" w:cs="Courier New"/>
           <w:b/>
           <w:bCs/>
           <w:color w:val="2C3E50"/>
@@ -1445,7 +1473,6 @@
       </w:r>
       <w:r>
         <w:rPr>
-          <w:rFonts w:ascii="Arial" w:cs="Arial" w:eastAsia="Arial" w:hAnsi="Arial"/>
           <w:i/>
           <w:iCs/>
           <w:color w:val="7F8C8D"/>
@@ -1457,12 +1484,12 @@
     </w:p>
     <w:p>
       <w:pPr>
-        <w:spacing w:after="80" w:before="80"/>
+        <w:spacing w:before="80" w:after="80"/>
         <w:jc w:val="center"/>
       </w:pPr>
       <w:r>
         <w:rPr>
-          <w:rFonts w:ascii="Courier New" w:cs="Courier New" w:eastAsia="Courier New" w:hAnsi="Courier New"/>
+          <w:rFonts w:ascii="Courier New" w:eastAsia="Courier New" w:hAnsi="Courier New" w:cs="Courier New"/>
           <w:b/>
           <w:bCs/>
           <w:color w:val="2C3E50"/>
@@ -1473,16 +1500,16 @@
       </w:r>
       <w:r>
         <w:rPr>
-          <w:rFonts w:ascii="Courier New" w:cs="Courier New" w:eastAsia="Courier New" w:hAnsi="Courier New"/>
+          <w:rFonts w:ascii="Courier New" w:eastAsia="Courier New" w:hAnsi="Courier New" w:cs="Courier New"/>
           <w:color w:val="2E86C1"/>
           <w:sz w:val="18"/>
           <w:szCs w:val="18"/>
         </w:rPr>
-        <w:t xml:space="preserve">───&gt;</w:t>
+        <w:t>───&gt;</w:t>
       </w:r>
       <w:r>
         <w:rPr>
-          <w:rFonts w:ascii="Courier New" w:cs="Courier New" w:eastAsia="Courier New" w:hAnsi="Courier New"/>
+          <w:rFonts w:ascii="Courier New" w:eastAsia="Courier New" w:hAnsi="Courier New" w:cs="Courier New"/>
           <w:b/>
           <w:bCs/>
           <w:color w:val="2C3E50"/>
@@ -1493,7 +1520,6 @@
       </w:r>
       <w:r>
         <w:rPr>
-          <w:rFonts w:ascii="Arial" w:cs="Arial" w:eastAsia="Arial" w:hAnsi="Arial"/>
           <w:i/>
           <w:iCs/>
           <w:color w:val="7F8C8D"/>
@@ -1505,12 +1531,12 @@
     </w:p>
     <w:p>
       <w:pPr>
-        <w:spacing w:after="80" w:before="80"/>
+        <w:spacing w:before="80" w:after="80"/>
         <w:jc w:val="center"/>
       </w:pPr>
       <w:r>
         <w:rPr>
-          <w:rFonts w:ascii="Courier New" w:cs="Courier New" w:eastAsia="Courier New" w:hAnsi="Courier New"/>
+          <w:rFonts w:ascii="Courier New" w:eastAsia="Courier New" w:hAnsi="Courier New" w:cs="Courier New"/>
           <w:b/>
           <w:bCs/>
           <w:color w:val="2C3E50"/>
@@ -1521,16 +1547,16 @@
       </w:r>
       <w:r>
         <w:rPr>
-          <w:rFonts w:ascii="Courier New" w:cs="Courier New" w:eastAsia="Courier New" w:hAnsi="Courier New"/>
+          <w:rFonts w:ascii="Courier New" w:eastAsia="Courier New" w:hAnsi="Courier New" w:cs="Courier New"/>
           <w:color w:val="2E86C1"/>
           <w:sz w:val="18"/>
           <w:szCs w:val="18"/>
         </w:rPr>
-        <w:t xml:space="preserve">1───*</w:t>
+        <w:t>1───*</w:t>
       </w:r>
       <w:r>
         <w:rPr>
-          <w:rFonts w:ascii="Courier New" w:cs="Courier New" w:eastAsia="Courier New" w:hAnsi="Courier New"/>
+          <w:rFonts w:ascii="Courier New" w:eastAsia="Courier New" w:hAnsi="Courier New" w:cs="Courier New"/>
           <w:b/>
           <w:bCs/>
           <w:color w:val="2C3E50"/>
@@ -1541,7 +1567,6 @@
       </w:r>
       <w:r>
         <w:rPr>
-          <w:rFonts w:ascii="Arial" w:cs="Arial" w:eastAsia="Arial" w:hAnsi="Arial"/>
           <w:i/>
           <w:iCs/>
           <w:color w:val="7F8C8D"/>
@@ -1553,12 +1578,12 @@
     </w:p>
     <w:p>
       <w:pPr>
-        <w:spacing w:after="80" w:before="80"/>
+        <w:spacing w:before="80" w:after="80"/>
         <w:jc w:val="center"/>
       </w:pPr>
       <w:r>
         <w:rPr>
-          <w:rFonts w:ascii="Courier New" w:cs="Courier New" w:eastAsia="Courier New" w:hAnsi="Courier New"/>
+          <w:rFonts w:ascii="Courier New" w:eastAsia="Courier New" w:hAnsi="Courier New" w:cs="Courier New"/>
           <w:b/>
           <w:bCs/>
           <w:color w:val="2C3E50"/>
@@ -1569,16 +1594,16 @@
       </w:r>
       <w:r>
         <w:rPr>
-          <w:rFonts w:ascii="Courier New" w:cs="Courier New" w:eastAsia="Courier New" w:hAnsi="Courier New"/>
+          <w:rFonts w:ascii="Courier New" w:eastAsia="Courier New" w:hAnsi="Courier New" w:cs="Courier New"/>
           <w:color w:val="2E86C1"/>
           <w:sz w:val="18"/>
           <w:szCs w:val="18"/>
         </w:rPr>
-        <w:t xml:space="preserve">1───*</w:t>
+        <w:t>1───*</w:t>
       </w:r>
       <w:r>
         <w:rPr>
-          <w:rFonts w:ascii="Courier New" w:cs="Courier New" w:eastAsia="Courier New" w:hAnsi="Courier New"/>
+          <w:rFonts w:ascii="Courier New" w:eastAsia="Courier New" w:hAnsi="Courier New" w:cs="Courier New"/>
           <w:b/>
           <w:bCs/>
           <w:color w:val="2C3E50"/>
@@ -1589,7 +1614,6 @@
       </w:r>
       <w:r>
         <w:rPr>
-          <w:rFonts w:ascii="Arial" w:cs="Arial" w:eastAsia="Arial" w:hAnsi="Arial"/>
           <w:i/>
           <w:iCs/>
           <w:color w:val="7F8C8D"/>
@@ -1601,12 +1625,12 @@
     </w:p>
     <w:p>
       <w:pPr>
-        <w:spacing w:after="80" w:before="80"/>
+        <w:spacing w:before="80" w:after="80"/>
         <w:jc w:val="center"/>
       </w:pPr>
       <w:r>
         <w:rPr>
-          <w:rFonts w:ascii="Courier New" w:cs="Courier New" w:eastAsia="Courier New" w:hAnsi="Courier New"/>
+          <w:rFonts w:ascii="Courier New" w:eastAsia="Courier New" w:hAnsi="Courier New" w:cs="Courier New"/>
           <w:b/>
           <w:bCs/>
           <w:color w:val="2C3E50"/>
@@ -1617,16 +1641,16 @@
       </w:r>
       <w:r>
         <w:rPr>
-          <w:rFonts w:ascii="Courier New" w:cs="Courier New" w:eastAsia="Courier New" w:hAnsi="Courier New"/>
+          <w:rFonts w:ascii="Courier New" w:eastAsia="Courier New" w:hAnsi="Courier New" w:cs="Courier New"/>
           <w:color w:val="2E86C1"/>
           <w:sz w:val="18"/>
           <w:szCs w:val="18"/>
         </w:rPr>
-        <w:t xml:space="preserve">───&gt;</w:t>
+        <w:t>───&gt;</w:t>
       </w:r>
       <w:r>
         <w:rPr>
-          <w:rFonts w:ascii="Courier New" w:cs="Courier New" w:eastAsia="Courier New" w:hAnsi="Courier New"/>
+          <w:rFonts w:ascii="Courier New" w:eastAsia="Courier New" w:hAnsi="Courier New" w:cs="Courier New"/>
           <w:b/>
           <w:bCs/>
           <w:color w:val="2C3E50"/>
@@ -1637,7 +1661,6 @@
       </w:r>
       <w:r>
         <w:rPr>
-          <w:rFonts w:ascii="Arial" w:cs="Arial" w:eastAsia="Arial" w:hAnsi="Arial"/>
           <w:i/>
           <w:iCs/>
           <w:color w:val="7F8C8D"/>
@@ -1649,12 +1672,12 @@
     </w:p>
     <w:p>
       <w:pPr>
-        <w:spacing w:after="80" w:before="80"/>
+        <w:spacing w:before="80" w:after="80"/>
         <w:jc w:val="center"/>
       </w:pPr>
       <w:r>
         <w:rPr>
-          <w:rFonts w:ascii="Courier New" w:cs="Courier New" w:eastAsia="Courier New" w:hAnsi="Courier New"/>
+          <w:rFonts w:ascii="Courier New" w:eastAsia="Courier New" w:hAnsi="Courier New" w:cs="Courier New"/>
           <w:b/>
           <w:bCs/>
           <w:color w:val="2C3E50"/>
@@ -1665,16 +1688,16 @@
       </w:r>
       <w:r>
         <w:rPr>
-          <w:rFonts w:ascii="Courier New" w:cs="Courier New" w:eastAsia="Courier New" w:hAnsi="Courier New"/>
+          <w:rFonts w:ascii="Courier New" w:eastAsia="Courier New" w:hAnsi="Courier New" w:cs="Courier New"/>
           <w:color w:val="2E86C1"/>
           <w:sz w:val="18"/>
           <w:szCs w:val="18"/>
         </w:rPr>
-        <w:t xml:space="preserve">───&gt;</w:t>
+        <w:t>───&gt;</w:t>
       </w:r>
       <w:r>
         <w:rPr>
-          <w:rFonts w:ascii="Courier New" w:cs="Courier New" w:eastAsia="Courier New" w:hAnsi="Courier New"/>
+          <w:rFonts w:ascii="Courier New" w:eastAsia="Courier New" w:hAnsi="Courier New" w:cs="Courier New"/>
           <w:b/>
           <w:bCs/>
           <w:color w:val="2C3E50"/>
@@ -1685,7 +1708,6 @@
       </w:r>
       <w:r>
         <w:rPr>
-          <w:rFonts w:ascii="Arial" w:cs="Arial" w:eastAsia="Arial" w:hAnsi="Arial"/>
           <w:i/>
           <w:iCs/>
           <w:color w:val="7F8C8D"/>
@@ -1708,18 +1730,10 @@
     <w:p>
       <w:pPr>
         <w:pStyle w:val="Heading1"/>
-        <w:spacing w:after="200" w:before="400"/>
-      </w:pPr>
-      <w:r>
-        <w:rPr>
-          <w:rFonts w:ascii="Arial" w:cs="Arial" w:eastAsia="Arial" w:hAnsi="Arial"/>
-          <w:b/>
-          <w:bCs/>
-          <w:color w:val="1B4F72"/>
-          <w:sz w:val="32"/>
-          <w:szCs w:val="32"/>
-        </w:rPr>
-        <w:t xml:space="preserve">4. Ports Entrants (Use Cases)</w:t>
+      </w:pPr>
+      <w:r>
+        <w:lastRenderedPageBreak/>
+        <w:t>4. Ports Entrants (Use Cases)</w:t>
       </w:r>
     </w:p>
     <w:p>
@@ -1727,12 +1741,7 @@
         <w:spacing w:after="100"/>
       </w:pPr>
       <w:r>
-        <w:rPr>
-          <w:rFonts w:ascii="Arial" w:cs="Arial" w:eastAsia="Arial" w:hAnsi="Arial"/>
-          <w:sz w:val="20"/>
-          <w:szCs w:val="20"/>
-        </w:rPr>
-        <w:t xml:space="preserve">Les ports entrants definissent les operations metier exposees au monde exterieur. Ils sont implementes par les services applicatifs.</w:t>
+        <w:t>Les ports entrants definissent les operations metier exposees au monde exterieur. Ils sont implementes par les services applicatifs.</w:t>
       </w:r>
     </w:p>
     <w:p>
@@ -1743,46 +1752,48 @@
     <w:p>
       <w:pPr>
         <w:pStyle w:val="Heading3"/>
-        <w:spacing w:after="100" w:before="200"/>
-      </w:pPr>
-      <w:r>
-        <w:rPr>
-          <w:rFonts w:ascii="Arial" w:cs="Arial" w:eastAsia="Arial" w:hAnsi="Arial"/>
-          <w:b/>
-          <w:bCs/>
-          <w:color w:val="2C3E50"/>
-          <w:sz w:val="22"/>
-          <w:szCs w:val="22"/>
-        </w:rPr>
-        <w:t xml:space="preserve">4.1 UploadFichierUseCase</w:t>
+      </w:pPr>
+      <w:r>
+        <w:t>4.1 UploadFichierUseCase</w:t>
       </w:r>
     </w:p>
     <w:tbl>
       <w:tblPr>
-        <w:tblW w:type="auto" w:w="100"/>
+        <w:tblW w:w="100" w:type="auto"/>
         <w:tblBorders>
-          <w:top w:val="single" w:color="auto" w:sz="4"/>
-          <w:left w:val="single" w:color="auto" w:sz="4"/>
-          <w:bottom w:val="single" w:color="auto" w:sz="4"/>
-          <w:right w:val="single" w:color="auto" w:sz="4"/>
-          <w:insideH w:val="single" w:color="auto" w:sz="4"/>
-          <w:insideV w:val="single" w:color="auto" w:sz="4"/>
+          <w:top w:val="single" w:sz="4" w:space="0" w:color="auto"/>
+          <w:left w:val="single" w:sz="4" w:space="0" w:color="auto"/>
+          <w:bottom w:val="single" w:sz="4" w:space="0" w:color="auto"/>
+          <w:right w:val="single" w:sz="4" w:space="0" w:color="auto"/>
+          <w:insideH w:val="single" w:sz="4" w:space="0" w:color="auto"/>
+          <w:insideV w:val="single" w:sz="4" w:space="0" w:color="auto"/>
         </w:tblBorders>
+        <w:tblCellMar>
+          <w:left w:w="10" w:type="dxa"/>
+          <w:right w:w="10" w:type="dxa"/>
+        </w:tblCellMar>
+        <w:tblLook w:val="04A0" w:firstRow="1" w:lastRow="0" w:firstColumn="1" w:lastColumn="0" w:noHBand="0" w:noVBand="1"/>
       </w:tblPr>
       <w:tblGrid>
-        <w:gridCol w:w="9360"/>
+        <w:gridCol w:w="9024"/>
       </w:tblGrid>
       <w:tr>
+        <w:tblPrEx>
+          <w:tblCellMar>
+            <w:top w:w="0" w:type="dxa"/>
+            <w:bottom w:w="0" w:type="dxa"/>
+          </w:tblCellMar>
+        </w:tblPrEx>
         <w:tc>
           <w:tcPr>
-            <w:tcW w:type="dxa" w:w="9360"/>
+            <w:tcW w:w="9360" w:type="dxa"/>
             <w:tcBorders>
-              <w:top w:val="single" w:color="BDC3C7" w:sz="1"/>
-              <w:left w:val="single" w:color="BDC3C7" w:sz="1"/>
-              <w:bottom w:val="single" w:color="BDC3C7" w:sz="1"/>
-              <w:right w:val="single" w:color="BDC3C7" w:sz="1"/>
+              <w:top w:val="single" w:sz="1" w:space="0" w:color="BDC3C7"/>
+              <w:left w:val="single" w:sz="1" w:space="0" w:color="BDC3C7"/>
+              <w:bottom w:val="single" w:sz="1" w:space="0" w:color="BDC3C7"/>
+              <w:right w:val="single" w:sz="1" w:space="0" w:color="BDC3C7"/>
             </w:tcBorders>
-            <w:shd w:fill="E67E22" w:val="clear"/>
+            <w:shd w:val="clear" w:color="auto" w:fill="E67E22"/>
           </w:tcPr>
           <w:p>
             <w:pPr>
@@ -1790,14 +1801,14 @@
             </w:pPr>
             <w:r>
               <w:rPr>
-                <w:rFonts w:ascii="Courier New" w:cs="Courier New" w:eastAsia="Courier New" w:hAnsi="Courier New"/>
+                <w:rFonts w:ascii="Courier New" w:eastAsia="Courier New" w:hAnsi="Courier New" w:cs="Courier New"/>
                 <w:i/>
                 <w:iCs/>
                 <w:color w:val="FFFFFF"/>
                 <w:sz w:val="16"/>
                 <w:szCs w:val="16"/>
               </w:rPr>
-              <w:t xml:space="preserve">&lt;&lt;interface&gt;&gt;</w:t>
+              <w:t>&lt;&lt;interface&gt;&gt;</w:t>
             </w:r>
           </w:p>
           <w:p>
@@ -1806,29 +1817,35 @@
             </w:pPr>
             <w:r>
               <w:rPr>
-                <w:rFonts w:ascii="Courier New" w:cs="Courier New" w:eastAsia="Courier New" w:hAnsi="Courier New"/>
+                <w:rFonts w:ascii="Courier New" w:eastAsia="Courier New" w:hAnsi="Courier New" w:cs="Courier New"/>
                 <w:b/>
                 <w:bCs/>
                 <w:color w:val="FFFFFF"/>
                 <w:sz w:val="22"/>
                 <w:szCs w:val="22"/>
               </w:rPr>
-              <w:t xml:space="preserve">UploadFichierUseCase</w:t>
+              <w:t>UploadFichierUseCase</w:t>
             </w:r>
           </w:p>
         </w:tc>
       </w:tr>
       <w:tr>
+        <w:tblPrEx>
+          <w:tblCellMar>
+            <w:top w:w="0" w:type="dxa"/>
+            <w:bottom w:w="0" w:type="dxa"/>
+          </w:tblCellMar>
+        </w:tblPrEx>
         <w:tc>
           <w:tcPr>
-            <w:tcW w:type="dxa" w:w="9360"/>
+            <w:tcW w:w="9360" w:type="dxa"/>
             <w:tcBorders>
-              <w:top w:val="single" w:color="BDC3C7" w:sz="1"/>
-              <w:left w:val="single" w:color="BDC3C7" w:sz="1"/>
-              <w:bottom w:val="single" w:color="BDC3C7" w:sz="1"/>
-              <w:right w:val="single" w:color="BDC3C7" w:sz="1"/>
+              <w:top w:val="single" w:sz="1" w:space="0" w:color="BDC3C7"/>
+              <w:left w:val="single" w:sz="1" w:space="0" w:color="BDC3C7"/>
+              <w:bottom w:val="single" w:sz="1" w:space="0" w:color="BDC3C7"/>
+              <w:right w:val="single" w:sz="1" w:space="0" w:color="BDC3C7"/>
             </w:tcBorders>
-            <w:shd w:fill="FFFFFF" w:val="clear"/>
+            <w:shd w:val="clear" w:color="auto" w:fill="FFFFFF"/>
           </w:tcPr>
           <w:p>
             <w:pPr>
@@ -1836,12 +1853,12 @@
             </w:pPr>
             <w:r>
               <w:rPr>
-                <w:rFonts w:ascii="Courier New" w:cs="Courier New" w:eastAsia="Courier New" w:hAnsi="Courier New"/>
-                <w:color w:val="2C3E50"/>
-                <w:sz w:val="17"/>
-                <w:szCs w:val="17"/>
-              </w:rPr>
-              <w:t xml:space="preserve">+ upload(cmd: UploadFichierCommand) : FichierResult</w:t>
+                <w:rFonts w:ascii="Courier New" w:eastAsia="Courier New" w:hAnsi="Courier New" w:cs="Courier New"/>
+                <w:color w:val="2C3E50"/>
+                <w:sz w:val="17"/>
+                <w:szCs w:val="17"/>
+              </w:rPr>
+              <w:t>+ upload(cmd: UploadFichierCommand) : FichierResult</w:t>
             </w:r>
           </w:p>
         </w:tc>
@@ -1855,46 +1872,48 @@
     <w:p>
       <w:pPr>
         <w:pStyle w:val="Heading3"/>
-        <w:spacing w:after="100" w:before="200"/>
-      </w:pPr>
-      <w:r>
-        <w:rPr>
-          <w:rFonts w:ascii="Arial" w:cs="Arial" w:eastAsia="Arial" w:hAnsi="Arial"/>
-          <w:b/>
-          <w:bCs/>
-          <w:color w:val="2C3E50"/>
-          <w:sz w:val="22"/>
-          <w:szCs w:val="22"/>
-        </w:rPr>
-        <w:t xml:space="preserve">4.2 TelechargerFichierUseCase</w:t>
+      </w:pPr>
+      <w:r>
+        <w:t>4.2 TelechargerFichierUseCase</w:t>
       </w:r>
     </w:p>
     <w:tbl>
       <w:tblPr>
-        <w:tblW w:type="auto" w:w="100"/>
+        <w:tblW w:w="100" w:type="auto"/>
         <w:tblBorders>
-          <w:top w:val="single" w:color="auto" w:sz="4"/>
-          <w:left w:val="single" w:color="auto" w:sz="4"/>
-          <w:bottom w:val="single" w:color="auto" w:sz="4"/>
-          <w:right w:val="single" w:color="auto" w:sz="4"/>
-          <w:insideH w:val="single" w:color="auto" w:sz="4"/>
-          <w:insideV w:val="single" w:color="auto" w:sz="4"/>
+          <w:top w:val="single" w:sz="4" w:space="0" w:color="auto"/>
+          <w:left w:val="single" w:sz="4" w:space="0" w:color="auto"/>
+          <w:bottom w:val="single" w:sz="4" w:space="0" w:color="auto"/>
+          <w:right w:val="single" w:sz="4" w:space="0" w:color="auto"/>
+          <w:insideH w:val="single" w:sz="4" w:space="0" w:color="auto"/>
+          <w:insideV w:val="single" w:sz="4" w:space="0" w:color="auto"/>
         </w:tblBorders>
+        <w:tblCellMar>
+          <w:left w:w="10" w:type="dxa"/>
+          <w:right w:w="10" w:type="dxa"/>
+        </w:tblCellMar>
+        <w:tblLook w:val="04A0" w:firstRow="1" w:lastRow="0" w:firstColumn="1" w:lastColumn="0" w:noHBand="0" w:noVBand="1"/>
       </w:tblPr>
       <w:tblGrid>
-        <w:gridCol w:w="9360"/>
+        <w:gridCol w:w="9024"/>
       </w:tblGrid>
       <w:tr>
+        <w:tblPrEx>
+          <w:tblCellMar>
+            <w:top w:w="0" w:type="dxa"/>
+            <w:bottom w:w="0" w:type="dxa"/>
+          </w:tblCellMar>
+        </w:tblPrEx>
         <w:tc>
           <w:tcPr>
-            <w:tcW w:type="dxa" w:w="9360"/>
+            <w:tcW w:w="9360" w:type="dxa"/>
             <w:tcBorders>
-              <w:top w:val="single" w:color="BDC3C7" w:sz="1"/>
-              <w:left w:val="single" w:color="BDC3C7" w:sz="1"/>
-              <w:bottom w:val="single" w:color="BDC3C7" w:sz="1"/>
-              <w:right w:val="single" w:color="BDC3C7" w:sz="1"/>
+              <w:top w:val="single" w:sz="1" w:space="0" w:color="BDC3C7"/>
+              <w:left w:val="single" w:sz="1" w:space="0" w:color="BDC3C7"/>
+              <w:bottom w:val="single" w:sz="1" w:space="0" w:color="BDC3C7"/>
+              <w:right w:val="single" w:sz="1" w:space="0" w:color="BDC3C7"/>
             </w:tcBorders>
-            <w:shd w:fill="E67E22" w:val="clear"/>
+            <w:shd w:val="clear" w:color="auto" w:fill="E67E22"/>
           </w:tcPr>
           <w:p>
             <w:pPr>
@@ -1902,14 +1921,14 @@
             </w:pPr>
             <w:r>
               <w:rPr>
-                <w:rFonts w:ascii="Courier New" w:cs="Courier New" w:eastAsia="Courier New" w:hAnsi="Courier New"/>
+                <w:rFonts w:ascii="Courier New" w:eastAsia="Courier New" w:hAnsi="Courier New" w:cs="Courier New"/>
                 <w:i/>
                 <w:iCs/>
                 <w:color w:val="FFFFFF"/>
                 <w:sz w:val="16"/>
                 <w:szCs w:val="16"/>
               </w:rPr>
-              <w:t xml:space="preserve">&lt;&lt;interface&gt;&gt;</w:t>
+              <w:t>&lt;&lt;interface&gt;&gt;</w:t>
             </w:r>
           </w:p>
           <w:p>
@@ -1918,29 +1937,35 @@
             </w:pPr>
             <w:r>
               <w:rPr>
-                <w:rFonts w:ascii="Courier New" w:cs="Courier New" w:eastAsia="Courier New" w:hAnsi="Courier New"/>
+                <w:rFonts w:ascii="Courier New" w:eastAsia="Courier New" w:hAnsi="Courier New" w:cs="Courier New"/>
                 <w:b/>
                 <w:bCs/>
                 <w:color w:val="FFFFFF"/>
                 <w:sz w:val="22"/>
                 <w:szCs w:val="22"/>
               </w:rPr>
-              <w:t xml:space="preserve">TelechargerFichierUseCase</w:t>
+              <w:t>TelechargerFichierUseCase</w:t>
             </w:r>
           </w:p>
         </w:tc>
       </w:tr>
       <w:tr>
+        <w:tblPrEx>
+          <w:tblCellMar>
+            <w:top w:w="0" w:type="dxa"/>
+            <w:bottom w:w="0" w:type="dxa"/>
+          </w:tblCellMar>
+        </w:tblPrEx>
         <w:tc>
           <w:tcPr>
-            <w:tcW w:type="dxa" w:w="9360"/>
+            <w:tcW w:w="9360" w:type="dxa"/>
             <w:tcBorders>
-              <w:top w:val="single" w:color="BDC3C7" w:sz="1"/>
-              <w:left w:val="single" w:color="BDC3C7" w:sz="1"/>
-              <w:bottom w:val="single" w:color="BDC3C7" w:sz="1"/>
-              <w:right w:val="single" w:color="BDC3C7" w:sz="1"/>
+              <w:top w:val="single" w:sz="1" w:space="0" w:color="BDC3C7"/>
+              <w:left w:val="single" w:sz="1" w:space="0" w:color="BDC3C7"/>
+              <w:bottom w:val="single" w:sz="1" w:space="0" w:color="BDC3C7"/>
+              <w:right w:val="single" w:sz="1" w:space="0" w:color="BDC3C7"/>
             </w:tcBorders>
-            <w:shd w:fill="FFFFFF" w:val="clear"/>
+            <w:shd w:val="clear" w:color="auto" w:fill="FFFFFF"/>
           </w:tcPr>
           <w:p>
             <w:pPr>
@@ -1948,26 +1973,26 @@
             </w:pPr>
             <w:r>
               <w:rPr>
-                <w:rFonts w:ascii="Courier New" w:cs="Courier New" w:eastAsia="Courier New" w:hAnsi="Courier New"/>
-                <w:color w:val="2C3E50"/>
-                <w:sz w:val="17"/>
-                <w:szCs w:val="17"/>
-              </w:rPr>
-              <w:t xml:space="preserve">+ telecharger(cmd: TelechargerCommand) : FichierContenu</w:t>
-            </w:r>
-          </w:p>
-          <w:p>
-            <w:pPr>
-              <w:spacing w:after="40"/>
-            </w:pPr>
-            <w:r>
-              <w:rPr>
-                <w:rFonts w:ascii="Courier New" w:cs="Courier New" w:eastAsia="Courier New" w:hAnsi="Courier New"/>
-                <w:color w:val="2C3E50"/>
-                <w:sz w:val="17"/>
-                <w:szCs w:val="17"/>
-              </w:rPr>
-              <w:t xml:space="preserve">+ telechargerParToken(token: String) : FichierContenu</w:t>
+                <w:rFonts w:ascii="Courier New" w:eastAsia="Courier New" w:hAnsi="Courier New" w:cs="Courier New"/>
+                <w:color w:val="2C3E50"/>
+                <w:sz w:val="17"/>
+                <w:szCs w:val="17"/>
+              </w:rPr>
+              <w:t>+ telecharger(cmd: TelechargerCommand) : FichierContenu</w:t>
+            </w:r>
+          </w:p>
+          <w:p>
+            <w:pPr>
+              <w:spacing w:after="40"/>
+            </w:pPr>
+            <w:r>
+              <w:rPr>
+                <w:rFonts w:ascii="Courier New" w:eastAsia="Courier New" w:hAnsi="Courier New" w:cs="Courier New"/>
+                <w:color w:val="2C3E50"/>
+                <w:sz w:val="17"/>
+                <w:szCs w:val="17"/>
+              </w:rPr>
+              <w:t>+ telechargerParToken(token: String) : FichierContenu</w:t>
             </w:r>
           </w:p>
         </w:tc>
@@ -1981,46 +2006,48 @@
     <w:p>
       <w:pPr>
         <w:pStyle w:val="Heading3"/>
-        <w:spacing w:after="100" w:before="200"/>
-      </w:pPr>
-      <w:r>
-        <w:rPr>
-          <w:rFonts w:ascii="Arial" w:cs="Arial" w:eastAsia="Arial" w:hAnsi="Arial"/>
-          <w:b/>
-          <w:bCs/>
-          <w:color w:val="2C3E50"/>
-          <w:sz w:val="22"/>
-          <w:szCs w:val="22"/>
-        </w:rPr>
-        <w:t xml:space="preserve">4.3 ListerFichiersUseCase</w:t>
+      </w:pPr>
+      <w:r>
+        <w:t>4.3 ListerFichiersUseCase</w:t>
       </w:r>
     </w:p>
     <w:tbl>
       <w:tblPr>
-        <w:tblW w:type="auto" w:w="100"/>
+        <w:tblW w:w="100" w:type="auto"/>
         <w:tblBorders>
-          <w:top w:val="single" w:color="auto" w:sz="4"/>
-          <w:left w:val="single" w:color="auto" w:sz="4"/>
-          <w:bottom w:val="single" w:color="auto" w:sz="4"/>
-          <w:right w:val="single" w:color="auto" w:sz="4"/>
-          <w:insideH w:val="single" w:color="auto" w:sz="4"/>
-          <w:insideV w:val="single" w:color="auto" w:sz="4"/>
+          <w:top w:val="single" w:sz="4" w:space="0" w:color="auto"/>
+          <w:left w:val="single" w:sz="4" w:space="0" w:color="auto"/>
+          <w:bottom w:val="single" w:sz="4" w:space="0" w:color="auto"/>
+          <w:right w:val="single" w:sz="4" w:space="0" w:color="auto"/>
+          <w:insideH w:val="single" w:sz="4" w:space="0" w:color="auto"/>
+          <w:insideV w:val="single" w:sz="4" w:space="0" w:color="auto"/>
         </w:tblBorders>
+        <w:tblCellMar>
+          <w:left w:w="10" w:type="dxa"/>
+          <w:right w:w="10" w:type="dxa"/>
+        </w:tblCellMar>
+        <w:tblLook w:val="04A0" w:firstRow="1" w:lastRow="0" w:firstColumn="1" w:lastColumn="0" w:noHBand="0" w:noVBand="1"/>
       </w:tblPr>
       <w:tblGrid>
-        <w:gridCol w:w="9360"/>
+        <w:gridCol w:w="9024"/>
       </w:tblGrid>
       <w:tr>
+        <w:tblPrEx>
+          <w:tblCellMar>
+            <w:top w:w="0" w:type="dxa"/>
+            <w:bottom w:w="0" w:type="dxa"/>
+          </w:tblCellMar>
+        </w:tblPrEx>
         <w:tc>
           <w:tcPr>
-            <w:tcW w:type="dxa" w:w="9360"/>
+            <w:tcW w:w="9360" w:type="dxa"/>
             <w:tcBorders>
-              <w:top w:val="single" w:color="BDC3C7" w:sz="1"/>
-              <w:left w:val="single" w:color="BDC3C7" w:sz="1"/>
-              <w:bottom w:val="single" w:color="BDC3C7" w:sz="1"/>
-              <w:right w:val="single" w:color="BDC3C7" w:sz="1"/>
+              <w:top w:val="single" w:sz="1" w:space="0" w:color="BDC3C7"/>
+              <w:left w:val="single" w:sz="1" w:space="0" w:color="BDC3C7"/>
+              <w:bottom w:val="single" w:sz="1" w:space="0" w:color="BDC3C7"/>
+              <w:right w:val="single" w:sz="1" w:space="0" w:color="BDC3C7"/>
             </w:tcBorders>
-            <w:shd w:fill="E67E22" w:val="clear"/>
+            <w:shd w:val="clear" w:color="auto" w:fill="E67E22"/>
           </w:tcPr>
           <w:p>
             <w:pPr>
@@ -2028,14 +2055,14 @@
             </w:pPr>
             <w:r>
               <w:rPr>
-                <w:rFonts w:ascii="Courier New" w:cs="Courier New" w:eastAsia="Courier New" w:hAnsi="Courier New"/>
+                <w:rFonts w:ascii="Courier New" w:eastAsia="Courier New" w:hAnsi="Courier New" w:cs="Courier New"/>
                 <w:i/>
                 <w:iCs/>
                 <w:color w:val="FFFFFF"/>
                 <w:sz w:val="16"/>
                 <w:szCs w:val="16"/>
               </w:rPr>
-              <w:t xml:space="preserve">&lt;&lt;interface&gt;&gt;</w:t>
+              <w:t>&lt;&lt;interface&gt;&gt;</w:t>
             </w:r>
           </w:p>
           <w:p>
@@ -2044,29 +2071,35 @@
             </w:pPr>
             <w:r>
               <w:rPr>
-                <w:rFonts w:ascii="Courier New" w:cs="Courier New" w:eastAsia="Courier New" w:hAnsi="Courier New"/>
+                <w:rFonts w:ascii="Courier New" w:eastAsia="Courier New" w:hAnsi="Courier New" w:cs="Courier New"/>
                 <w:b/>
                 <w:bCs/>
                 <w:color w:val="FFFFFF"/>
                 <w:sz w:val="22"/>
                 <w:szCs w:val="22"/>
               </w:rPr>
-              <w:t xml:space="preserve">ListerFichiersUseCase</w:t>
+              <w:t>ListerFichiersUseCase</w:t>
             </w:r>
           </w:p>
         </w:tc>
       </w:tr>
       <w:tr>
+        <w:tblPrEx>
+          <w:tblCellMar>
+            <w:top w:w="0" w:type="dxa"/>
+            <w:bottom w:w="0" w:type="dxa"/>
+          </w:tblCellMar>
+        </w:tblPrEx>
         <w:tc>
           <w:tcPr>
-            <w:tcW w:type="dxa" w:w="9360"/>
+            <w:tcW w:w="9360" w:type="dxa"/>
             <w:tcBorders>
-              <w:top w:val="single" w:color="BDC3C7" w:sz="1"/>
-              <w:left w:val="single" w:color="BDC3C7" w:sz="1"/>
-              <w:bottom w:val="single" w:color="BDC3C7" w:sz="1"/>
-              <w:right w:val="single" w:color="BDC3C7" w:sz="1"/>
+              <w:top w:val="single" w:sz="1" w:space="0" w:color="BDC3C7"/>
+              <w:left w:val="single" w:sz="1" w:space="0" w:color="BDC3C7"/>
+              <w:bottom w:val="single" w:sz="1" w:space="0" w:color="BDC3C7"/>
+              <w:right w:val="single" w:sz="1" w:space="0" w:color="BDC3C7"/>
             </w:tcBorders>
-            <w:shd w:fill="FFFFFF" w:val="clear"/>
+            <w:shd w:val="clear" w:color="auto" w:fill="FFFFFF"/>
           </w:tcPr>
           <w:p>
             <w:pPr>
@@ -2074,26 +2107,26 @@
             </w:pPr>
             <w:r>
               <w:rPr>
-                <w:rFonts w:ascii="Courier New" w:cs="Courier New" w:eastAsia="Courier New" w:hAnsi="Courier New"/>
-                <w:color w:val="2C3E50"/>
-                <w:sz w:val="17"/>
-                <w:szCs w:val="17"/>
-              </w:rPr>
-              <w:t xml:space="preserve">+ listerMesFichiers(proprietaireId: UUID) : List&lt;Fichier&gt;</w:t>
-            </w:r>
-          </w:p>
-          <w:p>
-            <w:pPr>
-              <w:spacing w:after="40"/>
-            </w:pPr>
-            <w:r>
-              <w:rPr>
-                <w:rFonts w:ascii="Courier New" w:cs="Courier New" w:eastAsia="Courier New" w:hAnsi="Courier New"/>
-                <w:color w:val="2C3E50"/>
-                <w:sz w:val="17"/>
-                <w:szCs w:val="17"/>
-              </w:rPr>
-              <w:t xml:space="preserve">+ listerPartagesAvecMoi(userId: UUID) : List&lt;Fichier&gt;</w:t>
+                <w:rFonts w:ascii="Courier New" w:eastAsia="Courier New" w:hAnsi="Courier New" w:cs="Courier New"/>
+                <w:color w:val="2C3E50"/>
+                <w:sz w:val="17"/>
+                <w:szCs w:val="17"/>
+              </w:rPr>
+              <w:t>+ listerMesFichiers(proprietaireId: UUID) : List&lt;Fichier&gt;</w:t>
+            </w:r>
+          </w:p>
+          <w:p>
+            <w:pPr>
+              <w:spacing w:after="40"/>
+            </w:pPr>
+            <w:r>
+              <w:rPr>
+                <w:rFonts w:ascii="Courier New" w:eastAsia="Courier New" w:hAnsi="Courier New" w:cs="Courier New"/>
+                <w:color w:val="2C3E50"/>
+                <w:sz w:val="17"/>
+                <w:szCs w:val="17"/>
+              </w:rPr>
+              <w:t>+ listerPartagesAvecMoi(userId: UUID) : List&lt;Fichier&gt;</w:t>
             </w:r>
           </w:p>
         </w:tc>
@@ -2107,46 +2140,48 @@
     <w:p>
       <w:pPr>
         <w:pStyle w:val="Heading3"/>
-        <w:spacing w:after="100" w:before="200"/>
-      </w:pPr>
-      <w:r>
-        <w:rPr>
-          <w:rFonts w:ascii="Arial" w:cs="Arial" w:eastAsia="Arial" w:hAnsi="Arial"/>
-          <w:b/>
-          <w:bCs/>
-          <w:color w:val="2C3E50"/>
-          <w:sz w:val="22"/>
-          <w:szCs w:val="22"/>
-        </w:rPr>
-        <w:t xml:space="preserve">4.4 PartagerFichierUseCase</w:t>
+      </w:pPr>
+      <w:r>
+        <w:t>4.4 PartagerFichierUseCase</w:t>
       </w:r>
     </w:p>
     <w:tbl>
       <w:tblPr>
-        <w:tblW w:type="auto" w:w="100"/>
+        <w:tblW w:w="100" w:type="auto"/>
         <w:tblBorders>
-          <w:top w:val="single" w:color="auto" w:sz="4"/>
-          <w:left w:val="single" w:color="auto" w:sz="4"/>
-          <w:bottom w:val="single" w:color="auto" w:sz="4"/>
-          <w:right w:val="single" w:color="auto" w:sz="4"/>
-          <w:insideH w:val="single" w:color="auto" w:sz="4"/>
-          <w:insideV w:val="single" w:color="auto" w:sz="4"/>
+          <w:top w:val="single" w:sz="4" w:space="0" w:color="auto"/>
+          <w:left w:val="single" w:sz="4" w:space="0" w:color="auto"/>
+          <w:bottom w:val="single" w:sz="4" w:space="0" w:color="auto"/>
+          <w:right w:val="single" w:sz="4" w:space="0" w:color="auto"/>
+          <w:insideH w:val="single" w:sz="4" w:space="0" w:color="auto"/>
+          <w:insideV w:val="single" w:sz="4" w:space="0" w:color="auto"/>
         </w:tblBorders>
+        <w:tblCellMar>
+          <w:left w:w="10" w:type="dxa"/>
+          <w:right w:w="10" w:type="dxa"/>
+        </w:tblCellMar>
+        <w:tblLook w:val="04A0" w:firstRow="1" w:lastRow="0" w:firstColumn="1" w:lastColumn="0" w:noHBand="0" w:noVBand="1"/>
       </w:tblPr>
       <w:tblGrid>
-        <w:gridCol w:w="9360"/>
+        <w:gridCol w:w="9024"/>
       </w:tblGrid>
       <w:tr>
+        <w:tblPrEx>
+          <w:tblCellMar>
+            <w:top w:w="0" w:type="dxa"/>
+            <w:bottom w:w="0" w:type="dxa"/>
+          </w:tblCellMar>
+        </w:tblPrEx>
         <w:tc>
           <w:tcPr>
-            <w:tcW w:type="dxa" w:w="9360"/>
+            <w:tcW w:w="9360" w:type="dxa"/>
             <w:tcBorders>
-              <w:top w:val="single" w:color="BDC3C7" w:sz="1"/>
-              <w:left w:val="single" w:color="BDC3C7" w:sz="1"/>
-              <w:bottom w:val="single" w:color="BDC3C7" w:sz="1"/>
-              <w:right w:val="single" w:color="BDC3C7" w:sz="1"/>
+              <w:top w:val="single" w:sz="1" w:space="0" w:color="BDC3C7"/>
+              <w:left w:val="single" w:sz="1" w:space="0" w:color="BDC3C7"/>
+              <w:bottom w:val="single" w:sz="1" w:space="0" w:color="BDC3C7"/>
+              <w:right w:val="single" w:sz="1" w:space="0" w:color="BDC3C7"/>
             </w:tcBorders>
-            <w:shd w:fill="E67E22" w:val="clear"/>
+            <w:shd w:val="clear" w:color="auto" w:fill="E67E22"/>
           </w:tcPr>
           <w:p>
             <w:pPr>
@@ -2154,14 +2189,14 @@
             </w:pPr>
             <w:r>
               <w:rPr>
-                <w:rFonts w:ascii="Courier New" w:cs="Courier New" w:eastAsia="Courier New" w:hAnsi="Courier New"/>
+                <w:rFonts w:ascii="Courier New" w:eastAsia="Courier New" w:hAnsi="Courier New" w:cs="Courier New"/>
                 <w:i/>
                 <w:iCs/>
                 <w:color w:val="FFFFFF"/>
                 <w:sz w:val="16"/>
                 <w:szCs w:val="16"/>
               </w:rPr>
-              <w:t xml:space="preserve">&lt;&lt;interface&gt;&gt;</w:t>
+              <w:t>&lt;&lt;interface&gt;&gt;</w:t>
             </w:r>
           </w:p>
           <w:p>
@@ -2170,29 +2205,35 @@
             </w:pPr>
             <w:r>
               <w:rPr>
-                <w:rFonts w:ascii="Courier New" w:cs="Courier New" w:eastAsia="Courier New" w:hAnsi="Courier New"/>
+                <w:rFonts w:ascii="Courier New" w:eastAsia="Courier New" w:hAnsi="Courier New" w:cs="Courier New"/>
                 <w:b/>
                 <w:bCs/>
                 <w:color w:val="FFFFFF"/>
                 <w:sz w:val="22"/>
                 <w:szCs w:val="22"/>
               </w:rPr>
-              <w:t xml:space="preserve">PartagerFichierUseCase</w:t>
+              <w:t>PartagerFichierUseCase</w:t>
             </w:r>
           </w:p>
         </w:tc>
       </w:tr>
       <w:tr>
+        <w:tblPrEx>
+          <w:tblCellMar>
+            <w:top w:w="0" w:type="dxa"/>
+            <w:bottom w:w="0" w:type="dxa"/>
+          </w:tblCellMar>
+        </w:tblPrEx>
         <w:tc>
           <w:tcPr>
-            <w:tcW w:type="dxa" w:w="9360"/>
+            <w:tcW w:w="9360" w:type="dxa"/>
             <w:tcBorders>
-              <w:top w:val="single" w:color="BDC3C7" w:sz="1"/>
-              <w:left w:val="single" w:color="BDC3C7" w:sz="1"/>
-              <w:bottom w:val="single" w:color="BDC3C7" w:sz="1"/>
-              <w:right w:val="single" w:color="BDC3C7" w:sz="1"/>
+              <w:top w:val="single" w:sz="1" w:space="0" w:color="BDC3C7"/>
+              <w:left w:val="single" w:sz="1" w:space="0" w:color="BDC3C7"/>
+              <w:bottom w:val="single" w:sz="1" w:space="0" w:color="BDC3C7"/>
+              <w:right w:val="single" w:sz="1" w:space="0" w:color="BDC3C7"/>
             </w:tcBorders>
-            <w:shd w:fill="FFFFFF" w:val="clear"/>
+            <w:shd w:val="clear" w:color="auto" w:fill="FFFFFF"/>
           </w:tcPr>
           <w:p>
             <w:pPr>
@@ -2200,40 +2241,40 @@
             </w:pPr>
             <w:r>
               <w:rPr>
-                <w:rFonts w:ascii="Courier New" w:cs="Courier New" w:eastAsia="Courier New" w:hAnsi="Courier New"/>
-                <w:color w:val="2C3E50"/>
-                <w:sz w:val="17"/>
-                <w:szCs w:val="17"/>
-              </w:rPr>
-              <w:t xml:space="preserve">+ partagerParLien(cmd: CreerLienCommand) : LienPartage</w:t>
-            </w:r>
-          </w:p>
-          <w:p>
-            <w:pPr>
-              <w:spacing w:after="40"/>
-            </w:pPr>
-            <w:r>
-              <w:rPr>
-                <w:rFonts w:ascii="Courier New" w:cs="Courier New" w:eastAsia="Courier New" w:hAnsi="Courier New"/>
-                <w:color w:val="2C3E50"/>
-                <w:sz w:val="17"/>
-                <w:szCs w:val="17"/>
-              </w:rPr>
-              <w:t xml:space="preserve">+ partagerAvecUtilisateur(cmd: PartagerCommand) : void</w:t>
-            </w:r>
-          </w:p>
-          <w:p>
-            <w:pPr>
-              <w:spacing w:after="40"/>
-            </w:pPr>
-            <w:r>
-              <w:rPr>
-                <w:rFonts w:ascii="Courier New" w:cs="Courier New" w:eastAsia="Courier New" w:hAnsi="Courier New"/>
-                <w:color w:val="2C3E50"/>
-                <w:sz w:val="17"/>
-                <w:szCs w:val="17"/>
-              </w:rPr>
-              <w:t xml:space="preserve">+ revoquerPartage(partageId: UUID, userId: UUID) : void</w:t>
+                <w:rFonts w:ascii="Courier New" w:eastAsia="Courier New" w:hAnsi="Courier New" w:cs="Courier New"/>
+                <w:color w:val="2C3E50"/>
+                <w:sz w:val="17"/>
+                <w:szCs w:val="17"/>
+              </w:rPr>
+              <w:t>+ partagerParLien(cmd: CreerLienCommand) : LienPartage</w:t>
+            </w:r>
+          </w:p>
+          <w:p>
+            <w:pPr>
+              <w:spacing w:after="40"/>
+            </w:pPr>
+            <w:r>
+              <w:rPr>
+                <w:rFonts w:ascii="Courier New" w:eastAsia="Courier New" w:hAnsi="Courier New" w:cs="Courier New"/>
+                <w:color w:val="2C3E50"/>
+                <w:sz w:val="17"/>
+                <w:szCs w:val="17"/>
+              </w:rPr>
+              <w:t>+ partagerAvecUtilisateur(cmd: PartagerCommand) : void</w:t>
+            </w:r>
+          </w:p>
+          <w:p>
+            <w:pPr>
+              <w:spacing w:after="40"/>
+            </w:pPr>
+            <w:r>
+              <w:rPr>
+                <w:rFonts w:ascii="Courier New" w:eastAsia="Courier New" w:hAnsi="Courier New" w:cs="Courier New"/>
+                <w:color w:val="2C3E50"/>
+                <w:sz w:val="17"/>
+                <w:szCs w:val="17"/>
+              </w:rPr>
+              <w:t>+ revoquerPartage(partageId: UUID, userId: UUID) : void</w:t>
             </w:r>
           </w:p>
         </w:tc>
@@ -2247,46 +2288,48 @@
     <w:p>
       <w:pPr>
         <w:pStyle w:val="Heading3"/>
-        <w:spacing w:after="100" w:before="200"/>
-      </w:pPr>
-      <w:r>
-        <w:rPr>
-          <w:rFonts w:ascii="Arial" w:cs="Arial" w:eastAsia="Arial" w:hAnsi="Arial"/>
-          <w:b/>
-          <w:bCs/>
-          <w:color w:val="2C3E50"/>
-          <w:sz w:val="22"/>
-          <w:szCs w:val="22"/>
-        </w:rPr>
-        <w:t xml:space="preserve">4.5 SupprimerFichierUseCase</w:t>
+      </w:pPr>
+      <w:r>
+        <w:t>4.5 SupprimerFichierUseCase</w:t>
       </w:r>
     </w:p>
     <w:tbl>
       <w:tblPr>
-        <w:tblW w:type="auto" w:w="100"/>
+        <w:tblW w:w="100" w:type="auto"/>
         <w:tblBorders>
-          <w:top w:val="single" w:color="auto" w:sz="4"/>
-          <w:left w:val="single" w:color="auto" w:sz="4"/>
-          <w:bottom w:val="single" w:color="auto" w:sz="4"/>
-          <w:right w:val="single" w:color="auto" w:sz="4"/>
-          <w:insideH w:val="single" w:color="auto" w:sz="4"/>
-          <w:insideV w:val="single" w:color="auto" w:sz="4"/>
+          <w:top w:val="single" w:sz="4" w:space="0" w:color="auto"/>
+          <w:left w:val="single" w:sz="4" w:space="0" w:color="auto"/>
+          <w:bottom w:val="single" w:sz="4" w:space="0" w:color="auto"/>
+          <w:right w:val="single" w:sz="4" w:space="0" w:color="auto"/>
+          <w:insideH w:val="single" w:sz="4" w:space="0" w:color="auto"/>
+          <w:insideV w:val="single" w:sz="4" w:space="0" w:color="auto"/>
         </w:tblBorders>
+        <w:tblCellMar>
+          <w:left w:w="10" w:type="dxa"/>
+          <w:right w:w="10" w:type="dxa"/>
+        </w:tblCellMar>
+        <w:tblLook w:val="04A0" w:firstRow="1" w:lastRow="0" w:firstColumn="1" w:lastColumn="0" w:noHBand="0" w:noVBand="1"/>
       </w:tblPr>
       <w:tblGrid>
-        <w:gridCol w:w="9360"/>
+        <w:gridCol w:w="9024"/>
       </w:tblGrid>
       <w:tr>
+        <w:tblPrEx>
+          <w:tblCellMar>
+            <w:top w:w="0" w:type="dxa"/>
+            <w:bottom w:w="0" w:type="dxa"/>
+          </w:tblCellMar>
+        </w:tblPrEx>
         <w:tc>
           <w:tcPr>
-            <w:tcW w:type="dxa" w:w="9360"/>
+            <w:tcW w:w="9360" w:type="dxa"/>
             <w:tcBorders>
-              <w:top w:val="single" w:color="BDC3C7" w:sz="1"/>
-              <w:left w:val="single" w:color="BDC3C7" w:sz="1"/>
-              <w:bottom w:val="single" w:color="BDC3C7" w:sz="1"/>
-              <w:right w:val="single" w:color="BDC3C7" w:sz="1"/>
+              <w:top w:val="single" w:sz="1" w:space="0" w:color="BDC3C7"/>
+              <w:left w:val="single" w:sz="1" w:space="0" w:color="BDC3C7"/>
+              <w:bottom w:val="single" w:sz="1" w:space="0" w:color="BDC3C7"/>
+              <w:right w:val="single" w:sz="1" w:space="0" w:color="BDC3C7"/>
             </w:tcBorders>
-            <w:shd w:fill="E67E22" w:val="clear"/>
+            <w:shd w:val="clear" w:color="auto" w:fill="E67E22"/>
           </w:tcPr>
           <w:p>
             <w:pPr>
@@ -2294,14 +2337,14 @@
             </w:pPr>
             <w:r>
               <w:rPr>
-                <w:rFonts w:ascii="Courier New" w:cs="Courier New" w:eastAsia="Courier New" w:hAnsi="Courier New"/>
+                <w:rFonts w:ascii="Courier New" w:eastAsia="Courier New" w:hAnsi="Courier New" w:cs="Courier New"/>
                 <w:i/>
                 <w:iCs/>
                 <w:color w:val="FFFFFF"/>
                 <w:sz w:val="16"/>
                 <w:szCs w:val="16"/>
               </w:rPr>
-              <w:t xml:space="preserve">&lt;&lt;interface&gt;&gt;</w:t>
+              <w:t>&lt;&lt;interface&gt;&gt;</w:t>
             </w:r>
           </w:p>
           <w:p>
@@ -2310,29 +2353,35 @@
             </w:pPr>
             <w:r>
               <w:rPr>
-                <w:rFonts w:ascii="Courier New" w:cs="Courier New" w:eastAsia="Courier New" w:hAnsi="Courier New"/>
+                <w:rFonts w:ascii="Courier New" w:eastAsia="Courier New" w:hAnsi="Courier New" w:cs="Courier New"/>
                 <w:b/>
                 <w:bCs/>
                 <w:color w:val="FFFFFF"/>
                 <w:sz w:val="22"/>
                 <w:szCs w:val="22"/>
               </w:rPr>
-              <w:t xml:space="preserve">SupprimerFichierUseCase</w:t>
+              <w:t>SupprimerFichierUseCase</w:t>
             </w:r>
           </w:p>
         </w:tc>
       </w:tr>
       <w:tr>
+        <w:tblPrEx>
+          <w:tblCellMar>
+            <w:top w:w="0" w:type="dxa"/>
+            <w:bottom w:w="0" w:type="dxa"/>
+          </w:tblCellMar>
+        </w:tblPrEx>
         <w:tc>
           <w:tcPr>
-            <w:tcW w:type="dxa" w:w="9360"/>
+            <w:tcW w:w="9360" w:type="dxa"/>
             <w:tcBorders>
-              <w:top w:val="single" w:color="BDC3C7" w:sz="1"/>
-              <w:left w:val="single" w:color="BDC3C7" w:sz="1"/>
-              <w:bottom w:val="single" w:color="BDC3C7" w:sz="1"/>
-              <w:right w:val="single" w:color="BDC3C7" w:sz="1"/>
+              <w:top w:val="single" w:sz="1" w:space="0" w:color="BDC3C7"/>
+              <w:left w:val="single" w:sz="1" w:space="0" w:color="BDC3C7"/>
+              <w:bottom w:val="single" w:sz="1" w:space="0" w:color="BDC3C7"/>
+              <w:right w:val="single" w:sz="1" w:space="0" w:color="BDC3C7"/>
             </w:tcBorders>
-            <w:shd w:fill="FFFFFF" w:val="clear"/>
+            <w:shd w:val="clear" w:color="auto" w:fill="FFFFFF"/>
           </w:tcPr>
           <w:p>
             <w:pPr>
@@ -2340,12 +2389,12 @@
             </w:pPr>
             <w:r>
               <w:rPr>
-                <w:rFonts w:ascii="Courier New" w:cs="Courier New" w:eastAsia="Courier New" w:hAnsi="Courier New"/>
-                <w:color w:val="2C3E50"/>
-                <w:sz w:val="17"/>
-                <w:szCs w:val="17"/>
-              </w:rPr>
-              <w:t xml:space="preserve">+ supprimer(fichierId: UUID, userId: UUID) : void</w:t>
+                <w:rFonts w:ascii="Courier New" w:eastAsia="Courier New" w:hAnsi="Courier New" w:cs="Courier New"/>
+                <w:color w:val="2C3E50"/>
+                <w:sz w:val="17"/>
+                <w:szCs w:val="17"/>
+              </w:rPr>
+              <w:t>+ supprimer(fichierId: UUID, userId: UUID) : void</w:t>
             </w:r>
           </w:p>
         </w:tc>
@@ -2359,18 +2408,10 @@
     <w:p>
       <w:pPr>
         <w:pStyle w:val="Heading1"/>
-        <w:spacing w:after="200" w:before="400"/>
-      </w:pPr>
-      <w:r>
-        <w:rPr>
-          <w:rFonts w:ascii="Arial" w:cs="Arial" w:eastAsia="Arial" w:hAnsi="Arial"/>
-          <w:b/>
-          <w:bCs/>
-          <w:color w:val="1B4F72"/>
-          <w:sz w:val="32"/>
-          <w:szCs w:val="32"/>
-        </w:rPr>
-        <w:t xml:space="preserve">5. Commands et Results</w:t>
+      </w:pPr>
+      <w:r>
+        <w:lastRenderedPageBreak/>
+        <w:t>5. Commands et Results</w:t>
       </w:r>
     </w:p>
     <w:p>
@@ -2378,12 +2419,7 @@
         <w:spacing w:after="100"/>
       </w:pPr>
       <w:r>
-        <w:rPr>
-          <w:rFonts w:ascii="Arial" w:cs="Arial" w:eastAsia="Arial" w:hAnsi="Arial"/>
-          <w:sz w:val="20"/>
-          <w:szCs w:val="20"/>
-        </w:rPr>
-        <w:t xml:space="preserve">Les records Java transportent les donnees entre les couches. Les Commands entrent dans le domaine, les Results en sortent.</w:t>
+        <w:t>Les records Java transportent les donnees entre les couches. Les Commands entrent dans le domaine, les Results en sortent.</w:t>
       </w:r>
     </w:p>
     <w:p>
@@ -2394,18 +2430,9 @@
     <w:p>
       <w:pPr>
         <w:pStyle w:val="Heading3"/>
-        <w:spacing w:after="100" w:before="200"/>
-      </w:pPr>
-      <w:r>
-        <w:rPr>
-          <w:rFonts w:ascii="Arial" w:cs="Arial" w:eastAsia="Arial" w:hAnsi="Arial"/>
-          <w:b/>
-          <w:bCs/>
-          <w:color w:val="2C3E50"/>
-          <w:sz w:val="22"/>
-          <w:szCs w:val="22"/>
-        </w:rPr>
-        <w:t xml:space="preserve">5.1 Commands (entree)</w:t>
+      </w:pPr>
+      <w:r>
+        <w:t>5.1 Commands (entree)</w:t>
       </w:r>
     </w:p>
     <w:p>
@@ -2415,30 +2442,41 @@
     </w:p>
     <w:tbl>
       <w:tblPr>
-        <w:tblW w:type="auto" w:w="100"/>
+        <w:tblW w:w="100" w:type="auto"/>
         <w:tblBorders>
-          <w:top w:val="single" w:color="auto" w:sz="4"/>
-          <w:left w:val="single" w:color="auto" w:sz="4"/>
-          <w:bottom w:val="single" w:color="auto" w:sz="4"/>
-          <w:right w:val="single" w:color="auto" w:sz="4"/>
-          <w:insideH w:val="single" w:color="auto" w:sz="4"/>
-          <w:insideV w:val="single" w:color="auto" w:sz="4"/>
+          <w:top w:val="single" w:sz="4" w:space="0" w:color="auto"/>
+          <w:left w:val="single" w:sz="4" w:space="0" w:color="auto"/>
+          <w:bottom w:val="single" w:sz="4" w:space="0" w:color="auto"/>
+          <w:right w:val="single" w:sz="4" w:space="0" w:color="auto"/>
+          <w:insideH w:val="single" w:sz="4" w:space="0" w:color="auto"/>
+          <w:insideV w:val="single" w:sz="4" w:space="0" w:color="auto"/>
         </w:tblBorders>
+        <w:tblCellMar>
+          <w:left w:w="10" w:type="dxa"/>
+          <w:right w:w="10" w:type="dxa"/>
+        </w:tblCellMar>
+        <w:tblLook w:val="04A0" w:firstRow="1" w:lastRow="0" w:firstColumn="1" w:lastColumn="0" w:noHBand="0" w:noVBand="1"/>
       </w:tblPr>
       <w:tblGrid>
-        <w:gridCol w:w="9360"/>
+        <w:gridCol w:w="9024"/>
       </w:tblGrid>
       <w:tr>
+        <w:tblPrEx>
+          <w:tblCellMar>
+            <w:top w:w="0" w:type="dxa"/>
+            <w:bottom w:w="0" w:type="dxa"/>
+          </w:tblCellMar>
+        </w:tblPrEx>
         <w:tc>
           <w:tcPr>
-            <w:tcW w:type="dxa" w:w="9360"/>
+            <w:tcW w:w="9360" w:type="dxa"/>
             <w:tcBorders>
-              <w:top w:val="single" w:color="BDC3C7" w:sz="1"/>
-              <w:left w:val="single" w:color="BDC3C7" w:sz="1"/>
-              <w:bottom w:val="single" w:color="BDC3C7" w:sz="1"/>
-              <w:right w:val="single" w:color="BDC3C7" w:sz="1"/>
+              <w:top w:val="single" w:sz="1" w:space="0" w:color="BDC3C7"/>
+              <w:left w:val="single" w:sz="1" w:space="0" w:color="BDC3C7"/>
+              <w:bottom w:val="single" w:sz="1" w:space="0" w:color="BDC3C7"/>
+              <w:right w:val="single" w:sz="1" w:space="0" w:color="BDC3C7"/>
             </w:tcBorders>
-            <w:shd w:fill="16A085" w:val="clear"/>
+            <w:shd w:val="clear" w:color="auto" w:fill="16A085"/>
           </w:tcPr>
           <w:p>
             <w:pPr>
@@ -2446,14 +2484,14 @@
             </w:pPr>
             <w:r>
               <w:rPr>
-                <w:rFonts w:ascii="Courier New" w:cs="Courier New" w:eastAsia="Courier New" w:hAnsi="Courier New"/>
+                <w:rFonts w:ascii="Courier New" w:eastAsia="Courier New" w:hAnsi="Courier New" w:cs="Courier New"/>
                 <w:i/>
                 <w:iCs/>
                 <w:color w:val="FFFFFF"/>
                 <w:sz w:val="16"/>
                 <w:szCs w:val="16"/>
               </w:rPr>
-              <w:t xml:space="preserve">&lt;&lt;record&gt;&gt;</w:t>
+              <w:t>&lt;&lt;record&gt;&gt;</w:t>
             </w:r>
           </w:p>
           <w:p>
@@ -2462,29 +2500,35 @@
             </w:pPr>
             <w:r>
               <w:rPr>
-                <w:rFonts w:ascii="Courier New" w:cs="Courier New" w:eastAsia="Courier New" w:hAnsi="Courier New"/>
+                <w:rFonts w:ascii="Courier New" w:eastAsia="Courier New" w:hAnsi="Courier New" w:cs="Courier New"/>
                 <w:b/>
                 <w:bCs/>
                 <w:color w:val="FFFFFF"/>
                 <w:sz w:val="22"/>
                 <w:szCs w:val="22"/>
               </w:rPr>
-              <w:t xml:space="preserve">UploadFichierCommand</w:t>
+              <w:t>UploadFichierCommand</w:t>
             </w:r>
           </w:p>
         </w:tc>
       </w:tr>
       <w:tr>
+        <w:tblPrEx>
+          <w:tblCellMar>
+            <w:top w:w="0" w:type="dxa"/>
+            <w:bottom w:w="0" w:type="dxa"/>
+          </w:tblCellMar>
+        </w:tblPrEx>
         <w:tc>
           <w:tcPr>
-            <w:tcW w:type="dxa" w:w="9360"/>
+            <w:tcW w:w="9360" w:type="dxa"/>
             <w:tcBorders>
-              <w:top w:val="single" w:color="BDC3C7" w:sz="1"/>
-              <w:left w:val="single" w:color="BDC3C7" w:sz="1"/>
-              <w:bottom w:val="single" w:color="BDC3C7" w:sz="1"/>
-              <w:right w:val="single" w:color="BDC3C7" w:sz="1"/>
+              <w:top w:val="single" w:sz="1" w:space="0" w:color="BDC3C7"/>
+              <w:left w:val="single" w:sz="1" w:space="0" w:color="BDC3C7"/>
+              <w:bottom w:val="single" w:sz="1" w:space="0" w:color="BDC3C7"/>
+              <w:right w:val="single" w:sz="1" w:space="0" w:color="BDC3C7"/>
             </w:tcBorders>
-            <w:shd w:fill="FFFFFF" w:val="clear"/>
+            <w:shd w:val="clear" w:color="auto" w:fill="FFFFFF"/>
           </w:tcPr>
           <w:p>
             <w:pPr>
@@ -2492,68 +2536,68 @@
             </w:pPr>
             <w:r>
               <w:rPr>
-                <w:rFonts w:ascii="Courier New" w:cs="Courier New" w:eastAsia="Courier New" w:hAnsi="Courier New"/>
-                <w:color w:val="2C3E50"/>
-                <w:sz w:val="17"/>
-                <w:szCs w:val="17"/>
-              </w:rPr>
-              <w:t xml:space="preserve">+ nom : String</w:t>
-            </w:r>
-          </w:p>
-          <w:p>
-            <w:pPr>
-              <w:spacing w:after="40"/>
-            </w:pPr>
-            <w:r>
-              <w:rPr>
-                <w:rFonts w:ascii="Courier New" w:cs="Courier New" w:eastAsia="Courier New" w:hAnsi="Courier New"/>
-                <w:color w:val="2C3E50"/>
-                <w:sz w:val="17"/>
-                <w:szCs w:val="17"/>
-              </w:rPr>
-              <w:t xml:space="preserve">+ typeMime : String</w:t>
-            </w:r>
-          </w:p>
-          <w:p>
-            <w:pPr>
-              <w:spacing w:after="40"/>
-            </w:pPr>
-            <w:r>
-              <w:rPr>
-                <w:rFonts w:ascii="Courier New" w:cs="Courier New" w:eastAsia="Courier New" w:hAnsi="Courier New"/>
-                <w:color w:val="2C3E50"/>
-                <w:sz w:val="17"/>
-                <w:szCs w:val="17"/>
-              </w:rPr>
-              <w:t xml:space="preserve">+ taille : long</w:t>
-            </w:r>
-          </w:p>
-          <w:p>
-            <w:pPr>
-              <w:spacing w:after="40"/>
-            </w:pPr>
-            <w:r>
-              <w:rPr>
-                <w:rFonts w:ascii="Courier New" w:cs="Courier New" w:eastAsia="Courier New" w:hAnsi="Courier New"/>
-                <w:color w:val="2C3E50"/>
-                <w:sz w:val="17"/>
-                <w:szCs w:val="17"/>
-              </w:rPr>
-              <w:t xml:space="preserve">+ contenu : InputStream</w:t>
-            </w:r>
-          </w:p>
-          <w:p>
-            <w:pPr>
-              <w:spacing w:after="40"/>
-            </w:pPr>
-            <w:r>
-              <w:rPr>
-                <w:rFonts w:ascii="Courier New" w:cs="Courier New" w:eastAsia="Courier New" w:hAnsi="Courier New"/>
-                <w:color w:val="2C3E50"/>
-                <w:sz w:val="17"/>
-                <w:szCs w:val="17"/>
-              </w:rPr>
-              <w:t xml:space="preserve">+ proprietaireId : UUID</w:t>
+                <w:rFonts w:ascii="Courier New" w:eastAsia="Courier New" w:hAnsi="Courier New" w:cs="Courier New"/>
+                <w:color w:val="2C3E50"/>
+                <w:sz w:val="17"/>
+                <w:szCs w:val="17"/>
+              </w:rPr>
+              <w:t>+ nom : String</w:t>
+            </w:r>
+          </w:p>
+          <w:p>
+            <w:pPr>
+              <w:spacing w:after="40"/>
+            </w:pPr>
+            <w:r>
+              <w:rPr>
+                <w:rFonts w:ascii="Courier New" w:eastAsia="Courier New" w:hAnsi="Courier New" w:cs="Courier New"/>
+                <w:color w:val="2C3E50"/>
+                <w:sz w:val="17"/>
+                <w:szCs w:val="17"/>
+              </w:rPr>
+              <w:t>+ typeMime : String</w:t>
+            </w:r>
+          </w:p>
+          <w:p>
+            <w:pPr>
+              <w:spacing w:after="40"/>
+            </w:pPr>
+            <w:r>
+              <w:rPr>
+                <w:rFonts w:ascii="Courier New" w:eastAsia="Courier New" w:hAnsi="Courier New" w:cs="Courier New"/>
+                <w:color w:val="2C3E50"/>
+                <w:sz w:val="17"/>
+                <w:szCs w:val="17"/>
+              </w:rPr>
+              <w:t>+ taille : long</w:t>
+            </w:r>
+          </w:p>
+          <w:p>
+            <w:pPr>
+              <w:spacing w:after="40"/>
+            </w:pPr>
+            <w:r>
+              <w:rPr>
+                <w:rFonts w:ascii="Courier New" w:eastAsia="Courier New" w:hAnsi="Courier New" w:cs="Courier New"/>
+                <w:color w:val="2C3E50"/>
+                <w:sz w:val="17"/>
+                <w:szCs w:val="17"/>
+              </w:rPr>
+              <w:t>+ contenu : InputStream</w:t>
+            </w:r>
+          </w:p>
+          <w:p>
+            <w:pPr>
+              <w:spacing w:after="40"/>
+            </w:pPr>
+            <w:r>
+              <w:rPr>
+                <w:rFonts w:ascii="Courier New" w:eastAsia="Courier New" w:hAnsi="Courier New" w:cs="Courier New"/>
+                <w:color w:val="2C3E50"/>
+                <w:sz w:val="17"/>
+                <w:szCs w:val="17"/>
+              </w:rPr>
+              <w:t>+ proprietaireId : UUID</w:t>
             </w:r>
           </w:p>
         </w:tc>
@@ -2566,58 +2610,73 @@
     </w:p>
     <w:tbl>
       <w:tblPr>
-        <w:tblW w:type="auto" w:w="100"/>
+        <w:tblW w:w="100" w:type="auto"/>
         <w:tblBorders>
-          <w:top w:val="single" w:color="auto" w:sz="4"/>
-          <w:left w:val="single" w:color="auto" w:sz="4"/>
-          <w:bottom w:val="single" w:color="auto" w:sz="4"/>
-          <w:right w:val="single" w:color="auto" w:sz="4"/>
-          <w:insideH w:val="single" w:color="auto" w:sz="4"/>
-          <w:insideV w:val="single" w:color="auto" w:sz="4"/>
+          <w:top w:val="single" w:sz="4" w:space="0" w:color="auto"/>
+          <w:left w:val="single" w:sz="4" w:space="0" w:color="auto"/>
+          <w:bottom w:val="single" w:sz="4" w:space="0" w:color="auto"/>
+          <w:right w:val="single" w:sz="4" w:space="0" w:color="auto"/>
+          <w:insideH w:val="single" w:sz="4" w:space="0" w:color="auto"/>
+          <w:insideV w:val="single" w:sz="4" w:space="0" w:color="auto"/>
         </w:tblBorders>
+        <w:tblCellMar>
+          <w:left w:w="10" w:type="dxa"/>
+          <w:right w:w="10" w:type="dxa"/>
+        </w:tblCellMar>
+        <w:tblLook w:val="04A0" w:firstRow="1" w:lastRow="0" w:firstColumn="1" w:lastColumn="0" w:noHBand="0" w:noVBand="1"/>
       </w:tblPr>
       <w:tblGrid>
-        <w:gridCol w:w="4580"/>
-        <w:gridCol w:w="4580"/>
+        <w:gridCol w:w="4512"/>
+        <w:gridCol w:w="4504"/>
       </w:tblGrid>
       <w:tr>
+        <w:tblPrEx>
+          <w:tblCellMar>
+            <w:top w:w="0" w:type="dxa"/>
+            <w:bottom w:w="0" w:type="dxa"/>
+          </w:tblCellMar>
+        </w:tblPrEx>
         <w:tc>
           <w:tcPr>
-            <w:tcW w:type="dxa" w:w="4580"/>
-            <w:tcBorders>
-              <w:top w:val="none" w:sz="0"/>
-              <w:left w:val="none" w:sz="0"/>
-              <w:bottom w:val="none" w:sz="0"/>
-              <w:right w:val="none" w:sz="0"/>
-            </w:tcBorders>
-            <w:vAlign w:val="top"/>
+            <w:tcW w:w="4580" w:type="dxa"/>
           </w:tcPr>
           <w:tbl>
             <w:tblPr>
-              <w:tblW w:type="auto" w:w="100"/>
+              <w:tblW w:w="100" w:type="auto"/>
               <w:tblBorders>
-                <w:top w:val="single" w:color="auto" w:sz="4"/>
-                <w:left w:val="single" w:color="auto" w:sz="4"/>
-                <w:bottom w:val="single" w:color="auto" w:sz="4"/>
-                <w:right w:val="single" w:color="auto" w:sz="4"/>
-                <w:insideH w:val="single" w:color="auto" w:sz="4"/>
-                <w:insideV w:val="single" w:color="auto" w:sz="4"/>
+                <w:top w:val="single" w:sz="4" w:space="0" w:color="auto"/>
+                <w:left w:val="single" w:sz="4" w:space="0" w:color="auto"/>
+                <w:bottom w:val="single" w:sz="4" w:space="0" w:color="auto"/>
+                <w:right w:val="single" w:sz="4" w:space="0" w:color="auto"/>
+                <w:insideH w:val="single" w:sz="4" w:space="0" w:color="auto"/>
+                <w:insideV w:val="single" w:sz="4" w:space="0" w:color="auto"/>
               </w:tblBorders>
+              <w:tblCellMar>
+                <w:left w:w="10" w:type="dxa"/>
+                <w:right w:w="10" w:type="dxa"/>
+              </w:tblCellMar>
+              <w:tblLook w:val="04A0" w:firstRow="1" w:lastRow="0" w:firstColumn="1" w:lastColumn="0" w:noHBand="0" w:noVBand="1"/>
             </w:tblPr>
             <w:tblGrid>
-              <w:gridCol w:w="9360"/>
+              <w:gridCol w:w="4490"/>
             </w:tblGrid>
             <w:tr>
+              <w:tblPrEx>
+                <w:tblCellMar>
+                  <w:top w:w="0" w:type="dxa"/>
+                  <w:bottom w:w="0" w:type="dxa"/>
+                </w:tblCellMar>
+              </w:tblPrEx>
               <w:tc>
                 <w:tcPr>
-                  <w:tcW w:type="dxa" w:w="9360"/>
+                  <w:tcW w:w="9360" w:type="dxa"/>
                   <w:tcBorders>
-                    <w:top w:val="single" w:color="BDC3C7" w:sz="1"/>
-                    <w:left w:val="single" w:color="BDC3C7" w:sz="1"/>
-                    <w:bottom w:val="single" w:color="BDC3C7" w:sz="1"/>
-                    <w:right w:val="single" w:color="BDC3C7" w:sz="1"/>
+                    <w:top w:val="single" w:sz="1" w:space="0" w:color="BDC3C7"/>
+                    <w:left w:val="single" w:sz="1" w:space="0" w:color="BDC3C7"/>
+                    <w:bottom w:val="single" w:sz="1" w:space="0" w:color="BDC3C7"/>
+                    <w:right w:val="single" w:sz="1" w:space="0" w:color="BDC3C7"/>
                   </w:tcBorders>
-                  <w:shd w:fill="16A085" w:val="clear"/>
+                  <w:shd w:val="clear" w:color="auto" w:fill="16A085"/>
                 </w:tcPr>
                 <w:p>
                   <w:pPr>
@@ -2625,14 +2684,14 @@
                   </w:pPr>
                   <w:r>
                     <w:rPr>
-                      <w:rFonts w:ascii="Courier New" w:cs="Courier New" w:eastAsia="Courier New" w:hAnsi="Courier New"/>
+                      <w:rFonts w:ascii="Courier New" w:eastAsia="Courier New" w:hAnsi="Courier New" w:cs="Courier New"/>
                       <w:i/>
                       <w:iCs/>
                       <w:color w:val="FFFFFF"/>
                       <w:sz w:val="16"/>
                       <w:szCs w:val="16"/>
                     </w:rPr>
-                    <w:t xml:space="preserve">&lt;&lt;record&gt;&gt;</w:t>
+                    <w:t>&lt;&lt;record&gt;&gt;</w:t>
                   </w:r>
                 </w:p>
                 <w:p>
@@ -2641,29 +2700,35 @@
                   </w:pPr>
                   <w:r>
                     <w:rPr>
-                      <w:rFonts w:ascii="Courier New" w:cs="Courier New" w:eastAsia="Courier New" w:hAnsi="Courier New"/>
+                      <w:rFonts w:ascii="Courier New" w:eastAsia="Courier New" w:hAnsi="Courier New" w:cs="Courier New"/>
                       <w:b/>
                       <w:bCs/>
                       <w:color w:val="FFFFFF"/>
                       <w:sz w:val="22"/>
                       <w:szCs w:val="22"/>
                     </w:rPr>
-                    <w:t xml:space="preserve">TelechargerCommand</w:t>
+                    <w:t>TelechargerCommand</w:t>
                   </w:r>
                 </w:p>
               </w:tc>
             </w:tr>
             <w:tr>
+              <w:tblPrEx>
+                <w:tblCellMar>
+                  <w:top w:w="0" w:type="dxa"/>
+                  <w:bottom w:w="0" w:type="dxa"/>
+                </w:tblCellMar>
+              </w:tblPrEx>
               <w:tc>
                 <w:tcPr>
-                  <w:tcW w:type="dxa" w:w="9360"/>
+                  <w:tcW w:w="9360" w:type="dxa"/>
                   <w:tcBorders>
-                    <w:top w:val="single" w:color="BDC3C7" w:sz="1"/>
-                    <w:left w:val="single" w:color="BDC3C7" w:sz="1"/>
-                    <w:bottom w:val="single" w:color="BDC3C7" w:sz="1"/>
-                    <w:right w:val="single" w:color="BDC3C7" w:sz="1"/>
+                    <w:top w:val="single" w:sz="1" w:space="0" w:color="BDC3C7"/>
+                    <w:left w:val="single" w:sz="1" w:space="0" w:color="BDC3C7"/>
+                    <w:bottom w:val="single" w:sz="1" w:space="0" w:color="BDC3C7"/>
+                    <w:right w:val="single" w:sz="1" w:space="0" w:color="BDC3C7"/>
                   </w:tcBorders>
-                  <w:shd w:fill="FFFFFF" w:val="clear"/>
+                  <w:shd w:val="clear" w:color="auto" w:fill="FFFFFF"/>
                 </w:tcPr>
                 <w:p>
                   <w:pPr>
@@ -2671,12 +2736,12 @@
                   </w:pPr>
                   <w:r>
                     <w:rPr>
-                      <w:rFonts w:ascii="Courier New" w:cs="Courier New" w:eastAsia="Courier New" w:hAnsi="Courier New"/>
+                      <w:rFonts w:ascii="Courier New" w:eastAsia="Courier New" w:hAnsi="Courier New" w:cs="Courier New"/>
                       <w:color w:val="2C3E50"/>
                       <w:sz w:val="17"/>
                       <w:szCs w:val="17"/>
                     </w:rPr>
-                    <w:t xml:space="preserve">+ fichierId : UUID</w:t>
+                    <w:t>+ fichierId : UUID</w:t>
                   </w:r>
                 </w:p>
                 <w:p>
@@ -2685,12 +2750,12 @@
                   </w:pPr>
                   <w:r>
                     <w:rPr>
-                      <w:rFonts w:ascii="Courier New" w:cs="Courier New" w:eastAsia="Courier New" w:hAnsi="Courier New"/>
+                      <w:rFonts w:ascii="Courier New" w:eastAsia="Courier New" w:hAnsi="Courier New" w:cs="Courier New"/>
                       <w:color w:val="2C3E50"/>
                       <w:sz w:val="17"/>
                       <w:szCs w:val="17"/>
                     </w:rPr>
-                    <w:t xml:space="preserve">+ utilisateurId : UUID</w:t>
+                    <w:t>+ utilisateurId : UUID</w:t>
                   </w:r>
                 </w:p>
               </w:tc>
@@ -2700,41 +2765,45 @@
         </w:tc>
         <w:tc>
           <w:tcPr>
-            <w:tcW w:type="dxa" w:w="4580"/>
-            <w:tcBorders>
-              <w:top w:val="none" w:sz="0"/>
-              <w:left w:val="none" w:sz="0"/>
-              <w:bottom w:val="none" w:sz="0"/>
-              <w:right w:val="none" w:sz="0"/>
-            </w:tcBorders>
-            <w:vAlign w:val="top"/>
+            <w:tcW w:w="4580" w:type="dxa"/>
           </w:tcPr>
           <w:tbl>
             <w:tblPr>
-              <w:tblW w:type="auto" w:w="100"/>
+              <w:tblW w:w="100" w:type="auto"/>
               <w:tblBorders>
-                <w:top w:val="single" w:color="auto" w:sz="4"/>
-                <w:left w:val="single" w:color="auto" w:sz="4"/>
-                <w:bottom w:val="single" w:color="auto" w:sz="4"/>
-                <w:right w:val="single" w:color="auto" w:sz="4"/>
-                <w:insideH w:val="single" w:color="auto" w:sz="4"/>
-                <w:insideV w:val="single" w:color="auto" w:sz="4"/>
+                <w:top w:val="single" w:sz="4" w:space="0" w:color="auto"/>
+                <w:left w:val="single" w:sz="4" w:space="0" w:color="auto"/>
+                <w:bottom w:val="single" w:sz="4" w:space="0" w:color="auto"/>
+                <w:right w:val="single" w:sz="4" w:space="0" w:color="auto"/>
+                <w:insideH w:val="single" w:sz="4" w:space="0" w:color="auto"/>
+                <w:insideV w:val="single" w:sz="4" w:space="0" w:color="auto"/>
               </w:tblBorders>
+              <w:tblCellMar>
+                <w:left w:w="10" w:type="dxa"/>
+                <w:right w:w="10" w:type="dxa"/>
+              </w:tblCellMar>
+              <w:tblLook w:val="04A0" w:firstRow="1" w:lastRow="0" w:firstColumn="1" w:lastColumn="0" w:noHBand="0" w:noVBand="1"/>
             </w:tblPr>
             <w:tblGrid>
-              <w:gridCol w:w="9360"/>
+              <w:gridCol w:w="4482"/>
             </w:tblGrid>
             <w:tr>
+              <w:tblPrEx>
+                <w:tblCellMar>
+                  <w:top w:w="0" w:type="dxa"/>
+                  <w:bottom w:w="0" w:type="dxa"/>
+                </w:tblCellMar>
+              </w:tblPrEx>
               <w:tc>
                 <w:tcPr>
-                  <w:tcW w:type="dxa" w:w="9360"/>
+                  <w:tcW w:w="9360" w:type="dxa"/>
                   <w:tcBorders>
-                    <w:top w:val="single" w:color="BDC3C7" w:sz="1"/>
-                    <w:left w:val="single" w:color="BDC3C7" w:sz="1"/>
-                    <w:bottom w:val="single" w:color="BDC3C7" w:sz="1"/>
-                    <w:right w:val="single" w:color="BDC3C7" w:sz="1"/>
+                    <w:top w:val="single" w:sz="1" w:space="0" w:color="BDC3C7"/>
+                    <w:left w:val="single" w:sz="1" w:space="0" w:color="BDC3C7"/>
+                    <w:bottom w:val="single" w:sz="1" w:space="0" w:color="BDC3C7"/>
+                    <w:right w:val="single" w:sz="1" w:space="0" w:color="BDC3C7"/>
                   </w:tcBorders>
-                  <w:shd w:fill="16A085" w:val="clear"/>
+                  <w:shd w:val="clear" w:color="auto" w:fill="16A085"/>
                 </w:tcPr>
                 <w:p>
                   <w:pPr>
@@ -2742,14 +2811,14 @@
                   </w:pPr>
                   <w:r>
                     <w:rPr>
-                      <w:rFonts w:ascii="Courier New" w:cs="Courier New" w:eastAsia="Courier New" w:hAnsi="Courier New"/>
+                      <w:rFonts w:ascii="Courier New" w:eastAsia="Courier New" w:hAnsi="Courier New" w:cs="Courier New"/>
                       <w:i/>
                       <w:iCs/>
                       <w:color w:val="FFFFFF"/>
                       <w:sz w:val="16"/>
                       <w:szCs w:val="16"/>
                     </w:rPr>
-                    <w:t xml:space="preserve">&lt;&lt;record&gt;&gt;</w:t>
+                    <w:t>&lt;&lt;record&gt;&gt;</w:t>
                   </w:r>
                 </w:p>
                 <w:p>
@@ -2758,29 +2827,35 @@
                   </w:pPr>
                   <w:r>
                     <w:rPr>
-                      <w:rFonts w:ascii="Courier New" w:cs="Courier New" w:eastAsia="Courier New" w:hAnsi="Courier New"/>
+                      <w:rFonts w:ascii="Courier New" w:eastAsia="Courier New" w:hAnsi="Courier New" w:cs="Courier New"/>
                       <w:b/>
                       <w:bCs/>
                       <w:color w:val="FFFFFF"/>
                       <w:sz w:val="22"/>
                       <w:szCs w:val="22"/>
                     </w:rPr>
-                    <w:t xml:space="preserve">CreerLienCommand</w:t>
+                    <w:t>CreerLienCommand</w:t>
                   </w:r>
                 </w:p>
               </w:tc>
             </w:tr>
             <w:tr>
+              <w:tblPrEx>
+                <w:tblCellMar>
+                  <w:top w:w="0" w:type="dxa"/>
+                  <w:bottom w:w="0" w:type="dxa"/>
+                </w:tblCellMar>
+              </w:tblPrEx>
               <w:tc>
                 <w:tcPr>
-                  <w:tcW w:type="dxa" w:w="9360"/>
+                  <w:tcW w:w="9360" w:type="dxa"/>
                   <w:tcBorders>
-                    <w:top w:val="single" w:color="BDC3C7" w:sz="1"/>
-                    <w:left w:val="single" w:color="BDC3C7" w:sz="1"/>
-                    <w:bottom w:val="single" w:color="BDC3C7" w:sz="1"/>
-                    <w:right w:val="single" w:color="BDC3C7" w:sz="1"/>
+                    <w:top w:val="single" w:sz="1" w:space="0" w:color="BDC3C7"/>
+                    <w:left w:val="single" w:sz="1" w:space="0" w:color="BDC3C7"/>
+                    <w:bottom w:val="single" w:sz="1" w:space="0" w:color="BDC3C7"/>
+                    <w:right w:val="single" w:sz="1" w:space="0" w:color="BDC3C7"/>
                   </w:tcBorders>
-                  <w:shd w:fill="FFFFFF" w:val="clear"/>
+                  <w:shd w:val="clear" w:color="auto" w:fill="FFFFFF"/>
                 </w:tcPr>
                 <w:p>
                   <w:pPr>
@@ -2788,12 +2863,12 @@
                   </w:pPr>
                   <w:r>
                     <w:rPr>
-                      <w:rFonts w:ascii="Courier New" w:cs="Courier New" w:eastAsia="Courier New" w:hAnsi="Courier New"/>
+                      <w:rFonts w:ascii="Courier New" w:eastAsia="Courier New" w:hAnsi="Courier New" w:cs="Courier New"/>
                       <w:color w:val="2C3E50"/>
                       <w:sz w:val="17"/>
                       <w:szCs w:val="17"/>
                     </w:rPr>
-                    <w:t xml:space="preserve">+ fichierId : UUID</w:t>
+                    <w:t>+ fichierId : UUID</w:t>
                   </w:r>
                 </w:p>
                 <w:p>
@@ -2802,12 +2877,12 @@
                   </w:pPr>
                   <w:r>
                     <w:rPr>
-                      <w:rFonts w:ascii="Courier New" w:cs="Courier New" w:eastAsia="Courier New" w:hAnsi="Courier New"/>
+                      <w:rFonts w:ascii="Courier New" w:eastAsia="Courier New" w:hAnsi="Courier New" w:cs="Courier New"/>
                       <w:color w:val="2C3E50"/>
                       <w:sz w:val="17"/>
                       <w:szCs w:val="17"/>
                     </w:rPr>
-                    <w:t xml:space="preserve">+ proprietaireId : UUID</w:t>
+                    <w:t>+ proprietaireId : UUID</w:t>
                   </w:r>
                 </w:p>
                 <w:p>
@@ -2816,12 +2891,12 @@
                   </w:pPr>
                   <w:r>
                     <w:rPr>
-                      <w:rFonts w:ascii="Courier New" w:cs="Courier New" w:eastAsia="Courier New" w:hAnsi="Courier New"/>
+                      <w:rFonts w:ascii="Courier New" w:eastAsia="Courier New" w:hAnsi="Courier New" w:cs="Courier New"/>
                       <w:color w:val="2C3E50"/>
                       <w:sz w:val="17"/>
                       <w:szCs w:val="17"/>
                     </w:rPr>
-                    <w:t xml:space="preserve">+ permission : Permission</w:t>
+                    <w:t>+ permission : Permission</w:t>
                   </w:r>
                 </w:p>
                 <w:p>
@@ -2830,12 +2905,12 @@
                   </w:pPr>
                   <w:r>
                     <w:rPr>
-                      <w:rFonts w:ascii="Courier New" w:cs="Courier New" w:eastAsia="Courier New" w:hAnsi="Courier New"/>
+                      <w:rFonts w:ascii="Courier New" w:eastAsia="Courier New" w:hAnsi="Courier New" w:cs="Courier New"/>
                       <w:color w:val="2C3E50"/>
                       <w:sz w:val="17"/>
                       <w:szCs w:val="17"/>
                     </w:rPr>
-                    <w:t xml:space="preserve">+ expiration : Instant</w:t>
+                    <w:t>+ expiration : Instant</w:t>
                   </w:r>
                 </w:p>
               </w:tc>
@@ -2852,30 +2927,41 @@
     </w:p>
     <w:tbl>
       <w:tblPr>
-        <w:tblW w:type="auto" w:w="100"/>
+        <w:tblW w:w="100" w:type="auto"/>
         <w:tblBorders>
-          <w:top w:val="single" w:color="auto" w:sz="4"/>
-          <w:left w:val="single" w:color="auto" w:sz="4"/>
-          <w:bottom w:val="single" w:color="auto" w:sz="4"/>
-          <w:right w:val="single" w:color="auto" w:sz="4"/>
-          <w:insideH w:val="single" w:color="auto" w:sz="4"/>
-          <w:insideV w:val="single" w:color="auto" w:sz="4"/>
+          <w:top w:val="single" w:sz="4" w:space="0" w:color="auto"/>
+          <w:left w:val="single" w:sz="4" w:space="0" w:color="auto"/>
+          <w:bottom w:val="single" w:sz="4" w:space="0" w:color="auto"/>
+          <w:right w:val="single" w:sz="4" w:space="0" w:color="auto"/>
+          <w:insideH w:val="single" w:sz="4" w:space="0" w:color="auto"/>
+          <w:insideV w:val="single" w:sz="4" w:space="0" w:color="auto"/>
         </w:tblBorders>
+        <w:tblCellMar>
+          <w:left w:w="10" w:type="dxa"/>
+          <w:right w:w="10" w:type="dxa"/>
+        </w:tblCellMar>
+        <w:tblLook w:val="04A0" w:firstRow="1" w:lastRow="0" w:firstColumn="1" w:lastColumn="0" w:noHBand="0" w:noVBand="1"/>
       </w:tblPr>
       <w:tblGrid>
-        <w:gridCol w:w="9360"/>
+        <w:gridCol w:w="9024"/>
       </w:tblGrid>
       <w:tr>
+        <w:tblPrEx>
+          <w:tblCellMar>
+            <w:top w:w="0" w:type="dxa"/>
+            <w:bottom w:w="0" w:type="dxa"/>
+          </w:tblCellMar>
+        </w:tblPrEx>
         <w:tc>
           <w:tcPr>
-            <w:tcW w:type="dxa" w:w="9360"/>
+            <w:tcW w:w="9360" w:type="dxa"/>
             <w:tcBorders>
-              <w:top w:val="single" w:color="BDC3C7" w:sz="1"/>
-              <w:left w:val="single" w:color="BDC3C7" w:sz="1"/>
-              <w:bottom w:val="single" w:color="BDC3C7" w:sz="1"/>
-              <w:right w:val="single" w:color="BDC3C7" w:sz="1"/>
+              <w:top w:val="single" w:sz="1" w:space="0" w:color="BDC3C7"/>
+              <w:left w:val="single" w:sz="1" w:space="0" w:color="BDC3C7"/>
+              <w:bottom w:val="single" w:sz="1" w:space="0" w:color="BDC3C7"/>
+              <w:right w:val="single" w:sz="1" w:space="0" w:color="BDC3C7"/>
             </w:tcBorders>
-            <w:shd w:fill="16A085" w:val="clear"/>
+            <w:shd w:val="clear" w:color="auto" w:fill="16A085"/>
           </w:tcPr>
           <w:p>
             <w:pPr>
@@ -2883,14 +2969,14 @@
             </w:pPr>
             <w:r>
               <w:rPr>
-                <w:rFonts w:ascii="Courier New" w:cs="Courier New" w:eastAsia="Courier New" w:hAnsi="Courier New"/>
+                <w:rFonts w:ascii="Courier New" w:eastAsia="Courier New" w:hAnsi="Courier New" w:cs="Courier New"/>
                 <w:i/>
                 <w:iCs/>
                 <w:color w:val="FFFFFF"/>
                 <w:sz w:val="16"/>
                 <w:szCs w:val="16"/>
               </w:rPr>
-              <w:t xml:space="preserve">&lt;&lt;record&gt;&gt;</w:t>
+              <w:t>&lt;&lt;record&gt;&gt;</w:t>
             </w:r>
           </w:p>
           <w:p>
@@ -2899,29 +2985,35 @@
             </w:pPr>
             <w:r>
               <w:rPr>
-                <w:rFonts w:ascii="Courier New" w:cs="Courier New" w:eastAsia="Courier New" w:hAnsi="Courier New"/>
+                <w:rFonts w:ascii="Courier New" w:eastAsia="Courier New" w:hAnsi="Courier New" w:cs="Courier New"/>
                 <w:b/>
                 <w:bCs/>
                 <w:color w:val="FFFFFF"/>
                 <w:sz w:val="22"/>
                 <w:szCs w:val="22"/>
               </w:rPr>
-              <w:t xml:space="preserve">PartagerCommand</w:t>
+              <w:t>PartagerCommand</w:t>
             </w:r>
           </w:p>
         </w:tc>
       </w:tr>
       <w:tr>
+        <w:tblPrEx>
+          <w:tblCellMar>
+            <w:top w:w="0" w:type="dxa"/>
+            <w:bottom w:w="0" w:type="dxa"/>
+          </w:tblCellMar>
+        </w:tblPrEx>
         <w:tc>
           <w:tcPr>
-            <w:tcW w:type="dxa" w:w="9360"/>
+            <w:tcW w:w="9360" w:type="dxa"/>
             <w:tcBorders>
-              <w:top w:val="single" w:color="BDC3C7" w:sz="1"/>
-              <w:left w:val="single" w:color="BDC3C7" w:sz="1"/>
-              <w:bottom w:val="single" w:color="BDC3C7" w:sz="1"/>
-              <w:right w:val="single" w:color="BDC3C7" w:sz="1"/>
+              <w:top w:val="single" w:sz="1" w:space="0" w:color="BDC3C7"/>
+              <w:left w:val="single" w:sz="1" w:space="0" w:color="BDC3C7"/>
+              <w:bottom w:val="single" w:sz="1" w:space="0" w:color="BDC3C7"/>
+              <w:right w:val="single" w:sz="1" w:space="0" w:color="BDC3C7"/>
             </w:tcBorders>
-            <w:shd w:fill="FFFFFF" w:val="clear"/>
+            <w:shd w:val="clear" w:color="auto" w:fill="FFFFFF"/>
           </w:tcPr>
           <w:p>
             <w:pPr>
@@ -2929,54 +3021,54 @@
             </w:pPr>
             <w:r>
               <w:rPr>
-                <w:rFonts w:ascii="Courier New" w:cs="Courier New" w:eastAsia="Courier New" w:hAnsi="Courier New"/>
-                <w:color w:val="2C3E50"/>
-                <w:sz w:val="17"/>
-                <w:szCs w:val="17"/>
-              </w:rPr>
-              <w:t xml:space="preserve">+ fichierId : UUID</w:t>
-            </w:r>
-          </w:p>
-          <w:p>
-            <w:pPr>
-              <w:spacing w:after="40"/>
-            </w:pPr>
-            <w:r>
-              <w:rPr>
-                <w:rFonts w:ascii="Courier New" w:cs="Courier New" w:eastAsia="Courier New" w:hAnsi="Courier New"/>
-                <w:color w:val="2C3E50"/>
-                <w:sz w:val="17"/>
-                <w:szCs w:val="17"/>
-              </w:rPr>
-              <w:t xml:space="preserve">+ proprietaireId : UUID</w:t>
-            </w:r>
-          </w:p>
-          <w:p>
-            <w:pPr>
-              <w:spacing w:after="40"/>
-            </w:pPr>
-            <w:r>
-              <w:rPr>
-                <w:rFonts w:ascii="Courier New" w:cs="Courier New" w:eastAsia="Courier New" w:hAnsi="Courier New"/>
-                <w:color w:val="2C3E50"/>
-                <w:sz w:val="17"/>
-                <w:szCs w:val="17"/>
-              </w:rPr>
-              <w:t xml:space="preserve">+ destinataireId : UUID</w:t>
-            </w:r>
-          </w:p>
-          <w:p>
-            <w:pPr>
-              <w:spacing w:after="40"/>
-            </w:pPr>
-            <w:r>
-              <w:rPr>
-                <w:rFonts w:ascii="Courier New" w:cs="Courier New" w:eastAsia="Courier New" w:hAnsi="Courier New"/>
-                <w:color w:val="2C3E50"/>
-                <w:sz w:val="17"/>
-                <w:szCs w:val="17"/>
-              </w:rPr>
-              <w:t xml:space="preserve">+ permission : Permission</w:t>
+                <w:rFonts w:ascii="Courier New" w:eastAsia="Courier New" w:hAnsi="Courier New" w:cs="Courier New"/>
+                <w:color w:val="2C3E50"/>
+                <w:sz w:val="17"/>
+                <w:szCs w:val="17"/>
+              </w:rPr>
+              <w:t>+ fichierId : UUID</w:t>
+            </w:r>
+          </w:p>
+          <w:p>
+            <w:pPr>
+              <w:spacing w:after="40"/>
+            </w:pPr>
+            <w:r>
+              <w:rPr>
+                <w:rFonts w:ascii="Courier New" w:eastAsia="Courier New" w:hAnsi="Courier New" w:cs="Courier New"/>
+                <w:color w:val="2C3E50"/>
+                <w:sz w:val="17"/>
+                <w:szCs w:val="17"/>
+              </w:rPr>
+              <w:t>+ proprietaireId : UUID</w:t>
+            </w:r>
+          </w:p>
+          <w:p>
+            <w:pPr>
+              <w:spacing w:after="40"/>
+            </w:pPr>
+            <w:r>
+              <w:rPr>
+                <w:rFonts w:ascii="Courier New" w:eastAsia="Courier New" w:hAnsi="Courier New" w:cs="Courier New"/>
+                <w:color w:val="2C3E50"/>
+                <w:sz w:val="17"/>
+                <w:szCs w:val="17"/>
+              </w:rPr>
+              <w:t>+ destinataireId : UUID</w:t>
+            </w:r>
+          </w:p>
+          <w:p>
+            <w:pPr>
+              <w:spacing w:after="40"/>
+            </w:pPr>
+            <w:r>
+              <w:rPr>
+                <w:rFonts w:ascii="Courier New" w:eastAsia="Courier New" w:hAnsi="Courier New" w:cs="Courier New"/>
+                <w:color w:val="2C3E50"/>
+                <w:sz w:val="17"/>
+                <w:szCs w:val="17"/>
+              </w:rPr>
+              <w:t>+ permission : Permission</w:t>
             </w:r>
           </w:p>
         </w:tc>
@@ -2990,18 +3082,9 @@
     <w:p>
       <w:pPr>
         <w:pStyle w:val="Heading3"/>
-        <w:spacing w:after="100" w:before="200"/>
-      </w:pPr>
-      <w:r>
-        <w:rPr>
-          <w:rFonts w:ascii="Arial" w:cs="Arial" w:eastAsia="Arial" w:hAnsi="Arial"/>
-          <w:b/>
-          <w:bCs/>
-          <w:color w:val="2C3E50"/>
-          <w:sz w:val="22"/>
-          <w:szCs w:val="22"/>
-        </w:rPr>
-        <w:t xml:space="preserve">5.2 Results (sortie)</w:t>
+      </w:pPr>
+      <w:r>
+        <w:t>5.2 Results (sortie)</w:t>
       </w:r>
     </w:p>
     <w:p>
@@ -3011,58 +3094,73 @@
     </w:p>
     <w:tbl>
       <w:tblPr>
-        <w:tblW w:type="auto" w:w="100"/>
+        <w:tblW w:w="100" w:type="auto"/>
         <w:tblBorders>
-          <w:top w:val="single" w:color="auto" w:sz="4"/>
-          <w:left w:val="single" w:color="auto" w:sz="4"/>
-          <w:bottom w:val="single" w:color="auto" w:sz="4"/>
-          <w:right w:val="single" w:color="auto" w:sz="4"/>
-          <w:insideH w:val="single" w:color="auto" w:sz="4"/>
-          <w:insideV w:val="single" w:color="auto" w:sz="4"/>
+          <w:top w:val="single" w:sz="4" w:space="0" w:color="auto"/>
+          <w:left w:val="single" w:sz="4" w:space="0" w:color="auto"/>
+          <w:bottom w:val="single" w:sz="4" w:space="0" w:color="auto"/>
+          <w:right w:val="single" w:sz="4" w:space="0" w:color="auto"/>
+          <w:insideH w:val="single" w:sz="4" w:space="0" w:color="auto"/>
+          <w:insideV w:val="single" w:sz="4" w:space="0" w:color="auto"/>
         </w:tblBorders>
+        <w:tblCellMar>
+          <w:left w:w="10" w:type="dxa"/>
+          <w:right w:w="10" w:type="dxa"/>
+        </w:tblCellMar>
+        <w:tblLook w:val="04A0" w:firstRow="1" w:lastRow="0" w:firstColumn="1" w:lastColumn="0" w:noHBand="0" w:noVBand="1"/>
       </w:tblPr>
       <w:tblGrid>
-        <w:gridCol w:w="4580"/>
-        <w:gridCol w:w="4580"/>
+        <w:gridCol w:w="4506"/>
+        <w:gridCol w:w="4510"/>
       </w:tblGrid>
       <w:tr>
+        <w:tblPrEx>
+          <w:tblCellMar>
+            <w:top w:w="0" w:type="dxa"/>
+            <w:bottom w:w="0" w:type="dxa"/>
+          </w:tblCellMar>
+        </w:tblPrEx>
         <w:tc>
           <w:tcPr>
-            <w:tcW w:type="dxa" w:w="4580"/>
-            <w:tcBorders>
-              <w:top w:val="none" w:sz="0"/>
-              <w:left w:val="none" w:sz="0"/>
-              <w:bottom w:val="none" w:sz="0"/>
-              <w:right w:val="none" w:sz="0"/>
-            </w:tcBorders>
-            <w:vAlign w:val="top"/>
+            <w:tcW w:w="4580" w:type="dxa"/>
           </w:tcPr>
           <w:tbl>
             <w:tblPr>
-              <w:tblW w:type="auto" w:w="100"/>
+              <w:tblW w:w="100" w:type="auto"/>
               <w:tblBorders>
-                <w:top w:val="single" w:color="auto" w:sz="4"/>
-                <w:left w:val="single" w:color="auto" w:sz="4"/>
-                <w:bottom w:val="single" w:color="auto" w:sz="4"/>
-                <w:right w:val="single" w:color="auto" w:sz="4"/>
-                <w:insideH w:val="single" w:color="auto" w:sz="4"/>
-                <w:insideV w:val="single" w:color="auto" w:sz="4"/>
+                <w:top w:val="single" w:sz="4" w:space="0" w:color="auto"/>
+                <w:left w:val="single" w:sz="4" w:space="0" w:color="auto"/>
+                <w:bottom w:val="single" w:sz="4" w:space="0" w:color="auto"/>
+                <w:right w:val="single" w:sz="4" w:space="0" w:color="auto"/>
+                <w:insideH w:val="single" w:sz="4" w:space="0" w:color="auto"/>
+                <w:insideV w:val="single" w:sz="4" w:space="0" w:color="auto"/>
               </w:tblBorders>
+              <w:tblCellMar>
+                <w:left w:w="10" w:type="dxa"/>
+                <w:right w:w="10" w:type="dxa"/>
+              </w:tblCellMar>
+              <w:tblLook w:val="04A0" w:firstRow="1" w:lastRow="0" w:firstColumn="1" w:lastColumn="0" w:noHBand="0" w:noVBand="1"/>
             </w:tblPr>
             <w:tblGrid>
-              <w:gridCol w:w="9360"/>
+              <w:gridCol w:w="4484"/>
             </w:tblGrid>
             <w:tr>
+              <w:tblPrEx>
+                <w:tblCellMar>
+                  <w:top w:w="0" w:type="dxa"/>
+                  <w:bottom w:w="0" w:type="dxa"/>
+                </w:tblCellMar>
+              </w:tblPrEx>
               <w:tc>
                 <w:tcPr>
-                  <w:tcW w:type="dxa" w:w="9360"/>
+                  <w:tcW w:w="9360" w:type="dxa"/>
                   <w:tcBorders>
-                    <w:top w:val="single" w:color="BDC3C7" w:sz="1"/>
-                    <w:left w:val="single" w:color="BDC3C7" w:sz="1"/>
-                    <w:bottom w:val="single" w:color="BDC3C7" w:sz="1"/>
-                    <w:right w:val="single" w:color="BDC3C7" w:sz="1"/>
+                    <w:top w:val="single" w:sz="1" w:space="0" w:color="BDC3C7"/>
+                    <w:left w:val="single" w:sz="1" w:space="0" w:color="BDC3C7"/>
+                    <w:bottom w:val="single" w:sz="1" w:space="0" w:color="BDC3C7"/>
+                    <w:right w:val="single" w:sz="1" w:space="0" w:color="BDC3C7"/>
                   </w:tcBorders>
-                  <w:shd w:fill="16A085" w:val="clear"/>
+                  <w:shd w:val="clear" w:color="auto" w:fill="16A085"/>
                 </w:tcPr>
                 <w:p>
                   <w:pPr>
@@ -3070,14 +3168,14 @@
                   </w:pPr>
                   <w:r>
                     <w:rPr>
-                      <w:rFonts w:ascii="Courier New" w:cs="Courier New" w:eastAsia="Courier New" w:hAnsi="Courier New"/>
+                      <w:rFonts w:ascii="Courier New" w:eastAsia="Courier New" w:hAnsi="Courier New" w:cs="Courier New"/>
                       <w:i/>
                       <w:iCs/>
                       <w:color w:val="FFFFFF"/>
                       <w:sz w:val="16"/>
                       <w:szCs w:val="16"/>
                     </w:rPr>
-                    <w:t xml:space="preserve">&lt;&lt;record&gt;&gt;</w:t>
+                    <w:t>&lt;&lt;record&gt;&gt;</w:t>
                   </w:r>
                 </w:p>
                 <w:p>
@@ -3086,29 +3184,35 @@
                   </w:pPr>
                   <w:r>
                     <w:rPr>
-                      <w:rFonts w:ascii="Courier New" w:cs="Courier New" w:eastAsia="Courier New" w:hAnsi="Courier New"/>
+                      <w:rFonts w:ascii="Courier New" w:eastAsia="Courier New" w:hAnsi="Courier New" w:cs="Courier New"/>
                       <w:b/>
                       <w:bCs/>
                       <w:color w:val="FFFFFF"/>
                       <w:sz w:val="22"/>
                       <w:szCs w:val="22"/>
                     </w:rPr>
-                    <w:t xml:space="preserve">FichierResult</w:t>
+                    <w:t>FichierResult</w:t>
                   </w:r>
                 </w:p>
               </w:tc>
             </w:tr>
             <w:tr>
+              <w:tblPrEx>
+                <w:tblCellMar>
+                  <w:top w:w="0" w:type="dxa"/>
+                  <w:bottom w:w="0" w:type="dxa"/>
+                </w:tblCellMar>
+              </w:tblPrEx>
               <w:tc>
                 <w:tcPr>
-                  <w:tcW w:type="dxa" w:w="9360"/>
+                  <w:tcW w:w="9360" w:type="dxa"/>
                   <w:tcBorders>
-                    <w:top w:val="single" w:color="BDC3C7" w:sz="1"/>
-                    <w:left w:val="single" w:color="BDC3C7" w:sz="1"/>
-                    <w:bottom w:val="single" w:color="BDC3C7" w:sz="1"/>
-                    <w:right w:val="single" w:color="BDC3C7" w:sz="1"/>
+                    <w:top w:val="single" w:sz="1" w:space="0" w:color="BDC3C7"/>
+                    <w:left w:val="single" w:sz="1" w:space="0" w:color="BDC3C7"/>
+                    <w:bottom w:val="single" w:sz="1" w:space="0" w:color="BDC3C7"/>
+                    <w:right w:val="single" w:sz="1" w:space="0" w:color="BDC3C7"/>
                   </w:tcBorders>
-                  <w:shd w:fill="FFFFFF" w:val="clear"/>
+                  <w:shd w:val="clear" w:color="auto" w:fill="FFFFFF"/>
                 </w:tcPr>
                 <w:p>
                   <w:pPr>
@@ -3116,12 +3220,12 @@
                   </w:pPr>
                   <w:r>
                     <w:rPr>
-                      <w:rFonts w:ascii="Courier New" w:cs="Courier New" w:eastAsia="Courier New" w:hAnsi="Courier New"/>
+                      <w:rFonts w:ascii="Courier New" w:eastAsia="Courier New" w:hAnsi="Courier New" w:cs="Courier New"/>
                       <w:color w:val="2C3E50"/>
                       <w:sz w:val="17"/>
                       <w:szCs w:val="17"/>
                     </w:rPr>
-                    <w:t xml:space="preserve">+ fichier : Fichier</w:t>
+                    <w:t>+ fichier : Fichier</w:t>
                   </w:r>
                 </w:p>
               </w:tc>
@@ -3131,41 +3235,45 @@
         </w:tc>
         <w:tc>
           <w:tcPr>
-            <w:tcW w:type="dxa" w:w="4580"/>
-            <w:tcBorders>
-              <w:top w:val="none" w:sz="0"/>
-              <w:left w:val="none" w:sz="0"/>
-              <w:bottom w:val="none" w:sz="0"/>
-              <w:right w:val="none" w:sz="0"/>
-            </w:tcBorders>
-            <w:vAlign w:val="top"/>
+            <w:tcW w:w="4580" w:type="dxa"/>
           </w:tcPr>
           <w:tbl>
             <w:tblPr>
-              <w:tblW w:type="auto" w:w="100"/>
+              <w:tblW w:w="100" w:type="auto"/>
               <w:tblBorders>
-                <w:top w:val="single" w:color="auto" w:sz="4"/>
-                <w:left w:val="single" w:color="auto" w:sz="4"/>
-                <w:bottom w:val="single" w:color="auto" w:sz="4"/>
-                <w:right w:val="single" w:color="auto" w:sz="4"/>
-                <w:insideH w:val="single" w:color="auto" w:sz="4"/>
-                <w:insideV w:val="single" w:color="auto" w:sz="4"/>
+                <w:top w:val="single" w:sz="4" w:space="0" w:color="auto"/>
+                <w:left w:val="single" w:sz="4" w:space="0" w:color="auto"/>
+                <w:bottom w:val="single" w:sz="4" w:space="0" w:color="auto"/>
+                <w:right w:val="single" w:sz="4" w:space="0" w:color="auto"/>
+                <w:insideH w:val="single" w:sz="4" w:space="0" w:color="auto"/>
+                <w:insideV w:val="single" w:sz="4" w:space="0" w:color="auto"/>
               </w:tblBorders>
+              <w:tblCellMar>
+                <w:left w:w="10" w:type="dxa"/>
+                <w:right w:w="10" w:type="dxa"/>
+              </w:tblCellMar>
+              <w:tblLook w:val="04A0" w:firstRow="1" w:lastRow="0" w:firstColumn="1" w:lastColumn="0" w:noHBand="0" w:noVBand="1"/>
             </w:tblPr>
             <w:tblGrid>
-              <w:gridCol w:w="9360"/>
+              <w:gridCol w:w="4488"/>
             </w:tblGrid>
             <w:tr>
+              <w:tblPrEx>
+                <w:tblCellMar>
+                  <w:top w:w="0" w:type="dxa"/>
+                  <w:bottom w:w="0" w:type="dxa"/>
+                </w:tblCellMar>
+              </w:tblPrEx>
               <w:tc>
                 <w:tcPr>
-                  <w:tcW w:type="dxa" w:w="9360"/>
+                  <w:tcW w:w="9360" w:type="dxa"/>
                   <w:tcBorders>
-                    <w:top w:val="single" w:color="BDC3C7" w:sz="1"/>
-                    <w:left w:val="single" w:color="BDC3C7" w:sz="1"/>
-                    <w:bottom w:val="single" w:color="BDC3C7" w:sz="1"/>
-                    <w:right w:val="single" w:color="BDC3C7" w:sz="1"/>
+                    <w:top w:val="single" w:sz="1" w:space="0" w:color="BDC3C7"/>
+                    <w:left w:val="single" w:sz="1" w:space="0" w:color="BDC3C7"/>
+                    <w:bottom w:val="single" w:sz="1" w:space="0" w:color="BDC3C7"/>
+                    <w:right w:val="single" w:sz="1" w:space="0" w:color="BDC3C7"/>
                   </w:tcBorders>
-                  <w:shd w:fill="16A085" w:val="clear"/>
+                  <w:shd w:val="clear" w:color="auto" w:fill="16A085"/>
                 </w:tcPr>
                 <w:p>
                   <w:pPr>
@@ -3173,14 +3281,14 @@
                   </w:pPr>
                   <w:r>
                     <w:rPr>
-                      <w:rFonts w:ascii="Courier New" w:cs="Courier New" w:eastAsia="Courier New" w:hAnsi="Courier New"/>
+                      <w:rFonts w:ascii="Courier New" w:eastAsia="Courier New" w:hAnsi="Courier New" w:cs="Courier New"/>
                       <w:i/>
                       <w:iCs/>
                       <w:color w:val="FFFFFF"/>
                       <w:sz w:val="16"/>
                       <w:szCs w:val="16"/>
                     </w:rPr>
-                    <w:t xml:space="preserve">&lt;&lt;record&gt;&gt;</w:t>
+                    <w:t>&lt;&lt;record&gt;&gt;</w:t>
                   </w:r>
                 </w:p>
                 <w:p>
@@ -3189,29 +3297,35 @@
                   </w:pPr>
                   <w:r>
                     <w:rPr>
-                      <w:rFonts w:ascii="Courier New" w:cs="Courier New" w:eastAsia="Courier New" w:hAnsi="Courier New"/>
+                      <w:rFonts w:ascii="Courier New" w:eastAsia="Courier New" w:hAnsi="Courier New" w:cs="Courier New"/>
                       <w:b/>
                       <w:bCs/>
                       <w:color w:val="FFFFFF"/>
                       <w:sz w:val="22"/>
                       <w:szCs w:val="22"/>
                     </w:rPr>
-                    <w:t xml:space="preserve">FichierContenu</w:t>
+                    <w:t>FichierContenu</w:t>
                   </w:r>
                 </w:p>
               </w:tc>
             </w:tr>
             <w:tr>
+              <w:tblPrEx>
+                <w:tblCellMar>
+                  <w:top w:w="0" w:type="dxa"/>
+                  <w:bottom w:w="0" w:type="dxa"/>
+                </w:tblCellMar>
+              </w:tblPrEx>
               <w:tc>
                 <w:tcPr>
-                  <w:tcW w:type="dxa" w:w="9360"/>
+                  <w:tcW w:w="9360" w:type="dxa"/>
                   <w:tcBorders>
-                    <w:top w:val="single" w:color="BDC3C7" w:sz="1"/>
-                    <w:left w:val="single" w:color="BDC3C7" w:sz="1"/>
-                    <w:bottom w:val="single" w:color="BDC3C7" w:sz="1"/>
-                    <w:right w:val="single" w:color="BDC3C7" w:sz="1"/>
+                    <w:top w:val="single" w:sz="1" w:space="0" w:color="BDC3C7"/>
+                    <w:left w:val="single" w:sz="1" w:space="0" w:color="BDC3C7"/>
+                    <w:bottom w:val="single" w:sz="1" w:space="0" w:color="BDC3C7"/>
+                    <w:right w:val="single" w:sz="1" w:space="0" w:color="BDC3C7"/>
                   </w:tcBorders>
-                  <w:shd w:fill="FFFFFF" w:val="clear"/>
+                  <w:shd w:val="clear" w:color="auto" w:fill="FFFFFF"/>
                 </w:tcPr>
                 <w:p>
                   <w:pPr>
@@ -3219,12 +3333,12 @@
                   </w:pPr>
                   <w:r>
                     <w:rPr>
-                      <w:rFonts w:ascii="Courier New" w:cs="Courier New" w:eastAsia="Courier New" w:hAnsi="Courier New"/>
+                      <w:rFonts w:ascii="Courier New" w:eastAsia="Courier New" w:hAnsi="Courier New" w:cs="Courier New"/>
                       <w:color w:val="2C3E50"/>
                       <w:sz w:val="17"/>
                       <w:szCs w:val="17"/>
                     </w:rPr>
-                    <w:t xml:space="preserve">+ nom : String</w:t>
+                    <w:t>+ nom : String</w:t>
                   </w:r>
                 </w:p>
                 <w:p>
@@ -3233,12 +3347,12 @@
                   </w:pPr>
                   <w:r>
                     <w:rPr>
-                      <w:rFonts w:ascii="Courier New" w:cs="Courier New" w:eastAsia="Courier New" w:hAnsi="Courier New"/>
+                      <w:rFonts w:ascii="Courier New" w:eastAsia="Courier New" w:hAnsi="Courier New" w:cs="Courier New"/>
                       <w:color w:val="2C3E50"/>
                       <w:sz w:val="17"/>
                       <w:szCs w:val="17"/>
                     </w:rPr>
-                    <w:t xml:space="preserve">+ typeMime : String</w:t>
+                    <w:t>+ typeMime : String</w:t>
                   </w:r>
                 </w:p>
                 <w:p>
@@ -3247,12 +3361,12 @@
                   </w:pPr>
                   <w:r>
                     <w:rPr>
-                      <w:rFonts w:ascii="Courier New" w:cs="Courier New" w:eastAsia="Courier New" w:hAnsi="Courier New"/>
+                      <w:rFonts w:ascii="Courier New" w:eastAsia="Courier New" w:hAnsi="Courier New" w:cs="Courier New"/>
                       <w:color w:val="2C3E50"/>
                       <w:sz w:val="17"/>
                       <w:szCs w:val="17"/>
                     </w:rPr>
-                    <w:t xml:space="preserve">+ contenu : InputStream</w:t>
+                    <w:t>+ contenu : InputStream</w:t>
                   </w:r>
                 </w:p>
               </w:tc>
@@ -3270,18 +3384,10 @@
     <w:p>
       <w:pPr>
         <w:pStyle w:val="Heading1"/>
-        <w:spacing w:after="200" w:before="400"/>
-      </w:pPr>
-      <w:r>
-        <w:rPr>
-          <w:rFonts w:ascii="Arial" w:cs="Arial" w:eastAsia="Arial" w:hAnsi="Arial"/>
-          <w:b/>
-          <w:bCs/>
-          <w:color w:val="1B4F72"/>
-          <w:sz w:val="32"/>
-          <w:szCs w:val="32"/>
-        </w:rPr>
-        <w:t xml:space="preserve">6. Ports Sortants</w:t>
+      </w:pPr>
+      <w:r>
+        <w:lastRenderedPageBreak/>
+        <w:t>6. Ports Sortants</w:t>
       </w:r>
     </w:p>
     <w:p>
@@ -3289,12 +3395,7 @@
         <w:spacing w:after="100"/>
       </w:pPr>
       <w:r>
-        <w:rPr>
-          <w:rFonts w:ascii="Arial" w:cs="Arial" w:eastAsia="Arial" w:hAnsi="Arial"/>
-          <w:sz w:val="20"/>
-          <w:szCs w:val="20"/>
-        </w:rPr>
-        <w:t xml:space="preserve">Les ports sortants sont des interfaces que le domaine utilise pour acceder aux ressources externes (base de donnees, stockage fichiers). Implementes par des adapters dans l'infrastructure.</w:t>
+        <w:t>Les ports sortants sont des interfaces que le domaine utilise pour acceder aux ressources externes (base de donnees, stockage fichiers). Implementes par des adapters dans l'infrastructure.</w:t>
       </w:r>
     </w:p>
     <w:p>
@@ -3305,46 +3406,48 @@
     <w:p>
       <w:pPr>
         <w:pStyle w:val="Heading3"/>
-        <w:spacing w:after="100" w:before="200"/>
-      </w:pPr>
-      <w:r>
-        <w:rPr>
-          <w:rFonts w:ascii="Arial" w:cs="Arial" w:eastAsia="Arial" w:hAnsi="Arial"/>
-          <w:b/>
-          <w:bCs/>
-          <w:color w:val="2C3E50"/>
-          <w:sz w:val="22"/>
-          <w:szCs w:val="22"/>
-        </w:rPr>
-        <w:t xml:space="preserve">6.1 FichierRepository</w:t>
+      </w:pPr>
+      <w:r>
+        <w:t>6.1 FichierRepository</w:t>
       </w:r>
     </w:p>
     <w:tbl>
       <w:tblPr>
-        <w:tblW w:type="auto" w:w="100"/>
+        <w:tblW w:w="100" w:type="auto"/>
         <w:tblBorders>
-          <w:top w:val="single" w:color="auto" w:sz="4"/>
-          <w:left w:val="single" w:color="auto" w:sz="4"/>
-          <w:bottom w:val="single" w:color="auto" w:sz="4"/>
-          <w:right w:val="single" w:color="auto" w:sz="4"/>
-          <w:insideH w:val="single" w:color="auto" w:sz="4"/>
-          <w:insideV w:val="single" w:color="auto" w:sz="4"/>
+          <w:top w:val="single" w:sz="4" w:space="0" w:color="auto"/>
+          <w:left w:val="single" w:sz="4" w:space="0" w:color="auto"/>
+          <w:bottom w:val="single" w:sz="4" w:space="0" w:color="auto"/>
+          <w:right w:val="single" w:sz="4" w:space="0" w:color="auto"/>
+          <w:insideH w:val="single" w:sz="4" w:space="0" w:color="auto"/>
+          <w:insideV w:val="single" w:sz="4" w:space="0" w:color="auto"/>
         </w:tblBorders>
+        <w:tblCellMar>
+          <w:left w:w="10" w:type="dxa"/>
+          <w:right w:w="10" w:type="dxa"/>
+        </w:tblCellMar>
+        <w:tblLook w:val="04A0" w:firstRow="1" w:lastRow="0" w:firstColumn="1" w:lastColumn="0" w:noHBand="0" w:noVBand="1"/>
       </w:tblPr>
       <w:tblGrid>
-        <w:gridCol w:w="9360"/>
+        <w:gridCol w:w="9024"/>
       </w:tblGrid>
       <w:tr>
+        <w:tblPrEx>
+          <w:tblCellMar>
+            <w:top w:w="0" w:type="dxa"/>
+            <w:bottom w:w="0" w:type="dxa"/>
+          </w:tblCellMar>
+        </w:tblPrEx>
         <w:tc>
           <w:tcPr>
-            <w:tcW w:type="dxa" w:w="9360"/>
+            <w:tcW w:w="9360" w:type="dxa"/>
             <w:tcBorders>
-              <w:top w:val="single" w:color="BDC3C7" w:sz="1"/>
-              <w:left w:val="single" w:color="BDC3C7" w:sz="1"/>
-              <w:bottom w:val="single" w:color="BDC3C7" w:sz="1"/>
-              <w:right w:val="single" w:color="BDC3C7" w:sz="1"/>
+              <w:top w:val="single" w:sz="1" w:space="0" w:color="BDC3C7"/>
+              <w:left w:val="single" w:sz="1" w:space="0" w:color="BDC3C7"/>
+              <w:bottom w:val="single" w:sz="1" w:space="0" w:color="BDC3C7"/>
+              <w:right w:val="single" w:sz="1" w:space="0" w:color="BDC3C7"/>
             </w:tcBorders>
-            <w:shd w:fill="E67E22" w:val="clear"/>
+            <w:shd w:val="clear" w:color="auto" w:fill="E67E22"/>
           </w:tcPr>
           <w:p>
             <w:pPr>
@@ -3352,14 +3455,14 @@
             </w:pPr>
             <w:r>
               <w:rPr>
-                <w:rFonts w:ascii="Courier New" w:cs="Courier New" w:eastAsia="Courier New" w:hAnsi="Courier New"/>
+                <w:rFonts w:ascii="Courier New" w:eastAsia="Courier New" w:hAnsi="Courier New" w:cs="Courier New"/>
                 <w:i/>
                 <w:iCs/>
                 <w:color w:val="FFFFFF"/>
                 <w:sz w:val="16"/>
                 <w:szCs w:val="16"/>
               </w:rPr>
-              <w:t xml:space="preserve">&lt;&lt;interface&gt;&gt;</w:t>
+              <w:t>&lt;&lt;interface&gt;&gt;</w:t>
             </w:r>
           </w:p>
           <w:p>
@@ -3368,29 +3471,35 @@
             </w:pPr>
             <w:r>
               <w:rPr>
-                <w:rFonts w:ascii="Courier New" w:cs="Courier New" w:eastAsia="Courier New" w:hAnsi="Courier New"/>
+                <w:rFonts w:ascii="Courier New" w:eastAsia="Courier New" w:hAnsi="Courier New" w:cs="Courier New"/>
                 <w:b/>
                 <w:bCs/>
                 <w:color w:val="FFFFFF"/>
                 <w:sz w:val="22"/>
                 <w:szCs w:val="22"/>
               </w:rPr>
-              <w:t xml:space="preserve">FichierRepository</w:t>
+              <w:t>FichierRepository</w:t>
             </w:r>
           </w:p>
         </w:tc>
       </w:tr>
       <w:tr>
+        <w:tblPrEx>
+          <w:tblCellMar>
+            <w:top w:w="0" w:type="dxa"/>
+            <w:bottom w:w="0" w:type="dxa"/>
+          </w:tblCellMar>
+        </w:tblPrEx>
         <w:tc>
           <w:tcPr>
-            <w:tcW w:type="dxa" w:w="9360"/>
+            <w:tcW w:w="9360" w:type="dxa"/>
             <w:tcBorders>
-              <w:top w:val="single" w:color="BDC3C7" w:sz="1"/>
-              <w:left w:val="single" w:color="BDC3C7" w:sz="1"/>
-              <w:bottom w:val="single" w:color="BDC3C7" w:sz="1"/>
-              <w:right w:val="single" w:color="BDC3C7" w:sz="1"/>
+              <w:top w:val="single" w:sz="1" w:space="0" w:color="BDC3C7"/>
+              <w:left w:val="single" w:sz="1" w:space="0" w:color="BDC3C7"/>
+              <w:bottom w:val="single" w:sz="1" w:space="0" w:color="BDC3C7"/>
+              <w:right w:val="single" w:sz="1" w:space="0" w:color="BDC3C7"/>
             </w:tcBorders>
-            <w:shd w:fill="FFFFFF" w:val="clear"/>
+            <w:shd w:val="clear" w:color="auto" w:fill="FFFFFF"/>
           </w:tcPr>
           <w:p>
             <w:pPr>
@@ -3398,54 +3507,54 @@
             </w:pPr>
             <w:r>
               <w:rPr>
-                <w:rFonts w:ascii="Courier New" w:cs="Courier New" w:eastAsia="Courier New" w:hAnsi="Courier New"/>
-                <w:color w:val="2C3E50"/>
-                <w:sz w:val="17"/>
-                <w:szCs w:val="17"/>
-              </w:rPr>
-              <w:t xml:space="preserve">+ save(fichier: Fichier) : Fichier</w:t>
-            </w:r>
-          </w:p>
-          <w:p>
-            <w:pPr>
-              <w:spacing w:after="40"/>
-            </w:pPr>
-            <w:r>
-              <w:rPr>
-                <w:rFonts w:ascii="Courier New" w:cs="Courier New" w:eastAsia="Courier New" w:hAnsi="Courier New"/>
-                <w:color w:val="2C3E50"/>
-                <w:sz w:val="17"/>
-                <w:szCs w:val="17"/>
-              </w:rPr>
-              <w:t xml:space="preserve">+ findById(id: UUID) : Optional&lt;Fichier&gt;</w:t>
-            </w:r>
-          </w:p>
-          <w:p>
-            <w:pPr>
-              <w:spacing w:after="40"/>
-            </w:pPr>
-            <w:r>
-              <w:rPr>
-                <w:rFonts w:ascii="Courier New" w:cs="Courier New" w:eastAsia="Courier New" w:hAnsi="Courier New"/>
-                <w:color w:val="2C3E50"/>
-                <w:sz w:val="17"/>
-                <w:szCs w:val="17"/>
-              </w:rPr>
-              <w:t xml:space="preserve">+ findByProprietaireId(id: UUID) : List&lt;Fichier&gt;</w:t>
-            </w:r>
-          </w:p>
-          <w:p>
-            <w:pPr>
-              <w:spacing w:after="40"/>
-            </w:pPr>
-            <w:r>
-              <w:rPr>
-                <w:rFonts w:ascii="Courier New" w:cs="Courier New" w:eastAsia="Courier New" w:hAnsi="Courier New"/>
-                <w:color w:val="2C3E50"/>
-                <w:sz w:val="17"/>
-                <w:szCs w:val="17"/>
-              </w:rPr>
-              <w:t xml:space="preserve">+ delete(id: UUID) : void</w:t>
+                <w:rFonts w:ascii="Courier New" w:eastAsia="Courier New" w:hAnsi="Courier New" w:cs="Courier New"/>
+                <w:color w:val="2C3E50"/>
+                <w:sz w:val="17"/>
+                <w:szCs w:val="17"/>
+              </w:rPr>
+              <w:t>+ save(fichier: Fichier) : Fichier</w:t>
+            </w:r>
+          </w:p>
+          <w:p>
+            <w:pPr>
+              <w:spacing w:after="40"/>
+            </w:pPr>
+            <w:r>
+              <w:rPr>
+                <w:rFonts w:ascii="Courier New" w:eastAsia="Courier New" w:hAnsi="Courier New" w:cs="Courier New"/>
+                <w:color w:val="2C3E50"/>
+                <w:sz w:val="17"/>
+                <w:szCs w:val="17"/>
+              </w:rPr>
+              <w:t>+ findById(id: UUID) : Optional&lt;Fichier&gt;</w:t>
+            </w:r>
+          </w:p>
+          <w:p>
+            <w:pPr>
+              <w:spacing w:after="40"/>
+            </w:pPr>
+            <w:r>
+              <w:rPr>
+                <w:rFonts w:ascii="Courier New" w:eastAsia="Courier New" w:hAnsi="Courier New" w:cs="Courier New"/>
+                <w:color w:val="2C3E50"/>
+                <w:sz w:val="17"/>
+                <w:szCs w:val="17"/>
+              </w:rPr>
+              <w:t>+ findByProprietaireId(id: UUID) : List&lt;Fichier&gt;</w:t>
+            </w:r>
+          </w:p>
+          <w:p>
+            <w:pPr>
+              <w:spacing w:after="40"/>
+            </w:pPr>
+            <w:r>
+              <w:rPr>
+                <w:rFonts w:ascii="Courier New" w:eastAsia="Courier New" w:hAnsi="Courier New" w:cs="Courier New"/>
+                <w:color w:val="2C3E50"/>
+                <w:sz w:val="17"/>
+                <w:szCs w:val="17"/>
+              </w:rPr>
+              <w:t>+ delete(id: UUID) : void</w:t>
             </w:r>
           </w:p>
         </w:tc>
@@ -3459,18 +3568,9 @@
     <w:p>
       <w:pPr>
         <w:pStyle w:val="Heading3"/>
-        <w:spacing w:after="100" w:before="200"/>
-      </w:pPr>
-      <w:r>
-        <w:rPr>
-          <w:rFonts w:ascii="Arial" w:cs="Arial" w:eastAsia="Arial" w:hAnsi="Arial"/>
-          <w:b/>
-          <w:bCs/>
-          <w:color w:val="2C3E50"/>
-          <w:sz w:val="22"/>
-          <w:szCs w:val="22"/>
-        </w:rPr>
-        <w:t xml:space="preserve">6.2 FileStorage</w:t>
+      </w:pPr>
+      <w:r>
+        <w:t>6.2 FileStorage</w:t>
       </w:r>
     </w:p>
     <w:p>
@@ -3478,40 +3578,46 @@
         <w:spacing w:after="100"/>
       </w:pPr>
       <w:r>
-        <w:rPr>
-          <w:rFonts w:ascii="Arial" w:cs="Arial" w:eastAsia="Arial" w:hAnsi="Arial"/>
-          <w:sz w:val="20"/>
-          <w:szCs w:val="20"/>
-        </w:rPr>
-        <w:t xml:space="preserve">Port cle qui abstrait le stockage physique. En dev : LocalFileStorageAdapter. En prod : S3 ou Firebase.</w:t>
+        <w:t>Port cle qui abstrait le stockage physique. En dev : LocalFileStorageAdapter. En prod : S3 ou Firebase.</w:t>
       </w:r>
     </w:p>
     <w:tbl>
       <w:tblPr>
-        <w:tblW w:type="auto" w:w="100"/>
+        <w:tblW w:w="100" w:type="auto"/>
         <w:tblBorders>
-          <w:top w:val="single" w:color="auto" w:sz="4"/>
-          <w:left w:val="single" w:color="auto" w:sz="4"/>
-          <w:bottom w:val="single" w:color="auto" w:sz="4"/>
-          <w:right w:val="single" w:color="auto" w:sz="4"/>
-          <w:insideH w:val="single" w:color="auto" w:sz="4"/>
-          <w:insideV w:val="single" w:color="auto" w:sz="4"/>
+          <w:top w:val="single" w:sz="4" w:space="0" w:color="auto"/>
+          <w:left w:val="single" w:sz="4" w:space="0" w:color="auto"/>
+          <w:bottom w:val="single" w:sz="4" w:space="0" w:color="auto"/>
+          <w:right w:val="single" w:sz="4" w:space="0" w:color="auto"/>
+          <w:insideH w:val="single" w:sz="4" w:space="0" w:color="auto"/>
+          <w:insideV w:val="single" w:sz="4" w:space="0" w:color="auto"/>
         </w:tblBorders>
+        <w:tblCellMar>
+          <w:left w:w="10" w:type="dxa"/>
+          <w:right w:w="10" w:type="dxa"/>
+        </w:tblCellMar>
+        <w:tblLook w:val="04A0" w:firstRow="1" w:lastRow="0" w:firstColumn="1" w:lastColumn="0" w:noHBand="0" w:noVBand="1"/>
       </w:tblPr>
       <w:tblGrid>
-        <w:gridCol w:w="9360"/>
+        <w:gridCol w:w="9024"/>
       </w:tblGrid>
       <w:tr>
+        <w:tblPrEx>
+          <w:tblCellMar>
+            <w:top w:w="0" w:type="dxa"/>
+            <w:bottom w:w="0" w:type="dxa"/>
+          </w:tblCellMar>
+        </w:tblPrEx>
         <w:tc>
           <w:tcPr>
-            <w:tcW w:type="dxa" w:w="9360"/>
+            <w:tcW w:w="9360" w:type="dxa"/>
             <w:tcBorders>
-              <w:top w:val="single" w:color="BDC3C7" w:sz="1"/>
-              <w:left w:val="single" w:color="BDC3C7" w:sz="1"/>
-              <w:bottom w:val="single" w:color="BDC3C7" w:sz="1"/>
-              <w:right w:val="single" w:color="BDC3C7" w:sz="1"/>
+              <w:top w:val="single" w:sz="1" w:space="0" w:color="BDC3C7"/>
+              <w:left w:val="single" w:sz="1" w:space="0" w:color="BDC3C7"/>
+              <w:bottom w:val="single" w:sz="1" w:space="0" w:color="BDC3C7"/>
+              <w:right w:val="single" w:sz="1" w:space="0" w:color="BDC3C7"/>
             </w:tcBorders>
-            <w:shd w:fill="E67E22" w:val="clear"/>
+            <w:shd w:val="clear" w:color="auto" w:fill="E67E22"/>
           </w:tcPr>
           <w:p>
             <w:pPr>
@@ -3519,14 +3625,14 @@
             </w:pPr>
             <w:r>
               <w:rPr>
-                <w:rFonts w:ascii="Courier New" w:cs="Courier New" w:eastAsia="Courier New" w:hAnsi="Courier New"/>
+                <w:rFonts w:ascii="Courier New" w:eastAsia="Courier New" w:hAnsi="Courier New" w:cs="Courier New"/>
                 <w:i/>
                 <w:iCs/>
                 <w:color w:val="FFFFFF"/>
                 <w:sz w:val="16"/>
                 <w:szCs w:val="16"/>
               </w:rPr>
-              <w:t xml:space="preserve">&lt;&lt;interface&gt;&gt;</w:t>
+              <w:t>&lt;&lt;interface&gt;&gt;</w:t>
             </w:r>
           </w:p>
           <w:p>
@@ -3535,29 +3641,35 @@
             </w:pPr>
             <w:r>
               <w:rPr>
-                <w:rFonts w:ascii="Courier New" w:cs="Courier New" w:eastAsia="Courier New" w:hAnsi="Courier New"/>
+                <w:rFonts w:ascii="Courier New" w:eastAsia="Courier New" w:hAnsi="Courier New" w:cs="Courier New"/>
                 <w:b/>
                 <w:bCs/>
                 <w:color w:val="FFFFFF"/>
                 <w:sz w:val="22"/>
                 <w:szCs w:val="22"/>
               </w:rPr>
-              <w:t xml:space="preserve">FileStorage</w:t>
+              <w:t>FileStorage</w:t>
             </w:r>
           </w:p>
         </w:tc>
       </w:tr>
       <w:tr>
+        <w:tblPrEx>
+          <w:tblCellMar>
+            <w:top w:w="0" w:type="dxa"/>
+            <w:bottom w:w="0" w:type="dxa"/>
+          </w:tblCellMar>
+        </w:tblPrEx>
         <w:tc>
           <w:tcPr>
-            <w:tcW w:type="dxa" w:w="9360"/>
+            <w:tcW w:w="9360" w:type="dxa"/>
             <w:tcBorders>
-              <w:top w:val="single" w:color="BDC3C7" w:sz="1"/>
-              <w:left w:val="single" w:color="BDC3C7" w:sz="1"/>
-              <w:bottom w:val="single" w:color="BDC3C7" w:sz="1"/>
-              <w:right w:val="single" w:color="BDC3C7" w:sz="1"/>
+              <w:top w:val="single" w:sz="1" w:space="0" w:color="BDC3C7"/>
+              <w:left w:val="single" w:sz="1" w:space="0" w:color="BDC3C7"/>
+              <w:bottom w:val="single" w:sz="1" w:space="0" w:color="BDC3C7"/>
+              <w:right w:val="single" w:sz="1" w:space="0" w:color="BDC3C7"/>
             </w:tcBorders>
-            <w:shd w:fill="FFFFFF" w:val="clear"/>
+            <w:shd w:val="clear" w:color="auto" w:fill="FFFFFF"/>
           </w:tcPr>
           <w:p>
             <w:pPr>
@@ -3565,40 +3677,40 @@
             </w:pPr>
             <w:r>
               <w:rPr>
-                <w:rFonts w:ascii="Courier New" w:cs="Courier New" w:eastAsia="Courier New" w:hAnsi="Courier New"/>
-                <w:color w:val="2C3E50"/>
-                <w:sz w:val="17"/>
-                <w:szCs w:val="17"/>
-              </w:rPr>
-              <w:t xml:space="preserve">+ stocker(nom: String, contenu: InputStream) : String</w:t>
-            </w:r>
-          </w:p>
-          <w:p>
-            <w:pPr>
-              <w:spacing w:after="40"/>
-            </w:pPr>
-            <w:r>
-              <w:rPr>
-                <w:rFonts w:ascii="Courier New" w:cs="Courier New" w:eastAsia="Courier New" w:hAnsi="Courier New"/>
-                <w:color w:val="2C3E50"/>
-                <w:sz w:val="17"/>
-                <w:szCs w:val="17"/>
-              </w:rPr>
-              <w:t xml:space="preserve">+ recuperer(chemin: String) : InputStream</w:t>
-            </w:r>
-          </w:p>
-          <w:p>
-            <w:pPr>
-              <w:spacing w:after="40"/>
-            </w:pPr>
-            <w:r>
-              <w:rPr>
-                <w:rFonts w:ascii="Courier New" w:cs="Courier New" w:eastAsia="Courier New" w:hAnsi="Courier New"/>
-                <w:color w:val="2C3E50"/>
-                <w:sz w:val="17"/>
-                <w:szCs w:val="17"/>
-              </w:rPr>
-              <w:t xml:space="preserve">+ supprimer(chemin: String) : void</w:t>
+                <w:rFonts w:ascii="Courier New" w:eastAsia="Courier New" w:hAnsi="Courier New" w:cs="Courier New"/>
+                <w:color w:val="2C3E50"/>
+                <w:sz w:val="17"/>
+                <w:szCs w:val="17"/>
+              </w:rPr>
+              <w:t>+ stocker(nom: String, contenu: InputStream) : String</w:t>
+            </w:r>
+          </w:p>
+          <w:p>
+            <w:pPr>
+              <w:spacing w:after="40"/>
+            </w:pPr>
+            <w:r>
+              <w:rPr>
+                <w:rFonts w:ascii="Courier New" w:eastAsia="Courier New" w:hAnsi="Courier New" w:cs="Courier New"/>
+                <w:color w:val="2C3E50"/>
+                <w:sz w:val="17"/>
+                <w:szCs w:val="17"/>
+              </w:rPr>
+              <w:t>+ recuperer(chemin: String) : InputStream</w:t>
+            </w:r>
+          </w:p>
+          <w:p>
+            <w:pPr>
+              <w:spacing w:after="40"/>
+            </w:pPr>
+            <w:r>
+              <w:rPr>
+                <w:rFonts w:ascii="Courier New" w:eastAsia="Courier New" w:hAnsi="Courier New" w:cs="Courier New"/>
+                <w:color w:val="2C3E50"/>
+                <w:sz w:val="17"/>
+                <w:szCs w:val="17"/>
+              </w:rPr>
+              <w:t>+ supprimer(chemin: String) : void</w:t>
             </w:r>
           </w:p>
         </w:tc>
@@ -3612,46 +3724,48 @@
     <w:p>
       <w:pPr>
         <w:pStyle w:val="Heading3"/>
-        <w:spacing w:after="100" w:before="200"/>
-      </w:pPr>
-      <w:r>
-        <w:rPr>
-          <w:rFonts w:ascii="Arial" w:cs="Arial" w:eastAsia="Arial" w:hAnsi="Arial"/>
-          <w:b/>
-          <w:bCs/>
-          <w:color w:val="2C3E50"/>
-          <w:sz w:val="22"/>
-          <w:szCs w:val="22"/>
-        </w:rPr>
-        <w:t xml:space="preserve">6.3 LienPartageRepository</w:t>
+      </w:pPr>
+      <w:r>
+        <w:t>6.3 LienPartageRepository</w:t>
       </w:r>
     </w:p>
     <w:tbl>
       <w:tblPr>
-        <w:tblW w:type="auto" w:w="100"/>
+        <w:tblW w:w="100" w:type="auto"/>
         <w:tblBorders>
-          <w:top w:val="single" w:color="auto" w:sz="4"/>
-          <w:left w:val="single" w:color="auto" w:sz="4"/>
-          <w:bottom w:val="single" w:color="auto" w:sz="4"/>
-          <w:right w:val="single" w:color="auto" w:sz="4"/>
-          <w:insideH w:val="single" w:color="auto" w:sz="4"/>
-          <w:insideV w:val="single" w:color="auto" w:sz="4"/>
+          <w:top w:val="single" w:sz="4" w:space="0" w:color="auto"/>
+          <w:left w:val="single" w:sz="4" w:space="0" w:color="auto"/>
+          <w:bottom w:val="single" w:sz="4" w:space="0" w:color="auto"/>
+          <w:right w:val="single" w:sz="4" w:space="0" w:color="auto"/>
+          <w:insideH w:val="single" w:sz="4" w:space="0" w:color="auto"/>
+          <w:insideV w:val="single" w:sz="4" w:space="0" w:color="auto"/>
         </w:tblBorders>
+        <w:tblCellMar>
+          <w:left w:w="10" w:type="dxa"/>
+          <w:right w:w="10" w:type="dxa"/>
+        </w:tblCellMar>
+        <w:tblLook w:val="04A0" w:firstRow="1" w:lastRow="0" w:firstColumn="1" w:lastColumn="0" w:noHBand="0" w:noVBand="1"/>
       </w:tblPr>
       <w:tblGrid>
-        <w:gridCol w:w="9360"/>
+        <w:gridCol w:w="9024"/>
       </w:tblGrid>
       <w:tr>
+        <w:tblPrEx>
+          <w:tblCellMar>
+            <w:top w:w="0" w:type="dxa"/>
+            <w:bottom w:w="0" w:type="dxa"/>
+          </w:tblCellMar>
+        </w:tblPrEx>
         <w:tc>
           <w:tcPr>
-            <w:tcW w:type="dxa" w:w="9360"/>
+            <w:tcW w:w="9360" w:type="dxa"/>
             <w:tcBorders>
-              <w:top w:val="single" w:color="BDC3C7" w:sz="1"/>
-              <w:left w:val="single" w:color="BDC3C7" w:sz="1"/>
-              <w:bottom w:val="single" w:color="BDC3C7" w:sz="1"/>
-              <w:right w:val="single" w:color="BDC3C7" w:sz="1"/>
+              <w:top w:val="single" w:sz="1" w:space="0" w:color="BDC3C7"/>
+              <w:left w:val="single" w:sz="1" w:space="0" w:color="BDC3C7"/>
+              <w:bottom w:val="single" w:sz="1" w:space="0" w:color="BDC3C7"/>
+              <w:right w:val="single" w:sz="1" w:space="0" w:color="BDC3C7"/>
             </w:tcBorders>
-            <w:shd w:fill="E67E22" w:val="clear"/>
+            <w:shd w:val="clear" w:color="auto" w:fill="E67E22"/>
           </w:tcPr>
           <w:p>
             <w:pPr>
@@ -3659,14 +3773,14 @@
             </w:pPr>
             <w:r>
               <w:rPr>
-                <w:rFonts w:ascii="Courier New" w:cs="Courier New" w:eastAsia="Courier New" w:hAnsi="Courier New"/>
+                <w:rFonts w:ascii="Courier New" w:eastAsia="Courier New" w:hAnsi="Courier New" w:cs="Courier New"/>
                 <w:i/>
                 <w:iCs/>
                 <w:color w:val="FFFFFF"/>
                 <w:sz w:val="16"/>
                 <w:szCs w:val="16"/>
               </w:rPr>
-              <w:t xml:space="preserve">&lt;&lt;interface&gt;&gt;</w:t>
+              <w:t>&lt;&lt;interface&gt;&gt;</w:t>
             </w:r>
           </w:p>
           <w:p>
@@ -3675,29 +3789,35 @@
             </w:pPr>
             <w:r>
               <w:rPr>
-                <w:rFonts w:ascii="Courier New" w:cs="Courier New" w:eastAsia="Courier New" w:hAnsi="Courier New"/>
+                <w:rFonts w:ascii="Courier New" w:eastAsia="Courier New" w:hAnsi="Courier New" w:cs="Courier New"/>
                 <w:b/>
                 <w:bCs/>
                 <w:color w:val="FFFFFF"/>
                 <w:sz w:val="22"/>
                 <w:szCs w:val="22"/>
               </w:rPr>
-              <w:t xml:space="preserve">LienPartageRepository</w:t>
+              <w:t>LienPartageRepository</w:t>
             </w:r>
           </w:p>
         </w:tc>
       </w:tr>
       <w:tr>
+        <w:tblPrEx>
+          <w:tblCellMar>
+            <w:top w:w="0" w:type="dxa"/>
+            <w:bottom w:w="0" w:type="dxa"/>
+          </w:tblCellMar>
+        </w:tblPrEx>
         <w:tc>
           <w:tcPr>
-            <w:tcW w:type="dxa" w:w="9360"/>
+            <w:tcW w:w="9360" w:type="dxa"/>
             <w:tcBorders>
-              <w:top w:val="single" w:color="BDC3C7" w:sz="1"/>
-              <w:left w:val="single" w:color="BDC3C7" w:sz="1"/>
-              <w:bottom w:val="single" w:color="BDC3C7" w:sz="1"/>
-              <w:right w:val="single" w:color="BDC3C7" w:sz="1"/>
+              <w:top w:val="single" w:sz="1" w:space="0" w:color="BDC3C7"/>
+              <w:left w:val="single" w:sz="1" w:space="0" w:color="BDC3C7"/>
+              <w:bottom w:val="single" w:sz="1" w:space="0" w:color="BDC3C7"/>
+              <w:right w:val="single" w:sz="1" w:space="0" w:color="BDC3C7"/>
             </w:tcBorders>
-            <w:shd w:fill="FFFFFF" w:val="clear"/>
+            <w:shd w:val="clear" w:color="auto" w:fill="FFFFFF"/>
           </w:tcPr>
           <w:p>
             <w:pPr>
@@ -3705,54 +3825,54 @@
             </w:pPr>
             <w:r>
               <w:rPr>
-                <w:rFonts w:ascii="Courier New" w:cs="Courier New" w:eastAsia="Courier New" w:hAnsi="Courier New"/>
-                <w:color w:val="2C3E50"/>
-                <w:sz w:val="17"/>
-                <w:szCs w:val="17"/>
-              </w:rPr>
-              <w:t xml:space="preserve">+ save(lien: LienPartage) : LienPartage</w:t>
-            </w:r>
-          </w:p>
-          <w:p>
-            <w:pPr>
-              <w:spacing w:after="40"/>
-            </w:pPr>
-            <w:r>
-              <w:rPr>
-                <w:rFonts w:ascii="Courier New" w:cs="Courier New" w:eastAsia="Courier New" w:hAnsi="Courier New"/>
-                <w:color w:val="2C3E50"/>
-                <w:sz w:val="17"/>
-                <w:szCs w:val="17"/>
-              </w:rPr>
-              <w:t xml:space="preserve">+ findByToken(token: String) : Optional&lt;LienPartage&gt;</w:t>
-            </w:r>
-          </w:p>
-          <w:p>
-            <w:pPr>
-              <w:spacing w:after="40"/>
-            </w:pPr>
-            <w:r>
-              <w:rPr>
-                <w:rFonts w:ascii="Courier New" w:cs="Courier New" w:eastAsia="Courier New" w:hAnsi="Courier New"/>
-                <w:color w:val="2C3E50"/>
-                <w:sz w:val="17"/>
-                <w:szCs w:val="17"/>
-              </w:rPr>
-              <w:t xml:space="preserve">+ findByFichierId(id: UUID) : List&lt;LienPartage&gt;</w:t>
-            </w:r>
-          </w:p>
-          <w:p>
-            <w:pPr>
-              <w:spacing w:after="40"/>
-            </w:pPr>
-            <w:r>
-              <w:rPr>
-                <w:rFonts w:ascii="Courier New" w:cs="Courier New" w:eastAsia="Courier New" w:hAnsi="Courier New"/>
-                <w:color w:val="2C3E50"/>
-                <w:sz w:val="17"/>
-                <w:szCs w:val="17"/>
-              </w:rPr>
-              <w:t xml:space="preserve">+ delete(id: UUID) : void</w:t>
+                <w:rFonts w:ascii="Courier New" w:eastAsia="Courier New" w:hAnsi="Courier New" w:cs="Courier New"/>
+                <w:color w:val="2C3E50"/>
+                <w:sz w:val="17"/>
+                <w:szCs w:val="17"/>
+              </w:rPr>
+              <w:t>+ save(lien: LienPartage) : LienPartage</w:t>
+            </w:r>
+          </w:p>
+          <w:p>
+            <w:pPr>
+              <w:spacing w:after="40"/>
+            </w:pPr>
+            <w:r>
+              <w:rPr>
+                <w:rFonts w:ascii="Courier New" w:eastAsia="Courier New" w:hAnsi="Courier New" w:cs="Courier New"/>
+                <w:color w:val="2C3E50"/>
+                <w:sz w:val="17"/>
+                <w:szCs w:val="17"/>
+              </w:rPr>
+              <w:t>+ findByToken(token: String) : Optional&lt;LienPartage&gt;</w:t>
+            </w:r>
+          </w:p>
+          <w:p>
+            <w:pPr>
+              <w:spacing w:after="40"/>
+            </w:pPr>
+            <w:r>
+              <w:rPr>
+                <w:rFonts w:ascii="Courier New" w:eastAsia="Courier New" w:hAnsi="Courier New" w:cs="Courier New"/>
+                <w:color w:val="2C3E50"/>
+                <w:sz w:val="17"/>
+                <w:szCs w:val="17"/>
+              </w:rPr>
+              <w:t>+ findByFichierId(id: UUID) : List&lt;LienPartage&gt;</w:t>
+            </w:r>
+          </w:p>
+          <w:p>
+            <w:pPr>
+              <w:spacing w:after="40"/>
+            </w:pPr>
+            <w:r>
+              <w:rPr>
+                <w:rFonts w:ascii="Courier New" w:eastAsia="Courier New" w:hAnsi="Courier New" w:cs="Courier New"/>
+                <w:color w:val="2C3E50"/>
+                <w:sz w:val="17"/>
+                <w:szCs w:val="17"/>
+              </w:rPr>
+              <w:t>+ delete(id: UUID) : void</w:t>
             </w:r>
           </w:p>
         </w:tc>
@@ -3766,46 +3886,48 @@
     <w:p>
       <w:pPr>
         <w:pStyle w:val="Heading3"/>
-        <w:spacing w:after="100" w:before="200"/>
-      </w:pPr>
-      <w:r>
-        <w:rPr>
-          <w:rFonts w:ascii="Arial" w:cs="Arial" w:eastAsia="Arial" w:hAnsi="Arial"/>
-          <w:b/>
-          <w:bCs/>
-          <w:color w:val="2C3E50"/>
-          <w:sz w:val="22"/>
-          <w:szCs w:val="22"/>
-        </w:rPr>
-        <w:t xml:space="preserve">6.4 PartageUtilisateurRepository</w:t>
+      </w:pPr>
+      <w:r>
+        <w:t>6.4 PartageUtilisateurRepository</w:t>
       </w:r>
     </w:p>
     <w:tbl>
       <w:tblPr>
-        <w:tblW w:type="auto" w:w="100"/>
+        <w:tblW w:w="100" w:type="auto"/>
         <w:tblBorders>
-          <w:top w:val="single" w:color="auto" w:sz="4"/>
-          <w:left w:val="single" w:color="auto" w:sz="4"/>
-          <w:bottom w:val="single" w:color="auto" w:sz="4"/>
-          <w:right w:val="single" w:color="auto" w:sz="4"/>
-          <w:insideH w:val="single" w:color="auto" w:sz="4"/>
-          <w:insideV w:val="single" w:color="auto" w:sz="4"/>
+          <w:top w:val="single" w:sz="4" w:space="0" w:color="auto"/>
+          <w:left w:val="single" w:sz="4" w:space="0" w:color="auto"/>
+          <w:bottom w:val="single" w:sz="4" w:space="0" w:color="auto"/>
+          <w:right w:val="single" w:sz="4" w:space="0" w:color="auto"/>
+          <w:insideH w:val="single" w:sz="4" w:space="0" w:color="auto"/>
+          <w:insideV w:val="single" w:sz="4" w:space="0" w:color="auto"/>
         </w:tblBorders>
+        <w:tblCellMar>
+          <w:left w:w="10" w:type="dxa"/>
+          <w:right w:w="10" w:type="dxa"/>
+        </w:tblCellMar>
+        <w:tblLook w:val="04A0" w:firstRow="1" w:lastRow="0" w:firstColumn="1" w:lastColumn="0" w:noHBand="0" w:noVBand="1"/>
       </w:tblPr>
       <w:tblGrid>
-        <w:gridCol w:w="9360"/>
+        <w:gridCol w:w="9024"/>
       </w:tblGrid>
       <w:tr>
+        <w:tblPrEx>
+          <w:tblCellMar>
+            <w:top w:w="0" w:type="dxa"/>
+            <w:bottom w:w="0" w:type="dxa"/>
+          </w:tblCellMar>
+        </w:tblPrEx>
         <w:tc>
           <w:tcPr>
-            <w:tcW w:type="dxa" w:w="9360"/>
+            <w:tcW w:w="9360" w:type="dxa"/>
             <w:tcBorders>
-              <w:top w:val="single" w:color="BDC3C7" w:sz="1"/>
-              <w:left w:val="single" w:color="BDC3C7" w:sz="1"/>
-              <w:bottom w:val="single" w:color="BDC3C7" w:sz="1"/>
-              <w:right w:val="single" w:color="BDC3C7" w:sz="1"/>
+              <w:top w:val="single" w:sz="1" w:space="0" w:color="BDC3C7"/>
+              <w:left w:val="single" w:sz="1" w:space="0" w:color="BDC3C7"/>
+              <w:bottom w:val="single" w:sz="1" w:space="0" w:color="BDC3C7"/>
+              <w:right w:val="single" w:sz="1" w:space="0" w:color="BDC3C7"/>
             </w:tcBorders>
-            <w:shd w:fill="E67E22" w:val="clear"/>
+            <w:shd w:val="clear" w:color="auto" w:fill="E67E22"/>
           </w:tcPr>
           <w:p>
             <w:pPr>
@@ -3813,14 +3935,14 @@
             </w:pPr>
             <w:r>
               <w:rPr>
-                <w:rFonts w:ascii="Courier New" w:cs="Courier New" w:eastAsia="Courier New" w:hAnsi="Courier New"/>
+                <w:rFonts w:ascii="Courier New" w:eastAsia="Courier New" w:hAnsi="Courier New" w:cs="Courier New"/>
                 <w:i/>
                 <w:iCs/>
                 <w:color w:val="FFFFFF"/>
                 <w:sz w:val="16"/>
                 <w:szCs w:val="16"/>
               </w:rPr>
-              <w:t xml:space="preserve">&lt;&lt;interface&gt;&gt;</w:t>
+              <w:t>&lt;&lt;interface&gt;&gt;</w:t>
             </w:r>
           </w:p>
           <w:p>
@@ -3829,29 +3951,35 @@
             </w:pPr>
             <w:r>
               <w:rPr>
-                <w:rFonts w:ascii="Courier New" w:cs="Courier New" w:eastAsia="Courier New" w:hAnsi="Courier New"/>
+                <w:rFonts w:ascii="Courier New" w:eastAsia="Courier New" w:hAnsi="Courier New" w:cs="Courier New"/>
                 <w:b/>
                 <w:bCs/>
                 <w:color w:val="FFFFFF"/>
                 <w:sz w:val="22"/>
                 <w:szCs w:val="22"/>
               </w:rPr>
-              <w:t xml:space="preserve">PartageUtilisateurRepository</w:t>
+              <w:t>PartageUtilisateurRepository</w:t>
             </w:r>
           </w:p>
         </w:tc>
       </w:tr>
       <w:tr>
+        <w:tblPrEx>
+          <w:tblCellMar>
+            <w:top w:w="0" w:type="dxa"/>
+            <w:bottom w:w="0" w:type="dxa"/>
+          </w:tblCellMar>
+        </w:tblPrEx>
         <w:tc>
           <w:tcPr>
-            <w:tcW w:type="dxa" w:w="9360"/>
+            <w:tcW w:w="9360" w:type="dxa"/>
             <w:tcBorders>
-              <w:top w:val="single" w:color="BDC3C7" w:sz="1"/>
-              <w:left w:val="single" w:color="BDC3C7" w:sz="1"/>
-              <w:bottom w:val="single" w:color="BDC3C7" w:sz="1"/>
-              <w:right w:val="single" w:color="BDC3C7" w:sz="1"/>
+              <w:top w:val="single" w:sz="1" w:space="0" w:color="BDC3C7"/>
+              <w:left w:val="single" w:sz="1" w:space="0" w:color="BDC3C7"/>
+              <w:bottom w:val="single" w:sz="1" w:space="0" w:color="BDC3C7"/>
+              <w:right w:val="single" w:sz="1" w:space="0" w:color="BDC3C7"/>
             </w:tcBorders>
-            <w:shd w:fill="FFFFFF" w:val="clear"/>
+            <w:shd w:val="clear" w:color="auto" w:fill="FFFFFF"/>
           </w:tcPr>
           <w:p>
             <w:pPr>
@@ -3859,54 +3987,54 @@
             </w:pPr>
             <w:r>
               <w:rPr>
-                <w:rFonts w:ascii="Courier New" w:cs="Courier New" w:eastAsia="Courier New" w:hAnsi="Courier New"/>
-                <w:color w:val="2C3E50"/>
-                <w:sz w:val="17"/>
-                <w:szCs w:val="17"/>
-              </w:rPr>
-              <w:t xml:space="preserve">+ save(p: PartageUtilisateur) : PartageUtilisateur</w:t>
-            </w:r>
-          </w:p>
-          <w:p>
-            <w:pPr>
-              <w:spacing w:after="40"/>
-            </w:pPr>
-            <w:r>
-              <w:rPr>
-                <w:rFonts w:ascii="Courier New" w:cs="Courier New" w:eastAsia="Courier New" w:hAnsi="Courier New"/>
-                <w:color w:val="2C3E50"/>
-                <w:sz w:val="17"/>
-                <w:szCs w:val="17"/>
-              </w:rPr>
-              <w:t xml:space="preserve">+ findByDestinataire(userId: UUID) : List&lt;PartageUtilisateur&gt;</w:t>
-            </w:r>
-          </w:p>
-          <w:p>
-            <w:pPr>
-              <w:spacing w:after="40"/>
-            </w:pPr>
-            <w:r>
-              <w:rPr>
-                <w:rFonts w:ascii="Courier New" w:cs="Courier New" w:eastAsia="Courier New" w:hAnsi="Courier New"/>
-                <w:color w:val="2C3E50"/>
-                <w:sz w:val="17"/>
-                <w:szCs w:val="17"/>
-              </w:rPr>
-              <w:t xml:space="preserve">+ findByFichierId(id: UUID) : List&lt;PartageUtilisateur&gt;</w:t>
-            </w:r>
-          </w:p>
-          <w:p>
-            <w:pPr>
-              <w:spacing w:after="40"/>
-            </w:pPr>
-            <w:r>
-              <w:rPr>
-                <w:rFonts w:ascii="Courier New" w:cs="Courier New" w:eastAsia="Courier New" w:hAnsi="Courier New"/>
-                <w:color w:val="2C3E50"/>
-                <w:sz w:val="17"/>
-                <w:szCs w:val="17"/>
-              </w:rPr>
-              <w:t xml:space="preserve">+ delete(id: UUID) : void</w:t>
+                <w:rFonts w:ascii="Courier New" w:eastAsia="Courier New" w:hAnsi="Courier New" w:cs="Courier New"/>
+                <w:color w:val="2C3E50"/>
+                <w:sz w:val="17"/>
+                <w:szCs w:val="17"/>
+              </w:rPr>
+              <w:t>+ save(p: PartageUtilisateur) : PartageUtilisateur</w:t>
+            </w:r>
+          </w:p>
+          <w:p>
+            <w:pPr>
+              <w:spacing w:after="40"/>
+            </w:pPr>
+            <w:r>
+              <w:rPr>
+                <w:rFonts w:ascii="Courier New" w:eastAsia="Courier New" w:hAnsi="Courier New" w:cs="Courier New"/>
+                <w:color w:val="2C3E50"/>
+                <w:sz w:val="17"/>
+                <w:szCs w:val="17"/>
+              </w:rPr>
+              <w:t>+ findByDestinataire(userId: UUID) : List&lt;PartageUtilisateur&gt;</w:t>
+            </w:r>
+          </w:p>
+          <w:p>
+            <w:pPr>
+              <w:spacing w:after="40"/>
+            </w:pPr>
+            <w:r>
+              <w:rPr>
+                <w:rFonts w:ascii="Courier New" w:eastAsia="Courier New" w:hAnsi="Courier New" w:cs="Courier New"/>
+                <w:color w:val="2C3E50"/>
+                <w:sz w:val="17"/>
+                <w:szCs w:val="17"/>
+              </w:rPr>
+              <w:t>+ findByFichierId(id: UUID) : List&lt;PartageUtilisateur&gt;</w:t>
+            </w:r>
+          </w:p>
+          <w:p>
+            <w:pPr>
+              <w:spacing w:after="40"/>
+            </w:pPr>
+            <w:r>
+              <w:rPr>
+                <w:rFonts w:ascii="Courier New" w:eastAsia="Courier New" w:hAnsi="Courier New" w:cs="Courier New"/>
+                <w:color w:val="2C3E50"/>
+                <w:sz w:val="17"/>
+                <w:szCs w:val="17"/>
+              </w:rPr>
+              <w:t>+ delete(id: UUID) : void</w:t>
             </w:r>
           </w:p>
         </w:tc>
@@ -3920,18 +4048,10 @@
     <w:p>
       <w:pPr>
         <w:pStyle w:val="Heading1"/>
-        <w:spacing w:after="200" w:before="400"/>
-      </w:pPr>
-      <w:r>
-        <w:rPr>
-          <w:rFonts w:ascii="Arial" w:cs="Arial" w:eastAsia="Arial" w:hAnsi="Arial"/>
-          <w:b/>
-          <w:bCs/>
-          <w:color w:val="1B4F72"/>
-          <w:sz w:val="32"/>
-          <w:szCs w:val="32"/>
-        </w:rPr>
-        <w:t xml:space="preserve">7. Exceptions Domaine</w:t>
+      </w:pPr>
+      <w:r>
+        <w:lastRenderedPageBreak/>
+        <w:t>7. Exceptions Domaine</w:t>
       </w:r>
     </w:p>
     <w:p>
@@ -3939,12 +4059,7 @@
         <w:spacing w:after="100"/>
       </w:pPr>
       <w:r>
-        <w:rPr>
-          <w:rFonts w:ascii="Arial" w:cs="Arial" w:eastAsia="Arial" w:hAnsi="Arial"/>
-          <w:sz w:val="20"/>
-          <w:szCs w:val="20"/>
-        </w:rPr>
-        <w:t xml:space="preserve">Les exceptions metier sont levees par le domaine et capturees par le GlobalExceptionHandler dans l'infrastructure web.</w:t>
+        <w:t>Les exceptions metier sont levees par le domaine et capturees par le GlobalExceptionHandler dans l'infrastructure web.</w:t>
       </w:r>
     </w:p>
     <w:p>
@@ -3954,30 +4069,41 @@
     </w:p>
     <w:tbl>
       <w:tblPr>
-        <w:tblW w:type="auto" w:w="100"/>
+        <w:tblW w:w="100" w:type="auto"/>
         <w:tblBorders>
-          <w:top w:val="single" w:color="auto" w:sz="4"/>
-          <w:left w:val="single" w:color="auto" w:sz="4"/>
-          <w:bottom w:val="single" w:color="auto" w:sz="4"/>
-          <w:right w:val="single" w:color="auto" w:sz="4"/>
-          <w:insideH w:val="single" w:color="auto" w:sz="4"/>
-          <w:insideV w:val="single" w:color="auto" w:sz="4"/>
+          <w:top w:val="single" w:sz="4" w:space="0" w:color="auto"/>
+          <w:left w:val="single" w:sz="4" w:space="0" w:color="auto"/>
+          <w:bottom w:val="single" w:sz="4" w:space="0" w:color="auto"/>
+          <w:right w:val="single" w:sz="4" w:space="0" w:color="auto"/>
+          <w:insideH w:val="single" w:sz="4" w:space="0" w:color="auto"/>
+          <w:insideV w:val="single" w:sz="4" w:space="0" w:color="auto"/>
         </w:tblBorders>
+        <w:tblCellMar>
+          <w:left w:w="10" w:type="dxa"/>
+          <w:right w:w="10" w:type="dxa"/>
+        </w:tblCellMar>
+        <w:tblLook w:val="04A0" w:firstRow="1" w:lastRow="0" w:firstColumn="1" w:lastColumn="0" w:noHBand="0" w:noVBand="1"/>
       </w:tblPr>
       <w:tblGrid>
-        <w:gridCol w:w="9360"/>
+        <w:gridCol w:w="9024"/>
       </w:tblGrid>
       <w:tr>
+        <w:tblPrEx>
+          <w:tblCellMar>
+            <w:top w:w="0" w:type="dxa"/>
+            <w:bottom w:w="0" w:type="dxa"/>
+          </w:tblCellMar>
+        </w:tblPrEx>
         <w:tc>
           <w:tcPr>
-            <w:tcW w:type="dxa" w:w="9360"/>
+            <w:tcW w:w="9360" w:type="dxa"/>
             <w:tcBorders>
-              <w:top w:val="single" w:color="BDC3C7" w:sz="1"/>
-              <w:left w:val="single" w:color="BDC3C7" w:sz="1"/>
-              <w:bottom w:val="single" w:color="BDC3C7" w:sz="1"/>
-              <w:right w:val="single" w:color="BDC3C7" w:sz="1"/>
+              <w:top w:val="single" w:sz="1" w:space="0" w:color="BDC3C7"/>
+              <w:left w:val="single" w:sz="1" w:space="0" w:color="BDC3C7"/>
+              <w:bottom w:val="single" w:sz="1" w:space="0" w:color="BDC3C7"/>
+              <w:right w:val="single" w:sz="1" w:space="0" w:color="BDC3C7"/>
             </w:tcBorders>
-            <w:shd w:fill="C0392B" w:val="clear"/>
+            <w:shd w:val="clear" w:color="auto" w:fill="C0392B"/>
           </w:tcPr>
           <w:p>
             <w:pPr>
@@ -3985,14 +4111,14 @@
             </w:pPr>
             <w:r>
               <w:rPr>
-                <w:rFonts w:ascii="Courier New" w:cs="Courier New" w:eastAsia="Courier New" w:hAnsi="Courier New"/>
+                <w:rFonts w:ascii="Courier New" w:eastAsia="Courier New" w:hAnsi="Courier New" w:cs="Courier New"/>
                 <w:i/>
                 <w:iCs/>
                 <w:color w:val="FFFFFF"/>
                 <w:sz w:val="16"/>
                 <w:szCs w:val="16"/>
               </w:rPr>
-              <w:t xml:space="preserve">&lt;&lt;exception&gt;&gt;</w:t>
+              <w:t>&lt;&lt;exception&gt;&gt;</w:t>
             </w:r>
           </w:p>
           <w:p>
@@ -4001,29 +4127,35 @@
             </w:pPr>
             <w:r>
               <w:rPr>
-                <w:rFonts w:ascii="Courier New" w:cs="Courier New" w:eastAsia="Courier New" w:hAnsi="Courier New"/>
+                <w:rFonts w:ascii="Courier New" w:eastAsia="Courier New" w:hAnsi="Courier New" w:cs="Courier New"/>
                 <w:b/>
                 <w:bCs/>
                 <w:color w:val="FFFFFF"/>
                 <w:sz w:val="22"/>
                 <w:szCs w:val="22"/>
               </w:rPr>
-              <w:t xml:space="preserve">FichierIntrouvableException</w:t>
+              <w:t>FichierIntrouvableException</w:t>
             </w:r>
           </w:p>
         </w:tc>
       </w:tr>
       <w:tr>
+        <w:tblPrEx>
+          <w:tblCellMar>
+            <w:top w:w="0" w:type="dxa"/>
+            <w:bottom w:w="0" w:type="dxa"/>
+          </w:tblCellMar>
+        </w:tblPrEx>
         <w:tc>
           <w:tcPr>
-            <w:tcW w:type="dxa" w:w="9360"/>
+            <w:tcW w:w="9360" w:type="dxa"/>
             <w:tcBorders>
-              <w:top w:val="single" w:color="BDC3C7" w:sz="1"/>
-              <w:left w:val="single" w:color="BDC3C7" w:sz="1"/>
-              <w:bottom w:val="single" w:color="BDC3C7" w:sz="1"/>
-              <w:right w:val="single" w:color="BDC3C7" w:sz="1"/>
+              <w:top w:val="single" w:sz="1" w:space="0" w:color="BDC3C7"/>
+              <w:left w:val="single" w:sz="1" w:space="0" w:color="BDC3C7"/>
+              <w:bottom w:val="single" w:sz="1" w:space="0" w:color="BDC3C7"/>
+              <w:right w:val="single" w:sz="1" w:space="0" w:color="BDC3C7"/>
             </w:tcBorders>
-            <w:shd w:fill="FFFFFF" w:val="clear"/>
+            <w:shd w:val="clear" w:color="auto" w:fill="FFFFFF"/>
           </w:tcPr>
           <w:p>
             <w:pPr>
@@ -4031,12 +4163,12 @@
             </w:pPr>
             <w:r>
               <w:rPr>
-                <w:rFonts w:ascii="Courier New" w:cs="Courier New" w:eastAsia="Courier New" w:hAnsi="Courier New"/>
-                <w:color w:val="2C3E50"/>
-                <w:sz w:val="17"/>
-                <w:szCs w:val="17"/>
-              </w:rPr>
-              <w:t xml:space="preserve">message: "Fichier {id} introuvable"</w:t>
+                <w:rFonts w:ascii="Courier New" w:eastAsia="Courier New" w:hAnsi="Courier New" w:cs="Courier New"/>
+                <w:color w:val="2C3E50"/>
+                <w:sz w:val="17"/>
+                <w:szCs w:val="17"/>
+              </w:rPr>
+              <w:t>message: "Fichier {id} introuvable"</w:t>
             </w:r>
           </w:p>
         </w:tc>
@@ -4048,12 +4180,9 @@
       </w:pPr>
       <w:r>
         <w:rPr>
-          <w:rFonts w:ascii="Arial" w:cs="Arial" w:eastAsia="Arial" w:hAnsi="Arial"/>
           <w:i/>
           <w:iCs/>
           <w:color w:val="7F8C8D"/>
-          <w:sz w:val="20"/>
-          <w:szCs w:val="20"/>
         </w:rPr>
         <w:t xml:space="preserve">    HTTP 404 Not Found</w:t>
       </w:r>
@@ -4065,30 +4194,41 @@
     </w:p>
     <w:tbl>
       <w:tblPr>
-        <w:tblW w:type="auto" w:w="100"/>
+        <w:tblW w:w="100" w:type="auto"/>
         <w:tblBorders>
-          <w:top w:val="single" w:color="auto" w:sz="4"/>
-          <w:left w:val="single" w:color="auto" w:sz="4"/>
-          <w:bottom w:val="single" w:color="auto" w:sz="4"/>
-          <w:right w:val="single" w:color="auto" w:sz="4"/>
-          <w:insideH w:val="single" w:color="auto" w:sz="4"/>
-          <w:insideV w:val="single" w:color="auto" w:sz="4"/>
+          <w:top w:val="single" w:sz="4" w:space="0" w:color="auto"/>
+          <w:left w:val="single" w:sz="4" w:space="0" w:color="auto"/>
+          <w:bottom w:val="single" w:sz="4" w:space="0" w:color="auto"/>
+          <w:right w:val="single" w:sz="4" w:space="0" w:color="auto"/>
+          <w:insideH w:val="single" w:sz="4" w:space="0" w:color="auto"/>
+          <w:insideV w:val="single" w:sz="4" w:space="0" w:color="auto"/>
         </w:tblBorders>
+        <w:tblCellMar>
+          <w:left w:w="10" w:type="dxa"/>
+          <w:right w:w="10" w:type="dxa"/>
+        </w:tblCellMar>
+        <w:tblLook w:val="04A0" w:firstRow="1" w:lastRow="0" w:firstColumn="1" w:lastColumn="0" w:noHBand="0" w:noVBand="1"/>
       </w:tblPr>
       <w:tblGrid>
-        <w:gridCol w:w="9360"/>
+        <w:gridCol w:w="9024"/>
       </w:tblGrid>
       <w:tr>
+        <w:tblPrEx>
+          <w:tblCellMar>
+            <w:top w:w="0" w:type="dxa"/>
+            <w:bottom w:w="0" w:type="dxa"/>
+          </w:tblCellMar>
+        </w:tblPrEx>
         <w:tc>
           <w:tcPr>
-            <w:tcW w:type="dxa" w:w="9360"/>
+            <w:tcW w:w="9360" w:type="dxa"/>
             <w:tcBorders>
-              <w:top w:val="single" w:color="BDC3C7" w:sz="1"/>
-              <w:left w:val="single" w:color="BDC3C7" w:sz="1"/>
-              <w:bottom w:val="single" w:color="BDC3C7" w:sz="1"/>
-              <w:right w:val="single" w:color="BDC3C7" w:sz="1"/>
+              <w:top w:val="single" w:sz="1" w:space="0" w:color="BDC3C7"/>
+              <w:left w:val="single" w:sz="1" w:space="0" w:color="BDC3C7"/>
+              <w:bottom w:val="single" w:sz="1" w:space="0" w:color="BDC3C7"/>
+              <w:right w:val="single" w:sz="1" w:space="0" w:color="BDC3C7"/>
             </w:tcBorders>
-            <w:shd w:fill="C0392B" w:val="clear"/>
+            <w:shd w:val="clear" w:color="auto" w:fill="C0392B"/>
           </w:tcPr>
           <w:p>
             <w:pPr>
@@ -4096,14 +4236,14 @@
             </w:pPr>
             <w:r>
               <w:rPr>
-                <w:rFonts w:ascii="Courier New" w:cs="Courier New" w:eastAsia="Courier New" w:hAnsi="Courier New"/>
+                <w:rFonts w:ascii="Courier New" w:eastAsia="Courier New" w:hAnsi="Courier New" w:cs="Courier New"/>
                 <w:i/>
                 <w:iCs/>
                 <w:color w:val="FFFFFF"/>
                 <w:sz w:val="16"/>
                 <w:szCs w:val="16"/>
               </w:rPr>
-              <w:t xml:space="preserve">&lt;&lt;exception&gt;&gt;</w:t>
+              <w:t>&lt;&lt;exception&gt;&gt;</w:t>
             </w:r>
           </w:p>
           <w:p>
@@ -4112,29 +4252,35 @@
             </w:pPr>
             <w:r>
               <w:rPr>
-                <w:rFonts w:ascii="Courier New" w:cs="Courier New" w:eastAsia="Courier New" w:hAnsi="Courier New"/>
+                <w:rFonts w:ascii="Courier New" w:eastAsia="Courier New" w:hAnsi="Courier New" w:cs="Courier New"/>
                 <w:b/>
                 <w:bCs/>
                 <w:color w:val="FFFFFF"/>
                 <w:sz w:val="22"/>
                 <w:szCs w:val="22"/>
               </w:rPr>
-              <w:t xml:space="preserve">AccesRefuseException</w:t>
+              <w:t>AccesRefuseException</w:t>
             </w:r>
           </w:p>
         </w:tc>
       </w:tr>
       <w:tr>
+        <w:tblPrEx>
+          <w:tblCellMar>
+            <w:top w:w="0" w:type="dxa"/>
+            <w:bottom w:w="0" w:type="dxa"/>
+          </w:tblCellMar>
+        </w:tblPrEx>
         <w:tc>
           <w:tcPr>
-            <w:tcW w:type="dxa" w:w="9360"/>
+            <w:tcW w:w="9360" w:type="dxa"/>
             <w:tcBorders>
-              <w:top w:val="single" w:color="BDC3C7" w:sz="1"/>
-              <w:left w:val="single" w:color="BDC3C7" w:sz="1"/>
-              <w:bottom w:val="single" w:color="BDC3C7" w:sz="1"/>
-              <w:right w:val="single" w:color="BDC3C7" w:sz="1"/>
+              <w:top w:val="single" w:sz="1" w:space="0" w:color="BDC3C7"/>
+              <w:left w:val="single" w:sz="1" w:space="0" w:color="BDC3C7"/>
+              <w:bottom w:val="single" w:sz="1" w:space="0" w:color="BDC3C7"/>
+              <w:right w:val="single" w:sz="1" w:space="0" w:color="BDC3C7"/>
             </w:tcBorders>
-            <w:shd w:fill="FFFFFF" w:val="clear"/>
+            <w:shd w:val="clear" w:color="auto" w:fill="FFFFFF"/>
           </w:tcPr>
           <w:p>
             <w:pPr>
@@ -4142,12 +4288,12 @@
             </w:pPr>
             <w:r>
               <w:rPr>
-                <w:rFonts w:ascii="Courier New" w:cs="Courier New" w:eastAsia="Courier New" w:hAnsi="Courier New"/>
-                <w:color w:val="2C3E50"/>
-                <w:sz w:val="17"/>
-                <w:szCs w:val="17"/>
-              </w:rPr>
-              <w:t xml:space="preserve">message: "Acces refuse a ce fichier"</w:t>
+                <w:rFonts w:ascii="Courier New" w:eastAsia="Courier New" w:hAnsi="Courier New" w:cs="Courier New"/>
+                <w:color w:val="2C3E50"/>
+                <w:sz w:val="17"/>
+                <w:szCs w:val="17"/>
+              </w:rPr>
+              <w:t>message: "Acces refuse a ce fichier"</w:t>
             </w:r>
           </w:p>
         </w:tc>
@@ -4159,12 +4305,9 @@
       </w:pPr>
       <w:r>
         <w:rPr>
-          <w:rFonts w:ascii="Arial" w:cs="Arial" w:eastAsia="Arial" w:hAnsi="Arial"/>
           <w:i/>
           <w:iCs/>
           <w:color w:val="7F8C8D"/>
-          <w:sz w:val="20"/>
-          <w:szCs w:val="20"/>
         </w:rPr>
         <w:t xml:space="preserve">    HTTP 403 Forbidden</w:t>
       </w:r>
@@ -4176,30 +4319,41 @@
     </w:p>
     <w:tbl>
       <w:tblPr>
-        <w:tblW w:type="auto" w:w="100"/>
+        <w:tblW w:w="100" w:type="auto"/>
         <w:tblBorders>
-          <w:top w:val="single" w:color="auto" w:sz="4"/>
-          <w:left w:val="single" w:color="auto" w:sz="4"/>
-          <w:bottom w:val="single" w:color="auto" w:sz="4"/>
-          <w:right w:val="single" w:color="auto" w:sz="4"/>
-          <w:insideH w:val="single" w:color="auto" w:sz="4"/>
-          <w:insideV w:val="single" w:color="auto" w:sz="4"/>
+          <w:top w:val="single" w:sz="4" w:space="0" w:color="auto"/>
+          <w:left w:val="single" w:sz="4" w:space="0" w:color="auto"/>
+          <w:bottom w:val="single" w:sz="4" w:space="0" w:color="auto"/>
+          <w:right w:val="single" w:sz="4" w:space="0" w:color="auto"/>
+          <w:insideH w:val="single" w:sz="4" w:space="0" w:color="auto"/>
+          <w:insideV w:val="single" w:sz="4" w:space="0" w:color="auto"/>
         </w:tblBorders>
+        <w:tblCellMar>
+          <w:left w:w="10" w:type="dxa"/>
+          <w:right w:w="10" w:type="dxa"/>
+        </w:tblCellMar>
+        <w:tblLook w:val="04A0" w:firstRow="1" w:lastRow="0" w:firstColumn="1" w:lastColumn="0" w:noHBand="0" w:noVBand="1"/>
       </w:tblPr>
       <w:tblGrid>
-        <w:gridCol w:w="9360"/>
+        <w:gridCol w:w="9024"/>
       </w:tblGrid>
       <w:tr>
+        <w:tblPrEx>
+          <w:tblCellMar>
+            <w:top w:w="0" w:type="dxa"/>
+            <w:bottom w:w="0" w:type="dxa"/>
+          </w:tblCellMar>
+        </w:tblPrEx>
         <w:tc>
           <w:tcPr>
-            <w:tcW w:type="dxa" w:w="9360"/>
+            <w:tcW w:w="9360" w:type="dxa"/>
             <w:tcBorders>
-              <w:top w:val="single" w:color="BDC3C7" w:sz="1"/>
-              <w:left w:val="single" w:color="BDC3C7" w:sz="1"/>
-              <w:bottom w:val="single" w:color="BDC3C7" w:sz="1"/>
-              <w:right w:val="single" w:color="BDC3C7" w:sz="1"/>
+              <w:top w:val="single" w:sz="1" w:space="0" w:color="BDC3C7"/>
+              <w:left w:val="single" w:sz="1" w:space="0" w:color="BDC3C7"/>
+              <w:bottom w:val="single" w:sz="1" w:space="0" w:color="BDC3C7"/>
+              <w:right w:val="single" w:sz="1" w:space="0" w:color="BDC3C7"/>
             </w:tcBorders>
-            <w:shd w:fill="C0392B" w:val="clear"/>
+            <w:shd w:val="clear" w:color="auto" w:fill="C0392B"/>
           </w:tcPr>
           <w:p>
             <w:pPr>
@@ -4207,14 +4361,14 @@
             </w:pPr>
             <w:r>
               <w:rPr>
-                <w:rFonts w:ascii="Courier New" w:cs="Courier New" w:eastAsia="Courier New" w:hAnsi="Courier New"/>
+                <w:rFonts w:ascii="Courier New" w:eastAsia="Courier New" w:hAnsi="Courier New" w:cs="Courier New"/>
                 <w:i/>
                 <w:iCs/>
                 <w:color w:val="FFFFFF"/>
                 <w:sz w:val="16"/>
                 <w:szCs w:val="16"/>
               </w:rPr>
-              <w:t xml:space="preserve">&lt;&lt;exception&gt;&gt;</w:t>
+              <w:t>&lt;&lt;exception&gt;&gt;</w:t>
             </w:r>
           </w:p>
           <w:p>
@@ -4223,29 +4377,35 @@
             </w:pPr>
             <w:r>
               <w:rPr>
-                <w:rFonts w:ascii="Courier New" w:cs="Courier New" w:eastAsia="Courier New" w:hAnsi="Courier New"/>
+                <w:rFonts w:ascii="Courier New" w:eastAsia="Courier New" w:hAnsi="Courier New" w:cs="Courier New"/>
                 <w:b/>
                 <w:bCs/>
                 <w:color w:val="FFFFFF"/>
                 <w:sz w:val="22"/>
                 <w:szCs w:val="22"/>
               </w:rPr>
-              <w:t xml:space="preserve">LienExpireException</w:t>
+              <w:t>LienExpireException</w:t>
             </w:r>
           </w:p>
         </w:tc>
       </w:tr>
       <w:tr>
+        <w:tblPrEx>
+          <w:tblCellMar>
+            <w:top w:w="0" w:type="dxa"/>
+            <w:bottom w:w="0" w:type="dxa"/>
+          </w:tblCellMar>
+        </w:tblPrEx>
         <w:tc>
           <w:tcPr>
-            <w:tcW w:type="dxa" w:w="9360"/>
+            <w:tcW w:w="9360" w:type="dxa"/>
             <w:tcBorders>
-              <w:top w:val="single" w:color="BDC3C7" w:sz="1"/>
-              <w:left w:val="single" w:color="BDC3C7" w:sz="1"/>
-              <w:bottom w:val="single" w:color="BDC3C7" w:sz="1"/>
-              <w:right w:val="single" w:color="BDC3C7" w:sz="1"/>
+              <w:top w:val="single" w:sz="1" w:space="0" w:color="BDC3C7"/>
+              <w:left w:val="single" w:sz="1" w:space="0" w:color="BDC3C7"/>
+              <w:bottom w:val="single" w:sz="1" w:space="0" w:color="BDC3C7"/>
+              <w:right w:val="single" w:sz="1" w:space="0" w:color="BDC3C7"/>
             </w:tcBorders>
-            <w:shd w:fill="FFFFFF" w:val="clear"/>
+            <w:shd w:val="clear" w:color="auto" w:fill="FFFFFF"/>
           </w:tcPr>
           <w:p>
             <w:pPr>
@@ -4253,12 +4413,12 @@
             </w:pPr>
             <w:r>
               <w:rPr>
-                <w:rFonts w:ascii="Courier New" w:cs="Courier New" w:eastAsia="Courier New" w:hAnsi="Courier New"/>
-                <w:color w:val="2C3E50"/>
-                <w:sz w:val="17"/>
-                <w:szCs w:val="17"/>
-              </w:rPr>
-              <w:t xml:space="preserve">message: "Ce lien de partage a expire"</w:t>
+                <w:rFonts w:ascii="Courier New" w:eastAsia="Courier New" w:hAnsi="Courier New" w:cs="Courier New"/>
+                <w:color w:val="2C3E50"/>
+                <w:sz w:val="17"/>
+                <w:szCs w:val="17"/>
+              </w:rPr>
+              <w:t>message: "Ce lien de partage a expire"</w:t>
             </w:r>
           </w:p>
         </w:tc>
@@ -4270,12 +4430,9 @@
       </w:pPr>
       <w:r>
         <w:rPr>
-          <w:rFonts w:ascii="Arial" w:cs="Arial" w:eastAsia="Arial" w:hAnsi="Arial"/>
           <w:i/>
           <w:iCs/>
           <w:color w:val="7F8C8D"/>
-          <w:sz w:val="20"/>
-          <w:szCs w:val="20"/>
         </w:rPr>
         <w:t xml:space="preserve">    HTTP 410 Gone</w:t>
       </w:r>
@@ -4288,18 +4445,9 @@
     <w:p>
       <w:pPr>
         <w:pStyle w:val="Heading1"/>
-        <w:spacing w:after="200" w:before="400"/>
-      </w:pPr>
-      <w:r>
-        <w:rPr>
-          <w:rFonts w:ascii="Arial" w:cs="Arial" w:eastAsia="Arial" w:hAnsi="Arial"/>
-          <w:b/>
-          <w:bCs/>
-          <w:color w:val="1B4F72"/>
-          <w:sz w:val="32"/>
-          <w:szCs w:val="32"/>
-        </w:rPr>
-        <w:t xml:space="preserve">8. Legende des couleurs</w:t>
+      </w:pPr>
+      <w:r>
+        <w:t>8. Legende des couleurs</w:t>
       </w:r>
     </w:p>
     <w:p>
@@ -4309,31 +4457,42 @@
     </w:p>
     <w:tbl>
       <w:tblPr>
-        <w:tblW w:type="auto" w:w="100"/>
+        <w:tblW w:w="100" w:type="auto"/>
         <w:tblBorders>
-          <w:top w:val="single" w:color="auto" w:sz="4"/>
-          <w:left w:val="single" w:color="auto" w:sz="4"/>
-          <w:bottom w:val="single" w:color="auto" w:sz="4"/>
-          <w:right w:val="single" w:color="auto" w:sz="4"/>
-          <w:insideH w:val="single" w:color="auto" w:sz="4"/>
-          <w:insideV w:val="single" w:color="auto" w:sz="4"/>
+          <w:top w:val="single" w:sz="4" w:space="0" w:color="auto"/>
+          <w:left w:val="single" w:sz="4" w:space="0" w:color="auto"/>
+          <w:bottom w:val="single" w:sz="4" w:space="0" w:color="auto"/>
+          <w:right w:val="single" w:sz="4" w:space="0" w:color="auto"/>
+          <w:insideH w:val="single" w:sz="4" w:space="0" w:color="auto"/>
+          <w:insideV w:val="single" w:sz="4" w:space="0" w:color="auto"/>
         </w:tblBorders>
+        <w:tblCellMar>
+          <w:left w:w="10" w:type="dxa"/>
+          <w:right w:w="10" w:type="dxa"/>
+        </w:tblCellMar>
+        <w:tblLook w:val="04A0" w:firstRow="1" w:lastRow="0" w:firstColumn="1" w:lastColumn="0" w:noHBand="0" w:noVBand="1"/>
       </w:tblPr>
       <w:tblGrid>
-        <w:gridCol w:w="2000"/>
-        <w:gridCol w:w="7360"/>
+        <w:gridCol w:w="1913"/>
+        <w:gridCol w:w="7111"/>
       </w:tblGrid>
       <w:tr>
+        <w:tblPrEx>
+          <w:tblCellMar>
+            <w:top w:w="0" w:type="dxa"/>
+            <w:bottom w:w="0" w:type="dxa"/>
+          </w:tblCellMar>
+        </w:tblPrEx>
         <w:tc>
           <w:tcPr>
-            <w:tcW w:type="dxa" w:w="2000"/>
+            <w:tcW w:w="2000" w:type="dxa"/>
             <w:tcBorders>
-              <w:top w:val="single" w:color="BDC3C7" w:sz="1"/>
-              <w:left w:val="single" w:color="BDC3C7" w:sz="1"/>
-              <w:bottom w:val="single" w:color="BDC3C7" w:sz="1"/>
-              <w:right w:val="single" w:color="BDC3C7" w:sz="1"/>
+              <w:top w:val="single" w:sz="1" w:space="0" w:color="BDC3C7"/>
+              <w:left w:val="single" w:sz="1" w:space="0" w:color="BDC3C7"/>
+              <w:bottom w:val="single" w:sz="1" w:space="0" w:color="BDC3C7"/>
+              <w:right w:val="single" w:sz="1" w:space="0" w:color="BDC3C7"/>
             </w:tcBorders>
-            <w:shd w:fill="1B4F72" w:val="clear"/>
+            <w:shd w:val="clear" w:color="auto" w:fill="1B4F72"/>
           </w:tcPr>
           <w:p>
             <w:pPr>
@@ -4350,38 +4509,41 @@
         </w:tc>
         <w:tc>
           <w:tcPr>
-            <w:tcW w:type="dxa" w:w="7360"/>
+            <w:tcW w:w="7360" w:type="dxa"/>
             <w:tcBorders>
-              <w:top w:val="single" w:color="BDC3C7" w:sz="1"/>
-              <w:left w:val="single" w:color="BDC3C7" w:sz="1"/>
-              <w:bottom w:val="single" w:color="BDC3C7" w:sz="1"/>
-              <w:right w:val="single" w:color="BDC3C7" w:sz="1"/>
+              <w:top w:val="single" w:sz="1" w:space="0" w:color="BDC3C7"/>
+              <w:left w:val="single" w:sz="1" w:space="0" w:color="BDC3C7"/>
+              <w:bottom w:val="single" w:sz="1" w:space="0" w:color="BDC3C7"/>
+              <w:right w:val="single" w:sz="1" w:space="0" w:color="BDC3C7"/>
             </w:tcBorders>
           </w:tcPr>
           <w:p>
             <w:r>
               <w:rPr>
-                <w:rFonts w:ascii="Arial" w:cs="Arial" w:eastAsia="Arial" w:hAnsi="Arial"/>
-                <w:color w:val="2C3E50"/>
-                <w:sz w:val="20"/>
-                <w:szCs w:val="20"/>
-              </w:rPr>
-              <w:t xml:space="preserve">Entite</w:t>
+                <w:color w:val="2C3E50"/>
+              </w:rPr>
+              <w:t>Entite</w:t>
             </w:r>
           </w:p>
         </w:tc>
       </w:tr>
       <w:tr>
+        <w:tblPrEx>
+          <w:tblCellMar>
+            <w:top w:w="0" w:type="dxa"/>
+            <w:bottom w:w="0" w:type="dxa"/>
+          </w:tblCellMar>
+        </w:tblPrEx>
         <w:tc>
           <w:tcPr>
-            <w:tcW w:type="dxa" w:w="2000"/>
+            <w:tcW w:w="2000" w:type="dxa"/>
             <w:tcBorders>
-              <w:top w:val="single" w:color="BDC3C7" w:sz="1"/>
-              <w:left w:val="single" w:color="BDC3C7" w:sz="1"/>
-              <w:bottom w:val="single" w:color="BDC3C7" w:sz="1"/>
-              <w:right w:val="single" w:color="BDC3C7" w:sz="1"/>
+              <w:top w:val="single" w:sz="1" w:space="0" w:color="BDC3C7"/>
+              <w:left w:val="single" w:sz="1" w:space="0" w:color="BDC3C7"/>
+              <w:bottom w:val="single" w:sz="1" w:space="0" w:color="BDC3C7"/>
+              <w:right w:val="single" w:sz="1" w:space="0" w:color="BDC3C7"/>
             </w:tcBorders>
-            <w:shd w:fill="8E44AD" w:val="clear"/>
+            <w:shd w:val="clear" w:color="auto" w:fill="8E44AD"/>
           </w:tcPr>
           <w:p>
             <w:pPr>
@@ -4398,38 +4560,41 @@
         </w:tc>
         <w:tc>
           <w:tcPr>
-            <w:tcW w:type="dxa" w:w="7360"/>
+            <w:tcW w:w="7360" w:type="dxa"/>
             <w:tcBorders>
-              <w:top w:val="single" w:color="BDC3C7" w:sz="1"/>
-              <w:left w:val="single" w:color="BDC3C7" w:sz="1"/>
-              <w:bottom w:val="single" w:color="BDC3C7" w:sz="1"/>
-              <w:right w:val="single" w:color="BDC3C7" w:sz="1"/>
+              <w:top w:val="single" w:sz="1" w:space="0" w:color="BDC3C7"/>
+              <w:left w:val="single" w:sz="1" w:space="0" w:color="BDC3C7"/>
+              <w:bottom w:val="single" w:sz="1" w:space="0" w:color="BDC3C7"/>
+              <w:right w:val="single" w:sz="1" w:space="0" w:color="BDC3C7"/>
             </w:tcBorders>
           </w:tcPr>
           <w:p>
             <w:r>
               <w:rPr>
-                <w:rFonts w:ascii="Arial" w:cs="Arial" w:eastAsia="Arial" w:hAnsi="Arial"/>
-                <w:color w:val="2C3E50"/>
-                <w:sz w:val="20"/>
-                <w:szCs w:val="20"/>
-              </w:rPr>
-              <w:t xml:space="preserve">Enum</w:t>
+                <w:color w:val="2C3E50"/>
+              </w:rPr>
+              <w:t>Enum</w:t>
             </w:r>
           </w:p>
         </w:tc>
       </w:tr>
       <w:tr>
+        <w:tblPrEx>
+          <w:tblCellMar>
+            <w:top w:w="0" w:type="dxa"/>
+            <w:bottom w:w="0" w:type="dxa"/>
+          </w:tblCellMar>
+        </w:tblPrEx>
         <w:tc>
           <w:tcPr>
-            <w:tcW w:type="dxa" w:w="2000"/>
+            <w:tcW w:w="2000" w:type="dxa"/>
             <w:tcBorders>
-              <w:top w:val="single" w:color="BDC3C7" w:sz="1"/>
-              <w:left w:val="single" w:color="BDC3C7" w:sz="1"/>
-              <w:bottom w:val="single" w:color="BDC3C7" w:sz="1"/>
-              <w:right w:val="single" w:color="BDC3C7" w:sz="1"/>
+              <w:top w:val="single" w:sz="1" w:space="0" w:color="BDC3C7"/>
+              <w:left w:val="single" w:sz="1" w:space="0" w:color="BDC3C7"/>
+              <w:bottom w:val="single" w:sz="1" w:space="0" w:color="BDC3C7"/>
+              <w:right w:val="single" w:sz="1" w:space="0" w:color="BDC3C7"/>
             </w:tcBorders>
-            <w:shd w:fill="E67E22" w:val="clear"/>
+            <w:shd w:val="clear" w:color="auto" w:fill="E67E22"/>
           </w:tcPr>
           <w:p>
             <w:pPr>
@@ -4446,38 +4611,41 @@
         </w:tc>
         <w:tc>
           <w:tcPr>
-            <w:tcW w:type="dxa" w:w="7360"/>
+            <w:tcW w:w="7360" w:type="dxa"/>
             <w:tcBorders>
-              <w:top w:val="single" w:color="BDC3C7" w:sz="1"/>
-              <w:left w:val="single" w:color="BDC3C7" w:sz="1"/>
-              <w:bottom w:val="single" w:color="BDC3C7" w:sz="1"/>
-              <w:right w:val="single" w:color="BDC3C7" w:sz="1"/>
+              <w:top w:val="single" w:sz="1" w:space="0" w:color="BDC3C7"/>
+              <w:left w:val="single" w:sz="1" w:space="0" w:color="BDC3C7"/>
+              <w:bottom w:val="single" w:sz="1" w:space="0" w:color="BDC3C7"/>
+              <w:right w:val="single" w:sz="1" w:space="0" w:color="BDC3C7"/>
             </w:tcBorders>
           </w:tcPr>
           <w:p>
             <w:r>
               <w:rPr>
-                <w:rFonts w:ascii="Arial" w:cs="Arial" w:eastAsia="Arial" w:hAnsi="Arial"/>
-                <w:color w:val="2C3E50"/>
-                <w:sz w:val="20"/>
-                <w:szCs w:val="20"/>
-              </w:rPr>
-              <w:t xml:space="preserve">Interface (Port)</w:t>
+                <w:color w:val="2C3E50"/>
+              </w:rPr>
+              <w:t>Interface (Port)</w:t>
             </w:r>
           </w:p>
         </w:tc>
       </w:tr>
       <w:tr>
+        <w:tblPrEx>
+          <w:tblCellMar>
+            <w:top w:w="0" w:type="dxa"/>
+            <w:bottom w:w="0" w:type="dxa"/>
+          </w:tblCellMar>
+        </w:tblPrEx>
         <w:tc>
           <w:tcPr>
-            <w:tcW w:type="dxa" w:w="2000"/>
+            <w:tcW w:w="2000" w:type="dxa"/>
             <w:tcBorders>
-              <w:top w:val="single" w:color="BDC3C7" w:sz="1"/>
-              <w:left w:val="single" w:color="BDC3C7" w:sz="1"/>
-              <w:bottom w:val="single" w:color="BDC3C7" w:sz="1"/>
-              <w:right w:val="single" w:color="BDC3C7" w:sz="1"/>
+              <w:top w:val="single" w:sz="1" w:space="0" w:color="BDC3C7"/>
+              <w:left w:val="single" w:sz="1" w:space="0" w:color="BDC3C7"/>
+              <w:bottom w:val="single" w:sz="1" w:space="0" w:color="BDC3C7"/>
+              <w:right w:val="single" w:sz="1" w:space="0" w:color="BDC3C7"/>
             </w:tcBorders>
-            <w:shd w:fill="16A085" w:val="clear"/>
+            <w:shd w:val="clear" w:color="auto" w:fill="16A085"/>
           </w:tcPr>
           <w:p>
             <w:pPr>
@@ -4494,38 +4662,41 @@
         </w:tc>
         <w:tc>
           <w:tcPr>
-            <w:tcW w:type="dxa" w:w="7360"/>
+            <w:tcW w:w="7360" w:type="dxa"/>
             <w:tcBorders>
-              <w:top w:val="single" w:color="BDC3C7" w:sz="1"/>
-              <w:left w:val="single" w:color="BDC3C7" w:sz="1"/>
-              <w:bottom w:val="single" w:color="BDC3C7" w:sz="1"/>
-              <w:right w:val="single" w:color="BDC3C7" w:sz="1"/>
+              <w:top w:val="single" w:sz="1" w:space="0" w:color="BDC3C7"/>
+              <w:left w:val="single" w:sz="1" w:space="0" w:color="BDC3C7"/>
+              <w:bottom w:val="single" w:sz="1" w:space="0" w:color="BDC3C7"/>
+              <w:right w:val="single" w:sz="1" w:space="0" w:color="BDC3C7"/>
             </w:tcBorders>
           </w:tcPr>
           <w:p>
             <w:r>
               <w:rPr>
-                <w:rFonts w:ascii="Arial" w:cs="Arial" w:eastAsia="Arial" w:hAnsi="Arial"/>
-                <w:color w:val="2C3E50"/>
-                <w:sz w:val="20"/>
-                <w:szCs w:val="20"/>
-              </w:rPr>
-              <w:t xml:space="preserve">Record (Command/Result)</w:t>
+                <w:color w:val="2C3E50"/>
+              </w:rPr>
+              <w:t>Record (Command/Result)</w:t>
             </w:r>
           </w:p>
         </w:tc>
       </w:tr>
       <w:tr>
+        <w:tblPrEx>
+          <w:tblCellMar>
+            <w:top w:w="0" w:type="dxa"/>
+            <w:bottom w:w="0" w:type="dxa"/>
+          </w:tblCellMar>
+        </w:tblPrEx>
         <w:tc>
           <w:tcPr>
-            <w:tcW w:type="dxa" w:w="2000"/>
+            <w:tcW w:w="2000" w:type="dxa"/>
             <w:tcBorders>
-              <w:top w:val="single" w:color="BDC3C7" w:sz="1"/>
-              <w:left w:val="single" w:color="BDC3C7" w:sz="1"/>
-              <w:bottom w:val="single" w:color="BDC3C7" w:sz="1"/>
-              <w:right w:val="single" w:color="BDC3C7" w:sz="1"/>
+              <w:top w:val="single" w:sz="1" w:space="0" w:color="BDC3C7"/>
+              <w:left w:val="single" w:sz="1" w:space="0" w:color="BDC3C7"/>
+              <w:bottom w:val="single" w:sz="1" w:space="0" w:color="BDC3C7"/>
+              <w:right w:val="single" w:sz="1" w:space="0" w:color="BDC3C7"/>
             </w:tcBorders>
-            <w:shd w:fill="C0392B" w:val="clear"/>
+            <w:shd w:val="clear" w:color="auto" w:fill="C0392B"/>
           </w:tcPr>
           <w:p>
             <w:pPr>
@@ -4542,57 +4713,42 @@
         </w:tc>
         <w:tc>
           <w:tcPr>
-            <w:tcW w:type="dxa" w:w="7360"/>
+            <w:tcW w:w="7360" w:type="dxa"/>
             <w:tcBorders>
-              <w:top w:val="single" w:color="BDC3C7" w:sz="1"/>
-              <w:left w:val="single" w:color="BDC3C7" w:sz="1"/>
-              <w:bottom w:val="single" w:color="BDC3C7" w:sz="1"/>
-              <w:right w:val="single" w:color="BDC3C7" w:sz="1"/>
+              <w:top w:val="single" w:sz="1" w:space="0" w:color="BDC3C7"/>
+              <w:left w:val="single" w:sz="1" w:space="0" w:color="BDC3C7"/>
+              <w:bottom w:val="single" w:sz="1" w:space="0" w:color="BDC3C7"/>
+              <w:right w:val="single" w:sz="1" w:space="0" w:color="BDC3C7"/>
             </w:tcBorders>
           </w:tcPr>
           <w:p>
             <w:r>
               <w:rPr>
-                <w:rFonts w:ascii="Arial" w:cs="Arial" w:eastAsia="Arial" w:hAnsi="Arial"/>
-                <w:color w:val="2C3E50"/>
-                <w:sz w:val="20"/>
-                <w:szCs w:val="20"/>
-              </w:rPr>
-              <w:t xml:space="preserve">Exception</w:t>
+                <w:color w:val="2C3E50"/>
+              </w:rPr>
+              <w:t>Exception</w:t>
             </w:r>
           </w:p>
         </w:tc>
       </w:tr>
     </w:tbl>
+    <w:p/>
     <w:sectPr>
       <w:headerReference w:type="default" r:id="rId7"/>
       <w:footerReference w:type="default" r:id="rId8"/>
-      <w:pgSz w:w="11906" w:h="16838" w:orient="portrait"/>
+      <w:pgSz w:w="11906" w:h="16838"/>
       <w:pgMar w:top="1440" w:right="1440" w:bottom="1440" w:left="1440" w:header="708" w:footer="708" w:gutter="0"/>
-      <w:pgNumType/>
+      <w:cols w:space="720"/>
       <w:docGrid w:linePitch="360"/>
     </w:sectPr>
   </w:body>
 </w:document>
 </file>
 
-<file path=word/comments.xml><?xml version="1.0" encoding="utf-8"?>
-<w:comments xmlns:cx="http://schemas.microsoft.com/office/drawing/2014/chartex" xmlns:cx1="http://schemas.microsoft.com/office/drawing/2015/9/8/chartex" xmlns:cx2="http://schemas.microsoft.com/office/drawing/2015/10/21/chartex" xmlns:cx3="http://schemas.microsoft.com/office/drawing/2016/5/9/chartex" xmlns:cx4="http://schemas.microsoft.com/office/drawing/2016/5/10/chartex" xmlns:cx5="http://schemas.microsoft.com/office/drawing/2016/5/11/chartex" xmlns:cx6="http://schemas.microsoft.com/office/drawing/2016/5/12/chartex" xmlns:cx7="http://schemas.microsoft.com/office/drawing/2016/5/13/chartex" xmlns:cx8="http://schemas.microsoft.com/office/drawing/2016/5/14/chartex" xmlns:mc="http://schemas.openxmlformats.org/markup-compatibility/2006" xmlns:aink="http://schemas.microsoft.com/office/drawing/2016/ink" xmlns:am3d="http://schemas.microsoft.com/office/drawing/2017/model3d" xmlns:o="urn:schemas-microsoft-com:office:office" xmlns:r="http://schemas.openxmlformats.org/officeDocument/2006/relationships" xmlns:m="http://schemas.openxmlformats.org/officeDocument/2006/math" xmlns:v="urn:schemas-microsoft-com:vml" xmlns:wp14="http://schemas.microsoft.com/office/word/2010/wordprocessingDrawing" xmlns:wp="http://schemas.openxmlformats.org/drawingml/2006/wordprocessingDrawing" xmlns:w10="urn:schemas-microsoft-com:office:word" xmlns:w="http://schemas.openxmlformats.org/wordprocessingml/2006/main" xmlns:w14="http://schemas.microsoft.com/office/word/2010/wordml" xmlns:w15="http://schemas.microsoft.com/office/word/2012/wordml" xmlns:w16cex="http://schemas.microsoft.com/office/word/2018/wordml/cex" xmlns:w16cid="http://schemas.microsoft.com/office/word/2016/wordml/cid" xmlns:w16="http://schemas.microsoft.com/office/word/2018/wordml" xmlns:w16sdtdh="http://schemas.microsoft.com/office/word/2020/wordml/sdtdatahash" xmlns:w16se="http://schemas.microsoft.com/office/word/2015/wordml/symex" xmlns:wpg="http://schemas.microsoft.com/office/word/2010/wordprocessingGroup" xmlns:wpi="http://schemas.microsoft.com/office/word/2010/wordprocessingInk" xmlns:wne="http://schemas.microsoft.com/office/word/2006/wordml" xmlns:wps="http://schemas.microsoft.com/office/word/2010/wordprocessingShape"/>
-</file>
-
 <file path=word/endnotes.xml><?xml version="1.0" encoding="utf-8"?>
-<w:endnotes xmlns:wpc="http://schemas.microsoft.com/office/word/2010/wordprocessingCanvas" xmlns:mc="http://schemas.openxmlformats.org/markup-compatibility/2006" xmlns:o="urn:schemas-microsoft-com:office:office" xmlns:r="http://schemas.openxmlformats.org/officeDocument/2006/relationships" xmlns:m="http://schemas.openxmlformats.org/officeDocument/2006/math" xmlns:v="urn:schemas-microsoft-com:vml" xmlns:wp14="http://schemas.microsoft.com/office/word/2010/wordprocessingDrawing" xmlns:wp="http://schemas.openxmlformats.org/drawingml/2006/wordprocessingDrawing" xmlns:w10="urn:schemas-microsoft-com:office:word" xmlns:w="http://schemas.openxmlformats.org/wordprocessingml/2006/main" xmlns:w14="http://schemas.microsoft.com/office/word/2010/wordml" xmlns:w15="http://schemas.microsoft.com/office/word/2012/wordml" xmlns:wpg="http://schemas.microsoft.com/office/word/2010/wordprocessingGroup" xmlns:wpi="http://schemas.microsoft.com/office/word/2010/wordprocessingInk" xmlns:wne="http://schemas.microsoft.com/office/word/2006/wordml" xmlns:wps="http://schemas.microsoft.com/office/word/2010/wordprocessingShape" mc:Ignorable="w14 w15 wp14">
+<w:endnotes xmlns:wpc="http://schemas.microsoft.com/office/word/2010/wordprocessingCanvas" xmlns:cx="http://schemas.microsoft.com/office/drawing/2014/chartex" xmlns:cx1="http://schemas.microsoft.com/office/drawing/2015/9/8/chartex" xmlns:cx2="http://schemas.microsoft.com/office/drawing/2015/10/21/chartex" xmlns:cx3="http://schemas.microsoft.com/office/drawing/2016/5/9/chartex" xmlns:cx4="http://schemas.microsoft.com/office/drawing/2016/5/10/chartex" xmlns:cx5="http://schemas.microsoft.com/office/drawing/2016/5/11/chartex" xmlns:cx6="http://schemas.microsoft.com/office/drawing/2016/5/12/chartex" xmlns:cx7="http://schemas.microsoft.com/office/drawing/2016/5/13/chartex" xmlns:cx8="http://schemas.microsoft.com/office/drawing/2016/5/14/chartex" xmlns:mc="http://schemas.openxmlformats.org/markup-compatibility/2006" xmlns:aink="http://schemas.microsoft.com/office/drawing/2016/ink" xmlns:am3d="http://schemas.microsoft.com/office/drawing/2017/model3d" xmlns:o="urn:schemas-microsoft-com:office:office" xmlns:oel="http://schemas.microsoft.com/office/2019/extlst" xmlns:r="http://schemas.openxmlformats.org/officeDocument/2006/relationships" xmlns:m="http://schemas.openxmlformats.org/officeDocument/2006/math" xmlns:v="urn:schemas-microsoft-com:vml" xmlns:wp14="http://schemas.microsoft.com/office/word/2010/wordprocessingDrawing" xmlns:wp="http://schemas.openxmlformats.org/drawingml/2006/wordprocessingDrawing" xmlns:w10="urn:schemas-microsoft-com:office:word" xmlns:w="http://schemas.openxmlformats.org/wordprocessingml/2006/main" xmlns:w14="http://schemas.microsoft.com/office/word/2010/wordml" xmlns:w15="http://schemas.microsoft.com/office/word/2012/wordml" xmlns:w16cex="http://schemas.microsoft.com/office/word/2018/wordml/cex" xmlns:w16cid="http://schemas.microsoft.com/office/word/2016/wordml/cid" xmlns:w16="http://schemas.microsoft.com/office/word/2018/wordml" xmlns:w16du="http://schemas.microsoft.com/office/word/2023/wordml/word16du" xmlns:w16sdtdh="http://schemas.microsoft.com/office/word/2020/wordml/sdtdatahash" xmlns:w16sdtfl="http://schemas.microsoft.com/office/word/2024/wordml/sdtformatlock" xmlns:w16se="http://schemas.microsoft.com/office/word/2015/wordml/symex" xmlns:wpg="http://schemas.microsoft.com/office/word/2010/wordprocessingGroup" xmlns:wpi="http://schemas.microsoft.com/office/word/2010/wordprocessingInk" xmlns:wne="http://schemas.microsoft.com/office/word/2006/wordml" xmlns:wps="http://schemas.microsoft.com/office/word/2010/wordprocessingShape" mc:Ignorable="w14 w15 w16se w16cid w16 w16cex w16sdtdh w16sdtfl w16du wp14">
   <w:endnote w:type="separator" w:id="-1">
     <w:p>
-      <w:pPr>
-        <w:spacing w:after="0" w:line="240" w:lineRule="auto"/>
-      </w:pPr>
-      <w:r>
-        <w:rPr>
-          <w:rStyle w:val="EndnoteReference"/>
-        </w:rPr>
-        <w:endnoteRef/>
-      </w:r>
       <w:r>
         <w:separator/>
       </w:r>
@@ -4600,15 +4756,6 @@
   </w:endnote>
   <w:endnote w:type="continuationSeparator" w:id="0">
     <w:p>
-      <w:pPr>
-        <w:spacing w:after="0" w:line="240" w:lineRule="auto"/>
-      </w:pPr>
-      <w:r>
-        <w:rPr>
-          <w:rStyle w:val="EndnoteReference"/>
-        </w:rPr>
-        <w:endnoteRef/>
-      </w:r>
       <w:r>
         <w:continuationSeparator/>
       </w:r>
@@ -4618,14 +4765,13 @@
 </file>
 
 <file path=word/footer1.xml><?xml version="1.0" encoding="utf-8"?>
-<w:ftr xmlns:wpc="http://schemas.microsoft.com/office/word/2010/wordprocessingCanvas" xmlns:mc="http://schemas.openxmlformats.org/markup-compatibility/2006" xmlns:o="urn:schemas-microsoft-com:office:office" xmlns:r="http://schemas.openxmlformats.org/officeDocument/2006/relationships" xmlns:m="http://schemas.openxmlformats.org/officeDocument/2006/math" xmlns:v="urn:schemas-microsoft-com:vml" xmlns:wp14="http://schemas.microsoft.com/office/word/2010/wordprocessingDrawing" xmlns:wp="http://schemas.openxmlformats.org/drawingml/2006/wordprocessingDrawing" xmlns:w10="urn:schemas-microsoft-com:office:word" xmlns:w="http://schemas.openxmlformats.org/wordprocessingml/2006/main" xmlns:w14="http://schemas.microsoft.com/office/word/2010/wordml" xmlns:w15="http://schemas.microsoft.com/office/word/2012/wordml" xmlns:wpg="http://schemas.microsoft.com/office/word/2010/wordprocessingGroup" xmlns:wpi="http://schemas.microsoft.com/office/word/2010/wordprocessingInk" xmlns:wne="http://schemas.microsoft.com/office/word/2006/wordml" xmlns:wps="http://schemas.microsoft.com/office/word/2010/wordprocessingShape">
+<w:ftr xmlns:wpc="http://schemas.microsoft.com/office/word/2010/wordprocessingCanvas" xmlns:cx="http://schemas.microsoft.com/office/drawing/2014/chartex" xmlns:cx1="http://schemas.microsoft.com/office/drawing/2015/9/8/chartex" xmlns:cx2="http://schemas.microsoft.com/office/drawing/2015/10/21/chartex" xmlns:cx3="http://schemas.microsoft.com/office/drawing/2016/5/9/chartex" xmlns:cx4="http://schemas.microsoft.com/office/drawing/2016/5/10/chartex" xmlns:cx5="http://schemas.microsoft.com/office/drawing/2016/5/11/chartex" xmlns:cx6="http://schemas.microsoft.com/office/drawing/2016/5/12/chartex" xmlns:cx7="http://schemas.microsoft.com/office/drawing/2016/5/13/chartex" xmlns:cx8="http://schemas.microsoft.com/office/drawing/2016/5/14/chartex" xmlns:mc="http://schemas.openxmlformats.org/markup-compatibility/2006" xmlns:aink="http://schemas.microsoft.com/office/drawing/2016/ink" xmlns:am3d="http://schemas.microsoft.com/office/drawing/2017/model3d" xmlns:o="urn:schemas-microsoft-com:office:office" xmlns:oel="http://schemas.microsoft.com/office/2019/extlst" xmlns:r="http://schemas.openxmlformats.org/officeDocument/2006/relationships" xmlns:m="http://schemas.openxmlformats.org/officeDocument/2006/math" xmlns:v="urn:schemas-microsoft-com:vml" xmlns:wp14="http://schemas.microsoft.com/office/word/2010/wordprocessingDrawing" xmlns:wp="http://schemas.openxmlformats.org/drawingml/2006/wordprocessingDrawing" xmlns:w10="urn:schemas-microsoft-com:office:word" xmlns:w="http://schemas.openxmlformats.org/wordprocessingml/2006/main" xmlns:w14="http://schemas.microsoft.com/office/word/2010/wordml" xmlns:w15="http://schemas.microsoft.com/office/word/2012/wordml" xmlns:w16cex="http://schemas.microsoft.com/office/word/2018/wordml/cex" xmlns:w16cid="http://schemas.microsoft.com/office/word/2016/wordml/cid" xmlns:w16="http://schemas.microsoft.com/office/word/2018/wordml" xmlns:w16du="http://schemas.microsoft.com/office/word/2023/wordml/word16du" xmlns:w16sdtdh="http://schemas.microsoft.com/office/word/2020/wordml/sdtdatahash" xmlns:w16sdtfl="http://schemas.microsoft.com/office/word/2024/wordml/sdtformatlock" xmlns:w16se="http://schemas.microsoft.com/office/word/2015/wordml/symex" xmlns:wpg="http://schemas.microsoft.com/office/word/2010/wordprocessingGroup" xmlns:wpi="http://schemas.microsoft.com/office/word/2010/wordprocessingInk" xmlns:wne="http://schemas.microsoft.com/office/word/2006/wordml" xmlns:wps="http://schemas.microsoft.com/office/word/2010/wordprocessingShape" mc:Ignorable="w14 w15 w16se w16cid w16 w16cex w16sdtdh w16sdtfl w16du wp14">
   <w:p>
     <w:pPr>
       <w:jc w:val="center"/>
     </w:pPr>
     <w:r>
       <w:rPr>
-        <w:rFonts w:ascii="Arial" w:cs="Arial" w:eastAsia="Arial" w:hAnsi="Arial"/>
         <w:sz w:val="16"/>
         <w:szCs w:val="16"/>
       </w:rPr>
@@ -4633,18 +4779,42 @@
     </w:r>
     <w:r>
       <w:rPr>
-        <w:rFonts w:ascii="Arial" w:cs="Arial" w:eastAsia="Arial" w:hAnsi="Arial"/>
         <w:sz w:val="16"/>
         <w:szCs w:val="16"/>
       </w:rPr>
       <w:fldChar w:fldCharType="begin"/>
-      <w:instrText xml:space="preserve">PAGE</w:instrText>
+    </w:r>
+    <w:r>
+      <w:rPr>
+        <w:sz w:val="16"/>
+        <w:szCs w:val="16"/>
+      </w:rPr>
+      <w:instrText>PAGE</w:instrText>
+    </w:r>
+    <w:r>
+      <w:rPr>
+        <w:sz w:val="16"/>
+        <w:szCs w:val="16"/>
+      </w:rPr>
       <w:fldChar w:fldCharType="separate"/>
+    </w:r>
+    <w:r>
+      <w:rPr>
+        <w:noProof/>
+        <w:sz w:val="16"/>
+        <w:szCs w:val="16"/>
+      </w:rPr>
+      <w:t>1</w:t>
+    </w:r>
+    <w:r>
+      <w:rPr>
+        <w:sz w:val="16"/>
+        <w:szCs w:val="16"/>
+      </w:rPr>
       <w:fldChar w:fldCharType="end"/>
     </w:r>
     <w:r>
       <w:rPr>
-        <w:rFonts w:ascii="Arial" w:cs="Arial" w:eastAsia="Arial" w:hAnsi="Arial"/>
         <w:sz w:val="16"/>
         <w:szCs w:val="16"/>
       </w:rPr>
@@ -4652,13 +4822,38 @@
     </w:r>
     <w:r>
       <w:rPr>
-        <w:rFonts w:ascii="Arial" w:cs="Arial" w:eastAsia="Arial" w:hAnsi="Arial"/>
         <w:sz w:val="16"/>
         <w:szCs w:val="16"/>
       </w:rPr>
       <w:fldChar w:fldCharType="begin"/>
-      <w:instrText xml:space="preserve">NUMPAGES</w:instrText>
+    </w:r>
+    <w:r>
+      <w:rPr>
+        <w:sz w:val="16"/>
+        <w:szCs w:val="16"/>
+      </w:rPr>
+      <w:instrText>NUMPAGES</w:instrText>
+    </w:r>
+    <w:r>
+      <w:rPr>
+        <w:sz w:val="16"/>
+        <w:szCs w:val="16"/>
+      </w:rPr>
       <w:fldChar w:fldCharType="separate"/>
+    </w:r>
+    <w:r>
+      <w:rPr>
+        <w:noProof/>
+        <w:sz w:val="16"/>
+        <w:szCs w:val="16"/>
+      </w:rPr>
+      <w:t>2</w:t>
+    </w:r>
+    <w:r>
+      <w:rPr>
+        <w:sz w:val="16"/>
+        <w:szCs w:val="16"/>
+      </w:rPr>
       <w:fldChar w:fldCharType="end"/>
     </w:r>
   </w:p>
@@ -4666,18 +4861,9 @@
 </file>
 
 <file path=word/footnotes.xml><?xml version="1.0" encoding="utf-8"?>
-<w:footnotes xmlns:wpc="http://schemas.microsoft.com/office/word/2010/wordprocessingCanvas" xmlns:mc="http://schemas.openxmlformats.org/markup-compatibility/2006" xmlns:o="urn:schemas-microsoft-com:office:office" xmlns:r="http://schemas.openxmlformats.org/officeDocument/2006/relationships" xmlns:m="http://schemas.openxmlformats.org/officeDocument/2006/math" xmlns:v="urn:schemas-microsoft-com:vml" xmlns:wp14="http://schemas.microsoft.com/office/word/2010/wordprocessingDrawing" xmlns:wp="http://schemas.openxmlformats.org/drawingml/2006/wordprocessingDrawing" xmlns:w10="urn:schemas-microsoft-com:office:word" xmlns:w="http://schemas.openxmlformats.org/wordprocessingml/2006/main" xmlns:w14="http://schemas.microsoft.com/office/word/2010/wordml" xmlns:w15="http://schemas.microsoft.com/office/word/2012/wordml" xmlns:wpg="http://schemas.microsoft.com/office/word/2010/wordprocessingGroup" xmlns:wpi="http://schemas.microsoft.com/office/word/2010/wordprocessingInk" xmlns:wne="http://schemas.microsoft.com/office/word/2006/wordml" xmlns:wps="http://schemas.microsoft.com/office/word/2010/wordprocessingShape" mc:Ignorable="w14 w15 wp14">
+<w:footnotes xmlns:wpc="http://schemas.microsoft.com/office/word/2010/wordprocessingCanvas" xmlns:cx="http://schemas.microsoft.com/office/drawing/2014/chartex" xmlns:cx1="http://schemas.microsoft.com/office/drawing/2015/9/8/chartex" xmlns:cx2="http://schemas.microsoft.com/office/drawing/2015/10/21/chartex" xmlns:cx3="http://schemas.microsoft.com/office/drawing/2016/5/9/chartex" xmlns:cx4="http://schemas.microsoft.com/office/drawing/2016/5/10/chartex" xmlns:cx5="http://schemas.microsoft.com/office/drawing/2016/5/11/chartex" xmlns:cx6="http://schemas.microsoft.com/office/drawing/2016/5/12/chartex" xmlns:cx7="http://schemas.microsoft.com/office/drawing/2016/5/13/chartex" xmlns:cx8="http://schemas.microsoft.com/office/drawing/2016/5/14/chartex" xmlns:mc="http://schemas.openxmlformats.org/markup-compatibility/2006" xmlns:aink="http://schemas.microsoft.com/office/drawing/2016/ink" xmlns:am3d="http://schemas.microsoft.com/office/drawing/2017/model3d" xmlns:o="urn:schemas-microsoft-com:office:office" xmlns:oel="http://schemas.microsoft.com/office/2019/extlst" xmlns:r="http://schemas.openxmlformats.org/officeDocument/2006/relationships" xmlns:m="http://schemas.openxmlformats.org/officeDocument/2006/math" xmlns:v="urn:schemas-microsoft-com:vml" xmlns:wp14="http://schemas.microsoft.com/office/word/2010/wordprocessingDrawing" xmlns:wp="http://schemas.openxmlformats.org/drawingml/2006/wordprocessingDrawing" xmlns:w10="urn:schemas-microsoft-com:office:word" xmlns:w="http://schemas.openxmlformats.org/wordprocessingml/2006/main" xmlns:w14="http://schemas.microsoft.com/office/word/2010/wordml" xmlns:w15="http://schemas.microsoft.com/office/word/2012/wordml" xmlns:w16cex="http://schemas.microsoft.com/office/word/2018/wordml/cex" xmlns:w16cid="http://schemas.microsoft.com/office/word/2016/wordml/cid" xmlns:w16="http://schemas.microsoft.com/office/word/2018/wordml" xmlns:w16du="http://schemas.microsoft.com/office/word/2023/wordml/word16du" xmlns:w16sdtdh="http://schemas.microsoft.com/office/word/2020/wordml/sdtdatahash" xmlns:w16sdtfl="http://schemas.microsoft.com/office/word/2024/wordml/sdtformatlock" xmlns:w16se="http://schemas.microsoft.com/office/word/2015/wordml/symex" xmlns:wpg="http://schemas.microsoft.com/office/word/2010/wordprocessingGroup" xmlns:wpi="http://schemas.microsoft.com/office/word/2010/wordprocessingInk" xmlns:wne="http://schemas.microsoft.com/office/word/2006/wordml" xmlns:wps="http://schemas.microsoft.com/office/word/2010/wordprocessingShape" mc:Ignorable="w14 w15 w16se w16cid w16 w16cex w16sdtdh w16sdtfl w16du wp14">
   <w:footnote w:type="separator" w:id="-1">
     <w:p>
-      <w:pPr>
-        <w:spacing w:after="0" w:line="240" w:lineRule="auto"/>
-      </w:pPr>
-      <w:r>
-        <w:rPr>
-          <w:rStyle w:val="FootnoteReference"/>
-        </w:rPr>
-        <w:footnoteRef/>
-      </w:r>
       <w:r>
         <w:separator/>
       </w:r>
@@ -4685,15 +4871,6 @@
   </w:footnote>
   <w:footnote w:type="continuationSeparator" w:id="0">
     <w:p>
-      <w:pPr>
-        <w:spacing w:after="0" w:line="240" w:lineRule="auto"/>
-      </w:pPr>
-      <w:r>
-        <w:rPr>
-          <w:rStyle w:val="FootnoteReference"/>
-        </w:rPr>
-        <w:footnoteRef/>
-      </w:r>
       <w:r>
         <w:continuationSeparator/>
       </w:r>
@@ -4703,29 +4880,30 @@
 </file>
 
 <file path=word/header1.xml><?xml version="1.0" encoding="utf-8"?>
-<w:hdr xmlns:wpc="http://schemas.microsoft.com/office/word/2010/wordprocessingCanvas" xmlns:mc="http://schemas.openxmlformats.org/markup-compatibility/2006" xmlns:o="urn:schemas-microsoft-com:office:office" xmlns:r="http://schemas.openxmlformats.org/officeDocument/2006/relationships" xmlns:m="http://schemas.openxmlformats.org/officeDocument/2006/math" xmlns:v="urn:schemas-microsoft-com:vml" xmlns:wp14="http://schemas.microsoft.com/office/word/2010/wordprocessingDrawing" xmlns:wp="http://schemas.openxmlformats.org/drawingml/2006/wordprocessingDrawing" xmlns:w10="urn:schemas-microsoft-com:office:word" xmlns:w="http://schemas.openxmlformats.org/wordprocessingml/2006/main" xmlns:w14="http://schemas.microsoft.com/office/word/2010/wordml" xmlns:w15="http://schemas.microsoft.com/office/word/2012/wordml" xmlns:wpg="http://schemas.microsoft.com/office/word/2010/wordprocessingGroup" xmlns:wpi="http://schemas.microsoft.com/office/word/2010/wordprocessingInk" xmlns:wne="http://schemas.microsoft.com/office/word/2006/wordml" xmlns:wps="http://schemas.microsoft.com/office/word/2010/wordprocessingShape" xmlns:cx="http://schemas.microsoft.com/office/drawing/2014/chartex" xmlns:cx1="http://schemas.microsoft.com/office/drawing/2015/9/8/chartex" xmlns:cx2="http://schemas.microsoft.com/office/drawing/2015/10/21/chartex" xmlns:cx3="http://schemas.microsoft.com/office/drawing/2016/5/9/chartex" xmlns:cx4="http://schemas.microsoft.com/office/drawing/2016/5/10/chartex" xmlns:cx5="http://schemas.microsoft.com/office/drawing/2016/5/11/chartex" xmlns:cx6="http://schemas.microsoft.com/office/drawing/2016/5/12/chartex" xmlns:cx7="http://schemas.microsoft.com/office/drawing/2016/5/13/chartex" xmlns:cx8="http://schemas.microsoft.com/office/drawing/2016/5/14/chartex" xmlns:w16cid="http://schemas.microsoft.com/office/word/2016/wordml/cid" xmlns:w16se="http://schemas.microsoft.com/office/word/2015/wordml/symex">
+<w:hdr xmlns:wpc="http://schemas.microsoft.com/office/word/2010/wordprocessingCanvas" xmlns:cx="http://schemas.microsoft.com/office/drawing/2014/chartex" xmlns:cx1="http://schemas.microsoft.com/office/drawing/2015/9/8/chartex" xmlns:cx2="http://schemas.microsoft.com/office/drawing/2015/10/21/chartex" xmlns:cx3="http://schemas.microsoft.com/office/drawing/2016/5/9/chartex" xmlns:cx4="http://schemas.microsoft.com/office/drawing/2016/5/10/chartex" xmlns:cx5="http://schemas.microsoft.com/office/drawing/2016/5/11/chartex" xmlns:cx6="http://schemas.microsoft.com/office/drawing/2016/5/12/chartex" xmlns:cx7="http://schemas.microsoft.com/office/drawing/2016/5/13/chartex" xmlns:cx8="http://schemas.microsoft.com/office/drawing/2016/5/14/chartex" xmlns:mc="http://schemas.openxmlformats.org/markup-compatibility/2006" xmlns:aink="http://schemas.microsoft.com/office/drawing/2016/ink" xmlns:am3d="http://schemas.microsoft.com/office/drawing/2017/model3d" xmlns:o="urn:schemas-microsoft-com:office:office" xmlns:oel="http://schemas.microsoft.com/office/2019/extlst" xmlns:r="http://schemas.openxmlformats.org/officeDocument/2006/relationships" xmlns:m="http://schemas.openxmlformats.org/officeDocument/2006/math" xmlns:v="urn:schemas-microsoft-com:vml" xmlns:wp14="http://schemas.microsoft.com/office/word/2010/wordprocessingDrawing" xmlns:wp="http://schemas.openxmlformats.org/drawingml/2006/wordprocessingDrawing" xmlns:w10="urn:schemas-microsoft-com:office:word" xmlns:w="http://schemas.openxmlformats.org/wordprocessingml/2006/main" xmlns:w14="http://schemas.microsoft.com/office/word/2010/wordml" xmlns:w15="http://schemas.microsoft.com/office/word/2012/wordml" xmlns:w16cex="http://schemas.microsoft.com/office/word/2018/wordml/cex" xmlns:w16cid="http://schemas.microsoft.com/office/word/2016/wordml/cid" xmlns:w16="http://schemas.microsoft.com/office/word/2018/wordml" xmlns:w16du="http://schemas.microsoft.com/office/word/2023/wordml/word16du" xmlns:w16sdtdh="http://schemas.microsoft.com/office/word/2020/wordml/sdtdatahash" xmlns:w16sdtfl="http://schemas.microsoft.com/office/word/2024/wordml/sdtformatlock" xmlns:w16se="http://schemas.microsoft.com/office/word/2015/wordml/symex" xmlns:wpg="http://schemas.microsoft.com/office/word/2010/wordprocessingGroup" xmlns:wpi="http://schemas.microsoft.com/office/word/2010/wordprocessingInk" xmlns:wne="http://schemas.microsoft.com/office/word/2006/wordml" xmlns:wps="http://schemas.microsoft.com/office/word/2010/wordprocessingShape" mc:Ignorable="w14 w15 w16se w16cid w16 w16cex w16sdtdh w16sdtfl w16du wp14">
   <w:p>
     <w:pPr>
       <w:jc w:val="right"/>
     </w:pPr>
     <w:r>
       <w:rPr>
-        <w:rFonts w:ascii="Arial" w:cs="Arial" w:eastAsia="Arial" w:hAnsi="Arial"/>
         <w:color w:val="999999"/>
         <w:sz w:val="16"/>
         <w:szCs w:val="16"/>
       </w:rPr>
-      <w:t xml:space="preserve">FileShared - Diagrammes de classes</w:t>
+      <w:t>FileShared - Diagrammes de classes</w:t>
     </w:r>
   </w:p>
 </w:hdr>
 </file>
 
 <file path=word/numbering.xml><?xml version="1.0" encoding="utf-8"?>
-<w:numbering xmlns:wpc="http://schemas.microsoft.com/office/word/2010/wordprocessingCanvas" xmlns:mc="http://schemas.openxmlformats.org/markup-compatibility/2006" xmlns:o="urn:schemas-microsoft-com:office:office" xmlns:r="http://schemas.openxmlformats.org/officeDocument/2006/relationships" xmlns:m="http://schemas.openxmlformats.org/officeDocument/2006/math" xmlns:v="urn:schemas-microsoft-com:vml" xmlns:wp14="http://schemas.microsoft.com/office/word/2010/wordprocessingDrawing" xmlns:wp="http://schemas.openxmlformats.org/drawingml/2006/wordprocessingDrawing" xmlns:w10="urn:schemas-microsoft-com:office:word" xmlns:w="http://schemas.openxmlformats.org/wordprocessingml/2006/main" xmlns:w14="http://schemas.microsoft.com/office/word/2010/wordml" xmlns:w15="http://schemas.microsoft.com/office/word/2012/wordml" xmlns:wpg="http://schemas.microsoft.com/office/word/2010/wordprocessingGroup" xmlns:wpi="http://schemas.microsoft.com/office/word/2010/wordprocessingInk" xmlns:wne="http://schemas.microsoft.com/office/word/2006/wordml" xmlns:wps="http://schemas.microsoft.com/office/word/2010/wordprocessingShape" mc:Ignorable="w14 w15 wp14">
-  <w:abstractNum w:abstractNumId="1" w15:restartNumberingAfterBreak="0">
+<w:numbering xmlns:wpc="http://schemas.microsoft.com/office/word/2010/wordprocessingCanvas" xmlns:cx="http://schemas.microsoft.com/office/drawing/2014/chartex" xmlns:cx1="http://schemas.microsoft.com/office/drawing/2015/9/8/chartex" xmlns:cx2="http://schemas.microsoft.com/office/drawing/2015/10/21/chartex" xmlns:cx3="http://schemas.microsoft.com/office/drawing/2016/5/9/chartex" xmlns:cx4="http://schemas.microsoft.com/office/drawing/2016/5/10/chartex" xmlns:cx5="http://schemas.microsoft.com/office/drawing/2016/5/11/chartex" xmlns:cx6="http://schemas.microsoft.com/office/drawing/2016/5/12/chartex" xmlns:cx7="http://schemas.microsoft.com/office/drawing/2016/5/13/chartex" xmlns:cx8="http://schemas.microsoft.com/office/drawing/2016/5/14/chartex" xmlns:mc="http://schemas.openxmlformats.org/markup-compatibility/2006" xmlns:aink="http://schemas.microsoft.com/office/drawing/2016/ink" xmlns:am3d="http://schemas.microsoft.com/office/drawing/2017/model3d" xmlns:o="urn:schemas-microsoft-com:office:office" xmlns:oel="http://schemas.microsoft.com/office/2019/extlst" xmlns:r="http://schemas.openxmlformats.org/officeDocument/2006/relationships" xmlns:m="http://schemas.openxmlformats.org/officeDocument/2006/math" xmlns:v="urn:schemas-microsoft-com:vml" xmlns:wp14="http://schemas.microsoft.com/office/word/2010/wordprocessingDrawing" xmlns:wp="http://schemas.openxmlformats.org/drawingml/2006/wordprocessingDrawing" xmlns:w10="urn:schemas-microsoft-com:office:word" xmlns:w="http://schemas.openxmlformats.org/wordprocessingml/2006/main" xmlns:w14="http://schemas.microsoft.com/office/word/2010/wordml" xmlns:w15="http://schemas.microsoft.com/office/word/2012/wordml" xmlns:w16cex="http://schemas.microsoft.com/office/word/2018/wordml/cex" xmlns:w16cid="http://schemas.microsoft.com/office/word/2016/wordml/cid" xmlns:w16="http://schemas.microsoft.com/office/word/2018/wordml" xmlns:w16du="http://schemas.microsoft.com/office/word/2023/wordml/word16du" xmlns:w16sdtdh="http://schemas.microsoft.com/office/word/2020/wordml/sdtdatahash" xmlns:w16sdtfl="http://schemas.microsoft.com/office/word/2024/wordml/sdtformatlock" xmlns:w16se="http://schemas.microsoft.com/office/word/2015/wordml/symex" xmlns:wpg="http://schemas.microsoft.com/office/word/2010/wordprocessingGroup" xmlns:wpi="http://schemas.microsoft.com/office/word/2010/wordprocessingInk" xmlns:wne="http://schemas.microsoft.com/office/word/2006/wordml" xmlns:wps="http://schemas.microsoft.com/office/word/2010/wordprocessingShape" mc:Ignorable="w14 w15 w16se w16cid w16 w16cex w16sdtdh w16sdtfl w16du wp14">
+  <w:abstractNum w:abstractNumId="0" w15:restartNumberingAfterBreak="0">
+    <w:nsid w:val="453B36A5"/>
     <w:multiLevelType w:val="hybridMultilevel"/>
-    <w:lvl w:ilvl="0" w15:tentative="1">
+    <w:tmpl w:val="2EACD854"/>
+    <w:lvl w:ilvl="0" w:tplc="9942FFA8">
       <w:start w:val="1"/>
       <w:numFmt w:val="bullet"/>
       <w:lvlText w:val="●"/>
@@ -4734,7 +4912,7 @@
         <w:ind w:left="720" w:hanging="360"/>
       </w:pPr>
     </w:lvl>
-    <w:lvl w:ilvl="1" w15:tentative="1">
+    <w:lvl w:ilvl="1" w:tplc="5BD6A506">
       <w:start w:val="1"/>
       <w:numFmt w:val="bullet"/>
       <w:lvlText w:val="○"/>
@@ -4743,7 +4921,7 @@
         <w:ind w:left="1440" w:hanging="360"/>
       </w:pPr>
     </w:lvl>
-    <w:lvl w:ilvl="2" w15:tentative="1">
+    <w:lvl w:ilvl="2" w:tplc="84FE7E3E">
       <w:start w:val="1"/>
       <w:numFmt w:val="bullet"/>
       <w:lvlText w:val="■"/>
@@ -4752,7 +4930,7 @@
         <w:ind w:left="2160" w:hanging="360"/>
       </w:pPr>
     </w:lvl>
-    <w:lvl w:ilvl="3" w15:tentative="1">
+    <w:lvl w:ilvl="3" w:tplc="A93039CE">
       <w:start w:val="1"/>
       <w:numFmt w:val="bullet"/>
       <w:lvlText w:val="●"/>
@@ -4761,7 +4939,7 @@
         <w:ind w:left="2880" w:hanging="360"/>
       </w:pPr>
     </w:lvl>
-    <w:lvl w:ilvl="4" w15:tentative="1">
+    <w:lvl w:ilvl="4" w:tplc="E68AF48E">
       <w:start w:val="1"/>
       <w:numFmt w:val="bullet"/>
       <w:lvlText w:val="○"/>
@@ -4770,7 +4948,7 @@
         <w:ind w:left="3600" w:hanging="360"/>
       </w:pPr>
     </w:lvl>
-    <w:lvl w:ilvl="5" w15:tentative="1">
+    <w:lvl w:ilvl="5" w:tplc="B64E5FE2">
       <w:start w:val="1"/>
       <w:numFmt w:val="bullet"/>
       <w:lvlText w:val="■"/>
@@ -4779,7 +4957,7 @@
         <w:ind w:left="4320" w:hanging="360"/>
       </w:pPr>
     </w:lvl>
-    <w:lvl w:ilvl="6" w15:tentative="1">
+    <w:lvl w:ilvl="6" w:tplc="CCAEA92C">
       <w:start w:val="1"/>
       <w:numFmt w:val="bullet"/>
       <w:lvlText w:val="●"/>
@@ -4788,7 +4966,7 @@
         <w:ind w:left="5040" w:hanging="360"/>
       </w:pPr>
     </w:lvl>
-    <w:lvl w:ilvl="7" w15:tentative="1">
+    <w:lvl w:ilvl="7" w:tplc="A7F270DC">
       <w:start w:val="1"/>
       <w:numFmt w:val="bullet"/>
       <w:lvlText w:val="●"/>
@@ -4797,7 +4975,7 @@
         <w:ind w:left="5760" w:hanging="360"/>
       </w:pPr>
     </w:lvl>
-    <w:lvl w:ilvl="8" w15:tentative="1">
+    <w:lvl w:ilvl="8" w:tplc="31EED4E6">
       <w:start w:val="1"/>
       <w:numFmt w:val="bullet"/>
       <w:lvlText w:val="●"/>
@@ -4807,9 +4985,11 @@
       </w:pPr>
     </w:lvl>
   </w:abstractNum>
-  <w:abstractNum w:abstractNumId="2" w15:restartNumberingAfterBreak="0">
+  <w:abstractNum w:abstractNumId="1" w15:restartNumberingAfterBreak="0">
+    <w:nsid w:val="55920347"/>
     <w:multiLevelType w:val="hybridMultilevel"/>
-    <w:lvl w:ilvl="0" w15:tentative="1">
+    <w:tmpl w:val="F7BA660A"/>
+    <w:lvl w:ilvl="0" w:tplc="F4DAF212">
       <w:start w:val="1"/>
       <w:numFmt w:val="bullet"/>
       <w:lvlText w:val="•"/>
@@ -4818,9 +4998,49 @@
         <w:ind w:left="720" w:hanging="360"/>
       </w:pPr>
     </w:lvl>
+    <w:lvl w:ilvl="1" w:tplc="5F48D322">
+      <w:numFmt w:val="decimal"/>
+      <w:lvlText w:val=""/>
+      <w:lvlJc w:val="left"/>
+    </w:lvl>
+    <w:lvl w:ilvl="2" w:tplc="5166499E">
+      <w:numFmt w:val="decimal"/>
+      <w:lvlText w:val=""/>
+      <w:lvlJc w:val="left"/>
+    </w:lvl>
+    <w:lvl w:ilvl="3" w:tplc="C072829C">
+      <w:numFmt w:val="decimal"/>
+      <w:lvlText w:val=""/>
+      <w:lvlJc w:val="left"/>
+    </w:lvl>
+    <w:lvl w:ilvl="4" w:tplc="1FC06640">
+      <w:numFmt w:val="decimal"/>
+      <w:lvlText w:val=""/>
+      <w:lvlJc w:val="left"/>
+    </w:lvl>
+    <w:lvl w:ilvl="5" w:tplc="29363F86">
+      <w:numFmt w:val="decimal"/>
+      <w:lvlText w:val=""/>
+      <w:lvlJc w:val="left"/>
+    </w:lvl>
+    <w:lvl w:ilvl="6" w:tplc="8856C7E0">
+      <w:numFmt w:val="decimal"/>
+      <w:lvlText w:val=""/>
+      <w:lvlJc w:val="left"/>
+    </w:lvl>
+    <w:lvl w:ilvl="7" w:tplc="56B6F6FC">
+      <w:numFmt w:val="decimal"/>
+      <w:lvlText w:val=""/>
+      <w:lvlJc w:val="left"/>
+    </w:lvl>
+    <w:lvl w:ilvl="8" w:tplc="A67EA310">
+      <w:numFmt w:val="decimal"/>
+      <w:lvlText w:val=""/>
+      <w:lvlJc w:val="left"/>
+    </w:lvl>
   </w:abstractNum>
-  <w:num w:numId="1">
-    <w:abstractNumId w:val="1"/>
+  <w:num w:numId="1" w16cid:durableId="669791426">
+    <w:abstractNumId w:val="0"/>
     <w:lvlOverride w:ilvl="0">
       <w:startOverride w:val="1"/>
     </w:lvlOverride>
@@ -4829,65 +5049,457 @@
 </file>
 
 <file path=word/styles.xml><?xml version="1.0" encoding="utf-8"?>
-<w:styles xmlns:mc="http://schemas.openxmlformats.org/markup-compatibility/2006" xmlns:r="http://schemas.openxmlformats.org/officeDocument/2006/relationships" xmlns:w="http://schemas.openxmlformats.org/wordprocessingml/2006/main" xmlns:w14="http://schemas.microsoft.com/office/word/2010/wordml" xmlns:w15="http://schemas.microsoft.com/office/word/2012/wordml" mc:Ignorable="w14 w15">
+<w:styles xmlns:mc="http://schemas.openxmlformats.org/markup-compatibility/2006" xmlns:r="http://schemas.openxmlformats.org/officeDocument/2006/relationships" xmlns:w="http://schemas.openxmlformats.org/wordprocessingml/2006/main" xmlns:w14="http://schemas.microsoft.com/office/word/2010/wordml" xmlns:w15="http://schemas.microsoft.com/office/word/2012/wordml" xmlns:w16cex="http://schemas.microsoft.com/office/word/2018/wordml/cex" xmlns:w16cid="http://schemas.microsoft.com/office/word/2016/wordml/cid" xmlns:w16="http://schemas.microsoft.com/office/word/2018/wordml" xmlns:w16du="http://schemas.microsoft.com/office/word/2023/wordml/word16du" xmlns:w16sdtdh="http://schemas.microsoft.com/office/word/2020/wordml/sdtdatahash" xmlns:w16sdtfl="http://schemas.microsoft.com/office/word/2024/wordml/sdtformatlock" xmlns:w16se="http://schemas.microsoft.com/office/word/2015/wordml/symex" mc:Ignorable="w14 w15 w16se w16cid w16 w16cex w16sdtdh w16sdtfl w16du">
   <w:docDefaults>
     <w:rPrDefault>
       <w:rPr>
-        <w:rFonts w:ascii="Arial" w:cs="Arial" w:eastAsia="Arial" w:hAnsi="Arial"/>
-        <w:sz w:val="20"/>
-        <w:szCs w:val="20"/>
+        <w:rFonts w:ascii="Arial" w:eastAsia="Arial" w:hAnsi="Arial" w:cs="Arial"/>
+        <w:lang w:val="en-FR" w:eastAsia="en-GB" w:bidi="ar-SA"/>
       </w:rPr>
     </w:rPrDefault>
     <w:pPrDefault/>
   </w:docDefaults>
-  <w:style w:type="paragraph" w:styleId="Title">
-    <w:name w:val="Title"/>
-    <w:basedOn w:val="Normal"/>
-    <w:next w:val="Normal"/>
+  <w:latentStyles w:defLockedState="0" w:defUIPriority="99" w:defSemiHidden="0" w:defUnhideWhenUsed="0" w:defQFormat="0" w:count="376">
+    <w:lsdException w:name="Normal" w:uiPriority="0" w:qFormat="1"/>
+    <w:lsdException w:name="heading 1" w:uiPriority="9" w:qFormat="1"/>
+    <w:lsdException w:name="heading 2" w:semiHidden="1" w:uiPriority="9" w:unhideWhenUsed="1" w:qFormat="1"/>
+    <w:lsdException w:name="heading 3" w:semiHidden="1" w:uiPriority="9" w:unhideWhenUsed="1" w:qFormat="1"/>
+    <w:lsdException w:name="heading 4" w:semiHidden="1" w:uiPriority="9" w:unhideWhenUsed="1" w:qFormat="1"/>
+    <w:lsdException w:name="heading 5" w:semiHidden="1" w:uiPriority="9" w:unhideWhenUsed="1" w:qFormat="1"/>
+    <w:lsdException w:name="heading 6" w:semiHidden="1" w:uiPriority="9" w:unhideWhenUsed="1" w:qFormat="1"/>
+    <w:lsdException w:name="heading 7" w:semiHidden="1" w:uiPriority="9" w:unhideWhenUsed="1" w:qFormat="1"/>
+    <w:lsdException w:name="heading 8" w:semiHidden="1" w:uiPriority="9" w:unhideWhenUsed="1" w:qFormat="1"/>
+    <w:lsdException w:name="heading 9" w:semiHidden="1" w:uiPriority="9" w:unhideWhenUsed="1" w:qFormat="1"/>
+    <w:lsdException w:name="index 1" w:semiHidden="1" w:unhideWhenUsed="1"/>
+    <w:lsdException w:name="index 2" w:semiHidden="1" w:unhideWhenUsed="1"/>
+    <w:lsdException w:name="index 3" w:semiHidden="1" w:unhideWhenUsed="1"/>
+    <w:lsdException w:name="index 4" w:semiHidden="1" w:unhideWhenUsed="1"/>
+    <w:lsdException w:name="index 5" w:semiHidden="1" w:unhideWhenUsed="1"/>
+    <w:lsdException w:name="index 6" w:semiHidden="1" w:unhideWhenUsed="1"/>
+    <w:lsdException w:name="index 7" w:semiHidden="1" w:unhideWhenUsed="1"/>
+    <w:lsdException w:name="index 8" w:semiHidden="1" w:unhideWhenUsed="1"/>
+    <w:lsdException w:name="index 9" w:semiHidden="1" w:unhideWhenUsed="1"/>
+    <w:lsdException w:name="toc 1" w:semiHidden="1" w:uiPriority="39" w:unhideWhenUsed="1"/>
+    <w:lsdException w:name="toc 2" w:semiHidden="1" w:uiPriority="39" w:unhideWhenUsed="1"/>
+    <w:lsdException w:name="toc 3" w:semiHidden="1" w:uiPriority="39" w:unhideWhenUsed="1"/>
+    <w:lsdException w:name="toc 4" w:semiHidden="1" w:uiPriority="39" w:unhideWhenUsed="1"/>
+    <w:lsdException w:name="toc 5" w:semiHidden="1" w:uiPriority="39" w:unhideWhenUsed="1"/>
+    <w:lsdException w:name="toc 6" w:semiHidden="1" w:uiPriority="39" w:unhideWhenUsed="1"/>
+    <w:lsdException w:name="toc 7" w:semiHidden="1" w:uiPriority="39" w:unhideWhenUsed="1"/>
+    <w:lsdException w:name="toc 8" w:semiHidden="1" w:uiPriority="39" w:unhideWhenUsed="1"/>
+    <w:lsdException w:name="toc 9" w:semiHidden="1" w:uiPriority="39" w:unhideWhenUsed="1"/>
+    <w:lsdException w:name="Normal Indent" w:semiHidden="1" w:unhideWhenUsed="1"/>
+    <w:lsdException w:name="footnote text" w:semiHidden="1" w:unhideWhenUsed="1"/>
+    <w:lsdException w:name="annotation text" w:semiHidden="1" w:unhideWhenUsed="1"/>
+    <w:lsdException w:name="header" w:semiHidden="1" w:unhideWhenUsed="1"/>
+    <w:lsdException w:name="footer" w:semiHidden="1" w:unhideWhenUsed="1"/>
+    <w:lsdException w:name="index heading" w:semiHidden="1" w:unhideWhenUsed="1"/>
+    <w:lsdException w:name="caption" w:semiHidden="1" w:uiPriority="35" w:unhideWhenUsed="1" w:qFormat="1"/>
+    <w:lsdException w:name="table of figures" w:semiHidden="1" w:unhideWhenUsed="1"/>
+    <w:lsdException w:name="envelope address" w:semiHidden="1" w:unhideWhenUsed="1"/>
+    <w:lsdException w:name="envelope return" w:semiHidden="1" w:unhideWhenUsed="1"/>
+    <w:lsdException w:name="footnote reference" w:semiHidden="1" w:unhideWhenUsed="1"/>
+    <w:lsdException w:name="annotation reference" w:semiHidden="1" w:unhideWhenUsed="1"/>
+    <w:lsdException w:name="line number" w:semiHidden="1" w:unhideWhenUsed="1"/>
+    <w:lsdException w:name="page number" w:semiHidden="1" w:unhideWhenUsed="1"/>
+    <w:lsdException w:name="endnote reference" w:semiHidden="1" w:unhideWhenUsed="1"/>
+    <w:lsdException w:name="endnote text" w:semiHidden="1" w:unhideWhenUsed="1"/>
+    <w:lsdException w:name="table of authorities" w:semiHidden="1" w:unhideWhenUsed="1"/>
+    <w:lsdException w:name="macro" w:semiHidden="1" w:unhideWhenUsed="1"/>
+    <w:lsdException w:name="toa heading" w:semiHidden="1" w:unhideWhenUsed="1"/>
+    <w:lsdException w:name="List" w:semiHidden="1" w:unhideWhenUsed="1"/>
+    <w:lsdException w:name="List Bullet" w:semiHidden="1" w:unhideWhenUsed="1"/>
+    <w:lsdException w:name="List Number" w:semiHidden="1" w:unhideWhenUsed="1"/>
+    <w:lsdException w:name="List 2" w:semiHidden="1" w:unhideWhenUsed="1"/>
+    <w:lsdException w:name="List 3" w:semiHidden="1" w:unhideWhenUsed="1"/>
+    <w:lsdException w:name="List 4" w:semiHidden="1" w:unhideWhenUsed="1"/>
+    <w:lsdException w:name="List 5" w:semiHidden="1" w:unhideWhenUsed="1"/>
+    <w:lsdException w:name="List Bullet 2" w:semiHidden="1" w:unhideWhenUsed="1"/>
+    <w:lsdException w:name="List Bullet 3" w:semiHidden="1" w:unhideWhenUsed="1"/>
+    <w:lsdException w:name="List Bullet 4" w:semiHidden="1" w:unhideWhenUsed="1"/>
+    <w:lsdException w:name="List Bullet 5" w:semiHidden="1" w:unhideWhenUsed="1"/>
+    <w:lsdException w:name="List Number 2" w:semiHidden="1" w:unhideWhenUsed="1"/>
+    <w:lsdException w:name="List Number 3" w:semiHidden="1" w:unhideWhenUsed="1"/>
+    <w:lsdException w:name="List Number 4" w:semiHidden="1" w:unhideWhenUsed="1"/>
+    <w:lsdException w:name="List Number 5" w:semiHidden="1" w:unhideWhenUsed="1"/>
+    <w:lsdException w:name="Title" w:uiPriority="10" w:qFormat="1"/>
+    <w:lsdException w:name="Closing" w:semiHidden="1" w:unhideWhenUsed="1"/>
+    <w:lsdException w:name="Signature" w:semiHidden="1" w:unhideWhenUsed="1"/>
+    <w:lsdException w:name="Default Paragraph Font" w:semiHidden="1" w:uiPriority="1" w:unhideWhenUsed="1"/>
+    <w:lsdException w:name="Body Text" w:semiHidden="1" w:unhideWhenUsed="1"/>
+    <w:lsdException w:name="Body Text Indent" w:semiHidden="1" w:unhideWhenUsed="1"/>
+    <w:lsdException w:name="List Continue" w:semiHidden="1" w:unhideWhenUsed="1"/>
+    <w:lsdException w:name="List Continue 2" w:semiHidden="1" w:unhideWhenUsed="1"/>
+    <w:lsdException w:name="List Continue 3" w:semiHidden="1" w:unhideWhenUsed="1"/>
+    <w:lsdException w:name="List Continue 4" w:semiHidden="1" w:unhideWhenUsed="1"/>
+    <w:lsdException w:name="List Continue 5" w:semiHidden="1" w:unhideWhenUsed="1"/>
+    <w:lsdException w:name="Message Header" w:semiHidden="1" w:unhideWhenUsed="1"/>
+    <w:lsdException w:name="Subtitle" w:uiPriority="11" w:qFormat="1"/>
+    <w:lsdException w:name="Salutation" w:semiHidden="1" w:unhideWhenUsed="1"/>
+    <w:lsdException w:name="Date" w:semiHidden="1" w:unhideWhenUsed="1"/>
+    <w:lsdException w:name="Body Text First Indent" w:semiHidden="1" w:unhideWhenUsed="1"/>
+    <w:lsdException w:name="Body Text First Indent 2" w:semiHidden="1" w:unhideWhenUsed="1"/>
+    <w:lsdException w:name="Note Heading" w:semiHidden="1" w:unhideWhenUsed="1"/>
+    <w:lsdException w:name="Body Text 2" w:semiHidden="1" w:unhideWhenUsed="1"/>
+    <w:lsdException w:name="Body Text 3" w:semiHidden="1" w:unhideWhenUsed="1"/>
+    <w:lsdException w:name="Body Text Indent 2" w:semiHidden="1" w:unhideWhenUsed="1"/>
+    <w:lsdException w:name="Body Text Indent 3" w:semiHidden="1" w:unhideWhenUsed="1"/>
+    <w:lsdException w:name="Block Text" w:semiHidden="1" w:unhideWhenUsed="1"/>
+    <w:lsdException w:name="Hyperlink" w:semiHidden="1" w:unhideWhenUsed="1"/>
+    <w:lsdException w:name="FollowedHyperlink" w:semiHidden="1" w:unhideWhenUsed="1"/>
+    <w:lsdException w:name="Strong" w:uiPriority="22" w:qFormat="1"/>
+    <w:lsdException w:name="Emphasis" w:uiPriority="20" w:qFormat="1"/>
+    <w:lsdException w:name="Document Map" w:semiHidden="1" w:unhideWhenUsed="1"/>
+    <w:lsdException w:name="Plain Text" w:semiHidden="1" w:unhideWhenUsed="1"/>
+    <w:lsdException w:name="E-mail Signature" w:semiHidden="1" w:unhideWhenUsed="1"/>
+    <w:lsdException w:name="HTML Top of Form" w:semiHidden="1" w:unhideWhenUsed="1"/>
+    <w:lsdException w:name="HTML Bottom of Form" w:semiHidden="1" w:unhideWhenUsed="1"/>
+    <w:lsdException w:name="Normal (Web)" w:semiHidden="1" w:unhideWhenUsed="1"/>
+    <w:lsdException w:name="HTML Acronym" w:semiHidden="1" w:unhideWhenUsed="1"/>
+    <w:lsdException w:name="HTML Address" w:semiHidden="1" w:unhideWhenUsed="1"/>
+    <w:lsdException w:name="HTML Cite" w:semiHidden="1" w:unhideWhenUsed="1"/>
+    <w:lsdException w:name="HTML Code" w:semiHidden="1" w:unhideWhenUsed="1"/>
+    <w:lsdException w:name="HTML Definition" w:semiHidden="1" w:unhideWhenUsed="1"/>
+    <w:lsdException w:name="HTML Keyboard" w:semiHidden="1" w:unhideWhenUsed="1"/>
+    <w:lsdException w:name="HTML Preformatted" w:semiHidden="1" w:unhideWhenUsed="1"/>
+    <w:lsdException w:name="HTML Sample" w:semiHidden="1" w:unhideWhenUsed="1"/>
+    <w:lsdException w:name="HTML Typewriter" w:semiHidden="1" w:unhideWhenUsed="1"/>
+    <w:lsdException w:name="HTML Variable" w:semiHidden="1" w:unhideWhenUsed="1"/>
+    <w:lsdException w:name="Normal Table" w:semiHidden="1" w:unhideWhenUsed="1"/>
+    <w:lsdException w:name="annotation subject" w:semiHidden="1" w:unhideWhenUsed="1"/>
+    <w:lsdException w:name="No List" w:semiHidden="1" w:unhideWhenUsed="1"/>
+    <w:lsdException w:name="Outline List 1" w:semiHidden="1" w:unhideWhenUsed="1"/>
+    <w:lsdException w:name="Outline List 2" w:semiHidden="1" w:unhideWhenUsed="1"/>
+    <w:lsdException w:name="Outline List 3" w:semiHidden="1" w:unhideWhenUsed="1"/>
+    <w:lsdException w:name="Table Simple 1" w:semiHidden="1" w:unhideWhenUsed="1"/>
+    <w:lsdException w:name="Table Simple 2" w:semiHidden="1" w:unhideWhenUsed="1"/>
+    <w:lsdException w:name="Table Simple 3" w:semiHidden="1" w:unhideWhenUsed="1"/>
+    <w:lsdException w:name="Table Classic 1" w:semiHidden="1" w:unhideWhenUsed="1"/>
+    <w:lsdException w:name="Table Classic 2" w:semiHidden="1" w:unhideWhenUsed="1"/>
+    <w:lsdException w:name="Table Classic 3" w:semiHidden="1" w:unhideWhenUsed="1"/>
+    <w:lsdException w:name="Table Classic 4" w:semiHidden="1" w:unhideWhenUsed="1"/>
+    <w:lsdException w:name="Table Colorful 1" w:semiHidden="1" w:unhideWhenUsed="1"/>
+    <w:lsdException w:name="Table Colorful 2" w:semiHidden="1" w:unhideWhenUsed="1"/>
+    <w:lsdException w:name="Table Colorful 3" w:semiHidden="1" w:unhideWhenUsed="1"/>
+    <w:lsdException w:name="Table Columns 1" w:semiHidden="1" w:unhideWhenUsed="1"/>
+    <w:lsdException w:name="Table Columns 2" w:semiHidden="1" w:unhideWhenUsed="1"/>
+    <w:lsdException w:name="Table Columns 3" w:semiHidden="1" w:unhideWhenUsed="1"/>
+    <w:lsdException w:name="Table Columns 4" w:semiHidden="1" w:unhideWhenUsed="1"/>
+    <w:lsdException w:name="Table Columns 5" w:semiHidden="1" w:unhideWhenUsed="1"/>
+    <w:lsdException w:name="Table Grid 1" w:semiHidden="1" w:unhideWhenUsed="1"/>
+    <w:lsdException w:name="Table Grid 2" w:semiHidden="1" w:unhideWhenUsed="1"/>
+    <w:lsdException w:name="Table Grid 3" w:semiHidden="1" w:unhideWhenUsed="1"/>
+    <w:lsdException w:name="Table Grid 4" w:semiHidden="1" w:unhideWhenUsed="1"/>
+    <w:lsdException w:name="Table Grid 5" w:semiHidden="1" w:unhideWhenUsed="1"/>
+    <w:lsdException w:name="Table Grid 6" w:semiHidden="1" w:unhideWhenUsed="1"/>
+    <w:lsdException w:name="Table Grid 7" w:semiHidden="1" w:unhideWhenUsed="1"/>
+    <w:lsdException w:name="Table Grid 8" w:semiHidden="1" w:unhideWhenUsed="1"/>
+    <w:lsdException w:name="Table List 1" w:semiHidden="1" w:unhideWhenUsed="1"/>
+    <w:lsdException w:name="Table List 2" w:semiHidden="1" w:unhideWhenUsed="1"/>
+    <w:lsdException w:name="Table List 3" w:semiHidden="1" w:unhideWhenUsed="1"/>
+    <w:lsdException w:name="Table List 4" w:semiHidden="1" w:unhideWhenUsed="1"/>
+    <w:lsdException w:name="Table List 5" w:semiHidden="1" w:unhideWhenUsed="1"/>
+    <w:lsdException w:name="Table List 6" w:semiHidden="1" w:unhideWhenUsed="1"/>
+    <w:lsdException w:name="Table List 7" w:semiHidden="1" w:unhideWhenUsed="1"/>
+    <w:lsdException w:name="Table List 8" w:semiHidden="1" w:unhideWhenUsed="1"/>
+    <w:lsdException w:name="Table 3D effects 1" w:semiHidden="1" w:unhideWhenUsed="1"/>
+    <w:lsdException w:name="Table 3D effects 2" w:semiHidden="1" w:unhideWhenUsed="1"/>
+    <w:lsdException w:name="Table 3D effects 3" w:semiHidden="1" w:unhideWhenUsed="1"/>
+    <w:lsdException w:name="Table Contemporary" w:semiHidden="1" w:unhideWhenUsed="1"/>
+    <w:lsdException w:name="Table Elegant" w:semiHidden="1" w:unhideWhenUsed="1"/>
+    <w:lsdException w:name="Table Professional" w:semiHidden="1" w:unhideWhenUsed="1"/>
+    <w:lsdException w:name="Table Subtle 1" w:semiHidden="1" w:unhideWhenUsed="1"/>
+    <w:lsdException w:name="Table Subtle 2" w:semiHidden="1" w:unhideWhenUsed="1"/>
+    <w:lsdException w:name="Table Web 1" w:semiHidden="1" w:unhideWhenUsed="1"/>
+    <w:lsdException w:name="Table Web 2" w:semiHidden="1" w:unhideWhenUsed="1"/>
+    <w:lsdException w:name="Table Web 3" w:semiHidden="1" w:unhideWhenUsed="1"/>
+    <w:lsdException w:name="Balloon Text" w:semiHidden="1" w:unhideWhenUsed="1"/>
+    <w:lsdException w:name="Table Grid" w:uiPriority="39"/>
+    <w:lsdException w:name="Table Theme" w:semiHidden="1" w:unhideWhenUsed="1"/>
+    <w:lsdException w:name="Placeholder Text" w:semiHidden="1"/>
+    <w:lsdException w:name="No Spacing" w:uiPriority="1" w:qFormat="1"/>
+    <w:lsdException w:name="Light Shading" w:uiPriority="60"/>
+    <w:lsdException w:name="Light List" w:uiPriority="61"/>
+    <w:lsdException w:name="Light Grid" w:uiPriority="62"/>
+    <w:lsdException w:name="Medium Shading 1" w:uiPriority="63"/>
+    <w:lsdException w:name="Medium Shading 2" w:uiPriority="64"/>
+    <w:lsdException w:name="Medium List 1" w:uiPriority="65"/>
+    <w:lsdException w:name="Medium List 2" w:uiPriority="66"/>
+    <w:lsdException w:name="Medium Grid 1" w:uiPriority="67"/>
+    <w:lsdException w:name="Medium Grid 2" w:uiPriority="68"/>
+    <w:lsdException w:name="Medium Grid 3" w:uiPriority="69"/>
+    <w:lsdException w:name="Dark List" w:uiPriority="70"/>
+    <w:lsdException w:name="Colorful Shading" w:uiPriority="71"/>
+    <w:lsdException w:name="Colorful List" w:uiPriority="72"/>
+    <w:lsdException w:name="Colorful Grid" w:uiPriority="73"/>
+    <w:lsdException w:name="Light Shading Accent 1" w:uiPriority="60"/>
+    <w:lsdException w:name="Light List Accent 1" w:uiPriority="61"/>
+    <w:lsdException w:name="Light Grid Accent 1" w:uiPriority="62"/>
+    <w:lsdException w:name="Medium Shading 1 Accent 1" w:uiPriority="63"/>
+    <w:lsdException w:name="Medium Shading 2 Accent 1" w:uiPriority="64"/>
+    <w:lsdException w:name="Medium List 1 Accent 1" w:uiPriority="65"/>
+    <w:lsdException w:name="Revision" w:semiHidden="1"/>
+    <w:lsdException w:name="List Paragraph" w:uiPriority="34" w:qFormat="1"/>
+    <w:lsdException w:name="Quote" w:uiPriority="29" w:qFormat="1"/>
+    <w:lsdException w:name="Intense Quote" w:uiPriority="30" w:qFormat="1"/>
+    <w:lsdException w:name="Medium List 2 Accent 1" w:uiPriority="66"/>
+    <w:lsdException w:name="Medium Grid 1 Accent 1" w:uiPriority="67"/>
+    <w:lsdException w:name="Medium Grid 2 Accent 1" w:uiPriority="68"/>
+    <w:lsdException w:name="Medium Grid 3 Accent 1" w:uiPriority="69"/>
+    <w:lsdException w:name="Dark List Accent 1" w:uiPriority="70"/>
+    <w:lsdException w:name="Colorful Shading Accent 1" w:uiPriority="71"/>
+    <w:lsdException w:name="Colorful List Accent 1" w:uiPriority="72"/>
+    <w:lsdException w:name="Colorful Grid Accent 1" w:uiPriority="73"/>
+    <w:lsdException w:name="Light Shading Accent 2" w:uiPriority="60"/>
+    <w:lsdException w:name="Light List Accent 2" w:uiPriority="61"/>
+    <w:lsdException w:name="Light Grid Accent 2" w:uiPriority="62"/>
+    <w:lsdException w:name="Medium Shading 1 Accent 2" w:uiPriority="63"/>
+    <w:lsdException w:name="Medium Shading 2 Accent 2" w:uiPriority="64"/>
+    <w:lsdException w:name="Medium List 1 Accent 2" w:uiPriority="65"/>
+    <w:lsdException w:name="Medium List 2 Accent 2" w:uiPriority="66"/>
+    <w:lsdException w:name="Medium Grid 1 Accent 2" w:uiPriority="67"/>
+    <w:lsdException w:name="Medium Grid 2 Accent 2" w:uiPriority="68"/>
+    <w:lsdException w:name="Medium Grid 3 Accent 2" w:uiPriority="69"/>
+    <w:lsdException w:name="Dark List Accent 2" w:uiPriority="70"/>
+    <w:lsdException w:name="Colorful Shading Accent 2" w:uiPriority="71"/>
+    <w:lsdException w:name="Colorful List Accent 2" w:uiPriority="72"/>
+    <w:lsdException w:name="Colorful Grid Accent 2" w:uiPriority="73"/>
+    <w:lsdException w:name="Light Shading Accent 3" w:uiPriority="60"/>
+    <w:lsdException w:name="Light List Accent 3" w:uiPriority="61"/>
+    <w:lsdException w:name="Light Grid Accent 3" w:uiPriority="62"/>
+    <w:lsdException w:name="Medium Shading 1 Accent 3" w:uiPriority="63"/>
+    <w:lsdException w:name="Medium Shading 2 Accent 3" w:uiPriority="64"/>
+    <w:lsdException w:name="Medium List 1 Accent 3" w:uiPriority="65"/>
+    <w:lsdException w:name="Medium List 2 Accent 3" w:uiPriority="66"/>
+    <w:lsdException w:name="Medium Grid 1 Accent 3" w:uiPriority="67"/>
+    <w:lsdException w:name="Medium Grid 2 Accent 3" w:uiPriority="68"/>
+    <w:lsdException w:name="Medium Grid 3 Accent 3" w:uiPriority="69"/>
+    <w:lsdException w:name="Dark List Accent 3" w:uiPriority="70"/>
+    <w:lsdException w:name="Colorful Shading Accent 3" w:uiPriority="71"/>
+    <w:lsdException w:name="Colorful List Accent 3" w:uiPriority="72"/>
+    <w:lsdException w:name="Colorful Grid Accent 3" w:uiPriority="73"/>
+    <w:lsdException w:name="Light Shading Accent 4" w:uiPriority="60"/>
+    <w:lsdException w:name="Light List Accent 4" w:uiPriority="61"/>
+    <w:lsdException w:name="Light Grid Accent 4" w:uiPriority="62"/>
+    <w:lsdException w:name="Medium Shading 1 Accent 4" w:uiPriority="63"/>
+    <w:lsdException w:name="Medium Shading 2 Accent 4" w:uiPriority="64"/>
+    <w:lsdException w:name="Medium List 1 Accent 4" w:uiPriority="65"/>
+    <w:lsdException w:name="Medium List 2 Accent 4" w:uiPriority="66"/>
+    <w:lsdException w:name="Medium Grid 1 Accent 4" w:uiPriority="67"/>
+    <w:lsdException w:name="Medium Grid 2 Accent 4" w:uiPriority="68"/>
+    <w:lsdException w:name="Medium Grid 3 Accent 4" w:uiPriority="69"/>
+    <w:lsdException w:name="Dark List Accent 4" w:uiPriority="70"/>
+    <w:lsdException w:name="Colorful Shading Accent 4" w:uiPriority="71"/>
+    <w:lsdException w:name="Colorful List Accent 4" w:uiPriority="72"/>
+    <w:lsdException w:name="Colorful Grid Accent 4" w:uiPriority="73"/>
+    <w:lsdException w:name="Light Shading Accent 5" w:uiPriority="60"/>
+    <w:lsdException w:name="Light List Accent 5" w:uiPriority="61"/>
+    <w:lsdException w:name="Light Grid Accent 5" w:uiPriority="62"/>
+    <w:lsdException w:name="Medium Shading 1 Accent 5" w:uiPriority="63"/>
+    <w:lsdException w:name="Medium Shading 2 Accent 5" w:uiPriority="64"/>
+    <w:lsdException w:name="Medium List 1 Accent 5" w:uiPriority="65"/>
+    <w:lsdException w:name="Medium List 2 Accent 5" w:uiPriority="66"/>
+    <w:lsdException w:name="Medium Grid 1 Accent 5" w:uiPriority="67"/>
+    <w:lsdException w:name="Medium Grid 2 Accent 5" w:uiPriority="68"/>
+    <w:lsdException w:name="Medium Grid 3 Accent 5" w:uiPriority="69"/>
+    <w:lsdException w:name="Dark List Accent 5" w:uiPriority="70"/>
+    <w:lsdException w:name="Colorful Shading Accent 5" w:uiPriority="71"/>
+    <w:lsdException w:name="Colorful List Accent 5" w:uiPriority="72"/>
+    <w:lsdException w:name="Colorful Grid Accent 5" w:uiPriority="73"/>
+    <w:lsdException w:name="Light Shading Accent 6" w:uiPriority="60"/>
+    <w:lsdException w:name="Light List Accent 6" w:uiPriority="61"/>
+    <w:lsdException w:name="Light Grid Accent 6" w:uiPriority="62"/>
+    <w:lsdException w:name="Medium Shading 1 Accent 6" w:uiPriority="63"/>
+    <w:lsdException w:name="Medium Shading 2 Accent 6" w:uiPriority="64"/>
+    <w:lsdException w:name="Medium List 1 Accent 6" w:uiPriority="65"/>
+    <w:lsdException w:name="Medium List 2 Accent 6" w:uiPriority="66"/>
+    <w:lsdException w:name="Medium Grid 1 Accent 6" w:uiPriority="67"/>
+    <w:lsdException w:name="Medium Grid 2 Accent 6" w:uiPriority="68"/>
+    <w:lsdException w:name="Medium Grid 3 Accent 6" w:uiPriority="69"/>
+    <w:lsdException w:name="Dark List Accent 6" w:uiPriority="70"/>
+    <w:lsdException w:name="Colorful Shading Accent 6" w:uiPriority="71"/>
+    <w:lsdException w:name="Colorful List Accent 6" w:uiPriority="72"/>
+    <w:lsdException w:name="Colorful Grid Accent 6" w:uiPriority="73"/>
+    <w:lsdException w:name="Subtle Emphasis" w:uiPriority="19" w:qFormat="1"/>
+    <w:lsdException w:name="Intense Emphasis" w:uiPriority="21" w:qFormat="1"/>
+    <w:lsdException w:name="Subtle Reference" w:uiPriority="31" w:qFormat="1"/>
+    <w:lsdException w:name="Intense Reference" w:uiPriority="32" w:qFormat="1"/>
+    <w:lsdException w:name="Book Title" w:uiPriority="33" w:qFormat="1"/>
+    <w:lsdException w:name="Bibliography" w:semiHidden="1" w:uiPriority="37" w:unhideWhenUsed="1"/>
+    <w:lsdException w:name="TOC Heading" w:semiHidden="1" w:uiPriority="39" w:unhideWhenUsed="1" w:qFormat="1"/>
+    <w:lsdException w:name="Plain Table 1" w:uiPriority="41"/>
+    <w:lsdException w:name="Plain Table 2" w:uiPriority="42"/>
+    <w:lsdException w:name="Plain Table 3" w:uiPriority="43"/>
+    <w:lsdException w:name="Plain Table 4" w:uiPriority="44"/>
+    <w:lsdException w:name="Plain Table 5" w:uiPriority="45"/>
+    <w:lsdException w:name="Grid Table Light" w:uiPriority="40"/>
+    <w:lsdException w:name="Grid Table 1 Light" w:uiPriority="46"/>
+    <w:lsdException w:name="Grid Table 2" w:uiPriority="47"/>
+    <w:lsdException w:name="Grid Table 3" w:uiPriority="48"/>
+    <w:lsdException w:name="Grid Table 4" w:uiPriority="49"/>
+    <w:lsdException w:name="Grid Table 5 Dark" w:uiPriority="50"/>
+    <w:lsdException w:name="Grid Table 6 Colorful" w:uiPriority="51"/>
+    <w:lsdException w:name="Grid Table 7 Colorful" w:uiPriority="52"/>
+    <w:lsdException w:name="Grid Table 1 Light Accent 1" w:uiPriority="46"/>
+    <w:lsdException w:name="Grid Table 2 Accent 1" w:uiPriority="47"/>
+    <w:lsdException w:name="Grid Table 3 Accent 1" w:uiPriority="48"/>
+    <w:lsdException w:name="Grid Table 4 Accent 1" w:uiPriority="49"/>
+    <w:lsdException w:name="Grid Table 5 Dark Accent 1" w:uiPriority="50"/>
+    <w:lsdException w:name="Grid Table 6 Colorful Accent 1" w:uiPriority="51"/>
+    <w:lsdException w:name="Grid Table 7 Colorful Accent 1" w:uiPriority="52"/>
+    <w:lsdException w:name="Grid Table 1 Light Accent 2" w:uiPriority="46"/>
+    <w:lsdException w:name="Grid Table 2 Accent 2" w:uiPriority="47"/>
+    <w:lsdException w:name="Grid Table 3 Accent 2" w:uiPriority="48"/>
+    <w:lsdException w:name="Grid Table 4 Accent 2" w:uiPriority="49"/>
+    <w:lsdException w:name="Grid Table 5 Dark Accent 2" w:uiPriority="50"/>
+    <w:lsdException w:name="Grid Table 6 Colorful Accent 2" w:uiPriority="51"/>
+    <w:lsdException w:name="Grid Table 7 Colorful Accent 2" w:uiPriority="52"/>
+    <w:lsdException w:name="Grid Table 1 Light Accent 3" w:uiPriority="46"/>
+    <w:lsdException w:name="Grid Table 2 Accent 3" w:uiPriority="47"/>
+    <w:lsdException w:name="Grid Table 3 Accent 3" w:uiPriority="48"/>
+    <w:lsdException w:name="Grid Table 4 Accent 3" w:uiPriority="49"/>
+    <w:lsdException w:name="Grid Table 5 Dark Accent 3" w:uiPriority="50"/>
+    <w:lsdException w:name="Grid Table 6 Colorful Accent 3" w:uiPriority="51"/>
+    <w:lsdException w:name="Grid Table 7 Colorful Accent 3" w:uiPriority="52"/>
+    <w:lsdException w:name="Grid Table 1 Light Accent 4" w:uiPriority="46"/>
+    <w:lsdException w:name="Grid Table 2 Accent 4" w:uiPriority="47"/>
+    <w:lsdException w:name="Grid Table 3 Accent 4" w:uiPriority="48"/>
+    <w:lsdException w:name="Grid Table 4 Accent 4" w:uiPriority="49"/>
+    <w:lsdException w:name="Grid Table 5 Dark Accent 4" w:uiPriority="50"/>
+    <w:lsdException w:name="Grid Table 6 Colorful Accent 4" w:uiPriority="51"/>
+    <w:lsdException w:name="Grid Table 7 Colorful Accent 4" w:uiPriority="52"/>
+    <w:lsdException w:name="Grid Table 1 Light Accent 5" w:uiPriority="46"/>
+    <w:lsdException w:name="Grid Table 2 Accent 5" w:uiPriority="47"/>
+    <w:lsdException w:name="Grid Table 3 Accent 5" w:uiPriority="48"/>
+    <w:lsdException w:name="Grid Table 4 Accent 5" w:uiPriority="49"/>
+    <w:lsdException w:name="Grid Table 5 Dark Accent 5" w:uiPriority="50"/>
+    <w:lsdException w:name="Grid Table 6 Colorful Accent 5" w:uiPriority="51"/>
+    <w:lsdException w:name="Grid Table 7 Colorful Accent 5" w:uiPriority="52"/>
+    <w:lsdException w:name="Grid Table 1 Light Accent 6" w:uiPriority="46"/>
+    <w:lsdException w:name="Grid Table 2 Accent 6" w:uiPriority="47"/>
+    <w:lsdException w:name="Grid Table 3 Accent 6" w:uiPriority="48"/>
+    <w:lsdException w:name="Grid Table 4 Accent 6" w:uiPriority="49"/>
+    <w:lsdException w:name="Grid Table 5 Dark Accent 6" w:uiPriority="50"/>
+    <w:lsdException w:name="Grid Table 6 Colorful Accent 6" w:uiPriority="51"/>
+    <w:lsdException w:name="Grid Table 7 Colorful Accent 6" w:uiPriority="52"/>
+    <w:lsdException w:name="List Table 1 Light" w:uiPriority="46"/>
+    <w:lsdException w:name="List Table 2" w:uiPriority="47"/>
+    <w:lsdException w:name="List Table 3" w:uiPriority="48"/>
+    <w:lsdException w:name="List Table 4" w:uiPriority="49"/>
+    <w:lsdException w:name="List Table 5 Dark" w:uiPriority="50"/>
+    <w:lsdException w:name="List Table 6 Colorful" w:uiPriority="51"/>
+    <w:lsdException w:name="List Table 7 Colorful" w:uiPriority="52"/>
+    <w:lsdException w:name="List Table 1 Light Accent 1" w:uiPriority="46"/>
+    <w:lsdException w:name="List Table 2 Accent 1" w:uiPriority="47"/>
+    <w:lsdException w:name="List Table 3 Accent 1" w:uiPriority="48"/>
+    <w:lsdException w:name="List Table 4 Accent 1" w:uiPriority="49"/>
+    <w:lsdException w:name="List Table 5 Dark Accent 1" w:uiPriority="50"/>
+    <w:lsdException w:name="List Table 6 Colorful Accent 1" w:uiPriority="51"/>
+    <w:lsdException w:name="List Table 7 Colorful Accent 1" w:uiPriority="52"/>
+    <w:lsdException w:name="List Table 1 Light Accent 2" w:uiPriority="46"/>
+    <w:lsdException w:name="List Table 2 Accent 2" w:uiPriority="47"/>
+    <w:lsdException w:name="List Table 3 Accent 2" w:uiPriority="48"/>
+    <w:lsdException w:name="List Table 4 Accent 2" w:uiPriority="49"/>
+    <w:lsdException w:name="List Table 5 Dark Accent 2" w:uiPriority="50"/>
+    <w:lsdException w:name="List Table 6 Colorful Accent 2" w:uiPriority="51"/>
+    <w:lsdException w:name="List Table 7 Colorful Accent 2" w:uiPriority="52"/>
+    <w:lsdException w:name="List Table 1 Light Accent 3" w:uiPriority="46"/>
+    <w:lsdException w:name="List Table 2 Accent 3" w:uiPriority="47"/>
+    <w:lsdException w:name="List Table 3 Accent 3" w:uiPriority="48"/>
+    <w:lsdException w:name="List Table 4 Accent 3" w:uiPriority="49"/>
+    <w:lsdException w:name="List Table 5 Dark Accent 3" w:uiPriority="50"/>
+    <w:lsdException w:name="List Table 6 Colorful Accent 3" w:uiPriority="51"/>
+    <w:lsdException w:name="List Table 7 Colorful Accent 3" w:uiPriority="52"/>
+    <w:lsdException w:name="List Table 1 Light Accent 4" w:uiPriority="46"/>
+    <w:lsdException w:name="List Table 2 Accent 4" w:uiPriority="47"/>
+    <w:lsdException w:name="List Table 3 Accent 4" w:uiPriority="48"/>
+    <w:lsdException w:name="List Table 4 Accent 4" w:uiPriority="49"/>
+    <w:lsdException w:name="List Table 5 Dark Accent 4" w:uiPriority="50"/>
+    <w:lsdException w:name="List Table 6 Colorful Accent 4" w:uiPriority="51"/>
+    <w:lsdException w:name="List Table 7 Colorful Accent 4" w:uiPriority="52"/>
+    <w:lsdException w:name="List Table 1 Light Accent 5" w:uiPriority="46"/>
+    <w:lsdException w:name="List Table 2 Accent 5" w:uiPriority="47"/>
+    <w:lsdException w:name="List Table 3 Accent 5" w:uiPriority="48"/>
+    <w:lsdException w:name="List Table 4 Accent 5" w:uiPriority="49"/>
+    <w:lsdException w:name="List Table 5 Dark Accent 5" w:uiPriority="50"/>
+    <w:lsdException w:name="List Table 6 Colorful Accent 5" w:uiPriority="51"/>
+    <w:lsdException w:name="List Table 7 Colorful Accent 5" w:uiPriority="52"/>
+    <w:lsdException w:name="List Table 1 Light Accent 6" w:uiPriority="46"/>
+    <w:lsdException w:name="List Table 2 Accent 6" w:uiPriority="47"/>
+    <w:lsdException w:name="List Table 3 Accent 6" w:uiPriority="48"/>
+    <w:lsdException w:name="List Table 4 Accent 6" w:uiPriority="49"/>
+    <w:lsdException w:name="List Table 5 Dark Accent 6" w:uiPriority="50"/>
+    <w:lsdException w:name="List Table 6 Colorful Accent 6" w:uiPriority="51"/>
+    <w:lsdException w:name="List Table 7 Colorful Accent 6" w:uiPriority="52"/>
+    <w:lsdException w:name="Mention" w:semiHidden="1" w:unhideWhenUsed="1"/>
+    <w:lsdException w:name="Smart Hyperlink" w:semiHidden="1" w:unhideWhenUsed="1"/>
+    <w:lsdException w:name="Hashtag" w:semiHidden="1" w:unhideWhenUsed="1"/>
+    <w:lsdException w:name="Unresolved Mention" w:semiHidden="1" w:unhideWhenUsed="1"/>
+    <w:lsdException w:name="Smart Link" w:semiHidden="1" w:unhideWhenUsed="1"/>
+  </w:latentStyles>
+  <w:style w:type="paragraph" w:default="1" w:styleId="Normal">
+    <w:name w:val="Normal"/>
     <w:qFormat/>
-    <w:rPr>
-      <w:sz w:val="56"/>
-      <w:szCs w:val="56"/>
-    </w:rPr>
   </w:style>
   <w:style w:type="paragraph" w:styleId="Heading1">
-    <w:name w:val="Heading 1"/>
-    <w:basedOn w:val="Normal"/>
-    <w:next w:val="Normal"/>
+    <w:name w:val="heading 1"/>
+    <w:uiPriority w:val="9"/>
     <w:qFormat/>
+    <w:pPr>
+      <w:spacing w:before="400" w:after="200"/>
+      <w:outlineLvl w:val="0"/>
+    </w:pPr>
     <w:rPr>
-      <w:color w:val="2E74B5"/>
+      <w:b/>
+      <w:bCs/>
+      <w:color w:val="1B4F72"/>
       <w:sz w:val="32"/>
       <w:szCs w:val="32"/>
     </w:rPr>
   </w:style>
   <w:style w:type="paragraph" w:styleId="Heading2">
-    <w:name w:val="Heading 2"/>
-    <w:basedOn w:val="Normal"/>
-    <w:next w:val="Normal"/>
+    <w:name w:val="heading 2"/>
+    <w:uiPriority w:val="9"/>
+    <w:unhideWhenUsed/>
     <w:qFormat/>
+    <w:pPr>
+      <w:spacing w:before="300" w:after="150"/>
+      <w:outlineLvl w:val="1"/>
+    </w:pPr>
     <w:rPr>
-      <w:color w:val="2E74B5"/>
+      <w:b/>
+      <w:bCs/>
+      <w:color w:val="2E86C1"/>
       <w:sz w:val="26"/>
       <w:szCs w:val="26"/>
     </w:rPr>
   </w:style>
   <w:style w:type="paragraph" w:styleId="Heading3">
-    <w:name w:val="Heading 3"/>
-    <w:basedOn w:val="Normal"/>
-    <w:next w:val="Normal"/>
+    <w:name w:val="heading 3"/>
+    <w:uiPriority w:val="9"/>
+    <w:unhideWhenUsed/>
     <w:qFormat/>
+    <w:pPr>
+      <w:spacing w:before="200" w:after="100"/>
+      <w:outlineLvl w:val="2"/>
+    </w:pPr>
     <w:rPr>
-      <w:color w:val="1F4D78"/>
-      <w:sz w:val="24"/>
-      <w:szCs w:val="24"/>
+      <w:b/>
+      <w:bCs/>
+      <w:color w:val="2C3E50"/>
+      <w:sz w:val="22"/>
+      <w:szCs w:val="22"/>
     </w:rPr>
   </w:style>
   <w:style w:type="paragraph" w:styleId="Heading4">
-    <w:name w:val="Heading 4"/>
-    <w:basedOn w:val="Normal"/>
-    <w:next w:val="Normal"/>
+    <w:name w:val="heading 4"/>
+    <w:uiPriority w:val="9"/>
+    <w:semiHidden/>
+    <w:unhideWhenUsed/>
     <w:qFormat/>
+    <w:pPr>
+      <w:outlineLvl w:val="3"/>
+    </w:pPr>
     <w:rPr>
       <w:i/>
       <w:iCs/>
@@ -4895,27 +5507,69 @@
     </w:rPr>
   </w:style>
   <w:style w:type="paragraph" w:styleId="Heading5">
-    <w:name w:val="Heading 5"/>
-    <w:basedOn w:val="Normal"/>
-    <w:next w:val="Normal"/>
+    <w:name w:val="heading 5"/>
+    <w:uiPriority w:val="9"/>
+    <w:semiHidden/>
+    <w:unhideWhenUsed/>
     <w:qFormat/>
+    <w:pPr>
+      <w:outlineLvl w:val="4"/>
+    </w:pPr>
     <w:rPr>
       <w:color w:val="2E74B5"/>
     </w:rPr>
   </w:style>
   <w:style w:type="paragraph" w:styleId="Heading6">
-    <w:name w:val="Heading 6"/>
-    <w:basedOn w:val="Normal"/>
-    <w:next w:val="Normal"/>
+    <w:name w:val="heading 6"/>
+    <w:uiPriority w:val="9"/>
+    <w:semiHidden/>
+    <w:unhideWhenUsed/>
     <w:qFormat/>
+    <w:pPr>
+      <w:outlineLvl w:val="5"/>
+    </w:pPr>
     <w:rPr>
       <w:color w:val="1F4D78"/>
     </w:rPr>
   </w:style>
-  <w:style w:type="paragraph" w:styleId="Strong">
-    <w:name w:val="Strong"/>
-    <w:basedOn w:val="Normal"/>
-    <w:next w:val="Normal"/>
+  <w:style w:type="character" w:default="1" w:styleId="DefaultParagraphFont">
+    <w:name w:val="Default Paragraph Font"/>
+    <w:uiPriority w:val="1"/>
+    <w:semiHidden/>
+    <w:unhideWhenUsed/>
+  </w:style>
+  <w:style w:type="table" w:default="1" w:styleId="TableNormal">
+    <w:name w:val="Normal Table"/>
+    <w:uiPriority w:val="99"/>
+    <w:semiHidden/>
+    <w:unhideWhenUsed/>
+    <w:tblPr>
+      <w:tblInd w:w="0" w:type="dxa"/>
+      <w:tblCellMar>
+        <w:top w:w="0" w:type="dxa"/>
+        <w:left w:w="108" w:type="dxa"/>
+        <w:bottom w:w="0" w:type="dxa"/>
+        <w:right w:w="108" w:type="dxa"/>
+      </w:tblCellMar>
+    </w:tblPr>
+  </w:style>
+  <w:style w:type="numbering" w:default="1" w:styleId="NoList">
+    <w:name w:val="No List"/>
+    <w:uiPriority w:val="99"/>
+    <w:semiHidden/>
+    <w:unhideWhenUsed/>
+  </w:style>
+  <w:style w:type="paragraph" w:styleId="Title">
+    <w:name w:val="Title"/>
+    <w:uiPriority w:val="10"/>
+    <w:qFormat/>
+    <w:rPr>
+      <w:sz w:val="56"/>
+      <w:szCs w:val="56"/>
+    </w:rPr>
+  </w:style>
+  <w:style w:type="paragraph" w:customStyle="1" w:styleId="Strong1">
+    <w:name w:val="Strong1"/>
     <w:qFormat/>
     <w:rPr>
       <w:b/>
@@ -4924,12 +5578,10 @@
   </w:style>
   <w:style w:type="paragraph" w:styleId="ListParagraph">
     <w:name w:val="List Paragraph"/>
-    <w:basedOn w:val="Normal"/>
     <w:qFormat/>
   </w:style>
   <w:style w:type="character" w:styleId="Hyperlink">
     <w:name w:val="Hyperlink"/>
-    <w:basedOn w:val="DefaultParagraphFont"/>
     <w:uiPriority w:val="99"/>
     <w:unhideWhenUsed/>
     <w:rPr>
@@ -4939,7 +5591,6 @@
   </w:style>
   <w:style w:type="character" w:styleId="FootnoteReference">
     <w:name w:val="footnote reference"/>
-    <w:basedOn w:val="DefaultParagraphFont"/>
     <w:uiPriority w:val="99"/>
     <w:semiHidden/>
     <w:unhideWhenUsed/>
@@ -4949,22 +5600,13 @@
   </w:style>
   <w:style w:type="paragraph" w:styleId="FootnoteText">
     <w:name w:val="footnote text"/>
-    <w:basedOn w:val="Normal"/>
     <w:link w:val="FootnoteTextChar"/>
     <w:uiPriority w:val="99"/>
     <w:semiHidden/>
     <w:unhideWhenUsed/>
-    <w:pPr>
-      <w:spacing w:after="0" w:line="240" w:lineRule="auto"/>
-    </w:pPr>
-    <w:rPr>
-      <w:sz w:val="20"/>
-      <w:szCs w:val="20"/>
-    </w:rPr>
   </w:style>
-  <w:style w:type="character" w:styleId="FootnoteTextChar">
+  <w:style w:type="character" w:customStyle="1" w:styleId="FootnoteTextChar">
     <w:name w:val="Footnote Text Char"/>
-    <w:basedOn w:val="DefaultParagraphFont"/>
     <w:link w:val="FootnoteText"/>
     <w:uiPriority w:val="99"/>
     <w:semiHidden/>
@@ -4976,7 +5618,6 @@
   </w:style>
   <w:style w:type="character" w:styleId="EndnoteReference">
     <w:name w:val="endnote reference"/>
-    <w:basedOn w:val="DefaultParagraphFont"/>
     <w:uiPriority w:val="99"/>
     <w:semiHidden/>
     <w:unhideWhenUsed/>
@@ -4986,22 +5627,13 @@
   </w:style>
   <w:style w:type="paragraph" w:styleId="EndnoteText">
     <w:name w:val="endnote text"/>
-    <w:basedOn w:val="Normal"/>
     <w:link w:val="EndnoteTextChar"/>
     <w:uiPriority w:val="99"/>
     <w:semiHidden/>
     <w:unhideWhenUsed/>
-    <w:pPr>
-      <w:spacing w:after="0" w:line="240" w:lineRule="auto"/>
-    </w:pPr>
-    <w:rPr>
-      <w:sz w:val="20"/>
-      <w:szCs w:val="20"/>
-    </w:rPr>
   </w:style>
-  <w:style w:type="character" w:styleId="EndnoteTextChar">
+  <w:style w:type="character" w:customStyle="1" w:styleId="EndnoteTextChar">
     <w:name w:val="Endnote Text Char"/>
-    <w:basedOn w:val="DefaultParagraphFont"/>
     <w:link w:val="EndnoteText"/>
     <w:uiPriority w:val="99"/>
     <w:semiHidden/>
@@ -5011,59 +5643,320 @@
       <w:szCs w:val="20"/>
     </w:rPr>
   </w:style>
-  <w:style w:type="paragraph" w:styleId="Heading1">
-    <w:name w:val="Heading 1"/>
-    <w:basedOn w:val="Normal"/>
-    <w:next w:val="Normal"/>
-    <w:qFormat/>
-    <w:pPr>
-      <w:spacing w:after="200" w:before="400"/>
-      <w:outlineLvl w:val="0"/>
-    </w:pPr>
-    <w:rPr>
-      <w:rFonts w:ascii="Arial" w:cs="Arial" w:eastAsia="Arial" w:hAnsi="Arial"/>
-      <w:b/>
-      <w:bCs/>
-      <w:color w:val="1B4F72"/>
-      <w:sz w:val="32"/>
-      <w:szCs w:val="32"/>
-    </w:rPr>
-  </w:style>
-  <w:style w:type="paragraph" w:styleId="Heading2">
-    <w:name w:val="Heading 2"/>
-    <w:basedOn w:val="Normal"/>
-    <w:next w:val="Normal"/>
-    <w:qFormat/>
-    <w:pPr>
-      <w:spacing w:after="150" w:before="300"/>
-      <w:outlineLvl w:val="1"/>
-    </w:pPr>
-    <w:rPr>
-      <w:rFonts w:ascii="Arial" w:cs="Arial" w:eastAsia="Arial" w:hAnsi="Arial"/>
-      <w:b/>
-      <w:bCs/>
-      <w:color w:val="2E86C1"/>
-      <w:sz w:val="26"/>
-      <w:szCs w:val="26"/>
-    </w:rPr>
-  </w:style>
-  <w:style w:type="paragraph" w:styleId="Heading3">
-    <w:name w:val="Heading 3"/>
-    <w:basedOn w:val="Normal"/>
-    <w:next w:val="Normal"/>
-    <w:qFormat/>
-    <w:pPr>
-      <w:spacing w:after="100" w:before="200"/>
-      <w:outlineLvl w:val="2"/>
-    </w:pPr>
-    <w:rPr>
-      <w:rFonts w:ascii="Arial" w:cs="Arial" w:eastAsia="Arial" w:hAnsi="Arial"/>
-      <w:b/>
-      <w:bCs/>
-      <w:color w:val="2C3E50"/>
-      <w:sz w:val="22"/>
-      <w:szCs w:val="22"/>
-    </w:rPr>
-  </w:style>
 </w:styles>
+</file>
+
+<file path=word/theme/theme1.xml><?xml version="1.0" encoding="utf-8"?>
+<a:theme xmlns:a="http://schemas.openxmlformats.org/drawingml/2006/main" name="Office Theme">
+  <a:themeElements>
+    <a:clrScheme name="Office">
+      <a:dk1>
+        <a:sysClr val="windowText" lastClr="000000"/>
+      </a:dk1>
+      <a:lt1>
+        <a:sysClr val="window" lastClr="FFFFFF"/>
+      </a:lt1>
+      <a:dk2>
+        <a:srgbClr val="0E2841"/>
+      </a:dk2>
+      <a:lt2>
+        <a:srgbClr val="E8E8E8"/>
+      </a:lt2>
+      <a:accent1>
+        <a:srgbClr val="156082"/>
+      </a:accent1>
+      <a:accent2>
+        <a:srgbClr val="E97132"/>
+      </a:accent2>
+      <a:accent3>
+        <a:srgbClr val="196B24"/>
+      </a:accent3>
+      <a:accent4>
+        <a:srgbClr val="0F9ED5"/>
+      </a:accent4>
+      <a:accent5>
+        <a:srgbClr val="A02B93"/>
+      </a:accent5>
+      <a:accent6>
+        <a:srgbClr val="4EA72E"/>
+      </a:accent6>
+      <a:hlink>
+        <a:srgbClr val="467886"/>
+      </a:hlink>
+      <a:folHlink>
+        <a:srgbClr val="96607D"/>
+      </a:folHlink>
+    </a:clrScheme>
+    <a:fontScheme name="Office">
+      <a:majorFont>
+        <a:latin typeface="Aptos Display" panose="02110004020202020204"/>
+        <a:ea typeface=""/>
+        <a:cs typeface=""/>
+        <a:font script="Jpan" typeface="游ゴシック Light"/>
+        <a:font script="Hang" typeface="맑은 고딕"/>
+        <a:font script="Hans" typeface="等线 Light"/>
+        <a:font script="Hant" typeface="新細明體"/>
+        <a:font script="Arab" typeface="Times New Roman"/>
+        <a:font script="Hebr" typeface="Times New Roman"/>
+        <a:font script="Thai" typeface="Angsana New"/>
+        <a:font script="Ethi" typeface="Nyala"/>
+        <a:font script="Beng" typeface="Vrinda"/>
+        <a:font script="Gujr" typeface="Shruti"/>
+        <a:font script="Khmr" typeface="MoolBoran"/>
+        <a:font script="Knda" typeface="Tunga"/>
+        <a:font script="Guru" typeface="Raavi"/>
+        <a:font script="Cans" typeface="Euphemia"/>
+        <a:font script="Cher" typeface="Plantagenet Cherokee"/>
+        <a:font script="Yiii" typeface="Microsoft Yi Baiti"/>
+        <a:font script="Tibt" typeface="Microsoft Himalaya"/>
+        <a:font script="Thaa" typeface="MV Boli"/>
+        <a:font script="Deva" typeface="Mangal"/>
+        <a:font script="Telu" typeface="Gautami"/>
+        <a:font script="Taml" typeface="Latha"/>
+        <a:font script="Syrc" typeface="Estrangelo Edessa"/>
+        <a:font script="Orya" typeface="Kalinga"/>
+        <a:font script="Mlym" typeface="Kartika"/>
+        <a:font script="Laoo" typeface="DokChampa"/>
+        <a:font script="Sinh" typeface="Iskoola Pota"/>
+        <a:font script="Mong" typeface="Mongolian Baiti"/>
+        <a:font script="Viet" typeface="Times New Roman"/>
+        <a:font script="Uigh" typeface="Microsoft Uighur"/>
+        <a:font script="Geor" typeface="Sylfaen"/>
+        <a:font script="Armn" typeface="Arial"/>
+        <a:font script="Bugi" typeface="Leelawadee UI"/>
+        <a:font script="Bopo" typeface="Microsoft JhengHei"/>
+        <a:font script="Java" typeface="Javanese Text"/>
+        <a:font script="Lisu" typeface="Segoe UI"/>
+        <a:font script="Mymr" typeface="Myanmar Text"/>
+        <a:font script="Nkoo" typeface="Ebrima"/>
+        <a:font script="Olck" typeface="Nirmala UI"/>
+        <a:font script="Osma" typeface="Ebrima"/>
+        <a:font script="Phag" typeface="Phagspa"/>
+        <a:font script="Syrn" typeface="Estrangelo Edessa"/>
+        <a:font script="Syrj" typeface="Estrangelo Edessa"/>
+        <a:font script="Syre" typeface="Estrangelo Edessa"/>
+        <a:font script="Sora" typeface="Nirmala UI"/>
+        <a:font script="Tale" typeface="Microsoft Tai Le"/>
+        <a:font script="Talu" typeface="Microsoft New Tai Lue"/>
+        <a:font script="Tfng" typeface="Ebrima"/>
+      </a:majorFont>
+      <a:minorFont>
+        <a:latin typeface="Aptos" panose="02110004020202020204"/>
+        <a:ea typeface=""/>
+        <a:cs typeface=""/>
+        <a:font script="Jpan" typeface="游明朝"/>
+        <a:font script="Hang" typeface="맑은 고딕"/>
+        <a:font script="Hans" typeface="等线"/>
+        <a:font script="Hant" typeface="新細明體"/>
+        <a:font script="Arab" typeface="Arial"/>
+        <a:font script="Hebr" typeface="Arial"/>
+        <a:font script="Thai" typeface="Cordia New"/>
+        <a:font script="Ethi" typeface="Nyala"/>
+        <a:font script="Beng" typeface="Vrinda"/>
+        <a:font script="Gujr" typeface="Shruti"/>
+        <a:font script="Khmr" typeface="DaunPenh"/>
+        <a:font script="Knda" typeface="Tunga"/>
+        <a:font script="Guru" typeface="Raavi"/>
+        <a:font script="Cans" typeface="Euphemia"/>
+        <a:font script="Cher" typeface="Plantagenet Cherokee"/>
+        <a:font script="Yiii" typeface="Microsoft Yi Baiti"/>
+        <a:font script="Tibt" typeface="Microsoft Himalaya"/>
+        <a:font script="Thaa" typeface="MV Boli"/>
+        <a:font script="Deva" typeface="Mangal"/>
+        <a:font script="Telu" typeface="Gautami"/>
+        <a:font script="Taml" typeface="Latha"/>
+        <a:font script="Syrc" typeface="Estrangelo Edessa"/>
+        <a:font script="Orya" typeface="Kalinga"/>
+        <a:font script="Mlym" typeface="Kartika"/>
+        <a:font script="Laoo" typeface="DokChampa"/>
+        <a:font script="Sinh" typeface="Iskoola Pota"/>
+        <a:font script="Mong" typeface="Mongolian Baiti"/>
+        <a:font script="Viet" typeface="Arial"/>
+        <a:font script="Uigh" typeface="Microsoft Uighur"/>
+        <a:font script="Geor" typeface="Sylfaen"/>
+        <a:font script="Armn" typeface="Arial"/>
+        <a:font script="Bugi" typeface="Leelawadee UI"/>
+        <a:font script="Bopo" typeface="Microsoft JhengHei"/>
+        <a:font script="Java" typeface="Javanese Text"/>
+        <a:font script="Lisu" typeface="Segoe UI"/>
+        <a:font script="Mymr" typeface="Myanmar Text"/>
+        <a:font script="Nkoo" typeface="Ebrima"/>
+        <a:font script="Olck" typeface="Nirmala UI"/>
+        <a:font script="Osma" typeface="Ebrima"/>
+        <a:font script="Phag" typeface="Phagspa"/>
+        <a:font script="Syrn" typeface="Estrangelo Edessa"/>
+        <a:font script="Syrj" typeface="Estrangelo Edessa"/>
+        <a:font script="Syre" typeface="Estrangelo Edessa"/>
+        <a:font script="Sora" typeface="Nirmala UI"/>
+        <a:font script="Tale" typeface="Microsoft Tai Le"/>
+        <a:font script="Talu" typeface="Microsoft New Tai Lue"/>
+        <a:font script="Tfng" typeface="Ebrima"/>
+      </a:minorFont>
+    </a:fontScheme>
+    <a:fmtScheme name="Office">
+      <a:fillStyleLst>
+        <a:solidFill>
+          <a:schemeClr val="phClr"/>
+        </a:solidFill>
+        <a:gradFill rotWithShape="1">
+          <a:gsLst>
+            <a:gs pos="0">
+              <a:schemeClr val="phClr">
+                <a:lumMod val="110000"/>
+                <a:satMod val="105000"/>
+                <a:tint val="67000"/>
+              </a:schemeClr>
+            </a:gs>
+            <a:gs pos="50000">
+              <a:schemeClr val="phClr">
+                <a:lumMod val="105000"/>
+                <a:satMod val="103000"/>
+                <a:tint val="73000"/>
+              </a:schemeClr>
+            </a:gs>
+            <a:gs pos="100000">
+              <a:schemeClr val="phClr">
+                <a:lumMod val="105000"/>
+                <a:satMod val="109000"/>
+                <a:tint val="81000"/>
+              </a:schemeClr>
+            </a:gs>
+          </a:gsLst>
+          <a:lin ang="5400000" scaled="0"/>
+        </a:gradFill>
+        <a:gradFill rotWithShape="1">
+          <a:gsLst>
+            <a:gs pos="0">
+              <a:schemeClr val="phClr">
+                <a:satMod val="103000"/>
+                <a:lumMod val="102000"/>
+                <a:tint val="94000"/>
+              </a:schemeClr>
+            </a:gs>
+            <a:gs pos="50000">
+              <a:schemeClr val="phClr">
+                <a:satMod val="110000"/>
+                <a:lumMod val="100000"/>
+                <a:shade val="100000"/>
+              </a:schemeClr>
+            </a:gs>
+            <a:gs pos="100000">
+              <a:schemeClr val="phClr">
+                <a:lumMod val="99000"/>
+                <a:satMod val="120000"/>
+                <a:shade val="78000"/>
+              </a:schemeClr>
+            </a:gs>
+          </a:gsLst>
+          <a:lin ang="5400000" scaled="0"/>
+        </a:gradFill>
+      </a:fillStyleLst>
+      <a:lnStyleLst>
+        <a:ln w="12700" cap="flat" cmpd="sng" algn="ctr">
+          <a:solidFill>
+            <a:schemeClr val="phClr"/>
+          </a:solidFill>
+          <a:prstDash val="solid"/>
+          <a:miter lim="800000"/>
+        </a:ln>
+        <a:ln w="19050" cap="flat" cmpd="sng" algn="ctr">
+          <a:solidFill>
+            <a:schemeClr val="phClr"/>
+          </a:solidFill>
+          <a:prstDash val="solid"/>
+          <a:miter lim="800000"/>
+        </a:ln>
+        <a:ln w="25400" cap="flat" cmpd="sng" algn="ctr">
+          <a:solidFill>
+            <a:schemeClr val="phClr"/>
+          </a:solidFill>
+          <a:prstDash val="solid"/>
+          <a:miter lim="800000"/>
+        </a:ln>
+      </a:lnStyleLst>
+      <a:effectStyleLst>
+        <a:effectStyle>
+          <a:effectLst/>
+        </a:effectStyle>
+        <a:effectStyle>
+          <a:effectLst/>
+        </a:effectStyle>
+        <a:effectStyle>
+          <a:effectLst>
+            <a:outerShdw blurRad="57150" dist="19050" dir="5400000" algn="ctr" rotWithShape="0">
+              <a:srgbClr val="000000">
+                <a:alpha val="63000"/>
+              </a:srgbClr>
+            </a:outerShdw>
+          </a:effectLst>
+        </a:effectStyle>
+      </a:effectStyleLst>
+      <a:bgFillStyleLst>
+        <a:solidFill>
+          <a:schemeClr val="phClr"/>
+        </a:solidFill>
+        <a:solidFill>
+          <a:schemeClr val="phClr">
+            <a:tint val="95000"/>
+            <a:satMod val="170000"/>
+          </a:schemeClr>
+        </a:solidFill>
+        <a:gradFill rotWithShape="1">
+          <a:gsLst>
+            <a:gs pos="0">
+              <a:schemeClr val="phClr">
+                <a:tint val="93000"/>
+                <a:satMod val="150000"/>
+                <a:shade val="98000"/>
+                <a:lumMod val="102000"/>
+              </a:schemeClr>
+            </a:gs>
+            <a:gs pos="50000">
+              <a:schemeClr val="phClr">
+                <a:tint val="98000"/>
+                <a:satMod val="130000"/>
+                <a:shade val="90000"/>
+                <a:lumMod val="103000"/>
+              </a:schemeClr>
+            </a:gs>
+            <a:gs pos="100000">
+              <a:schemeClr val="phClr">
+                <a:shade val="63000"/>
+                <a:satMod val="120000"/>
+              </a:schemeClr>
+            </a:gs>
+          </a:gsLst>
+          <a:lin ang="5400000" scaled="0"/>
+        </a:gradFill>
+      </a:bgFillStyleLst>
+    </a:fmtScheme>
+  </a:themeElements>
+  <a:objectDefaults>
+    <a:lnDef>
+      <a:spPr/>
+      <a:bodyPr/>
+      <a:lstStyle/>
+      <a:style>
+        <a:lnRef idx="2">
+          <a:schemeClr val="accent1"/>
+        </a:lnRef>
+        <a:fillRef idx="0">
+          <a:schemeClr val="accent1"/>
+        </a:fillRef>
+        <a:effectRef idx="1">
+          <a:schemeClr val="accent1"/>
+        </a:effectRef>
+        <a:fontRef idx="minor">
+          <a:schemeClr val="tx1"/>
+        </a:fontRef>
+      </a:style>
+    </a:lnDef>
+  </a:objectDefaults>
+  <a:extraClrSchemeLst/>
+  <a:extLst>
+    <a:ext uri="{05A4C25C-085E-4340-85A3-A5531E510DB2}">
+      <thm15:themeFamily xmlns:thm15="http://schemas.microsoft.com/office/thememl/2012/main" name="Office Theme" id="{2E142A2C-CD16-42D6-873A-C26D2A0506FA}" vid="{1BDDFF52-6CD6-40A5-AB3C-68EB2F1E4D0A}"/>
+    </a:ext>
+  </a:extLst>
+</a:theme>
 </file>